--- a/doc/Shoot-me-up-Rapport-EstebanEscher.docx
+++ b/doc/Shoot-me-up-Rapport-EstebanEscher.docx
@@ -169,8 +169,10 @@
           <w:bCs w:val="0"/>
           <w:caps w:val="0"/>
           <w:noProof/>
-          <w:sz w:val="22"/>
-          <w:szCs w:val="22"/>
+          <w:kern w:val="2"/>
+          <w:sz w:val="24"/>
+          <w:szCs w:val="24"/>
+          <w14:ligatures w14:val="standardContextual"/>
         </w:rPr>
       </w:pPr>
       <w:r>
@@ -206,7 +208,7 @@
         </w:rPr>
         <w:fldChar w:fldCharType="separate"/>
       </w:r>
-      <w:hyperlink w:anchor="_Toc308526316" w:history="1">
+      <w:hyperlink w:anchor="_Toc239431411" w:history="1">
         <w:r>
           <w:rPr>
             <w:rStyle w:val="Lienhypertexte"/>
@@ -221,8 +223,10 @@
             <w:bCs w:val="0"/>
             <w:caps w:val="0"/>
             <w:noProof/>
-            <w:sz w:val="22"/>
-            <w:szCs w:val="22"/>
+            <w:kern w:val="2"/>
+            <w:sz w:val="24"/>
+            <w:szCs w:val="24"/>
+            <w14:ligatures w14:val="standardContextual"/>
           </w:rPr>
           <w:tab/>
         </w:r>
@@ -231,7 +235,7 @@
             <w:rStyle w:val="Lienhypertexte"/>
             <w:noProof/>
           </w:rPr>
-          <w:t>Spécifications</w:t>
+          <w:t>Introduction</w:t>
         </w:r>
         <w:r>
           <w:rPr>
@@ -252,7 +256,7 @@
             <w:noProof/>
             <w:webHidden/>
           </w:rPr>
-          <w:instrText xml:space="preserve"> PAGEREF _Toc308526316 \h </w:instrText>
+          <w:instrText xml:space="preserve"> PAGEREF _Toc239431411 \h </w:instrText>
         </w:r>
         <w:r>
           <w:rPr>
@@ -287,51 +291,35 @@
       <w:pPr>
         <w:pStyle w:val="TM2"/>
         <w:tabs>
-          <w:tab w:val="left" w:pos="800"/>
           <w:tab w:val="right" w:leader="dot" w:pos="9060"/>
         </w:tabs>
         <w:rPr>
           <w:rFonts w:eastAsiaTheme="minorEastAsia" w:cstheme="minorBidi"/>
           <w:smallCaps w:val="0"/>
           <w:noProof/>
-          <w:sz w:val="22"/>
-          <w:szCs w:val="22"/>
+          <w:kern w:val="2"/>
+          <w:sz w:val="24"/>
+          <w:szCs w:val="24"/>
+          <w14:ligatures w14:val="standardContextual"/>
         </w:rPr>
       </w:pPr>
-      <w:hyperlink w:anchor="_Toc308526317" w:history="1">
+      <w:hyperlink w:anchor="_Toc239431412" w:history="1">
         <w:r>
           <w:rPr>
             <w:rStyle w:val="Lienhypertexte"/>
             <w:noProof/>
           </w:rPr>
-          <w:t>1.1</w:t>
-        </w:r>
-        <w:r>
-          <w:rPr>
-            <w:rFonts w:eastAsiaTheme="minorEastAsia" w:cstheme="minorBidi"/>
-            <w:smallCaps w:val="0"/>
-            <w:noProof/>
-            <w:sz w:val="22"/>
-            <w:szCs w:val="22"/>
+          <w:t>Titre</w:t>
+        </w:r>
+        <w:r>
+          <w:rPr>
+            <w:noProof/>
+            <w:webHidden/>
           </w:rPr>
           <w:tab/>
         </w:r>
         <w:r>
           <w:rPr>
-            <w:rStyle w:val="Lienhypertexte"/>
-            <w:noProof/>
-          </w:rPr>
-          <w:t>Titre</w:t>
-        </w:r>
-        <w:r>
-          <w:rPr>
-            <w:noProof/>
-            <w:webHidden/>
-          </w:rPr>
-          <w:tab/>
-        </w:r>
-        <w:r>
-          <w:rPr>
             <w:noProof/>
             <w:webHidden/>
           </w:rPr>
@@ -342,7 +330,7 @@
             <w:noProof/>
             <w:webHidden/>
           </w:rPr>
-          <w:instrText xml:space="preserve"> PAGEREF _Toc308526317 \h </w:instrText>
+          <w:instrText xml:space="preserve"> PAGEREF _Toc239431412 \h </w:instrText>
         </w:r>
         <w:r>
           <w:rPr>
@@ -377,51 +365,35 @@
       <w:pPr>
         <w:pStyle w:val="TM2"/>
         <w:tabs>
-          <w:tab w:val="left" w:pos="800"/>
           <w:tab w:val="right" w:leader="dot" w:pos="9060"/>
         </w:tabs>
         <w:rPr>
           <w:rFonts w:eastAsiaTheme="minorEastAsia" w:cstheme="minorBidi"/>
           <w:smallCaps w:val="0"/>
           <w:noProof/>
-          <w:sz w:val="22"/>
-          <w:szCs w:val="22"/>
+          <w:kern w:val="2"/>
+          <w:sz w:val="24"/>
+          <w:szCs w:val="24"/>
+          <w14:ligatures w14:val="standardContextual"/>
         </w:rPr>
       </w:pPr>
-      <w:hyperlink w:anchor="_Toc308526318" w:history="1">
+      <w:hyperlink w:anchor="_Toc239431413" w:history="1">
         <w:r>
           <w:rPr>
             <w:rStyle w:val="Lienhypertexte"/>
             <w:noProof/>
           </w:rPr>
-          <w:t>1.2</w:t>
-        </w:r>
-        <w:r>
-          <w:rPr>
-            <w:rFonts w:eastAsiaTheme="minorEastAsia" w:cstheme="minorBidi"/>
-            <w:smallCaps w:val="0"/>
-            <w:noProof/>
-            <w:sz w:val="22"/>
-            <w:szCs w:val="22"/>
+          <w:t>Objectifs produits</w:t>
+        </w:r>
+        <w:r>
+          <w:rPr>
+            <w:noProof/>
+            <w:webHidden/>
           </w:rPr>
           <w:tab/>
         </w:r>
         <w:r>
           <w:rPr>
-            <w:rStyle w:val="Lienhypertexte"/>
-            <w:noProof/>
-          </w:rPr>
-          <w:t>Description</w:t>
-        </w:r>
-        <w:r>
-          <w:rPr>
-            <w:noProof/>
-            <w:webHidden/>
-          </w:rPr>
-          <w:tab/>
-        </w:r>
-        <w:r>
-          <w:rPr>
             <w:noProof/>
             <w:webHidden/>
           </w:rPr>
@@ -432,7 +404,7 @@
             <w:noProof/>
             <w:webHidden/>
           </w:rPr>
-          <w:instrText xml:space="preserve"> PAGEREF _Toc308526318 \h </w:instrText>
+          <w:instrText xml:space="preserve"> PAGEREF _Toc239431413 \h </w:instrText>
         </w:r>
         <w:r>
           <w:rPr>
@@ -467,51 +439,35 @@
       <w:pPr>
         <w:pStyle w:val="TM2"/>
         <w:tabs>
-          <w:tab w:val="left" w:pos="800"/>
           <w:tab w:val="right" w:leader="dot" w:pos="9060"/>
         </w:tabs>
         <w:rPr>
           <w:rFonts w:eastAsiaTheme="minorEastAsia" w:cstheme="minorBidi"/>
           <w:smallCaps w:val="0"/>
           <w:noProof/>
-          <w:sz w:val="22"/>
-          <w:szCs w:val="22"/>
+          <w:kern w:val="2"/>
+          <w:sz w:val="24"/>
+          <w:szCs w:val="24"/>
+          <w14:ligatures w14:val="standardContextual"/>
         </w:rPr>
       </w:pPr>
-      <w:hyperlink w:anchor="_Toc308526319" w:history="1">
+      <w:hyperlink w:anchor="_Toc239431414" w:history="1">
         <w:r>
           <w:rPr>
             <w:rStyle w:val="Lienhypertexte"/>
             <w:noProof/>
           </w:rPr>
-          <w:t>1.3</w:t>
-        </w:r>
-        <w:r>
-          <w:rPr>
-            <w:rFonts w:eastAsiaTheme="minorEastAsia" w:cstheme="minorBidi"/>
-            <w:smallCaps w:val="0"/>
-            <w:noProof/>
-            <w:sz w:val="22"/>
-            <w:szCs w:val="22"/>
+          <w:t>Objectifs pédagogiques</w:t>
+        </w:r>
+        <w:r>
+          <w:rPr>
+            <w:noProof/>
+            <w:webHidden/>
           </w:rPr>
           <w:tab/>
         </w:r>
         <w:r>
           <w:rPr>
-            <w:rStyle w:val="Lienhypertexte"/>
-            <w:noProof/>
-          </w:rPr>
-          <w:t>Matériel et logiciels à disposition</w:t>
-        </w:r>
-        <w:r>
-          <w:rPr>
-            <w:noProof/>
-            <w:webHidden/>
-          </w:rPr>
-          <w:tab/>
-        </w:r>
-        <w:r>
-          <w:rPr>
             <w:noProof/>
             <w:webHidden/>
           </w:rPr>
@@ -522,7 +478,7 @@
             <w:noProof/>
             <w:webHidden/>
           </w:rPr>
-          <w:instrText xml:space="preserve"> PAGEREF _Toc308526319 \h </w:instrText>
+          <w:instrText xml:space="preserve"> PAGEREF _Toc239431414 \h </w:instrText>
         </w:r>
         <w:r>
           <w:rPr>
@@ -543,1010 +499,6 @@
             <w:webHidden/>
           </w:rPr>
           <w:t>3</w:t>
-        </w:r>
-        <w:r>
-          <w:rPr>
-            <w:noProof/>
-            <w:webHidden/>
-          </w:rPr>
-          <w:fldChar w:fldCharType="end"/>
-        </w:r>
-      </w:hyperlink>
-    </w:p>
-    <w:p>
-      <w:pPr>
-        <w:pStyle w:val="TM2"/>
-        <w:tabs>
-          <w:tab w:val="left" w:pos="800"/>
-          <w:tab w:val="right" w:leader="dot" w:pos="9060"/>
-        </w:tabs>
-        <w:rPr>
-          <w:rFonts w:eastAsiaTheme="minorEastAsia" w:cstheme="minorBidi"/>
-          <w:smallCaps w:val="0"/>
-          <w:noProof/>
-          <w:sz w:val="22"/>
-          <w:szCs w:val="22"/>
-        </w:rPr>
-      </w:pPr>
-      <w:hyperlink w:anchor="_Toc308526320" w:history="1">
-        <w:r>
-          <w:rPr>
-            <w:rStyle w:val="Lienhypertexte"/>
-            <w:noProof/>
-          </w:rPr>
-          <w:t>1.4</w:t>
-        </w:r>
-        <w:r>
-          <w:rPr>
-            <w:rFonts w:eastAsiaTheme="minorEastAsia" w:cstheme="minorBidi"/>
-            <w:smallCaps w:val="0"/>
-            <w:noProof/>
-            <w:sz w:val="22"/>
-            <w:szCs w:val="22"/>
-          </w:rPr>
-          <w:tab/>
-        </w:r>
-        <w:r>
-          <w:rPr>
-            <w:rStyle w:val="Lienhypertexte"/>
-            <w:noProof/>
-          </w:rPr>
-          <w:t>Prérequis</w:t>
-        </w:r>
-        <w:r>
-          <w:rPr>
-            <w:noProof/>
-            <w:webHidden/>
-          </w:rPr>
-          <w:tab/>
-        </w:r>
-        <w:r>
-          <w:rPr>
-            <w:noProof/>
-            <w:webHidden/>
-          </w:rPr>
-          <w:fldChar w:fldCharType="begin"/>
-        </w:r>
-        <w:r>
-          <w:rPr>
-            <w:noProof/>
-            <w:webHidden/>
-          </w:rPr>
-          <w:instrText xml:space="preserve"> PAGEREF _Toc308526320 \h </w:instrText>
-        </w:r>
-        <w:r>
-          <w:rPr>
-            <w:noProof/>
-            <w:webHidden/>
-          </w:rPr>
-        </w:r>
-        <w:r>
-          <w:rPr>
-            <w:noProof/>
-            <w:webHidden/>
-          </w:rPr>
-          <w:fldChar w:fldCharType="separate"/>
-        </w:r>
-        <w:r>
-          <w:rPr>
-            <w:noProof/>
-            <w:webHidden/>
-          </w:rPr>
-          <w:t>3</w:t>
-        </w:r>
-        <w:r>
-          <w:rPr>
-            <w:noProof/>
-            <w:webHidden/>
-          </w:rPr>
-          <w:fldChar w:fldCharType="end"/>
-        </w:r>
-      </w:hyperlink>
-    </w:p>
-    <w:p>
-      <w:pPr>
-        <w:pStyle w:val="TM2"/>
-        <w:tabs>
-          <w:tab w:val="left" w:pos="800"/>
-          <w:tab w:val="right" w:leader="dot" w:pos="9060"/>
-        </w:tabs>
-        <w:rPr>
-          <w:rFonts w:eastAsiaTheme="minorEastAsia" w:cstheme="minorBidi"/>
-          <w:smallCaps w:val="0"/>
-          <w:noProof/>
-          <w:sz w:val="22"/>
-          <w:szCs w:val="22"/>
-        </w:rPr>
-      </w:pPr>
-      <w:hyperlink w:anchor="_Toc308526321" w:history="1">
-        <w:r>
-          <w:rPr>
-            <w:rStyle w:val="Lienhypertexte"/>
-            <w:noProof/>
-          </w:rPr>
-          <w:t>1.5</w:t>
-        </w:r>
-        <w:r>
-          <w:rPr>
-            <w:rFonts w:eastAsiaTheme="minorEastAsia" w:cstheme="minorBidi"/>
-            <w:smallCaps w:val="0"/>
-            <w:noProof/>
-            <w:sz w:val="22"/>
-            <w:szCs w:val="22"/>
-          </w:rPr>
-          <w:tab/>
-        </w:r>
-        <w:r>
-          <w:rPr>
-            <w:rStyle w:val="Lienhypertexte"/>
-            <w:noProof/>
-          </w:rPr>
-          <w:t>Cahier des charges</w:t>
-        </w:r>
-        <w:r>
-          <w:rPr>
-            <w:noProof/>
-            <w:webHidden/>
-          </w:rPr>
-          <w:tab/>
-        </w:r>
-        <w:r>
-          <w:rPr>
-            <w:noProof/>
-            <w:webHidden/>
-          </w:rPr>
-          <w:fldChar w:fldCharType="begin"/>
-        </w:r>
-        <w:r>
-          <w:rPr>
-            <w:noProof/>
-            <w:webHidden/>
-          </w:rPr>
-          <w:instrText xml:space="preserve"> PAGEREF _Toc308526321 \h </w:instrText>
-        </w:r>
-        <w:r>
-          <w:rPr>
-            <w:noProof/>
-            <w:webHidden/>
-          </w:rPr>
-        </w:r>
-        <w:r>
-          <w:rPr>
-            <w:noProof/>
-            <w:webHidden/>
-          </w:rPr>
-          <w:fldChar w:fldCharType="separate"/>
-        </w:r>
-        <w:r>
-          <w:rPr>
-            <w:noProof/>
-            <w:webHidden/>
-          </w:rPr>
-          <w:t>3</w:t>
-        </w:r>
-        <w:r>
-          <w:rPr>
-            <w:noProof/>
-            <w:webHidden/>
-          </w:rPr>
-          <w:fldChar w:fldCharType="end"/>
-        </w:r>
-      </w:hyperlink>
-    </w:p>
-    <w:p>
-      <w:pPr>
-        <w:pStyle w:val="TM3"/>
-        <w:tabs>
-          <w:tab w:val="left" w:pos="1200"/>
-          <w:tab w:val="right" w:leader="dot" w:pos="9060"/>
-        </w:tabs>
-        <w:rPr>
-          <w:rFonts w:eastAsiaTheme="minorEastAsia" w:cstheme="minorBidi"/>
-          <w:i w:val="0"/>
-          <w:iCs w:val="0"/>
-          <w:noProof/>
-          <w:sz w:val="22"/>
-          <w:szCs w:val="22"/>
-        </w:rPr>
-      </w:pPr>
-      <w:hyperlink w:anchor="_Toc308526322" w:history="1">
-        <w:r>
-          <w:rPr>
-            <w:rStyle w:val="Lienhypertexte"/>
-            <w:noProof/>
-          </w:rPr>
-          <w:t>1.5.1</w:t>
-        </w:r>
-        <w:r>
-          <w:rPr>
-            <w:rFonts w:eastAsiaTheme="minorEastAsia" w:cstheme="minorBidi"/>
-            <w:i w:val="0"/>
-            <w:iCs w:val="0"/>
-            <w:noProof/>
-            <w:sz w:val="22"/>
-            <w:szCs w:val="22"/>
-          </w:rPr>
-          <w:tab/>
-        </w:r>
-        <w:r>
-          <w:rPr>
-            <w:rStyle w:val="Lienhypertexte"/>
-            <w:noProof/>
-          </w:rPr>
-          <w:t>Objectifs et portée du projet (objectifs SMART)</w:t>
-        </w:r>
-        <w:r>
-          <w:rPr>
-            <w:noProof/>
-            <w:webHidden/>
-          </w:rPr>
-          <w:tab/>
-        </w:r>
-        <w:r>
-          <w:rPr>
-            <w:noProof/>
-            <w:webHidden/>
-          </w:rPr>
-          <w:fldChar w:fldCharType="begin"/>
-        </w:r>
-        <w:r>
-          <w:rPr>
-            <w:noProof/>
-            <w:webHidden/>
-          </w:rPr>
-          <w:instrText xml:space="preserve"> PAGEREF _Toc308526322 \h </w:instrText>
-        </w:r>
-        <w:r>
-          <w:rPr>
-            <w:noProof/>
-            <w:webHidden/>
-          </w:rPr>
-        </w:r>
-        <w:r>
-          <w:rPr>
-            <w:noProof/>
-            <w:webHidden/>
-          </w:rPr>
-          <w:fldChar w:fldCharType="separate"/>
-        </w:r>
-        <w:r>
-          <w:rPr>
-            <w:noProof/>
-            <w:webHidden/>
-          </w:rPr>
-          <w:t>3</w:t>
-        </w:r>
-        <w:r>
-          <w:rPr>
-            <w:noProof/>
-            <w:webHidden/>
-          </w:rPr>
-          <w:fldChar w:fldCharType="end"/>
-        </w:r>
-      </w:hyperlink>
-    </w:p>
-    <w:p>
-      <w:pPr>
-        <w:pStyle w:val="TM3"/>
-        <w:tabs>
-          <w:tab w:val="left" w:pos="1200"/>
-          <w:tab w:val="right" w:leader="dot" w:pos="9060"/>
-        </w:tabs>
-        <w:rPr>
-          <w:rFonts w:eastAsiaTheme="minorEastAsia" w:cstheme="minorBidi"/>
-          <w:i w:val="0"/>
-          <w:iCs w:val="0"/>
-          <w:noProof/>
-          <w:sz w:val="22"/>
-          <w:szCs w:val="22"/>
-        </w:rPr>
-      </w:pPr>
-      <w:hyperlink w:anchor="_Toc308526323" w:history="1">
-        <w:r>
-          <w:rPr>
-            <w:rStyle w:val="Lienhypertexte"/>
-            <w:noProof/>
-          </w:rPr>
-          <w:t>1.5.2</w:t>
-        </w:r>
-        <w:r>
-          <w:rPr>
-            <w:rFonts w:eastAsiaTheme="minorEastAsia" w:cstheme="minorBidi"/>
-            <w:i w:val="0"/>
-            <w:iCs w:val="0"/>
-            <w:noProof/>
-            <w:sz w:val="22"/>
-            <w:szCs w:val="22"/>
-          </w:rPr>
-          <w:tab/>
-        </w:r>
-        <w:r>
-          <w:rPr>
-            <w:rStyle w:val="Lienhypertexte"/>
-            <w:noProof/>
-          </w:rPr>
-          <w:t>Caractéristiques des utilisateurs et impacts</w:t>
-        </w:r>
-        <w:r>
-          <w:rPr>
-            <w:noProof/>
-            <w:webHidden/>
-          </w:rPr>
-          <w:tab/>
-        </w:r>
-        <w:r>
-          <w:rPr>
-            <w:noProof/>
-            <w:webHidden/>
-          </w:rPr>
-          <w:fldChar w:fldCharType="begin"/>
-        </w:r>
-        <w:r>
-          <w:rPr>
-            <w:noProof/>
-            <w:webHidden/>
-          </w:rPr>
-          <w:instrText xml:space="preserve"> PAGEREF _Toc308526323 \h </w:instrText>
-        </w:r>
-        <w:r>
-          <w:rPr>
-            <w:noProof/>
-            <w:webHidden/>
-          </w:rPr>
-        </w:r>
-        <w:r>
-          <w:rPr>
-            <w:noProof/>
-            <w:webHidden/>
-          </w:rPr>
-          <w:fldChar w:fldCharType="separate"/>
-        </w:r>
-        <w:r>
-          <w:rPr>
-            <w:noProof/>
-            <w:webHidden/>
-          </w:rPr>
-          <w:t>3</w:t>
-        </w:r>
-        <w:r>
-          <w:rPr>
-            <w:noProof/>
-            <w:webHidden/>
-          </w:rPr>
-          <w:fldChar w:fldCharType="end"/>
-        </w:r>
-      </w:hyperlink>
-    </w:p>
-    <w:p>
-      <w:pPr>
-        <w:pStyle w:val="TM3"/>
-        <w:tabs>
-          <w:tab w:val="left" w:pos="1200"/>
-          <w:tab w:val="right" w:leader="dot" w:pos="9060"/>
-        </w:tabs>
-        <w:rPr>
-          <w:rFonts w:eastAsiaTheme="minorEastAsia" w:cstheme="minorBidi"/>
-          <w:i w:val="0"/>
-          <w:iCs w:val="0"/>
-          <w:noProof/>
-          <w:sz w:val="22"/>
-          <w:szCs w:val="22"/>
-        </w:rPr>
-      </w:pPr>
-      <w:hyperlink w:anchor="_Toc308526324" w:history="1">
-        <w:r>
-          <w:rPr>
-            <w:rStyle w:val="Lienhypertexte"/>
-            <w:noProof/>
-          </w:rPr>
-          <w:t>1.5.3</w:t>
-        </w:r>
-        <w:r>
-          <w:rPr>
-            <w:rFonts w:eastAsiaTheme="minorEastAsia" w:cstheme="minorBidi"/>
-            <w:i w:val="0"/>
-            <w:iCs w:val="0"/>
-            <w:noProof/>
-            <w:sz w:val="22"/>
-            <w:szCs w:val="22"/>
-          </w:rPr>
-          <w:tab/>
-        </w:r>
-        <w:r>
-          <w:rPr>
-            <w:rStyle w:val="Lienhypertexte"/>
-            <w:noProof/>
-          </w:rPr>
-          <w:t>Fonctionnalités requises (du point de vue de l’utilisateur)</w:t>
-        </w:r>
-        <w:r>
-          <w:rPr>
-            <w:noProof/>
-            <w:webHidden/>
-          </w:rPr>
-          <w:tab/>
-        </w:r>
-        <w:r>
-          <w:rPr>
-            <w:noProof/>
-            <w:webHidden/>
-          </w:rPr>
-          <w:fldChar w:fldCharType="begin"/>
-        </w:r>
-        <w:r>
-          <w:rPr>
-            <w:noProof/>
-            <w:webHidden/>
-          </w:rPr>
-          <w:instrText xml:space="preserve"> PAGEREF _Toc308526324 \h </w:instrText>
-        </w:r>
-        <w:r>
-          <w:rPr>
-            <w:noProof/>
-            <w:webHidden/>
-          </w:rPr>
-        </w:r>
-        <w:r>
-          <w:rPr>
-            <w:noProof/>
-            <w:webHidden/>
-          </w:rPr>
-          <w:fldChar w:fldCharType="separate"/>
-        </w:r>
-        <w:r>
-          <w:rPr>
-            <w:noProof/>
-            <w:webHidden/>
-          </w:rPr>
-          <w:t>3</w:t>
-        </w:r>
-        <w:r>
-          <w:rPr>
-            <w:noProof/>
-            <w:webHidden/>
-          </w:rPr>
-          <w:fldChar w:fldCharType="end"/>
-        </w:r>
-      </w:hyperlink>
-    </w:p>
-    <w:p>
-      <w:pPr>
-        <w:pStyle w:val="TM3"/>
-        <w:tabs>
-          <w:tab w:val="left" w:pos="1200"/>
-          <w:tab w:val="right" w:leader="dot" w:pos="9060"/>
-        </w:tabs>
-        <w:rPr>
-          <w:rFonts w:eastAsiaTheme="minorEastAsia" w:cstheme="minorBidi"/>
-          <w:i w:val="0"/>
-          <w:iCs w:val="0"/>
-          <w:noProof/>
-          <w:sz w:val="22"/>
-          <w:szCs w:val="22"/>
-        </w:rPr>
-      </w:pPr>
-      <w:hyperlink w:anchor="_Toc308526325" w:history="1">
-        <w:r>
-          <w:rPr>
-            <w:rStyle w:val="Lienhypertexte"/>
-            <w:noProof/>
-          </w:rPr>
-          <w:t>1.5.4</w:t>
-        </w:r>
-        <w:r>
-          <w:rPr>
-            <w:rFonts w:eastAsiaTheme="minorEastAsia" w:cstheme="minorBidi"/>
-            <w:i w:val="0"/>
-            <w:iCs w:val="0"/>
-            <w:noProof/>
-            <w:sz w:val="22"/>
-            <w:szCs w:val="22"/>
-          </w:rPr>
-          <w:tab/>
-        </w:r>
-        <w:r>
-          <w:rPr>
-            <w:rStyle w:val="Lienhypertexte"/>
-            <w:noProof/>
-          </w:rPr>
-          <w:t>Contraintes</w:t>
-        </w:r>
-        <w:r>
-          <w:rPr>
-            <w:noProof/>
-            <w:webHidden/>
-          </w:rPr>
-          <w:tab/>
-        </w:r>
-        <w:r>
-          <w:rPr>
-            <w:noProof/>
-            <w:webHidden/>
-          </w:rPr>
-          <w:fldChar w:fldCharType="begin"/>
-        </w:r>
-        <w:r>
-          <w:rPr>
-            <w:noProof/>
-            <w:webHidden/>
-          </w:rPr>
-          <w:instrText xml:space="preserve"> PAGEREF _Toc308526325 \h </w:instrText>
-        </w:r>
-        <w:r>
-          <w:rPr>
-            <w:noProof/>
-            <w:webHidden/>
-          </w:rPr>
-        </w:r>
-        <w:r>
-          <w:rPr>
-            <w:noProof/>
-            <w:webHidden/>
-          </w:rPr>
-          <w:fldChar w:fldCharType="separate"/>
-        </w:r>
-        <w:r>
-          <w:rPr>
-            <w:noProof/>
-            <w:webHidden/>
-          </w:rPr>
-          <w:t>3</w:t>
-        </w:r>
-        <w:r>
-          <w:rPr>
-            <w:noProof/>
-            <w:webHidden/>
-          </w:rPr>
-          <w:fldChar w:fldCharType="end"/>
-        </w:r>
-      </w:hyperlink>
-    </w:p>
-    <w:p>
-      <w:pPr>
-        <w:pStyle w:val="TM3"/>
-        <w:tabs>
-          <w:tab w:val="left" w:pos="1200"/>
-          <w:tab w:val="right" w:leader="dot" w:pos="9060"/>
-        </w:tabs>
-        <w:rPr>
-          <w:rFonts w:eastAsiaTheme="minorEastAsia" w:cstheme="minorBidi"/>
-          <w:i w:val="0"/>
-          <w:iCs w:val="0"/>
-          <w:noProof/>
-          <w:sz w:val="22"/>
-          <w:szCs w:val="22"/>
-        </w:rPr>
-      </w:pPr>
-      <w:hyperlink w:anchor="_Toc308526326" w:history="1">
-        <w:r>
-          <w:rPr>
-            <w:rStyle w:val="Lienhypertexte"/>
-            <w:noProof/>
-          </w:rPr>
-          <w:t>1.5.5</w:t>
-        </w:r>
-        <w:r>
-          <w:rPr>
-            <w:rFonts w:eastAsiaTheme="minorEastAsia" w:cstheme="minorBidi"/>
-            <w:i w:val="0"/>
-            <w:iCs w:val="0"/>
-            <w:noProof/>
-            <w:sz w:val="22"/>
-            <w:szCs w:val="22"/>
-          </w:rPr>
-          <w:tab/>
-        </w:r>
-        <w:r>
-          <w:rPr>
-            <w:rStyle w:val="Lienhypertexte"/>
-            <w:noProof/>
-          </w:rPr>
-          <w:t>Travail à réaliser par l'apprenti</w:t>
-        </w:r>
-        <w:r>
-          <w:rPr>
-            <w:noProof/>
-            <w:webHidden/>
-          </w:rPr>
-          <w:tab/>
-        </w:r>
-        <w:r>
-          <w:rPr>
-            <w:noProof/>
-            <w:webHidden/>
-          </w:rPr>
-          <w:fldChar w:fldCharType="begin"/>
-        </w:r>
-        <w:r>
-          <w:rPr>
-            <w:noProof/>
-            <w:webHidden/>
-          </w:rPr>
-          <w:instrText xml:space="preserve"> PAGEREF _Toc308526326 \h </w:instrText>
-        </w:r>
-        <w:r>
-          <w:rPr>
-            <w:noProof/>
-            <w:webHidden/>
-          </w:rPr>
-        </w:r>
-        <w:r>
-          <w:rPr>
-            <w:noProof/>
-            <w:webHidden/>
-          </w:rPr>
-          <w:fldChar w:fldCharType="separate"/>
-        </w:r>
-        <w:r>
-          <w:rPr>
-            <w:noProof/>
-            <w:webHidden/>
-          </w:rPr>
-          <w:t>4</w:t>
-        </w:r>
-        <w:r>
-          <w:rPr>
-            <w:noProof/>
-            <w:webHidden/>
-          </w:rPr>
-          <w:fldChar w:fldCharType="end"/>
-        </w:r>
-      </w:hyperlink>
-    </w:p>
-    <w:p>
-      <w:pPr>
-        <w:pStyle w:val="TM3"/>
-        <w:tabs>
-          <w:tab w:val="left" w:pos="1200"/>
-          <w:tab w:val="right" w:leader="dot" w:pos="9060"/>
-        </w:tabs>
-        <w:rPr>
-          <w:rFonts w:eastAsiaTheme="minorEastAsia" w:cstheme="minorBidi"/>
-          <w:i w:val="0"/>
-          <w:iCs w:val="0"/>
-          <w:noProof/>
-          <w:sz w:val="22"/>
-          <w:szCs w:val="22"/>
-        </w:rPr>
-      </w:pPr>
-      <w:hyperlink w:anchor="_Toc308526327" w:history="1">
-        <w:r>
-          <w:rPr>
-            <w:rStyle w:val="Lienhypertexte"/>
-            <w:noProof/>
-          </w:rPr>
-          <w:t>1.5.6</w:t>
-        </w:r>
-        <w:r>
-          <w:rPr>
-            <w:rFonts w:eastAsiaTheme="minorEastAsia" w:cstheme="minorBidi"/>
-            <w:i w:val="0"/>
-            <w:iCs w:val="0"/>
-            <w:noProof/>
-            <w:sz w:val="22"/>
-            <w:szCs w:val="22"/>
-          </w:rPr>
-          <w:tab/>
-        </w:r>
-        <w:r>
-          <w:rPr>
-            <w:rStyle w:val="Lienhypertexte"/>
-            <w:noProof/>
-          </w:rPr>
-          <w:t>Si le temps le permet …</w:t>
-        </w:r>
-        <w:r>
-          <w:rPr>
-            <w:noProof/>
-            <w:webHidden/>
-          </w:rPr>
-          <w:tab/>
-        </w:r>
-        <w:r>
-          <w:rPr>
-            <w:noProof/>
-            <w:webHidden/>
-          </w:rPr>
-          <w:fldChar w:fldCharType="begin"/>
-        </w:r>
-        <w:r>
-          <w:rPr>
-            <w:noProof/>
-            <w:webHidden/>
-          </w:rPr>
-          <w:instrText xml:space="preserve"> PAGEREF _Toc308526327 \h </w:instrText>
-        </w:r>
-        <w:r>
-          <w:rPr>
-            <w:noProof/>
-            <w:webHidden/>
-          </w:rPr>
-        </w:r>
-        <w:r>
-          <w:rPr>
-            <w:noProof/>
-            <w:webHidden/>
-          </w:rPr>
-          <w:fldChar w:fldCharType="separate"/>
-        </w:r>
-        <w:r>
-          <w:rPr>
-            <w:noProof/>
-            <w:webHidden/>
-          </w:rPr>
-          <w:t>4</w:t>
-        </w:r>
-        <w:r>
-          <w:rPr>
-            <w:noProof/>
-            <w:webHidden/>
-          </w:rPr>
-          <w:fldChar w:fldCharType="end"/>
-        </w:r>
-      </w:hyperlink>
-    </w:p>
-    <w:p>
-      <w:pPr>
-        <w:pStyle w:val="TM3"/>
-        <w:tabs>
-          <w:tab w:val="left" w:pos="1200"/>
-          <w:tab w:val="right" w:leader="dot" w:pos="9060"/>
-        </w:tabs>
-        <w:rPr>
-          <w:rFonts w:eastAsiaTheme="minorEastAsia" w:cstheme="minorBidi"/>
-          <w:i w:val="0"/>
-          <w:iCs w:val="0"/>
-          <w:noProof/>
-          <w:sz w:val="22"/>
-          <w:szCs w:val="22"/>
-        </w:rPr>
-      </w:pPr>
-      <w:hyperlink w:anchor="_Toc308526328" w:history="1">
-        <w:r>
-          <w:rPr>
-            <w:rStyle w:val="Lienhypertexte"/>
-            <w:noProof/>
-          </w:rPr>
-          <w:t>1.5.7</w:t>
-        </w:r>
-        <w:r>
-          <w:rPr>
-            <w:rFonts w:eastAsiaTheme="minorEastAsia" w:cstheme="minorBidi"/>
-            <w:i w:val="0"/>
-            <w:iCs w:val="0"/>
-            <w:noProof/>
-            <w:sz w:val="22"/>
-            <w:szCs w:val="22"/>
-          </w:rPr>
-          <w:tab/>
-        </w:r>
-        <w:r>
-          <w:rPr>
-            <w:rStyle w:val="Lienhypertexte"/>
-            <w:noProof/>
-          </w:rPr>
-          <w:t>Méthodes de validation des solutions</w:t>
-        </w:r>
-        <w:r>
-          <w:rPr>
-            <w:noProof/>
-            <w:webHidden/>
-          </w:rPr>
-          <w:tab/>
-        </w:r>
-        <w:r>
-          <w:rPr>
-            <w:noProof/>
-            <w:webHidden/>
-          </w:rPr>
-          <w:fldChar w:fldCharType="begin"/>
-        </w:r>
-        <w:r>
-          <w:rPr>
-            <w:noProof/>
-            <w:webHidden/>
-          </w:rPr>
-          <w:instrText xml:space="preserve"> PAGEREF _Toc308526328 \h </w:instrText>
-        </w:r>
-        <w:r>
-          <w:rPr>
-            <w:noProof/>
-            <w:webHidden/>
-          </w:rPr>
-        </w:r>
-        <w:r>
-          <w:rPr>
-            <w:noProof/>
-            <w:webHidden/>
-          </w:rPr>
-          <w:fldChar w:fldCharType="separate"/>
-        </w:r>
-        <w:r>
-          <w:rPr>
-            <w:noProof/>
-            <w:webHidden/>
-          </w:rPr>
-          <w:t>4</w:t>
-        </w:r>
-        <w:r>
-          <w:rPr>
-            <w:noProof/>
-            <w:webHidden/>
-          </w:rPr>
-          <w:fldChar w:fldCharType="end"/>
-        </w:r>
-      </w:hyperlink>
-    </w:p>
-    <w:p>
-      <w:pPr>
-        <w:pStyle w:val="TM2"/>
-        <w:tabs>
-          <w:tab w:val="left" w:pos="800"/>
-          <w:tab w:val="right" w:leader="dot" w:pos="9060"/>
-        </w:tabs>
-        <w:rPr>
-          <w:rFonts w:eastAsiaTheme="minorEastAsia" w:cstheme="minorBidi"/>
-          <w:smallCaps w:val="0"/>
-          <w:noProof/>
-          <w:sz w:val="22"/>
-          <w:szCs w:val="22"/>
-        </w:rPr>
-      </w:pPr>
-      <w:hyperlink w:anchor="_Toc308526329" w:history="1">
-        <w:r>
-          <w:rPr>
-            <w:rStyle w:val="Lienhypertexte"/>
-            <w:noProof/>
-          </w:rPr>
-          <w:t>1.6</w:t>
-        </w:r>
-        <w:r>
-          <w:rPr>
-            <w:rFonts w:eastAsiaTheme="minorEastAsia" w:cstheme="minorBidi"/>
-            <w:smallCaps w:val="0"/>
-            <w:noProof/>
-            <w:sz w:val="22"/>
-            <w:szCs w:val="22"/>
-          </w:rPr>
-          <w:tab/>
-        </w:r>
-        <w:r>
-          <w:rPr>
-            <w:rStyle w:val="Lienhypertexte"/>
-            <w:noProof/>
-          </w:rPr>
-          <w:t>Les points suivants seront évalués</w:t>
-        </w:r>
-        <w:r>
-          <w:rPr>
-            <w:noProof/>
-            <w:webHidden/>
-          </w:rPr>
-          <w:tab/>
-        </w:r>
-        <w:r>
-          <w:rPr>
-            <w:noProof/>
-            <w:webHidden/>
-          </w:rPr>
-          <w:fldChar w:fldCharType="begin"/>
-        </w:r>
-        <w:r>
-          <w:rPr>
-            <w:noProof/>
-            <w:webHidden/>
-          </w:rPr>
-          <w:instrText xml:space="preserve"> PAGEREF _Toc308526329 \h </w:instrText>
-        </w:r>
-        <w:r>
-          <w:rPr>
-            <w:noProof/>
-            <w:webHidden/>
-          </w:rPr>
-        </w:r>
-        <w:r>
-          <w:rPr>
-            <w:noProof/>
-            <w:webHidden/>
-          </w:rPr>
-          <w:fldChar w:fldCharType="separate"/>
-        </w:r>
-        <w:r>
-          <w:rPr>
-            <w:noProof/>
-            <w:webHidden/>
-          </w:rPr>
-          <w:t>4</w:t>
-        </w:r>
-        <w:r>
-          <w:rPr>
-            <w:noProof/>
-            <w:webHidden/>
-          </w:rPr>
-          <w:fldChar w:fldCharType="end"/>
-        </w:r>
-      </w:hyperlink>
-    </w:p>
-    <w:p>
-      <w:pPr>
-        <w:pStyle w:val="TM2"/>
-        <w:tabs>
-          <w:tab w:val="left" w:pos="800"/>
-          <w:tab w:val="right" w:leader="dot" w:pos="9060"/>
-        </w:tabs>
-        <w:rPr>
-          <w:rFonts w:eastAsiaTheme="minorEastAsia" w:cstheme="minorBidi"/>
-          <w:smallCaps w:val="0"/>
-          <w:noProof/>
-          <w:sz w:val="22"/>
-          <w:szCs w:val="22"/>
-        </w:rPr>
-      </w:pPr>
-      <w:hyperlink w:anchor="_Toc308526330" w:history="1">
-        <w:r>
-          <w:rPr>
-            <w:rStyle w:val="Lienhypertexte"/>
-            <w:noProof/>
-          </w:rPr>
-          <w:t>1.7</w:t>
-        </w:r>
-        <w:r>
-          <w:rPr>
-            <w:rFonts w:eastAsiaTheme="minorEastAsia" w:cstheme="minorBidi"/>
-            <w:smallCaps w:val="0"/>
-            <w:noProof/>
-            <w:sz w:val="22"/>
-            <w:szCs w:val="22"/>
-          </w:rPr>
-          <w:tab/>
-        </w:r>
-        <w:r>
-          <w:rPr>
-            <w:rStyle w:val="Lienhypertexte"/>
-            <w:noProof/>
-          </w:rPr>
-          <w:t>Validation et conditions de réussite</w:t>
-        </w:r>
-        <w:r>
-          <w:rPr>
-            <w:noProof/>
-            <w:webHidden/>
-          </w:rPr>
-          <w:tab/>
-        </w:r>
-        <w:r>
-          <w:rPr>
-            <w:noProof/>
-            <w:webHidden/>
-          </w:rPr>
-          <w:fldChar w:fldCharType="begin"/>
-        </w:r>
-        <w:r>
-          <w:rPr>
-            <w:noProof/>
-            <w:webHidden/>
-          </w:rPr>
-          <w:instrText xml:space="preserve"> PAGEREF _Toc308526330 \h </w:instrText>
-        </w:r>
-        <w:r>
-          <w:rPr>
-            <w:noProof/>
-            <w:webHidden/>
-          </w:rPr>
-        </w:r>
-        <w:r>
-          <w:rPr>
-            <w:noProof/>
-            <w:webHidden/>
-          </w:rPr>
-          <w:fldChar w:fldCharType="separate"/>
-        </w:r>
-        <w:r>
-          <w:rPr>
-            <w:noProof/>
-            <w:webHidden/>
-          </w:rPr>
-          <w:t>4</w:t>
         </w:r>
         <w:r>
           <w:rPr>
@@ -1570,11 +522,13 @@
           <w:bCs w:val="0"/>
           <w:caps w:val="0"/>
           <w:noProof/>
-          <w:sz w:val="22"/>
-          <w:szCs w:val="22"/>
+          <w:kern w:val="2"/>
+          <w:sz w:val="24"/>
+          <w:szCs w:val="24"/>
+          <w14:ligatures w14:val="standardContextual"/>
         </w:rPr>
       </w:pPr>
-      <w:hyperlink w:anchor="_Toc308526331" w:history="1">
+      <w:hyperlink w:anchor="_Toc239431415" w:history="1">
         <w:r>
           <w:rPr>
             <w:rStyle w:val="Lienhypertexte"/>
@@ -1589,8 +543,10 @@
             <w:bCs w:val="0"/>
             <w:caps w:val="0"/>
             <w:noProof/>
-            <w:sz w:val="22"/>
-            <w:szCs w:val="22"/>
+            <w:kern w:val="2"/>
+            <w:sz w:val="24"/>
+            <w:szCs w:val="24"/>
+            <w14:ligatures w14:val="standardContextual"/>
           </w:rPr>
           <w:tab/>
         </w:r>
@@ -1620,7 +576,7 @@
             <w:noProof/>
             <w:webHidden/>
           </w:rPr>
-          <w:instrText xml:space="preserve"> PAGEREF _Toc308526331 \h </w:instrText>
+          <w:instrText xml:space="preserve"> PAGEREF _Toc239431415 \h </w:instrText>
         </w:r>
         <w:r>
           <w:rPr>
@@ -1640,7 +596,7 @@
             <w:noProof/>
             <w:webHidden/>
           </w:rPr>
-          <w:t>4</w:t>
+          <w:t>3</w:t>
         </w:r>
         <w:r>
           <w:rPr>
@@ -1664,11 +620,13 @@
           <w:bCs w:val="0"/>
           <w:caps w:val="0"/>
           <w:noProof/>
-          <w:sz w:val="22"/>
-          <w:szCs w:val="22"/>
+          <w:kern w:val="2"/>
+          <w:sz w:val="24"/>
+          <w:szCs w:val="24"/>
+          <w14:ligatures w14:val="standardContextual"/>
         </w:rPr>
       </w:pPr>
-      <w:hyperlink w:anchor="_Toc308526332" w:history="1">
+      <w:hyperlink w:anchor="_Toc239431416" w:history="1">
         <w:r>
           <w:rPr>
             <w:rStyle w:val="Lienhypertexte"/>
@@ -1683,8 +641,10 @@
             <w:bCs w:val="0"/>
             <w:caps w:val="0"/>
             <w:noProof/>
-            <w:sz w:val="22"/>
-            <w:szCs w:val="22"/>
+            <w:kern w:val="2"/>
+            <w:sz w:val="24"/>
+            <w:szCs w:val="24"/>
+            <w14:ligatures w14:val="standardContextual"/>
           </w:rPr>
           <w:tab/>
         </w:r>
@@ -1714,7 +674,7 @@
             <w:noProof/>
             <w:webHidden/>
           </w:rPr>
-          <w:instrText xml:space="preserve"> PAGEREF _Toc308526332 \h </w:instrText>
+          <w:instrText xml:space="preserve"> PAGEREF _Toc239431416 \h </w:instrText>
         </w:r>
         <w:r>
           <w:rPr>
@@ -1734,7 +694,7 @@
             <w:noProof/>
             <w:webHidden/>
           </w:rPr>
-          <w:t>4</w:t>
+          <w:t>3</w:t>
         </w:r>
         <w:r>
           <w:rPr>
@@ -1749,32 +709,112 @@
       <w:pPr>
         <w:pStyle w:val="TM2"/>
         <w:tabs>
-          <w:tab w:val="left" w:pos="800"/>
           <w:tab w:val="right" w:leader="dot" w:pos="9060"/>
         </w:tabs>
         <w:rPr>
           <w:rFonts w:eastAsiaTheme="minorEastAsia" w:cstheme="minorBidi"/>
           <w:smallCaps w:val="0"/>
           <w:noProof/>
-          <w:sz w:val="22"/>
-          <w:szCs w:val="22"/>
+          <w:kern w:val="2"/>
+          <w:sz w:val="24"/>
+          <w:szCs w:val="24"/>
+          <w14:ligatures w14:val="standardContextual"/>
         </w:rPr>
       </w:pPr>
-      <w:hyperlink w:anchor="_Toc308526333" w:history="1">
+      <w:hyperlink w:anchor="_Toc239431417" w:history="1">
         <w:r>
           <w:rPr>
             <w:rStyle w:val="Lienhypertexte"/>
             <w:noProof/>
           </w:rPr>
-          <w:t>3.1</w:t>
+          <w:t>User story</w:t>
+        </w:r>
+        <w:r>
+          <w:rPr>
+            <w:noProof/>
+            <w:webHidden/>
+          </w:rPr>
+          <w:tab/>
+        </w:r>
+        <w:r>
+          <w:rPr>
+            <w:noProof/>
+            <w:webHidden/>
+          </w:rPr>
+          <w:fldChar w:fldCharType="begin"/>
+        </w:r>
+        <w:r>
+          <w:rPr>
+            <w:noProof/>
+            <w:webHidden/>
+          </w:rPr>
+          <w:instrText xml:space="preserve"> PAGEREF _Toc239431417 \h </w:instrText>
+        </w:r>
+        <w:r>
+          <w:rPr>
+            <w:noProof/>
+            <w:webHidden/>
+          </w:rPr>
+        </w:r>
+        <w:r>
+          <w:rPr>
+            <w:noProof/>
+            <w:webHidden/>
+          </w:rPr>
+          <w:fldChar w:fldCharType="separate"/>
+        </w:r>
+        <w:r>
+          <w:rPr>
+            <w:noProof/>
+            <w:webHidden/>
+          </w:rPr>
+          <w:t>3</w:t>
+        </w:r>
+        <w:r>
+          <w:rPr>
+            <w:noProof/>
+            <w:webHidden/>
+          </w:rPr>
+          <w:fldChar w:fldCharType="end"/>
+        </w:r>
+      </w:hyperlink>
+    </w:p>
+    <w:p>
+      <w:pPr>
+        <w:pStyle w:val="TM3"/>
+        <w:tabs>
+          <w:tab w:val="left" w:pos="1200"/>
+          <w:tab w:val="right" w:leader="dot" w:pos="9060"/>
+        </w:tabs>
+        <w:rPr>
+          <w:rFonts w:eastAsiaTheme="minorEastAsia" w:cstheme="minorBidi"/>
+          <w:i w:val="0"/>
+          <w:iCs w:val="0"/>
+          <w:noProof/>
+          <w:kern w:val="2"/>
+          <w:sz w:val="24"/>
+          <w:szCs w:val="24"/>
+          <w14:ligatures w14:val="standardContextual"/>
+        </w:rPr>
+      </w:pPr>
+      <w:hyperlink w:anchor="_Toc239431418" w:history="1">
+        <w:r>
+          <w:rPr>
+            <w:rStyle w:val="Lienhypertexte"/>
+            <w:noProof/>
+          </w:rPr>
+          <w:t>3.1.1</w:t>
         </w:r>
         <w:r>
           <w:rPr>
             <w:rFonts w:eastAsiaTheme="minorEastAsia" w:cstheme="minorBidi"/>
-            <w:smallCaps w:val="0"/>
-            <w:noProof/>
-            <w:sz w:val="22"/>
-            <w:szCs w:val="22"/>
+            <w:i w:val="0"/>
+            <w:iCs w:val="0"/>
+            <w:noProof/>
+            <w:kern w:val="2"/>
+            <w:sz w:val="24"/>
+            <w:szCs w:val="24"/>
+            <w14:ligatures w14:val="standardContextual"/>
           </w:rPr>
           <w:tab/>
         </w:r>
@@ -1783,7 +823,7 @@
             <w:rStyle w:val="Lienhypertexte"/>
             <w:noProof/>
           </w:rPr>
-          <w:t>Opportunités</w:t>
+          <w:t>#1 — US1: Déplacement du joueur</w:t>
         </w:r>
         <w:r>
           <w:rPr>
@@ -1804,7 +844,7 @@
             <w:noProof/>
             <w:webHidden/>
           </w:rPr>
-          <w:instrText xml:space="preserve"> PAGEREF _Toc308526333 \h </w:instrText>
+          <w:instrText xml:space="preserve"> PAGEREF _Toc239431418 \h </w:instrText>
         </w:r>
         <w:r>
           <w:rPr>
@@ -1824,7 +864,7 @@
             <w:noProof/>
             <w:webHidden/>
           </w:rPr>
-          <w:t>4</w:t>
+          <w:t>3</w:t>
         </w:r>
         <w:r>
           <w:rPr>
@@ -1839,51 +879,35 @@
       <w:pPr>
         <w:pStyle w:val="TM2"/>
         <w:tabs>
-          <w:tab w:val="left" w:pos="800"/>
           <w:tab w:val="right" w:leader="dot" w:pos="9060"/>
         </w:tabs>
         <w:rPr>
           <w:rFonts w:eastAsiaTheme="minorEastAsia" w:cstheme="minorBidi"/>
           <w:smallCaps w:val="0"/>
           <w:noProof/>
-          <w:sz w:val="22"/>
-          <w:szCs w:val="22"/>
+          <w:kern w:val="2"/>
+          <w:sz w:val="24"/>
+          <w:szCs w:val="24"/>
+          <w14:ligatures w14:val="standardContextual"/>
         </w:rPr>
       </w:pPr>
-      <w:hyperlink w:anchor="_Toc308526334" w:history="1">
+      <w:hyperlink w:anchor="_Toc239431419" w:history="1">
         <w:r>
           <w:rPr>
             <w:rStyle w:val="Lienhypertexte"/>
             <w:noProof/>
           </w:rPr>
-          <w:t>3.2</w:t>
-        </w:r>
-        <w:r>
-          <w:rPr>
-            <w:rFonts w:eastAsiaTheme="minorEastAsia" w:cstheme="minorBidi"/>
-            <w:smallCaps w:val="0"/>
-            <w:noProof/>
-            <w:sz w:val="22"/>
-            <w:szCs w:val="22"/>
+          <w:t>Test</w:t>
+        </w:r>
+        <w:r>
+          <w:rPr>
+            <w:noProof/>
+            <w:webHidden/>
           </w:rPr>
           <w:tab/>
         </w:r>
         <w:r>
           <w:rPr>
-            <w:rStyle w:val="Lienhypertexte"/>
-            <w:noProof/>
-          </w:rPr>
-          <w:t>Document d’analyse et conception</w:t>
-        </w:r>
-        <w:r>
-          <w:rPr>
-            <w:noProof/>
-            <w:webHidden/>
-          </w:rPr>
-          <w:tab/>
-        </w:r>
-        <w:r>
-          <w:rPr>
             <w:noProof/>
             <w:webHidden/>
           </w:rPr>
@@ -1894,7 +918,7 @@
             <w:noProof/>
             <w:webHidden/>
           </w:rPr>
-          <w:instrText xml:space="preserve"> PAGEREF _Toc308526334 \h </w:instrText>
+          <w:instrText xml:space="preserve"> PAGEREF _Toc239431419 \h </w:instrText>
         </w:r>
         <w:r>
           <w:rPr>
@@ -1929,51 +953,35 @@
       <w:pPr>
         <w:pStyle w:val="TM2"/>
         <w:tabs>
-          <w:tab w:val="left" w:pos="800"/>
           <w:tab w:val="right" w:leader="dot" w:pos="9060"/>
         </w:tabs>
         <w:rPr>
           <w:rFonts w:eastAsiaTheme="minorEastAsia" w:cstheme="minorBidi"/>
           <w:smallCaps w:val="0"/>
           <w:noProof/>
-          <w:sz w:val="22"/>
-          <w:szCs w:val="22"/>
+          <w:kern w:val="2"/>
+          <w:sz w:val="24"/>
+          <w:szCs w:val="24"/>
+          <w14:ligatures w14:val="standardContextual"/>
         </w:rPr>
       </w:pPr>
-      <w:hyperlink w:anchor="_Toc308526335" w:history="1">
+      <w:hyperlink w:anchor="_Toc239431420" w:history="1">
         <w:r>
           <w:rPr>
             <w:rStyle w:val="Lienhypertexte"/>
             <w:noProof/>
           </w:rPr>
-          <w:t>3.3</w:t>
-        </w:r>
-        <w:r>
-          <w:rPr>
-            <w:rFonts w:eastAsiaTheme="minorEastAsia" w:cstheme="minorBidi"/>
-            <w:smallCaps w:val="0"/>
-            <w:noProof/>
-            <w:sz w:val="22"/>
-            <w:szCs w:val="22"/>
+          <w:t>#2 — US2 : Création des ennemis</w:t>
+        </w:r>
+        <w:r>
+          <w:rPr>
+            <w:noProof/>
+            <w:webHidden/>
           </w:rPr>
           <w:tab/>
         </w:r>
         <w:r>
           <w:rPr>
-            <w:rStyle w:val="Lienhypertexte"/>
-            <w:noProof/>
-          </w:rPr>
-          <w:t>Conception des tests</w:t>
-        </w:r>
-        <w:r>
-          <w:rPr>
-            <w:noProof/>
-            <w:webHidden/>
-          </w:rPr>
-          <w:tab/>
-        </w:r>
-        <w:r>
-          <w:rPr>
             <w:noProof/>
             <w:webHidden/>
           </w:rPr>
@@ -1984,7 +992,7 @@
             <w:noProof/>
             <w:webHidden/>
           </w:rPr>
-          <w:instrText xml:space="preserve"> PAGEREF _Toc308526335 \h </w:instrText>
+          <w:instrText xml:space="preserve"> PAGEREF _Toc239431420 \h </w:instrText>
         </w:r>
         <w:r>
           <w:rPr>
@@ -2004,7 +1012,7 @@
             <w:noProof/>
             <w:webHidden/>
           </w:rPr>
-          <w:t>5</w:t>
+          <w:t>4</w:t>
         </w:r>
         <w:r>
           <w:rPr>
@@ -2017,34 +1025,40 @@
     </w:p>
     <w:p>
       <w:pPr>
-        <w:pStyle w:val="TM2"/>
+        <w:pStyle w:val="TM3"/>
         <w:tabs>
-          <w:tab w:val="left" w:pos="800"/>
+          <w:tab w:val="left" w:pos="1200"/>
           <w:tab w:val="right" w:leader="dot" w:pos="9060"/>
         </w:tabs>
         <w:rPr>
           <w:rFonts w:eastAsiaTheme="minorEastAsia" w:cstheme="minorBidi"/>
-          <w:smallCaps w:val="0"/>
+          <w:i w:val="0"/>
+          <w:iCs w:val="0"/>
           <w:noProof/>
-          <w:sz w:val="22"/>
-          <w:szCs w:val="22"/>
+          <w:kern w:val="2"/>
+          <w:sz w:val="24"/>
+          <w:szCs w:val="24"/>
+          <w14:ligatures w14:val="standardContextual"/>
         </w:rPr>
       </w:pPr>
-      <w:hyperlink w:anchor="_Toc308526336" w:history="1">
+      <w:hyperlink w:anchor="_Toc239431421" w:history="1">
         <w:r>
           <w:rPr>
             <w:rStyle w:val="Lienhypertexte"/>
             <w:noProof/>
           </w:rPr>
-          <w:t>3.4</w:t>
+          <w:t>3.1.2</w:t>
         </w:r>
         <w:r>
           <w:rPr>
             <w:rFonts w:eastAsiaTheme="minorEastAsia" w:cstheme="minorBidi"/>
-            <w:smallCaps w:val="0"/>
-            <w:noProof/>
-            <w:sz w:val="22"/>
-            <w:szCs w:val="22"/>
+            <w:i w:val="0"/>
+            <w:iCs w:val="0"/>
+            <w:noProof/>
+            <w:kern w:val="2"/>
+            <w:sz w:val="24"/>
+            <w:szCs w:val="24"/>
+            <w14:ligatures w14:val="standardContextual"/>
           </w:rPr>
           <w:tab/>
         </w:r>
@@ -2053,7 +1067,7 @@
             <w:rStyle w:val="Lienhypertexte"/>
             <w:noProof/>
           </w:rPr>
-          <w:t>Planification détaillée</w:t>
+          <w:t>UserStory</w:t>
         </w:r>
         <w:r>
           <w:rPr>
@@ -2074,7 +1088,7 @@
             <w:noProof/>
             <w:webHidden/>
           </w:rPr>
-          <w:instrText xml:space="preserve"> PAGEREF _Toc308526336 \h </w:instrText>
+          <w:instrText xml:space="preserve"> PAGEREF _Toc239431421 \h </w:instrText>
         </w:r>
         <w:r>
           <w:rPr>
@@ -2094,7 +1108,103 @@
             <w:noProof/>
             <w:webHidden/>
           </w:rPr>
-          <w:t>5</w:t>
+          <w:t>4</w:t>
+        </w:r>
+        <w:r>
+          <w:rPr>
+            <w:noProof/>
+            <w:webHidden/>
+          </w:rPr>
+          <w:fldChar w:fldCharType="end"/>
+        </w:r>
+      </w:hyperlink>
+    </w:p>
+    <w:p>
+      <w:pPr>
+        <w:pStyle w:val="TM3"/>
+        <w:tabs>
+          <w:tab w:val="left" w:pos="1200"/>
+          <w:tab w:val="right" w:leader="dot" w:pos="9060"/>
+        </w:tabs>
+        <w:rPr>
+          <w:rFonts w:eastAsiaTheme="minorEastAsia" w:cstheme="minorBidi"/>
+          <w:i w:val="0"/>
+          <w:iCs w:val="0"/>
+          <w:noProof/>
+          <w:kern w:val="2"/>
+          <w:sz w:val="24"/>
+          <w:szCs w:val="24"/>
+          <w14:ligatures w14:val="standardContextual"/>
+        </w:rPr>
+      </w:pPr>
+      <w:hyperlink w:anchor="_Toc239431422" w:history="1">
+        <w:r>
+          <w:rPr>
+            <w:rStyle w:val="Lienhypertexte"/>
+            <w:noProof/>
+          </w:rPr>
+          <w:t>3.1.3</w:t>
+        </w:r>
+        <w:r>
+          <w:rPr>
+            <w:rFonts w:eastAsiaTheme="minorEastAsia" w:cstheme="minorBidi"/>
+            <w:i w:val="0"/>
+            <w:iCs w:val="0"/>
+            <w:noProof/>
+            <w:kern w:val="2"/>
+            <w:sz w:val="24"/>
+            <w:szCs w:val="24"/>
+            <w14:ligatures w14:val="standardContextual"/>
+          </w:rPr>
+          <w:tab/>
+        </w:r>
+        <w:r>
+          <w:rPr>
+            <w:rStyle w:val="Lienhypertexte"/>
+            <w:noProof/>
+          </w:rPr>
+          <w:t>Test</w:t>
+        </w:r>
+        <w:r>
+          <w:rPr>
+            <w:noProof/>
+            <w:webHidden/>
+          </w:rPr>
+          <w:tab/>
+        </w:r>
+        <w:r>
+          <w:rPr>
+            <w:noProof/>
+            <w:webHidden/>
+          </w:rPr>
+          <w:fldChar w:fldCharType="begin"/>
+        </w:r>
+        <w:r>
+          <w:rPr>
+            <w:noProof/>
+            <w:webHidden/>
+          </w:rPr>
+          <w:instrText xml:space="preserve"> PAGEREF _Toc239431422 \h </w:instrText>
+        </w:r>
+        <w:r>
+          <w:rPr>
+            <w:noProof/>
+            <w:webHidden/>
+          </w:rPr>
+        </w:r>
+        <w:r>
+          <w:rPr>
+            <w:noProof/>
+            <w:webHidden/>
+          </w:rPr>
+          <w:fldChar w:fldCharType="separate"/>
+        </w:r>
+        <w:r>
+          <w:rPr>
+            <w:noProof/>
+            <w:webHidden/>
+          </w:rPr>
+          <w:t>4</w:t>
         </w:r>
         <w:r>
           <w:rPr>
@@ -2109,7 +1219,7 @@
       <w:pPr>
         <w:pStyle w:val="TM10"/>
         <w:tabs>
-          <w:tab w:val="left" w:pos="400"/>
+          <w:tab w:val="left" w:pos="600"/>
           <w:tab w:val="right" w:leader="dot" w:pos="9060"/>
         </w:tabs>
         <w:rPr>
@@ -2118,17 +1228,19 @@
           <w:bCs w:val="0"/>
           <w:caps w:val="0"/>
           <w:noProof/>
-          <w:sz w:val="22"/>
-          <w:szCs w:val="22"/>
+          <w:kern w:val="2"/>
+          <w:sz w:val="24"/>
+          <w:szCs w:val="24"/>
+          <w14:ligatures w14:val="standardContextual"/>
         </w:rPr>
       </w:pPr>
-      <w:hyperlink w:anchor="_Toc308526337" w:history="1">
+      <w:hyperlink w:anchor="_Toc239431423" w:history="1">
         <w:r>
           <w:rPr>
             <w:rStyle w:val="Lienhypertexte"/>
             <w:noProof/>
           </w:rPr>
-          <w:t>4</w:t>
+          <w:t>3.2</w:t>
         </w:r>
         <w:r>
           <w:rPr>
@@ -2137,8 +1249,10 @@
             <w:bCs w:val="0"/>
             <w:caps w:val="0"/>
             <w:noProof/>
-            <w:sz w:val="22"/>
-            <w:szCs w:val="22"/>
+            <w:kern w:val="2"/>
+            <w:sz w:val="24"/>
+            <w:szCs w:val="24"/>
+            <w14:ligatures w14:val="standardContextual"/>
           </w:rPr>
           <w:tab/>
         </w:r>
@@ -2147,7 +1261,7 @@
             <w:rStyle w:val="Lienhypertexte"/>
             <w:noProof/>
           </w:rPr>
-          <w:t>Réalisation</w:t>
+          <w:t>#3 — US3: Tirer</w:t>
         </w:r>
         <w:r>
           <w:rPr>
@@ -2168,7 +1282,7 @@
             <w:noProof/>
             <w:webHidden/>
           </w:rPr>
-          <w:instrText xml:space="preserve"> PAGEREF _Toc308526337 \h </w:instrText>
+          <w:instrText xml:space="preserve"> PAGEREF _Toc239431423 \h </w:instrText>
         </w:r>
         <w:r>
           <w:rPr>
@@ -2203,51 +1317,35 @@
       <w:pPr>
         <w:pStyle w:val="TM2"/>
         <w:tabs>
-          <w:tab w:val="left" w:pos="800"/>
           <w:tab w:val="right" w:leader="dot" w:pos="9060"/>
         </w:tabs>
         <w:rPr>
           <w:rFonts w:eastAsiaTheme="minorEastAsia" w:cstheme="minorBidi"/>
           <w:smallCaps w:val="0"/>
           <w:noProof/>
-          <w:sz w:val="22"/>
-          <w:szCs w:val="22"/>
+          <w:kern w:val="2"/>
+          <w:sz w:val="24"/>
+          <w:szCs w:val="24"/>
+          <w14:ligatures w14:val="standardContextual"/>
         </w:rPr>
       </w:pPr>
-      <w:hyperlink w:anchor="_Toc308526338" w:history="1">
+      <w:hyperlink w:anchor="_Toc239431424" w:history="1">
         <w:r>
           <w:rPr>
             <w:rStyle w:val="Lienhypertexte"/>
             <w:noProof/>
           </w:rPr>
-          <w:t>4.1</w:t>
-        </w:r>
-        <w:r>
-          <w:rPr>
-            <w:rFonts w:eastAsiaTheme="minorEastAsia" w:cstheme="minorBidi"/>
-            <w:smallCaps w:val="0"/>
-            <w:noProof/>
-            <w:sz w:val="22"/>
-            <w:szCs w:val="22"/>
+          <w:t>UserStory</w:t>
+        </w:r>
+        <w:r>
+          <w:rPr>
+            <w:noProof/>
+            <w:webHidden/>
           </w:rPr>
           <w:tab/>
         </w:r>
         <w:r>
           <w:rPr>
-            <w:rStyle w:val="Lienhypertexte"/>
-            <w:noProof/>
-          </w:rPr>
-          <w:t>Dossier de Réalisation</w:t>
-        </w:r>
-        <w:r>
-          <w:rPr>
-            <w:noProof/>
-            <w:webHidden/>
-          </w:rPr>
-          <w:tab/>
-        </w:r>
-        <w:r>
-          <w:rPr>
             <w:noProof/>
             <w:webHidden/>
           </w:rPr>
@@ -2258,7 +1356,7 @@
             <w:noProof/>
             <w:webHidden/>
           </w:rPr>
-          <w:instrText xml:space="preserve"> PAGEREF _Toc308526338 \h </w:instrText>
+          <w:instrText xml:space="preserve"> PAGEREF _Toc239431424 \h </w:instrText>
         </w:r>
         <w:r>
           <w:rPr>
@@ -2293,51 +1391,35 @@
       <w:pPr>
         <w:pStyle w:val="TM2"/>
         <w:tabs>
-          <w:tab w:val="left" w:pos="800"/>
           <w:tab w:val="right" w:leader="dot" w:pos="9060"/>
         </w:tabs>
         <w:rPr>
           <w:rFonts w:eastAsiaTheme="minorEastAsia" w:cstheme="minorBidi"/>
           <w:smallCaps w:val="0"/>
           <w:noProof/>
-          <w:sz w:val="22"/>
-          <w:szCs w:val="22"/>
+          <w:kern w:val="2"/>
+          <w:sz w:val="24"/>
+          <w:szCs w:val="24"/>
+          <w14:ligatures w14:val="standardContextual"/>
         </w:rPr>
       </w:pPr>
-      <w:hyperlink w:anchor="_Toc308526339" w:history="1">
+      <w:hyperlink w:anchor="_Toc239431425" w:history="1">
         <w:r>
           <w:rPr>
             <w:rStyle w:val="Lienhypertexte"/>
             <w:noProof/>
           </w:rPr>
-          <w:t>4.2</w:t>
-        </w:r>
-        <w:r>
-          <w:rPr>
-            <w:rFonts w:eastAsiaTheme="minorEastAsia" w:cstheme="minorBidi"/>
-            <w:smallCaps w:val="0"/>
-            <w:noProof/>
-            <w:sz w:val="22"/>
-            <w:szCs w:val="22"/>
+          <w:t>Test</w:t>
+        </w:r>
+        <w:r>
+          <w:rPr>
+            <w:noProof/>
+            <w:webHidden/>
           </w:rPr>
           <w:tab/>
         </w:r>
         <w:r>
           <w:rPr>
-            <w:rStyle w:val="Lienhypertexte"/>
-            <w:noProof/>
-          </w:rPr>
-          <w:t>Modifications</w:t>
-        </w:r>
-        <w:r>
-          <w:rPr>
-            <w:noProof/>
-            <w:webHidden/>
-          </w:rPr>
-          <w:tab/>
-        </w:r>
-        <w:r>
-          <w:rPr>
             <w:noProof/>
             <w:webHidden/>
           </w:rPr>
@@ -2348,7 +1430,7 @@
             <w:noProof/>
             <w:webHidden/>
           </w:rPr>
-          <w:instrText xml:space="preserve"> PAGEREF _Toc308526339 \h </w:instrText>
+          <w:instrText xml:space="preserve"> PAGEREF _Toc239431425 \h </w:instrText>
         </w:r>
         <w:r>
           <w:rPr>
@@ -2383,7 +1465,7 @@
       <w:pPr>
         <w:pStyle w:val="TM10"/>
         <w:tabs>
-          <w:tab w:val="left" w:pos="400"/>
+          <w:tab w:val="left" w:pos="600"/>
           <w:tab w:val="right" w:leader="dot" w:pos="9060"/>
         </w:tabs>
         <w:rPr>
@@ -2392,17 +1474,19 @@
           <w:bCs w:val="0"/>
           <w:caps w:val="0"/>
           <w:noProof/>
-          <w:sz w:val="22"/>
-          <w:szCs w:val="22"/>
+          <w:kern w:val="2"/>
+          <w:sz w:val="24"/>
+          <w:szCs w:val="24"/>
+          <w14:ligatures w14:val="standardContextual"/>
         </w:rPr>
       </w:pPr>
-      <w:hyperlink w:anchor="_Toc308526340" w:history="1">
+      <w:hyperlink w:anchor="_Toc239431426" w:history="1">
         <w:r>
           <w:rPr>
             <w:rStyle w:val="Lienhypertexte"/>
             <w:noProof/>
           </w:rPr>
-          <w:t>5</w:t>
+          <w:t>3.3</w:t>
         </w:r>
         <w:r>
           <w:rPr>
@@ -2411,8 +1495,10 @@
             <w:bCs w:val="0"/>
             <w:caps w:val="0"/>
             <w:noProof/>
-            <w:sz w:val="22"/>
-            <w:szCs w:val="22"/>
+            <w:kern w:val="2"/>
+            <w:sz w:val="24"/>
+            <w:szCs w:val="24"/>
+            <w14:ligatures w14:val="standardContextual"/>
           </w:rPr>
           <w:tab/>
         </w:r>
@@ -2421,7 +1507,7 @@
             <w:rStyle w:val="Lienhypertexte"/>
             <w:noProof/>
           </w:rPr>
-          <w:t>Tests</w:t>
+          <w:t>#4 — US4: Protection</w:t>
         </w:r>
         <w:r>
           <w:rPr>
@@ -2442,7 +1528,7 @@
             <w:noProof/>
             <w:webHidden/>
           </w:rPr>
-          <w:instrText xml:space="preserve"> PAGEREF _Toc308526340 \h </w:instrText>
+          <w:instrText xml:space="preserve"> PAGEREF _Toc239431426 \h </w:instrText>
         </w:r>
         <w:r>
           <w:rPr>
@@ -2462,7 +1548,7 @@
             <w:noProof/>
             <w:webHidden/>
           </w:rPr>
-          <w:t>5</w:t>
+          <w:t>6</w:t>
         </w:r>
         <w:r>
           <w:rPr>
@@ -2477,41 +1563,99 @@
       <w:pPr>
         <w:pStyle w:val="TM2"/>
         <w:tabs>
-          <w:tab w:val="left" w:pos="800"/>
           <w:tab w:val="right" w:leader="dot" w:pos="9060"/>
         </w:tabs>
         <w:rPr>
           <w:rFonts w:eastAsiaTheme="minorEastAsia" w:cstheme="minorBidi"/>
           <w:smallCaps w:val="0"/>
           <w:noProof/>
-          <w:sz w:val="22"/>
-          <w:szCs w:val="22"/>
+          <w:kern w:val="2"/>
+          <w:sz w:val="24"/>
+          <w:szCs w:val="24"/>
+          <w14:ligatures w14:val="standardContextual"/>
         </w:rPr>
       </w:pPr>
-      <w:hyperlink w:anchor="_Toc308526341" w:history="1">
+      <w:hyperlink w:anchor="_Toc239431427" w:history="1">
         <w:r>
           <w:rPr>
             <w:rStyle w:val="Lienhypertexte"/>
             <w:noProof/>
           </w:rPr>
-          <w:t>5.1</w:t>
-        </w:r>
-        <w:r>
-          <w:rPr>
-            <w:rFonts w:eastAsiaTheme="minorEastAsia" w:cstheme="minorBidi"/>
-            <w:smallCaps w:val="0"/>
-            <w:noProof/>
-            <w:sz w:val="22"/>
-            <w:szCs w:val="22"/>
+          <w:t>UserStory</w:t>
+        </w:r>
+        <w:r>
+          <w:rPr>
+            <w:noProof/>
+            <w:webHidden/>
           </w:rPr>
           <w:tab/>
         </w:r>
         <w:r>
           <w:rPr>
+            <w:noProof/>
+            <w:webHidden/>
+          </w:rPr>
+          <w:fldChar w:fldCharType="begin"/>
+        </w:r>
+        <w:r>
+          <w:rPr>
+            <w:noProof/>
+            <w:webHidden/>
+          </w:rPr>
+          <w:instrText xml:space="preserve"> PAGEREF _Toc239431427 \h </w:instrText>
+        </w:r>
+        <w:r>
+          <w:rPr>
+            <w:noProof/>
+            <w:webHidden/>
+          </w:rPr>
+        </w:r>
+        <w:r>
+          <w:rPr>
+            <w:noProof/>
+            <w:webHidden/>
+          </w:rPr>
+          <w:fldChar w:fldCharType="separate"/>
+        </w:r>
+        <w:r>
+          <w:rPr>
+            <w:noProof/>
+            <w:webHidden/>
+          </w:rPr>
+          <w:t>6</w:t>
+        </w:r>
+        <w:r>
+          <w:rPr>
+            <w:noProof/>
+            <w:webHidden/>
+          </w:rPr>
+          <w:fldChar w:fldCharType="end"/>
+        </w:r>
+      </w:hyperlink>
+    </w:p>
+    <w:p>
+      <w:pPr>
+        <w:pStyle w:val="TM2"/>
+        <w:tabs>
+          <w:tab w:val="right" w:leader="dot" w:pos="9060"/>
+        </w:tabs>
+        <w:rPr>
+          <w:rFonts w:eastAsiaTheme="minorEastAsia" w:cstheme="minorBidi"/>
+          <w:smallCaps w:val="0"/>
+          <w:noProof/>
+          <w:kern w:val="2"/>
+          <w:sz w:val="24"/>
+          <w:szCs w:val="24"/>
+          <w14:ligatures w14:val="standardContextual"/>
+        </w:rPr>
+      </w:pPr>
+      <w:hyperlink w:anchor="_Toc239431428" w:history="1">
+        <w:r>
+          <w:rPr>
             <w:rStyle w:val="Lienhypertexte"/>
             <w:noProof/>
           </w:rPr>
-          <w:t>Dossier des tests</w:t>
+          <w:t>Test</w:t>
         </w:r>
         <w:r>
           <w:rPr>
@@ -2532,7 +1676,7 @@
             <w:noProof/>
             <w:webHidden/>
           </w:rPr>
-          <w:instrText xml:space="preserve"> PAGEREF _Toc308526341 \h </w:instrText>
+          <w:instrText xml:space="preserve"> PAGEREF _Toc239431428 \h </w:instrText>
         </w:r>
         <w:r>
           <w:rPr>
@@ -2552,7 +1696,7 @@
             <w:noProof/>
             <w:webHidden/>
           </w:rPr>
-          <w:t>5</w:t>
+          <w:t>6</w:t>
         </w:r>
         <w:r>
           <w:rPr>
@@ -2567,7 +1711,7 @@
       <w:pPr>
         <w:pStyle w:val="TM10"/>
         <w:tabs>
-          <w:tab w:val="left" w:pos="400"/>
+          <w:tab w:val="left" w:pos="600"/>
           <w:tab w:val="right" w:leader="dot" w:pos="9060"/>
         </w:tabs>
         <w:rPr>
@@ -2576,17 +1720,19 @@
           <w:bCs w:val="0"/>
           <w:caps w:val="0"/>
           <w:noProof/>
-          <w:sz w:val="22"/>
-          <w:szCs w:val="22"/>
+          <w:kern w:val="2"/>
+          <w:sz w:val="24"/>
+          <w:szCs w:val="24"/>
+          <w14:ligatures w14:val="standardContextual"/>
         </w:rPr>
       </w:pPr>
-      <w:hyperlink w:anchor="_Toc308526342" w:history="1">
+      <w:hyperlink w:anchor="_Toc239431429" w:history="1">
         <w:r>
           <w:rPr>
             <w:rStyle w:val="Lienhypertexte"/>
             <w:noProof/>
           </w:rPr>
-          <w:t>6</w:t>
+          <w:t>3.4</w:t>
         </w:r>
         <w:r>
           <w:rPr>
@@ -2595,8 +1741,10 @@
             <w:bCs w:val="0"/>
             <w:caps w:val="0"/>
             <w:noProof/>
-            <w:sz w:val="22"/>
-            <w:szCs w:val="22"/>
+            <w:kern w:val="2"/>
+            <w:sz w:val="24"/>
+            <w:szCs w:val="24"/>
+            <w14:ligatures w14:val="standardContextual"/>
           </w:rPr>
           <w:tab/>
         </w:r>
@@ -2605,7 +1753,7 @@
             <w:rStyle w:val="Lienhypertexte"/>
             <w:noProof/>
           </w:rPr>
-          <w:t>Conclusion</w:t>
+          <w:t>#5 — US5: Vie du joueur</w:t>
         </w:r>
         <w:r>
           <w:rPr>
@@ -2626,7 +1774,7 @@
             <w:noProof/>
             <w:webHidden/>
           </w:rPr>
-          <w:instrText xml:space="preserve"> PAGEREF _Toc308526342 \h </w:instrText>
+          <w:instrText xml:space="preserve"> PAGEREF _Toc239431429 \h </w:instrText>
         </w:r>
         <w:r>
           <w:rPr>
@@ -2646,7 +1794,7 @@
             <w:noProof/>
             <w:webHidden/>
           </w:rPr>
-          <w:t>5</w:t>
+          <w:t>7</w:t>
         </w:r>
         <w:r>
           <w:rPr>
@@ -2661,51 +1809,35 @@
       <w:pPr>
         <w:pStyle w:val="TM2"/>
         <w:tabs>
-          <w:tab w:val="left" w:pos="800"/>
           <w:tab w:val="right" w:leader="dot" w:pos="9060"/>
         </w:tabs>
         <w:rPr>
           <w:rFonts w:eastAsiaTheme="minorEastAsia" w:cstheme="minorBidi"/>
           <w:smallCaps w:val="0"/>
           <w:noProof/>
-          <w:sz w:val="22"/>
-          <w:szCs w:val="22"/>
+          <w:kern w:val="2"/>
+          <w:sz w:val="24"/>
+          <w:szCs w:val="24"/>
+          <w14:ligatures w14:val="standardContextual"/>
         </w:rPr>
       </w:pPr>
-      <w:hyperlink w:anchor="_Toc308526343" w:history="1">
+      <w:hyperlink w:anchor="_Toc239431430" w:history="1">
         <w:r>
           <w:rPr>
             <w:rStyle w:val="Lienhypertexte"/>
             <w:noProof/>
           </w:rPr>
-          <w:t>6.1</w:t>
-        </w:r>
-        <w:r>
-          <w:rPr>
-            <w:rFonts w:eastAsiaTheme="minorEastAsia" w:cstheme="minorBidi"/>
-            <w:smallCaps w:val="0"/>
-            <w:noProof/>
-            <w:sz w:val="22"/>
-            <w:szCs w:val="22"/>
+          <w:t>UserStory</w:t>
+        </w:r>
+        <w:r>
+          <w:rPr>
+            <w:noProof/>
+            <w:webHidden/>
           </w:rPr>
           <w:tab/>
         </w:r>
         <w:r>
           <w:rPr>
-            <w:rStyle w:val="Lienhypertexte"/>
-            <w:noProof/>
-          </w:rPr>
-          <w:t>Bilan des fonctionnalités demandées</w:t>
-        </w:r>
-        <w:r>
-          <w:rPr>
-            <w:noProof/>
-            <w:webHidden/>
-          </w:rPr>
-          <w:tab/>
-        </w:r>
-        <w:r>
-          <w:rPr>
             <w:noProof/>
             <w:webHidden/>
           </w:rPr>
@@ -2716,7 +1848,7 @@
             <w:noProof/>
             <w:webHidden/>
           </w:rPr>
-          <w:instrText xml:space="preserve"> PAGEREF _Toc308526343 \h </w:instrText>
+          <w:instrText xml:space="preserve"> PAGEREF _Toc239431430 \h </w:instrText>
         </w:r>
         <w:r>
           <w:rPr>
@@ -2736,7 +1868,7 @@
             <w:noProof/>
             <w:webHidden/>
           </w:rPr>
-          <w:t>5</w:t>
+          <w:t>7</w:t>
         </w:r>
         <w:r>
           <w:rPr>
@@ -2751,51 +1883,35 @@
       <w:pPr>
         <w:pStyle w:val="TM2"/>
         <w:tabs>
-          <w:tab w:val="left" w:pos="800"/>
           <w:tab w:val="right" w:leader="dot" w:pos="9060"/>
         </w:tabs>
         <w:rPr>
           <w:rFonts w:eastAsiaTheme="minorEastAsia" w:cstheme="minorBidi"/>
           <w:smallCaps w:val="0"/>
           <w:noProof/>
-          <w:sz w:val="22"/>
-          <w:szCs w:val="22"/>
+          <w:kern w:val="2"/>
+          <w:sz w:val="24"/>
+          <w:szCs w:val="24"/>
+          <w14:ligatures w14:val="standardContextual"/>
         </w:rPr>
       </w:pPr>
-      <w:hyperlink w:anchor="_Toc308526344" w:history="1">
+      <w:hyperlink w:anchor="_Toc239431431" w:history="1">
         <w:r>
           <w:rPr>
             <w:rStyle w:val="Lienhypertexte"/>
             <w:noProof/>
           </w:rPr>
-          <w:t>6.2</w:t>
-        </w:r>
-        <w:r>
-          <w:rPr>
-            <w:rFonts w:eastAsiaTheme="minorEastAsia" w:cstheme="minorBidi"/>
-            <w:smallCaps w:val="0"/>
-            <w:noProof/>
-            <w:sz w:val="22"/>
-            <w:szCs w:val="22"/>
+          <w:t>Test</w:t>
+        </w:r>
+        <w:r>
+          <w:rPr>
+            <w:noProof/>
+            <w:webHidden/>
           </w:rPr>
           <w:tab/>
         </w:r>
         <w:r>
           <w:rPr>
-            <w:rStyle w:val="Lienhypertexte"/>
-            <w:noProof/>
-          </w:rPr>
-          <w:t>Bilan de la planification</w:t>
-        </w:r>
-        <w:r>
-          <w:rPr>
-            <w:noProof/>
-            <w:webHidden/>
-          </w:rPr>
-          <w:tab/>
-        </w:r>
-        <w:r>
-          <w:rPr>
             <w:noProof/>
             <w:webHidden/>
           </w:rPr>
@@ -2806,7 +1922,7 @@
             <w:noProof/>
             <w:webHidden/>
           </w:rPr>
-          <w:instrText xml:space="preserve"> PAGEREF _Toc308526344 \h </w:instrText>
+          <w:instrText xml:space="preserve"> PAGEREF _Toc239431431 \h </w:instrText>
         </w:r>
         <w:r>
           <w:rPr>
@@ -2826,97 +1942,7 @@
             <w:noProof/>
             <w:webHidden/>
           </w:rPr>
-          <w:t>5</w:t>
-        </w:r>
-        <w:r>
-          <w:rPr>
-            <w:noProof/>
-            <w:webHidden/>
-          </w:rPr>
-          <w:fldChar w:fldCharType="end"/>
-        </w:r>
-      </w:hyperlink>
-    </w:p>
-    <w:p>
-      <w:pPr>
-        <w:pStyle w:val="TM2"/>
-        <w:tabs>
-          <w:tab w:val="left" w:pos="800"/>
-          <w:tab w:val="right" w:leader="dot" w:pos="9060"/>
-        </w:tabs>
-        <w:rPr>
-          <w:rFonts w:eastAsiaTheme="minorEastAsia" w:cstheme="minorBidi"/>
-          <w:smallCaps w:val="0"/>
-          <w:noProof/>
-          <w:sz w:val="22"/>
-          <w:szCs w:val="22"/>
-        </w:rPr>
-      </w:pPr>
-      <w:hyperlink w:anchor="_Toc308526345" w:history="1">
-        <w:r>
-          <w:rPr>
-            <w:rStyle w:val="Lienhypertexte"/>
-            <w:noProof/>
-          </w:rPr>
-          <w:t>6.3</w:t>
-        </w:r>
-        <w:r>
-          <w:rPr>
-            <w:rFonts w:eastAsiaTheme="minorEastAsia" w:cstheme="minorBidi"/>
-            <w:smallCaps w:val="0"/>
-            <w:noProof/>
-            <w:sz w:val="22"/>
-            <w:szCs w:val="22"/>
-          </w:rPr>
-          <w:tab/>
-        </w:r>
-        <w:r>
-          <w:rPr>
-            <w:rStyle w:val="Lienhypertexte"/>
-            <w:noProof/>
-          </w:rPr>
-          <w:t>Bilan personnel</w:t>
-        </w:r>
-        <w:r>
-          <w:rPr>
-            <w:noProof/>
-            <w:webHidden/>
-          </w:rPr>
-          <w:tab/>
-        </w:r>
-        <w:r>
-          <w:rPr>
-            <w:noProof/>
-            <w:webHidden/>
-          </w:rPr>
-          <w:fldChar w:fldCharType="begin"/>
-        </w:r>
-        <w:r>
-          <w:rPr>
-            <w:noProof/>
-            <w:webHidden/>
-          </w:rPr>
-          <w:instrText xml:space="preserve"> PAGEREF _Toc308526345 \h </w:instrText>
-        </w:r>
-        <w:r>
-          <w:rPr>
-            <w:noProof/>
-            <w:webHidden/>
-          </w:rPr>
-        </w:r>
-        <w:r>
-          <w:rPr>
-            <w:noProof/>
-            <w:webHidden/>
-          </w:rPr>
-          <w:fldChar w:fldCharType="separate"/>
-        </w:r>
-        <w:r>
-          <w:rPr>
-            <w:noProof/>
-            <w:webHidden/>
-          </w:rPr>
-          <w:t>5</w:t>
+          <w:t>7</w:t>
         </w:r>
         <w:r>
           <w:rPr>
@@ -2931,7 +1957,7 @@
       <w:pPr>
         <w:pStyle w:val="TM10"/>
         <w:tabs>
-          <w:tab w:val="left" w:pos="400"/>
+          <w:tab w:val="left" w:pos="600"/>
           <w:tab w:val="right" w:leader="dot" w:pos="9060"/>
         </w:tabs>
         <w:rPr>
@@ -2940,17 +1966,19 @@
           <w:bCs w:val="0"/>
           <w:caps w:val="0"/>
           <w:noProof/>
-          <w:sz w:val="22"/>
-          <w:szCs w:val="22"/>
+          <w:kern w:val="2"/>
+          <w:sz w:val="24"/>
+          <w:szCs w:val="24"/>
+          <w14:ligatures w14:val="standardContextual"/>
         </w:rPr>
       </w:pPr>
-      <w:hyperlink w:anchor="_Toc308526346" w:history="1">
+      <w:hyperlink w:anchor="_Toc239431432" w:history="1">
         <w:r>
           <w:rPr>
             <w:rStyle w:val="Lienhypertexte"/>
             <w:noProof/>
           </w:rPr>
-          <w:t>7</w:t>
+          <w:t>3.5</w:t>
         </w:r>
         <w:r>
           <w:rPr>
@@ -2959,8 +1987,10 @@
             <w:bCs w:val="0"/>
             <w:caps w:val="0"/>
             <w:noProof/>
-            <w:sz w:val="22"/>
-            <w:szCs w:val="22"/>
+            <w:kern w:val="2"/>
+            <w:sz w:val="24"/>
+            <w:szCs w:val="24"/>
+            <w14:ligatures w14:val="standardContextual"/>
           </w:rPr>
           <w:tab/>
         </w:r>
@@ -2969,7 +1999,7 @@
             <w:rStyle w:val="Lienhypertexte"/>
             <w:noProof/>
           </w:rPr>
-          <w:t>Divers</w:t>
+          <w:t>#6 — US6: bonus si le temps le permet ajout d'une deuxième attaque</w:t>
         </w:r>
         <w:r>
           <w:rPr>
@@ -2990,7 +2020,7 @@
             <w:noProof/>
             <w:webHidden/>
           </w:rPr>
-          <w:instrText xml:space="preserve"> PAGEREF _Toc308526346 \h </w:instrText>
+          <w:instrText xml:space="preserve"> PAGEREF _Toc239431432 \h </w:instrText>
         </w:r>
         <w:r>
           <w:rPr>
@@ -3010,7 +2040,7 @@
             <w:noProof/>
             <w:webHidden/>
           </w:rPr>
-          <w:t>6</w:t>
+          <w:t>8</w:t>
         </w:r>
         <w:r>
           <w:rPr>
@@ -3025,51 +2055,35 @@
       <w:pPr>
         <w:pStyle w:val="TM2"/>
         <w:tabs>
-          <w:tab w:val="left" w:pos="800"/>
           <w:tab w:val="right" w:leader="dot" w:pos="9060"/>
         </w:tabs>
         <w:rPr>
           <w:rFonts w:eastAsiaTheme="minorEastAsia" w:cstheme="minorBidi"/>
           <w:smallCaps w:val="0"/>
           <w:noProof/>
-          <w:sz w:val="22"/>
-          <w:szCs w:val="22"/>
+          <w:kern w:val="2"/>
+          <w:sz w:val="24"/>
+          <w:szCs w:val="24"/>
+          <w14:ligatures w14:val="standardContextual"/>
         </w:rPr>
       </w:pPr>
-      <w:hyperlink w:anchor="_Toc308526347" w:history="1">
+      <w:hyperlink w:anchor="_Toc239431433" w:history="1">
         <w:r>
           <w:rPr>
             <w:rStyle w:val="Lienhypertexte"/>
             <w:noProof/>
           </w:rPr>
-          <w:t>7.1</w:t>
-        </w:r>
-        <w:r>
-          <w:rPr>
-            <w:rFonts w:eastAsiaTheme="minorEastAsia" w:cstheme="minorBidi"/>
-            <w:smallCaps w:val="0"/>
-            <w:noProof/>
-            <w:sz w:val="22"/>
-            <w:szCs w:val="22"/>
+          <w:t>UserStory</w:t>
+        </w:r>
+        <w:r>
+          <w:rPr>
+            <w:noProof/>
+            <w:webHidden/>
           </w:rPr>
           <w:tab/>
         </w:r>
         <w:r>
           <w:rPr>
-            <w:rStyle w:val="Lienhypertexte"/>
-            <w:noProof/>
-          </w:rPr>
-          <w:t>Journal de travail</w:t>
-        </w:r>
-        <w:r>
-          <w:rPr>
-            <w:noProof/>
-            <w:webHidden/>
-          </w:rPr>
-          <w:tab/>
-        </w:r>
-        <w:r>
-          <w:rPr>
             <w:noProof/>
             <w:webHidden/>
           </w:rPr>
@@ -3080,7 +2094,7 @@
             <w:noProof/>
             <w:webHidden/>
           </w:rPr>
-          <w:instrText xml:space="preserve"> PAGEREF _Toc308526347 \h </w:instrText>
+          <w:instrText xml:space="preserve"> PAGEREF _Toc239431433 \h </w:instrText>
         </w:r>
         <w:r>
           <w:rPr>
@@ -3100,7 +2114,7 @@
             <w:noProof/>
             <w:webHidden/>
           </w:rPr>
-          <w:t>6</w:t>
+          <w:t>8</w:t>
         </w:r>
         <w:r>
           <w:rPr>
@@ -3115,51 +2129,35 @@
       <w:pPr>
         <w:pStyle w:val="TM2"/>
         <w:tabs>
-          <w:tab w:val="left" w:pos="800"/>
           <w:tab w:val="right" w:leader="dot" w:pos="9060"/>
         </w:tabs>
         <w:rPr>
           <w:rFonts w:eastAsiaTheme="minorEastAsia" w:cstheme="minorBidi"/>
           <w:smallCaps w:val="0"/>
           <w:noProof/>
-          <w:sz w:val="22"/>
-          <w:szCs w:val="22"/>
+          <w:kern w:val="2"/>
+          <w:sz w:val="24"/>
+          <w:szCs w:val="24"/>
+          <w14:ligatures w14:val="standardContextual"/>
         </w:rPr>
       </w:pPr>
-      <w:hyperlink w:anchor="_Toc308526348" w:history="1">
+      <w:hyperlink w:anchor="_Toc239431434" w:history="1">
         <w:r>
           <w:rPr>
             <w:rStyle w:val="Lienhypertexte"/>
             <w:noProof/>
           </w:rPr>
-          <w:t>7.2</w:t>
-        </w:r>
-        <w:r>
-          <w:rPr>
-            <w:rFonts w:eastAsiaTheme="minorEastAsia" w:cstheme="minorBidi"/>
-            <w:smallCaps w:val="0"/>
-            <w:noProof/>
-            <w:sz w:val="22"/>
-            <w:szCs w:val="22"/>
+          <w:t>Test</w:t>
+        </w:r>
+        <w:r>
+          <w:rPr>
+            <w:noProof/>
+            <w:webHidden/>
           </w:rPr>
           <w:tab/>
         </w:r>
         <w:r>
           <w:rPr>
-            <w:rStyle w:val="Lienhypertexte"/>
-            <w:noProof/>
-          </w:rPr>
-          <w:t>Bibliographie</w:t>
-        </w:r>
-        <w:r>
-          <w:rPr>
-            <w:noProof/>
-            <w:webHidden/>
-          </w:rPr>
-          <w:tab/>
-        </w:r>
-        <w:r>
-          <w:rPr>
             <w:noProof/>
             <w:webHidden/>
           </w:rPr>
@@ -3170,7 +2168,7 @@
             <w:noProof/>
             <w:webHidden/>
           </w:rPr>
-          <w:instrText xml:space="preserve"> PAGEREF _Toc308526348 \h </w:instrText>
+          <w:instrText xml:space="preserve"> PAGEREF _Toc239431434 \h </w:instrText>
         </w:r>
         <w:r>
           <w:rPr>
@@ -3190,191 +2188,7 @@
             <w:noProof/>
             <w:webHidden/>
           </w:rPr>
-          <w:t>6</w:t>
-        </w:r>
-        <w:r>
-          <w:rPr>
-            <w:noProof/>
-            <w:webHidden/>
-          </w:rPr>
-          <w:fldChar w:fldCharType="end"/>
-        </w:r>
-      </w:hyperlink>
-    </w:p>
-    <w:p>
-      <w:pPr>
-        <w:pStyle w:val="TM2"/>
-        <w:tabs>
-          <w:tab w:val="left" w:pos="800"/>
-          <w:tab w:val="right" w:leader="dot" w:pos="9060"/>
-        </w:tabs>
-        <w:rPr>
-          <w:rFonts w:eastAsiaTheme="minorEastAsia" w:cstheme="minorBidi"/>
-          <w:smallCaps w:val="0"/>
-          <w:noProof/>
-          <w:sz w:val="22"/>
-          <w:szCs w:val="22"/>
-        </w:rPr>
-      </w:pPr>
-      <w:hyperlink w:anchor="_Toc308526349" w:history="1">
-        <w:r>
-          <w:rPr>
-            <w:rStyle w:val="Lienhypertexte"/>
-            <w:noProof/>
-          </w:rPr>
-          <w:t>7.3</w:t>
-        </w:r>
-        <w:r>
-          <w:rPr>
-            <w:rFonts w:eastAsiaTheme="minorEastAsia" w:cstheme="minorBidi"/>
-            <w:smallCaps w:val="0"/>
-            <w:noProof/>
-            <w:sz w:val="22"/>
-            <w:szCs w:val="22"/>
-          </w:rPr>
-          <w:tab/>
-        </w:r>
-        <w:r>
-          <w:rPr>
-            <w:rStyle w:val="Lienhypertexte"/>
-            <w:noProof/>
-          </w:rPr>
-          <w:t>Webographie</w:t>
-        </w:r>
-        <w:r>
-          <w:rPr>
-            <w:noProof/>
-            <w:webHidden/>
-          </w:rPr>
-          <w:tab/>
-        </w:r>
-        <w:r>
-          <w:rPr>
-            <w:noProof/>
-            <w:webHidden/>
-          </w:rPr>
-          <w:fldChar w:fldCharType="begin"/>
-        </w:r>
-        <w:r>
-          <w:rPr>
-            <w:noProof/>
-            <w:webHidden/>
-          </w:rPr>
-          <w:instrText xml:space="preserve"> PAGEREF _Toc308526349 \h </w:instrText>
-        </w:r>
-        <w:r>
-          <w:rPr>
-            <w:noProof/>
-            <w:webHidden/>
-          </w:rPr>
-        </w:r>
-        <w:r>
-          <w:rPr>
-            <w:noProof/>
-            <w:webHidden/>
-          </w:rPr>
-          <w:fldChar w:fldCharType="separate"/>
-        </w:r>
-        <w:r>
-          <w:rPr>
-            <w:noProof/>
-            <w:webHidden/>
-          </w:rPr>
-          <w:t>6</w:t>
-        </w:r>
-        <w:r>
-          <w:rPr>
-            <w:noProof/>
-            <w:webHidden/>
-          </w:rPr>
-          <w:fldChar w:fldCharType="end"/>
-        </w:r>
-      </w:hyperlink>
-    </w:p>
-    <w:p>
-      <w:pPr>
-        <w:pStyle w:val="TM10"/>
-        <w:tabs>
-          <w:tab w:val="left" w:pos="400"/>
-          <w:tab w:val="right" w:leader="dot" w:pos="9060"/>
-        </w:tabs>
-        <w:rPr>
-          <w:rFonts w:eastAsiaTheme="minorEastAsia" w:cstheme="minorBidi"/>
-          <w:b w:val="0"/>
-          <w:bCs w:val="0"/>
-          <w:caps w:val="0"/>
-          <w:noProof/>
-          <w:sz w:val="22"/>
-          <w:szCs w:val="22"/>
-        </w:rPr>
-      </w:pPr>
-      <w:hyperlink w:anchor="_Toc308526350" w:history="1">
-        <w:r>
-          <w:rPr>
-            <w:rStyle w:val="Lienhypertexte"/>
-            <w:noProof/>
-          </w:rPr>
           <w:t>8</w:t>
-        </w:r>
-        <w:r>
-          <w:rPr>
-            <w:rFonts w:eastAsiaTheme="minorEastAsia" w:cstheme="minorBidi"/>
-            <w:b w:val="0"/>
-            <w:bCs w:val="0"/>
-            <w:caps w:val="0"/>
-            <w:noProof/>
-            <w:sz w:val="22"/>
-            <w:szCs w:val="22"/>
-          </w:rPr>
-          <w:tab/>
-        </w:r>
-        <w:r>
-          <w:rPr>
-            <w:rStyle w:val="Lienhypertexte"/>
-            <w:noProof/>
-          </w:rPr>
-          <w:t>Annexes</w:t>
-        </w:r>
-        <w:r>
-          <w:rPr>
-            <w:noProof/>
-            <w:webHidden/>
-          </w:rPr>
-          <w:tab/>
-        </w:r>
-        <w:r>
-          <w:rPr>
-            <w:noProof/>
-            <w:webHidden/>
-          </w:rPr>
-          <w:fldChar w:fldCharType="begin"/>
-        </w:r>
-        <w:r>
-          <w:rPr>
-            <w:noProof/>
-            <w:webHidden/>
-          </w:rPr>
-          <w:instrText xml:space="preserve"> PAGEREF _Toc308526350 \h </w:instrText>
-        </w:r>
-        <w:r>
-          <w:rPr>
-            <w:noProof/>
-            <w:webHidden/>
-          </w:rPr>
-        </w:r>
-        <w:r>
-          <w:rPr>
-            <w:noProof/>
-            <w:webHidden/>
-          </w:rPr>
-          <w:fldChar w:fldCharType="separate"/>
-        </w:r>
-        <w:r>
-          <w:rPr>
-            <w:noProof/>
-            <w:webHidden/>
-          </w:rPr>
-          <w:t>6</w:t>
         </w:r>
         <w:r>
           <w:rPr>
@@ -3405,10 +2219,12 @@
       <w:pPr>
         <w:pStyle w:val="Titre1"/>
       </w:pPr>
+      <w:bookmarkStart w:id="0" w:name="_Toc239431411"/>
       <w:r>
         <w:lastRenderedPageBreak/>
         <w:t>Introduction</w:t>
       </w:r>
+      <w:bookmarkEnd w:id="0"/>
     </w:p>
     <w:p>
       <w:pPr>
@@ -3419,9 +2235,9 @@
       <w:pPr>
         <w:pStyle w:val="Titre2"/>
       </w:pPr>
-      <w:bookmarkStart w:id="0" w:name="_Toc308526317"/>
       <w:bookmarkStart w:id="1" w:name="_Toc532179969"/>
       <w:bookmarkStart w:id="2" w:name="_Toc165969639"/>
+      <w:bookmarkStart w:id="3" w:name="_Toc239431412"/>
       <w:r>
         <w:t>T</w:t>
       </w:r>
@@ -3431,7 +2247,7 @@
       <w:r>
         <w:t>e</w:t>
       </w:r>
-      <w:bookmarkEnd w:id="0"/>
+      <w:bookmarkEnd w:id="3"/>
     </w:p>
     <w:p>
       <w:pPr>
@@ -3458,9 +2274,11 @@
       <w:pPr>
         <w:pStyle w:val="Titre2"/>
       </w:pPr>
+      <w:bookmarkStart w:id="4" w:name="_Toc239431413"/>
       <w:r>
         <w:t>Objectifs produits</w:t>
       </w:r>
+      <w:bookmarkEnd w:id="4"/>
     </w:p>
     <w:p>
       <w:pPr>
@@ -3502,9 +2320,11 @@
       <w:pPr>
         <w:pStyle w:val="Titre2"/>
       </w:pPr>
+      <w:bookmarkStart w:id="5" w:name="_Toc239431414"/>
       <w:r>
         <w:t>Objectifs pédagogiques</w:t>
       </w:r>
+      <w:bookmarkEnd w:id="5"/>
     </w:p>
     <w:p>
       <w:pPr>
@@ -3539,7 +2359,7 @@
       <w:pPr>
         <w:pStyle w:val="Titre1"/>
       </w:pPr>
-      <w:bookmarkStart w:id="3" w:name="_Toc308526331"/>
+      <w:bookmarkStart w:id="6" w:name="_Toc239431415"/>
       <w:r>
         <w:t>Planification</w:t>
       </w:r>
@@ -3548,7 +2368,7 @@
       <w:r>
         <w:t xml:space="preserve"> Initiale</w:t>
       </w:r>
-      <w:bookmarkEnd w:id="3"/>
+      <w:bookmarkEnd w:id="6"/>
     </w:p>
     <w:tbl>
       <w:tblPr>
@@ -4045,148 +2865,106 @@
       <w:pPr>
         <w:pStyle w:val="Titre1"/>
       </w:pPr>
-      <w:bookmarkStart w:id="4" w:name="_Toc532179957"/>
-      <w:bookmarkStart w:id="5" w:name="_Toc165969641"/>
-      <w:bookmarkStart w:id="6" w:name="_Toc308526332"/>
+      <w:bookmarkStart w:id="7" w:name="_Toc532179957"/>
+      <w:bookmarkStart w:id="8" w:name="_Toc165969641"/>
+      <w:bookmarkStart w:id="9" w:name="_Toc239431416"/>
       <w:r>
         <w:t>Analyse</w:t>
       </w:r>
-      <w:bookmarkEnd w:id="4"/>
-      <w:bookmarkEnd w:id="5"/>
-      <w:bookmarkEnd w:id="6"/>
+      <w:bookmarkEnd w:id="7"/>
+      <w:bookmarkEnd w:id="8"/>
+      <w:bookmarkEnd w:id="9"/>
     </w:p>
     <w:p>
       <w:pPr>
         <w:pStyle w:val="Titre2"/>
       </w:pPr>
+      <w:bookmarkStart w:id="10" w:name="_Toc239431417"/>
       <w:r>
         <w:t>User story</w:t>
       </w:r>
-    </w:p>
-    <w:p>
-      <w:pPr>
-        <w:pStyle w:val="Titre"/>
-        <w:rPr>
-          <w:lang w:val="en-US"/>
-        </w:rPr>
-      </w:pPr>
-      <w:proofErr w:type="spellStart"/>
-      <w:r>
-        <w:rPr>
-          <w:lang w:val="en-US"/>
-        </w:rPr>
-        <w:t>EsteEscher</w:t>
-      </w:r>
-      <w:proofErr w:type="spellEnd"/>
-      <w:r>
-        <w:rPr>
-          <w:lang w:val="en-US"/>
-        </w:rPr>
-        <w:t>/</w:t>
-      </w:r>
-      <w:proofErr w:type="spellStart"/>
-      <w:r>
-        <w:rPr>
-          <w:lang w:val="en-US"/>
-        </w:rPr>
-        <w:t>Shoot_me_up</w:t>
-      </w:r>
-      <w:proofErr w:type="spellEnd"/>
-    </w:p>
-    <w:p>
-      <w:pPr>
-        <w:rPr>
-          <w:lang w:val="en-US"/>
-        </w:rPr>
-      </w:pPr>
-      <w:proofErr w:type="spellStart"/>
-      <w:r>
-        <w:rPr>
-          <w:i/>
-          <w:iCs/>
-          <w:lang w:val="en-US"/>
-        </w:rPr>
-        <w:t>Exporté</w:t>
-      </w:r>
-      <w:proofErr w:type="spellEnd"/>
-      <w:r>
-        <w:rPr>
-          <w:i/>
-          <w:iCs/>
-          <w:lang w:val="en-US"/>
-        </w:rPr>
-        <w:t xml:space="preserve"> le 04.09.2026 — 6 issues</w:t>
-      </w:r>
-    </w:p>
-    <w:p>
-      <w:r>
-        <w:rPr>
-          <w:i/>
-          <w:iCs/>
-        </w:rPr>
-        <w:t>Source : https://github.com/EsteEscher/Shoot_me_up</w:t>
-      </w:r>
-    </w:p>
-    <w:p/>
-    <w:p>
-      <w:pPr>
-        <w:pStyle w:val="Titre1"/>
-      </w:pPr>
+      <w:bookmarkEnd w:id="10"/>
+    </w:p>
+    <w:p>
+      <w:pPr>
+        <w:pStyle w:val="Titre3"/>
+      </w:pPr>
+      <w:bookmarkStart w:id="11" w:name="_Toc239431418"/>
+      <w:r>
+        <w:t>#1 — US</w:t>
+      </w:r>
+      <w:proofErr w:type="gramStart"/>
+      <w:r>
+        <w:t>1:</w:t>
+      </w:r>
+      <w:proofErr w:type="gramEnd"/>
+      <w:r>
+        <w:t xml:space="preserve"> Déplacement du joueur</w:t>
+      </w:r>
+      <w:bookmarkEnd w:id="11"/>
+    </w:p>
+    <w:p>
+      <w:pPr>
+        <w:ind w:left="1416"/>
+      </w:pPr>
+      <w:r>
+        <w:t>En tant que Joueur je veux pouvoir appuyer sur les touches W A S D mais aussi les flèches directionnelles afin de pouvoir déplacer mon personnage sur l'écran.</w:t>
+      </w:r>
+    </w:p>
+    <w:p>
+      <w:pPr>
+        <w:ind w:left="1416"/>
+      </w:pPr>
+    </w:p>
+    <w:p>
+      <w:pPr>
+        <w:pStyle w:val="Titre2"/>
+      </w:pPr>
+      <w:bookmarkStart w:id="12" w:name="_Toc239431419"/>
       <w:r>
         <w:lastRenderedPageBreak/>
-        <w:t>#1 — US</w:t>
-      </w:r>
-      <w:proofErr w:type="gramStart"/>
-      <w:r>
-        <w:t>1:</w:t>
-      </w:r>
-      <w:proofErr w:type="gramEnd"/>
-      <w:r>
-        <w:t xml:space="preserve"> Déplacement du joueur</w:t>
-      </w:r>
-    </w:p>
-    <w:p>
-      <w:pPr>
-        <w:pStyle w:val="Titre2"/>
-      </w:pPr>
-      <w:proofErr w:type="spellStart"/>
-      <w:r>
-        <w:t>UserStory</w:t>
-      </w:r>
-      <w:proofErr w:type="spellEnd"/>
-    </w:p>
-    <w:p>
-      <w:r>
-        <w:t>En tant que Joueur je veux pouvoir appuyer sur les touches W A S D mais aussi les flèches directionnelles afin de pouvoir déplacer mon personnage sur l'écran.</w:t>
-      </w:r>
-    </w:p>
-    <w:p/>
-    <w:p>
-      <w:pPr>
-        <w:pStyle w:val="Titre2"/>
-      </w:pPr>
-      <w:r>
         <w:t>Test</w:t>
       </w:r>
-    </w:p>
-    <w:p>
+      <w:bookmarkEnd w:id="12"/>
+    </w:p>
+    <w:p>
+      <w:pPr>
+        <w:ind w:left="1416"/>
+      </w:pPr>
       <w:r>
         <w:t>- Il est possible de me déplacer</w:t>
       </w:r>
     </w:p>
     <w:p>
+      <w:pPr>
+        <w:ind w:left="1416"/>
+      </w:pPr>
       <w:r>
         <w:t>- Les touches sont les bonnes et sont réactives</w:t>
       </w:r>
     </w:p>
     <w:p>
+      <w:pPr>
+        <w:ind w:left="1416"/>
+      </w:pPr>
       <w:r>
         <w:t>- La vitesse de déplacement et agréable</w:t>
       </w:r>
     </w:p>
-    <w:p/>
-    <w:p/>
-    <w:p>
+    <w:p>
+      <w:pPr>
+        <w:ind w:left="1416"/>
+      </w:pPr>
+    </w:p>
+    <w:p>
+      <w:pPr>
+        <w:ind w:left="1416"/>
+      </w:pPr>
+    </w:p>
+    <w:p>
+      <w:pPr>
+        <w:ind w:left="1416"/>
+      </w:pPr>
       <w:r>
         <w:rPr>
           <w:noProof/>
@@ -4235,23 +3013,30 @@
     <w:p/>
     <w:p>
       <w:pPr>
-        <w:pStyle w:val="Titre1"/>
-      </w:pPr>
+        <w:pStyle w:val="Titre2"/>
+      </w:pPr>
+      <w:bookmarkStart w:id="13" w:name="_Toc239431420"/>
       <w:r>
         <w:t>#2 — US2 : Création des ennemis</w:t>
       </w:r>
-    </w:p>
-    <w:p>
-      <w:pPr>
-        <w:pStyle w:val="Titre2"/>
-      </w:pPr>
+      <w:bookmarkEnd w:id="13"/>
+    </w:p>
+    <w:p>
+      <w:pPr>
+        <w:pStyle w:val="Titre3"/>
+      </w:pPr>
+      <w:bookmarkStart w:id="14" w:name="_Toc239431421"/>
       <w:proofErr w:type="spellStart"/>
       <w:r>
         <w:t>UserStory</w:t>
       </w:r>
+      <w:bookmarkEnd w:id="14"/>
       <w:proofErr w:type="spellEnd"/>
     </w:p>
     <w:p>
+      <w:pPr>
+        <w:ind w:left="1416"/>
+      </w:pPr>
       <w:r>
         <w:t xml:space="preserve">En tant que joueur je veux avoir des ennemis qui tire et avancent afin d'avoir du </w:t>
       </w:r>
@@ -4267,18 +3052,26 @@
     <w:p/>
     <w:p>
       <w:pPr>
-        <w:pStyle w:val="Titre2"/>
-      </w:pPr>
+        <w:pStyle w:val="Titre3"/>
+      </w:pPr>
+      <w:bookmarkStart w:id="15" w:name="_Toc239431422"/>
       <w:r>
         <w:t>Test</w:t>
       </w:r>
-    </w:p>
-    <w:p>
+      <w:bookmarkEnd w:id="15"/>
+    </w:p>
+    <w:p>
+      <w:pPr>
+        <w:ind w:left="1416"/>
+      </w:pPr>
       <w:r>
         <w:t>- Les ennemis apparaissent</w:t>
       </w:r>
     </w:p>
     <w:p>
+      <w:pPr>
+        <w:ind w:left="1416"/>
+      </w:pPr>
       <w:r>
         <w:t xml:space="preserve">- les ennemis </w:t>
       </w:r>
@@ -4292,6 +3085,9 @@
       </w:r>
     </w:p>
     <w:p>
+      <w:pPr>
+        <w:ind w:left="1416"/>
+      </w:pPr>
       <w:r>
         <w:t>- les ennemis se déplacent</w:t>
       </w:r>
@@ -4349,7 +3145,12 @@
     <w:p>
       <w:pPr>
         <w:pStyle w:val="Titre1"/>
-      </w:pPr>
+        <w:numPr>
+          <w:ilvl w:val="1"/>
+          <w:numId w:val="13"/>
+        </w:numPr>
+      </w:pPr>
+      <w:bookmarkStart w:id="16" w:name="_Toc239431423"/>
       <w:r>
         <w:t>#3 — US</w:t>
       </w:r>
@@ -4361,37 +3162,55 @@
       <w:r>
         <w:t xml:space="preserve"> Tirer</w:t>
       </w:r>
+      <w:bookmarkEnd w:id="16"/>
     </w:p>
     <w:p>
       <w:pPr>
         <w:pStyle w:val="Titre2"/>
       </w:pPr>
+      <w:bookmarkStart w:id="17" w:name="_Toc239431424"/>
       <w:proofErr w:type="spellStart"/>
       <w:r>
         <w:t>UserStory</w:t>
       </w:r>
+      <w:bookmarkEnd w:id="17"/>
       <w:proofErr w:type="spellEnd"/>
     </w:p>
     <w:p>
+      <w:pPr>
+        <w:ind w:left="1416"/>
+      </w:pPr>
       <w:r>
         <w:t>En tant que joueur je veux pouvoir tirer afin de pouvoir me défendre</w:t>
       </w:r>
     </w:p>
-    <w:p/>
+    <w:p>
+      <w:pPr>
+        <w:ind w:left="1416"/>
+      </w:pPr>
+    </w:p>
     <w:p>
       <w:pPr>
         <w:pStyle w:val="Titre2"/>
       </w:pPr>
+      <w:bookmarkStart w:id="18" w:name="_Toc239431425"/>
       <w:r>
         <w:t>Test</w:t>
       </w:r>
-    </w:p>
-    <w:p>
+      <w:bookmarkEnd w:id="18"/>
+    </w:p>
+    <w:p>
+      <w:pPr>
+        <w:ind w:left="1416"/>
+      </w:pPr>
       <w:r>
         <w:t>- mes tirent ont une vitesse régulière</w:t>
       </w:r>
     </w:p>
     <w:p>
+      <w:pPr>
+        <w:ind w:left="1416"/>
+      </w:pPr>
       <w:r>
         <w:t xml:space="preserve">- mes tirs ont un </w:t>
       </w:r>
@@ -4405,6 +3224,9 @@
       </w:r>
     </w:p>
     <w:p>
+      <w:pPr>
+        <w:ind w:left="1416"/>
+      </w:pPr>
       <w:r>
         <w:t xml:space="preserve">- mes tirs suivent la direction </w:t>
       </w:r>
@@ -4470,7 +3292,12 @@
     <w:p>
       <w:pPr>
         <w:pStyle w:val="Titre1"/>
-      </w:pPr>
+        <w:numPr>
+          <w:ilvl w:val="1"/>
+          <w:numId w:val="13"/>
+        </w:numPr>
+      </w:pPr>
+      <w:bookmarkStart w:id="19" w:name="_Toc239431426"/>
       <w:r>
         <w:t>#4 — US</w:t>
       </w:r>
@@ -4482,18 +3309,24 @@
       <w:r>
         <w:t xml:space="preserve"> Protection</w:t>
       </w:r>
+      <w:bookmarkEnd w:id="19"/>
     </w:p>
     <w:p>
       <w:pPr>
         <w:pStyle w:val="Titre2"/>
       </w:pPr>
+      <w:bookmarkStart w:id="20" w:name="_Toc239431427"/>
       <w:proofErr w:type="spellStart"/>
       <w:r>
         <w:t>UserStory</w:t>
       </w:r>
+      <w:bookmarkEnd w:id="20"/>
       <w:proofErr w:type="spellEnd"/>
     </w:p>
     <w:p>
+      <w:pPr>
+        <w:ind w:left="2124"/>
+      </w:pPr>
       <w:r>
         <w:t xml:space="preserve">En tant que joueur je veux avoir des protections afin d'avoir une </w:t>
       </w:r>
@@ -4514,26 +3347,41 @@
         <w:t xml:space="preserve"> autre que de les esquiver</w:t>
       </w:r>
     </w:p>
-    <w:p/>
+    <w:p>
+      <w:pPr>
+        <w:ind w:left="1416"/>
+      </w:pPr>
+    </w:p>
     <w:p>
       <w:pPr>
         <w:pStyle w:val="Titre2"/>
       </w:pPr>
+      <w:bookmarkStart w:id="21" w:name="_Toc239431428"/>
       <w:r>
         <w:t>Test</w:t>
       </w:r>
-    </w:p>
-    <w:p>
+      <w:bookmarkEnd w:id="21"/>
+    </w:p>
+    <w:p>
+      <w:pPr>
+        <w:ind w:left="2124"/>
+      </w:pPr>
       <w:r>
         <w:t>- Les 5 protections sont complète au début de la partie</w:t>
       </w:r>
     </w:p>
     <w:p>
+      <w:pPr>
+        <w:ind w:left="2124"/>
+      </w:pPr>
       <w:r>
         <w:t>- le joueur et les ennemis peuvent détruire la barrière</w:t>
       </w:r>
     </w:p>
     <w:p>
+      <w:pPr>
+        <w:ind w:left="2124"/>
+      </w:pPr>
       <w:r>
         <w:t>- la barrière se régénère après un certain temps</w:t>
       </w:r>
@@ -4591,7 +3439,12 @@
     <w:p>
       <w:pPr>
         <w:pStyle w:val="Titre1"/>
-      </w:pPr>
+        <w:numPr>
+          <w:ilvl w:val="1"/>
+          <w:numId w:val="13"/>
+        </w:numPr>
+      </w:pPr>
+      <w:bookmarkStart w:id="22" w:name="_Toc239431429"/>
       <w:r>
         <w:t>#5 — US</w:t>
       </w:r>
@@ -4603,18 +3456,24 @@
       <w:r>
         <w:t xml:space="preserve"> Vie du joueur</w:t>
       </w:r>
+      <w:bookmarkEnd w:id="22"/>
     </w:p>
     <w:p>
       <w:pPr>
         <w:pStyle w:val="Titre2"/>
       </w:pPr>
+      <w:bookmarkStart w:id="23" w:name="_Toc239431430"/>
       <w:proofErr w:type="spellStart"/>
       <w:r>
         <w:t>UserStory</w:t>
       </w:r>
+      <w:bookmarkEnd w:id="23"/>
       <w:proofErr w:type="spellEnd"/>
     </w:p>
     <w:p>
+      <w:pPr>
+        <w:ind w:left="2124"/>
+      </w:pPr>
       <w:r>
         <w:t>En tant que joueur je veux avoir des points de vies afin de ne pas mourir à la première touche</w:t>
       </w:r>
@@ -4623,21 +3482,32 @@
       <w:pPr>
         <w:pStyle w:val="Titre2"/>
       </w:pPr>
+      <w:bookmarkStart w:id="24" w:name="_Toc239431431"/>
       <w:r>
         <w:t>Test</w:t>
       </w:r>
-    </w:p>
-    <w:p>
+      <w:bookmarkEnd w:id="24"/>
+    </w:p>
+    <w:p>
+      <w:pPr>
+        <w:ind w:left="2124"/>
+      </w:pPr>
       <w:r>
         <w:t>- Le joueur perd une vie après un contact avec un projectile ennemi</w:t>
       </w:r>
     </w:p>
     <w:p>
+      <w:pPr>
+        <w:ind w:left="2124"/>
+      </w:pPr>
       <w:r>
         <w:t>- Une vie est en vie après la consommation d'une vie</w:t>
       </w:r>
     </w:p>
     <w:p>
+      <w:pPr>
+        <w:ind w:left="2124"/>
+      </w:pPr>
       <w:r>
         <w:t>- les barrières se reconstruisent complètement à la perte d'une vie</w:t>
       </w:r>
@@ -4696,7 +3566,12 @@
     <w:p>
       <w:pPr>
         <w:pStyle w:val="Titre1"/>
-      </w:pPr>
+        <w:numPr>
+          <w:ilvl w:val="1"/>
+          <w:numId w:val="13"/>
+        </w:numPr>
+      </w:pPr>
+      <w:bookmarkStart w:id="25" w:name="_Toc239431432"/>
       <w:r>
         <w:t>#6 — US</w:t>
       </w:r>
@@ -4708,18 +3583,24 @@
       <w:r>
         <w:t xml:space="preserve"> bonus si le temps le permet ajout d'une deuxième attaque</w:t>
       </w:r>
+      <w:bookmarkEnd w:id="25"/>
     </w:p>
     <w:p>
       <w:pPr>
         <w:pStyle w:val="Titre2"/>
       </w:pPr>
+      <w:bookmarkStart w:id="26" w:name="_Toc239431433"/>
       <w:proofErr w:type="spellStart"/>
       <w:r>
         <w:t>UserStory</w:t>
       </w:r>
+      <w:bookmarkEnd w:id="26"/>
       <w:proofErr w:type="spellEnd"/>
     </w:p>
     <w:p>
+      <w:pPr>
+        <w:ind w:left="2124"/>
+      </w:pPr>
       <w:r>
         <w:t>En tant que joueur je veux avoir une deuxième attaque de masse permettant d'éliminer tous les ennemis sur l'écran d'un seul coup (</w:t>
       </w:r>
@@ -4732,26 +3613,41 @@
         <w:t>)</w:t>
       </w:r>
     </w:p>
-    <w:p/>
+    <w:p>
+      <w:pPr>
+        <w:ind w:left="2124"/>
+      </w:pPr>
+    </w:p>
     <w:p>
       <w:pPr>
         <w:pStyle w:val="Titre2"/>
       </w:pPr>
+      <w:bookmarkStart w:id="27" w:name="_Toc239431434"/>
       <w:r>
         <w:t>Test</w:t>
       </w:r>
-    </w:p>
-    <w:p>
+      <w:bookmarkEnd w:id="27"/>
+    </w:p>
+    <w:p>
+      <w:pPr>
+        <w:ind w:left="2124"/>
+      </w:pPr>
       <w:r>
         <w:t>- tous les ennemis sont éliminés d'un coup</w:t>
       </w:r>
     </w:p>
     <w:p>
+      <w:pPr>
+        <w:ind w:left="2124"/>
+      </w:pPr>
       <w:r>
         <w:t>- les barrières sont toutes intégralement</w:t>
       </w:r>
     </w:p>
     <w:p>
+      <w:pPr>
+        <w:ind w:left="2124"/>
+      </w:pPr>
       <w:r>
         <w:t xml:space="preserve">- le </w:t>
       </w:r>
@@ -4873,8 +3769,8 @@
       <w:tblLook w:val="01E0" w:firstRow="1" w:lastRow="1" w:firstColumn="1" w:lastColumn="1" w:noHBand="0" w:noVBand="0"/>
     </w:tblPr>
     <w:tblGrid>
-      <w:gridCol w:w="3437"/>
-      <w:gridCol w:w="2607"/>
+      <w:gridCol w:w="3436"/>
+      <w:gridCol w:w="2608"/>
       <w:gridCol w:w="3026"/>
     </w:tblGrid>
     <w:tr>
@@ -5034,6 +3930,15 @@
           </w:r>
           <w:r>
             <w:instrText xml:space="preserve"> LASTSAVEDBY   \* MERGEFORMAT </w:instrText>
+          </w:r>
+          <w:r>
+            <w:fldChar w:fldCharType="separate"/>
+          </w:r>
+          <w:r>
+            <w:rPr>
+              <w:noProof/>
+            </w:rPr>
+            <w:t>Esteban Escher</w:t>
           </w:r>
           <w:r>
             <w:rPr>
@@ -5213,7 +4118,7 @@
               <w:noProof/>
               <w:szCs w:val="16"/>
             </w:rPr>
-            <w:t>04.09.2009 15:21</w:t>
+            <w:t>04.09.2026 16:23</w:t>
           </w:r>
           <w:r>
             <w:rPr>
@@ -5256,7 +4161,7 @@
                 <w:noProof/>
                 <w:szCs w:val="16"/>
               </w:rPr>
-              <w:t>1</w:t>
+              <w:t>4</w:t>
             </w:r>
           </w:fldSimple>
           <w:r>
@@ -5293,7 +4198,7 @@
               <w:noProof/>
               <w:szCs w:val="16"/>
             </w:rPr>
-            <w:t>00.00.0000 00:00</w:t>
+            <w:t>04.09.2026 16:19</w:t>
           </w:r>
           <w:r>
             <w:rPr>
@@ -5317,18 +4222,45 @@
             <w:rPr>
               <w:rFonts w:cs="Arial"/>
               <w:szCs w:val="16"/>
+              <w:lang w:val="en-US"/>
             </w:rPr>
           </w:pPr>
-          <w:fldSimple w:instr=" FILENAME  \* FirstCap  \* MERGEFORMAT ">
-            <w:r>
-              <w:rPr>
-                <w:rFonts w:cs="Arial"/>
-                <w:noProof/>
-                <w:szCs w:val="16"/>
-              </w:rPr>
-              <w:t>Document1</w:t>
-            </w:r>
-          </w:fldSimple>
+          <w:r>
+            <w:fldChar w:fldCharType="begin"/>
+          </w:r>
+          <w:r>
+            <w:rPr>
+              <w:lang w:val="en-US"/>
+            </w:rPr>
+            <w:instrText xml:space="preserve"> FILENAME  \* FirstCap  \* MERGEFORMAT </w:instrText>
+          </w:r>
+          <w:r>
+            <w:fldChar w:fldCharType="separate"/>
+          </w:r>
+          <w:r>
+            <w:rPr>
+              <w:rFonts w:cs="Arial"/>
+              <w:noProof/>
+              <w:szCs w:val="16"/>
+              <w:lang w:val="en-US"/>
+            </w:rPr>
+            <w:t>Shoot-me-up-Rapport-EstebanEscher</w:t>
+          </w:r>
+          <w:r>
+            <w:rPr>
+              <w:noProof/>
+              <w:lang w:val="en-US"/>
+            </w:rPr>
+            <w:t>.docx</w:t>
+          </w:r>
+          <w:r>
+            <w:rPr>
+              <w:rFonts w:cs="Arial"/>
+              <w:noProof/>
+              <w:szCs w:val="16"/>
+            </w:rPr>
+            <w:fldChar w:fldCharType="end"/>
+          </w:r>
         </w:p>
       </w:tc>
     </w:tr>
@@ -5339,6 +4271,7 @@
       <w:rPr>
         <w:sz w:val="2"/>
         <w:szCs w:val="2"/>
+        <w:lang w:val="en-US"/>
       </w:rPr>
     </w:pPr>
   </w:p>
@@ -6818,7 +5751,6 @@
     <w:lvl w:ilvl="1">
       <w:start w:val="1"/>
       <w:numFmt w:val="decimal"/>
-      <w:pStyle w:val="Titre2"/>
       <w:lvlText w:val="%1.%2"/>
       <w:lvlJc w:val="left"/>
       <w:pPr>
@@ -9457,14 +8389,11 @@
     <w:next w:val="Retraitcorpsdetexte"/>
     <w:autoRedefine/>
     <w:qFormat/>
-    <w:rsid w:val="00AA4393"/>
+    <w:rsid w:val="00686F3D"/>
     <w:pPr>
       <w:keepNext/>
-      <w:numPr>
-        <w:ilvl w:val="1"/>
-        <w:numId w:val="13"/>
-      </w:numPr>
       <w:spacing w:before="120" w:after="60"/>
+      <w:ind w:left="1416"/>
       <w:outlineLvl w:val="1"/>
     </w:pPr>
     <w:rPr>
@@ -9813,7 +8742,6 @@
     <w:next w:val="Normal"/>
     <w:autoRedefine/>
     <w:uiPriority w:val="39"/>
-    <w:semiHidden/>
     <w:rsid w:val="00656974"/>
     <w:pPr>
       <w:spacing w:before="120" w:after="120"/>
@@ -9830,7 +8758,6 @@
     <w:next w:val="Normal"/>
     <w:autoRedefine/>
     <w:uiPriority w:val="39"/>
-    <w:semiHidden/>
     <w:rsid w:val="007F30AE"/>
     <w:pPr>
       <w:ind w:left="200"/>
@@ -9845,7 +8772,6 @@
     <w:next w:val="Normal"/>
     <w:autoRedefine/>
     <w:uiPriority w:val="39"/>
-    <w:semiHidden/>
     <w:rsid w:val="007F30AE"/>
     <w:pPr>
       <w:ind w:left="400"/>

--- a/doc/Shoot-me-up-Rapport-EstebanEscher.docx
+++ b/doc/Shoot-me-up-Rapport-EstebanEscher.docx
@@ -6,13 +6,8 @@
       <w:pPr>
         <w:pStyle w:val="Titre"/>
       </w:pPr>
-      <w:proofErr w:type="spellStart"/>
-      <w:r>
-        <w:t>Shoot’Em</w:t>
-      </w:r>
-      <w:proofErr w:type="spellEnd"/>
-      <w:r>
-        <w:t xml:space="preserve"> Up</w:t>
+      <w:r>
+        <w:t>Shoot’Em Up</w:t>
       </w:r>
     </w:p>
     <w:p>
@@ -97,26 +92,14 @@
       <w:pPr>
         <w:spacing w:before="2000"/>
         <w:jc w:val="center"/>
-        <w:rPr>
-          <w:lang w:val="de-CH"/>
-        </w:rPr>
-      </w:pPr>
-      <w:r>
-        <w:rPr>
-          <w:lang w:val="de-CH"/>
-        </w:rPr>
+      </w:pPr>
+      <w:r>
         <w:t>Esteban Escher</w:t>
       </w:r>
       <w:r>
-        <w:rPr>
-          <w:lang w:val="de-CH"/>
-        </w:rPr>
         <w:t xml:space="preserve"> – C</w:t>
       </w:r>
       <w:r>
-        <w:rPr>
-          <w:lang w:val="de-CH"/>
-        </w:rPr>
         <w:t>ID2B</w:t>
       </w:r>
     </w:p>
@@ -155,6 +138,555 @@
         <w:lastRenderedPageBreak/>
         <w:t>Table des matières</w:t>
       </w:r>
+    </w:p>
+    <w:p>
+      <w:pPr>
+        <w:pStyle w:val="TM10"/>
+        <w:tabs>
+          <w:tab w:val="left" w:pos="600"/>
+          <w:tab w:val="right" w:leader="dot" w:pos="9060"/>
+        </w:tabs>
+        <w:rPr>
+          <w:rFonts w:eastAsiaTheme="minorEastAsia" w:cstheme="minorBidi"/>
+          <w:b w:val="0"/>
+          <w:bCs w:val="0"/>
+          <w:caps w:val="0"/>
+          <w:noProof/>
+          <w:kern w:val="2"/>
+          <w:sz w:val="24"/>
+          <w:szCs w:val="24"/>
+          <w14:ligatures w14:val="standardContextual"/>
+        </w:rPr>
+      </w:pPr>
+      <w:r>
+        <w:rPr>
+          <w:rFonts w:cs="Arial"/>
+          <w:i/>
+          <w:iCs/>
+          <w:caps w:val="0"/>
+          <w:sz w:val="22"/>
+          <w:szCs w:val="22"/>
+        </w:rPr>
+        <w:fldChar w:fldCharType="begin"/>
+      </w:r>
+      <w:r>
+        <w:rPr>
+          <w:rFonts w:cs="Arial"/>
+          <w:i/>
+          <w:iCs/>
+          <w:caps w:val="0"/>
+          <w:sz w:val="22"/>
+          <w:szCs w:val="22"/>
+        </w:rPr>
+        <w:instrText xml:space="preserve"> TOC \o "1-3" \h \z \u </w:instrText>
+      </w:r>
+      <w:r>
+        <w:rPr>
+          <w:rFonts w:cs="Arial"/>
+          <w:i/>
+          <w:iCs/>
+          <w:caps w:val="0"/>
+          <w:sz w:val="22"/>
+          <w:szCs w:val="22"/>
+        </w:rPr>
+        <w:fldChar w:fldCharType="separate"/>
+      </w:r>
+      <w:hyperlink w:anchor="_Toc240025333" w:history="1">
+        <w:r>
+          <w:rPr>
+            <w:rStyle w:val="Lienhypertexte"/>
+            <w:noProof/>
+          </w:rPr>
+          <w:t>1.</w:t>
+        </w:r>
+        <w:r>
+          <w:rPr>
+            <w:rFonts w:eastAsiaTheme="minorEastAsia" w:cstheme="minorBidi"/>
+            <w:b w:val="0"/>
+            <w:bCs w:val="0"/>
+            <w:caps w:val="0"/>
+            <w:noProof/>
+            <w:kern w:val="2"/>
+            <w:sz w:val="24"/>
+            <w:szCs w:val="24"/>
+            <w14:ligatures w14:val="standardContextual"/>
+          </w:rPr>
+          <w:tab/>
+        </w:r>
+        <w:r>
+          <w:rPr>
+            <w:rStyle w:val="Lienhypertexte"/>
+            <w:noProof/>
+          </w:rPr>
+          <w:t>Introduction</w:t>
+        </w:r>
+        <w:r>
+          <w:rPr>
+            <w:noProof/>
+            <w:webHidden/>
+          </w:rPr>
+          <w:tab/>
+        </w:r>
+        <w:r>
+          <w:rPr>
+            <w:noProof/>
+            <w:webHidden/>
+          </w:rPr>
+          <w:fldChar w:fldCharType="begin"/>
+        </w:r>
+        <w:r>
+          <w:rPr>
+            <w:noProof/>
+            <w:webHidden/>
+          </w:rPr>
+          <w:instrText xml:space="preserve"> PAGEREF _Toc240025333 \h </w:instrText>
+        </w:r>
+        <w:r>
+          <w:rPr>
+            <w:noProof/>
+            <w:webHidden/>
+          </w:rPr>
+        </w:r>
+        <w:r>
+          <w:rPr>
+            <w:noProof/>
+            <w:webHidden/>
+          </w:rPr>
+          <w:fldChar w:fldCharType="separate"/>
+        </w:r>
+        <w:r>
+          <w:rPr>
+            <w:noProof/>
+            <w:webHidden/>
+          </w:rPr>
+          <w:t>3</w:t>
+        </w:r>
+        <w:r>
+          <w:rPr>
+            <w:noProof/>
+            <w:webHidden/>
+          </w:rPr>
+          <w:fldChar w:fldCharType="end"/>
+        </w:r>
+      </w:hyperlink>
+    </w:p>
+    <w:p>
+      <w:pPr>
+        <w:pStyle w:val="TM2"/>
+        <w:tabs>
+          <w:tab w:val="right" w:leader="dot" w:pos="9060"/>
+        </w:tabs>
+        <w:rPr>
+          <w:rFonts w:eastAsiaTheme="minorEastAsia" w:cstheme="minorBidi"/>
+          <w:smallCaps w:val="0"/>
+          <w:noProof/>
+          <w:kern w:val="2"/>
+          <w:sz w:val="24"/>
+          <w:szCs w:val="24"/>
+          <w14:ligatures w14:val="standardContextual"/>
+        </w:rPr>
+      </w:pPr>
+      <w:hyperlink w:anchor="_Toc240025334" w:history="1">
+        <w:r>
+          <w:rPr>
+            <w:rStyle w:val="Lienhypertexte"/>
+            <w:noProof/>
+          </w:rPr>
+          <w:t>Titre</w:t>
+        </w:r>
+        <w:r>
+          <w:rPr>
+            <w:noProof/>
+            <w:webHidden/>
+          </w:rPr>
+          <w:tab/>
+        </w:r>
+        <w:r>
+          <w:rPr>
+            <w:noProof/>
+            <w:webHidden/>
+          </w:rPr>
+          <w:fldChar w:fldCharType="begin"/>
+        </w:r>
+        <w:r>
+          <w:rPr>
+            <w:noProof/>
+            <w:webHidden/>
+          </w:rPr>
+          <w:instrText xml:space="preserve"> PAGEREF _Toc240025334 \h </w:instrText>
+        </w:r>
+        <w:r>
+          <w:rPr>
+            <w:noProof/>
+            <w:webHidden/>
+          </w:rPr>
+        </w:r>
+        <w:r>
+          <w:rPr>
+            <w:noProof/>
+            <w:webHidden/>
+          </w:rPr>
+          <w:fldChar w:fldCharType="separate"/>
+        </w:r>
+        <w:r>
+          <w:rPr>
+            <w:noProof/>
+            <w:webHidden/>
+          </w:rPr>
+          <w:t>3</w:t>
+        </w:r>
+        <w:r>
+          <w:rPr>
+            <w:noProof/>
+            <w:webHidden/>
+          </w:rPr>
+          <w:fldChar w:fldCharType="end"/>
+        </w:r>
+      </w:hyperlink>
+    </w:p>
+    <w:p>
+      <w:pPr>
+        <w:pStyle w:val="TM2"/>
+        <w:tabs>
+          <w:tab w:val="right" w:leader="dot" w:pos="9060"/>
+        </w:tabs>
+        <w:rPr>
+          <w:rFonts w:eastAsiaTheme="minorEastAsia" w:cstheme="minorBidi"/>
+          <w:smallCaps w:val="0"/>
+          <w:noProof/>
+          <w:kern w:val="2"/>
+          <w:sz w:val="24"/>
+          <w:szCs w:val="24"/>
+          <w14:ligatures w14:val="standardContextual"/>
+        </w:rPr>
+      </w:pPr>
+      <w:hyperlink w:anchor="_Toc240025335" w:history="1">
+        <w:r>
+          <w:rPr>
+            <w:rStyle w:val="Lienhypertexte"/>
+            <w:noProof/>
+          </w:rPr>
+          <w:t>Objectifs produits</w:t>
+        </w:r>
+        <w:r>
+          <w:rPr>
+            <w:noProof/>
+            <w:webHidden/>
+          </w:rPr>
+          <w:tab/>
+        </w:r>
+        <w:r>
+          <w:rPr>
+            <w:noProof/>
+            <w:webHidden/>
+          </w:rPr>
+          <w:fldChar w:fldCharType="begin"/>
+        </w:r>
+        <w:r>
+          <w:rPr>
+            <w:noProof/>
+            <w:webHidden/>
+          </w:rPr>
+          <w:instrText xml:space="preserve"> PAGEREF _Toc240025335 \h </w:instrText>
+        </w:r>
+        <w:r>
+          <w:rPr>
+            <w:noProof/>
+            <w:webHidden/>
+          </w:rPr>
+        </w:r>
+        <w:r>
+          <w:rPr>
+            <w:noProof/>
+            <w:webHidden/>
+          </w:rPr>
+          <w:fldChar w:fldCharType="separate"/>
+        </w:r>
+        <w:r>
+          <w:rPr>
+            <w:noProof/>
+            <w:webHidden/>
+          </w:rPr>
+          <w:t>3</w:t>
+        </w:r>
+        <w:r>
+          <w:rPr>
+            <w:noProof/>
+            <w:webHidden/>
+          </w:rPr>
+          <w:fldChar w:fldCharType="end"/>
+        </w:r>
+      </w:hyperlink>
+    </w:p>
+    <w:p>
+      <w:pPr>
+        <w:pStyle w:val="TM2"/>
+        <w:tabs>
+          <w:tab w:val="right" w:leader="dot" w:pos="9060"/>
+        </w:tabs>
+        <w:rPr>
+          <w:rFonts w:eastAsiaTheme="minorEastAsia" w:cstheme="minorBidi"/>
+          <w:smallCaps w:val="0"/>
+          <w:noProof/>
+          <w:kern w:val="2"/>
+          <w:sz w:val="24"/>
+          <w:szCs w:val="24"/>
+          <w14:ligatures w14:val="standardContextual"/>
+        </w:rPr>
+      </w:pPr>
+      <w:hyperlink w:anchor="_Toc240025336" w:history="1">
+        <w:r>
+          <w:rPr>
+            <w:rStyle w:val="Lienhypertexte"/>
+            <w:noProof/>
+          </w:rPr>
+          <w:t>Objectifs pédagogiques</w:t>
+        </w:r>
+        <w:r>
+          <w:rPr>
+            <w:noProof/>
+            <w:webHidden/>
+          </w:rPr>
+          <w:tab/>
+        </w:r>
+        <w:r>
+          <w:rPr>
+            <w:noProof/>
+            <w:webHidden/>
+          </w:rPr>
+          <w:fldChar w:fldCharType="begin"/>
+        </w:r>
+        <w:r>
+          <w:rPr>
+            <w:noProof/>
+            <w:webHidden/>
+          </w:rPr>
+          <w:instrText xml:space="preserve"> PAGEREF _Toc240025336 \h </w:instrText>
+        </w:r>
+        <w:r>
+          <w:rPr>
+            <w:noProof/>
+            <w:webHidden/>
+          </w:rPr>
+        </w:r>
+        <w:r>
+          <w:rPr>
+            <w:noProof/>
+            <w:webHidden/>
+          </w:rPr>
+          <w:fldChar w:fldCharType="separate"/>
+        </w:r>
+        <w:r>
+          <w:rPr>
+            <w:noProof/>
+            <w:webHidden/>
+          </w:rPr>
+          <w:t>3</w:t>
+        </w:r>
+        <w:r>
+          <w:rPr>
+            <w:noProof/>
+            <w:webHidden/>
+          </w:rPr>
+          <w:fldChar w:fldCharType="end"/>
+        </w:r>
+      </w:hyperlink>
+    </w:p>
+    <w:p>
+      <w:pPr>
+        <w:pStyle w:val="TM10"/>
+        <w:tabs>
+          <w:tab w:val="left" w:pos="600"/>
+          <w:tab w:val="right" w:leader="dot" w:pos="9060"/>
+        </w:tabs>
+        <w:rPr>
+          <w:rFonts w:eastAsiaTheme="minorEastAsia" w:cstheme="minorBidi"/>
+          <w:b w:val="0"/>
+          <w:bCs w:val="0"/>
+          <w:caps w:val="0"/>
+          <w:noProof/>
+          <w:kern w:val="2"/>
+          <w:sz w:val="24"/>
+          <w:szCs w:val="24"/>
+          <w14:ligatures w14:val="standardContextual"/>
+        </w:rPr>
+      </w:pPr>
+      <w:hyperlink w:anchor="_Toc240025337" w:history="1">
+        <w:r>
+          <w:rPr>
+            <w:rStyle w:val="Lienhypertexte"/>
+            <w:noProof/>
+          </w:rPr>
+          <w:t>2.</w:t>
+        </w:r>
+        <w:r>
+          <w:rPr>
+            <w:rFonts w:eastAsiaTheme="minorEastAsia" w:cstheme="minorBidi"/>
+            <w:b w:val="0"/>
+            <w:bCs w:val="0"/>
+            <w:caps w:val="0"/>
+            <w:noProof/>
+            <w:kern w:val="2"/>
+            <w:sz w:val="24"/>
+            <w:szCs w:val="24"/>
+            <w14:ligatures w14:val="standardContextual"/>
+          </w:rPr>
+          <w:tab/>
+        </w:r>
+        <w:r>
+          <w:rPr>
+            <w:rStyle w:val="Lienhypertexte"/>
+            <w:noProof/>
+          </w:rPr>
+          <w:t>Planification Initiale</w:t>
+        </w:r>
+        <w:r>
+          <w:rPr>
+            <w:noProof/>
+            <w:webHidden/>
+          </w:rPr>
+          <w:tab/>
+        </w:r>
+        <w:r>
+          <w:rPr>
+            <w:noProof/>
+            <w:webHidden/>
+          </w:rPr>
+          <w:fldChar w:fldCharType="begin"/>
+        </w:r>
+        <w:r>
+          <w:rPr>
+            <w:noProof/>
+            <w:webHidden/>
+          </w:rPr>
+          <w:instrText xml:space="preserve"> PAGEREF _Toc240025337 \h </w:instrText>
+        </w:r>
+        <w:r>
+          <w:rPr>
+            <w:noProof/>
+            <w:webHidden/>
+          </w:rPr>
+        </w:r>
+        <w:r>
+          <w:rPr>
+            <w:noProof/>
+            <w:webHidden/>
+          </w:rPr>
+          <w:fldChar w:fldCharType="separate"/>
+        </w:r>
+        <w:r>
+          <w:rPr>
+            <w:noProof/>
+            <w:webHidden/>
+          </w:rPr>
+          <w:t>3</w:t>
+        </w:r>
+        <w:r>
+          <w:rPr>
+            <w:noProof/>
+            <w:webHidden/>
+          </w:rPr>
+          <w:fldChar w:fldCharType="end"/>
+        </w:r>
+      </w:hyperlink>
+    </w:p>
+    <w:p>
+      <w:pPr>
+        <w:pStyle w:val="TM10"/>
+        <w:tabs>
+          <w:tab w:val="left" w:pos="600"/>
+          <w:tab w:val="right" w:leader="dot" w:pos="9060"/>
+        </w:tabs>
+        <w:rPr>
+          <w:rFonts w:eastAsiaTheme="minorEastAsia" w:cstheme="minorBidi"/>
+          <w:b w:val="0"/>
+          <w:bCs w:val="0"/>
+          <w:caps w:val="0"/>
+          <w:noProof/>
+          <w:kern w:val="2"/>
+          <w:sz w:val="24"/>
+          <w:szCs w:val="24"/>
+          <w14:ligatures w14:val="standardContextual"/>
+        </w:rPr>
+      </w:pPr>
+      <w:hyperlink w:anchor="_Toc240025338" w:history="1">
+        <w:r>
+          <w:rPr>
+            <w:rStyle w:val="Lienhypertexte"/>
+            <w:noProof/>
+          </w:rPr>
+          <w:t>3.</w:t>
+        </w:r>
+        <w:r>
+          <w:rPr>
+            <w:rFonts w:eastAsiaTheme="minorEastAsia" w:cstheme="minorBidi"/>
+            <w:b w:val="0"/>
+            <w:bCs w:val="0"/>
+            <w:caps w:val="0"/>
+            <w:noProof/>
+            <w:kern w:val="2"/>
+            <w:sz w:val="24"/>
+            <w:szCs w:val="24"/>
+            <w14:ligatures w14:val="standardContextual"/>
+          </w:rPr>
+          <w:tab/>
+        </w:r>
+        <w:r>
+          <w:rPr>
+            <w:rStyle w:val="Lienhypertexte"/>
+            <w:noProof/>
+          </w:rPr>
+          <w:t>Analyse</w:t>
+        </w:r>
+        <w:r>
+          <w:rPr>
+            <w:noProof/>
+            <w:webHidden/>
+          </w:rPr>
+          <w:tab/>
+        </w:r>
+        <w:r>
+          <w:rPr>
+            <w:noProof/>
+            <w:webHidden/>
+          </w:rPr>
+          <w:fldChar w:fldCharType="begin"/>
+        </w:r>
+        <w:r>
+          <w:rPr>
+            <w:noProof/>
+            <w:webHidden/>
+          </w:rPr>
+          <w:instrText xml:space="preserve"> PAGEREF _Toc240025338 \h </w:instrText>
+        </w:r>
+        <w:r>
+          <w:rPr>
+            <w:noProof/>
+            <w:webHidden/>
+          </w:rPr>
+        </w:r>
+        <w:r>
+          <w:rPr>
+            <w:noProof/>
+            <w:webHidden/>
+          </w:rPr>
+          <w:fldChar w:fldCharType="separate"/>
+        </w:r>
+        <w:r>
+          <w:rPr>
+            <w:noProof/>
+            <w:webHidden/>
+          </w:rPr>
+          <w:t>3</w:t>
+        </w:r>
+        <w:r>
+          <w:rPr>
+            <w:noProof/>
+            <w:webHidden/>
+          </w:rPr>
+          <w:fldChar w:fldCharType="end"/>
+        </w:r>
+      </w:hyperlink>
     </w:p>
     <w:p>
       <w:pPr>
@@ -175,46 +707,13 @@
           <w14:ligatures w14:val="standardContextual"/>
         </w:rPr>
       </w:pPr>
-      <w:r>
-        <w:rPr>
-          <w:rFonts w:cs="Arial"/>
-          <w:i/>
-          <w:iCs/>
-          <w:caps w:val="0"/>
-          <w:sz w:val="22"/>
-          <w:szCs w:val="22"/>
-        </w:rPr>
-        <w:fldChar w:fldCharType="begin"/>
-      </w:r>
-      <w:r>
-        <w:rPr>
-          <w:rFonts w:cs="Arial"/>
-          <w:i/>
-          <w:iCs/>
-          <w:caps w:val="0"/>
-          <w:sz w:val="22"/>
-          <w:szCs w:val="22"/>
-        </w:rPr>
-        <w:instrText xml:space="preserve"> TOC \o "1-3" \h \z \u </w:instrText>
-      </w:r>
-      <w:r>
-        <w:rPr>
-          <w:rFonts w:cs="Arial"/>
-          <w:i/>
-          <w:iCs/>
-          <w:caps w:val="0"/>
-          <w:sz w:val="22"/>
-          <w:szCs w:val="22"/>
-        </w:rPr>
-        <w:fldChar w:fldCharType="separate"/>
-      </w:r>
-      <w:hyperlink w:anchor="_Toc239431411" w:history="1">
+      <w:hyperlink w:anchor="_Toc240025339" w:history="1">
         <w:r>
           <w:rPr>
             <w:rStyle w:val="Lienhypertexte"/>
             <w:noProof/>
           </w:rPr>
-          <w:t>1</w:t>
+          <w:t>I.</w:t>
         </w:r>
         <w:r>
           <w:rPr>
@@ -235,7 +734,7 @@
             <w:rStyle w:val="Lienhypertexte"/>
             <w:noProof/>
           </w:rPr>
-          <w:t>Introduction</w:t>
+          <w:t>#1 — US1: Déplacement du joueur</w:t>
         </w:r>
         <w:r>
           <w:rPr>
@@ -256,7 +755,7 @@
             <w:noProof/>
             <w:webHidden/>
           </w:rPr>
-          <w:instrText xml:space="preserve"> PAGEREF _Toc239431411 \h </w:instrText>
+          <w:instrText xml:space="preserve"> PAGEREF _Toc240025339 \h </w:instrText>
         </w:r>
         <w:r>
           <w:rPr>
@@ -303,13 +802,13 @@
           <w14:ligatures w14:val="standardContextual"/>
         </w:rPr>
       </w:pPr>
-      <w:hyperlink w:anchor="_Toc239431412" w:history="1">
+      <w:hyperlink w:anchor="_Toc240025340" w:history="1">
         <w:r>
           <w:rPr>
             <w:rStyle w:val="Lienhypertexte"/>
             <w:noProof/>
           </w:rPr>
-          <w:t>Titre</w:t>
+          <w:t>UserStory</w:t>
         </w:r>
         <w:r>
           <w:rPr>
@@ -330,7 +829,7 @@
             <w:noProof/>
             <w:webHidden/>
           </w:rPr>
-          <w:instrText xml:space="preserve"> PAGEREF _Toc239431412 \h </w:instrText>
+          <w:instrText xml:space="preserve"> PAGEREF _Toc240025340 \h </w:instrText>
         </w:r>
         <w:r>
           <w:rPr>
@@ -377,13 +876,13 @@
           <w14:ligatures w14:val="standardContextual"/>
         </w:rPr>
       </w:pPr>
-      <w:hyperlink w:anchor="_Toc239431413" w:history="1">
+      <w:hyperlink w:anchor="_Toc240025341" w:history="1">
         <w:r>
           <w:rPr>
             <w:rStyle w:val="Lienhypertexte"/>
             <w:noProof/>
           </w:rPr>
-          <w:t>Objectifs produits</w:t>
+          <w:t>Test</w:t>
         </w:r>
         <w:r>
           <w:rPr>
@@ -404,7 +903,7 @@
             <w:noProof/>
             <w:webHidden/>
           </w:rPr>
-          <w:instrText xml:space="preserve"> PAGEREF _Toc239431413 \h </w:instrText>
+          <w:instrText xml:space="preserve"> PAGEREF _Toc240025341 \h </w:instrText>
         </w:r>
         <w:r>
           <w:rPr>
@@ -425,786 +924,6 @@
             <w:webHidden/>
           </w:rPr>
           <w:t>3</w:t>
-        </w:r>
-        <w:r>
-          <w:rPr>
-            <w:noProof/>
-            <w:webHidden/>
-          </w:rPr>
-          <w:fldChar w:fldCharType="end"/>
-        </w:r>
-      </w:hyperlink>
-    </w:p>
-    <w:p>
-      <w:pPr>
-        <w:pStyle w:val="TM2"/>
-        <w:tabs>
-          <w:tab w:val="right" w:leader="dot" w:pos="9060"/>
-        </w:tabs>
-        <w:rPr>
-          <w:rFonts w:eastAsiaTheme="minorEastAsia" w:cstheme="minorBidi"/>
-          <w:smallCaps w:val="0"/>
-          <w:noProof/>
-          <w:kern w:val="2"/>
-          <w:sz w:val="24"/>
-          <w:szCs w:val="24"/>
-          <w14:ligatures w14:val="standardContextual"/>
-        </w:rPr>
-      </w:pPr>
-      <w:hyperlink w:anchor="_Toc239431414" w:history="1">
-        <w:r>
-          <w:rPr>
-            <w:rStyle w:val="Lienhypertexte"/>
-            <w:noProof/>
-          </w:rPr>
-          <w:t>Objectifs pédagogiques</w:t>
-        </w:r>
-        <w:r>
-          <w:rPr>
-            <w:noProof/>
-            <w:webHidden/>
-          </w:rPr>
-          <w:tab/>
-        </w:r>
-        <w:r>
-          <w:rPr>
-            <w:noProof/>
-            <w:webHidden/>
-          </w:rPr>
-          <w:fldChar w:fldCharType="begin"/>
-        </w:r>
-        <w:r>
-          <w:rPr>
-            <w:noProof/>
-            <w:webHidden/>
-          </w:rPr>
-          <w:instrText xml:space="preserve"> PAGEREF _Toc239431414 \h </w:instrText>
-        </w:r>
-        <w:r>
-          <w:rPr>
-            <w:noProof/>
-            <w:webHidden/>
-          </w:rPr>
-        </w:r>
-        <w:r>
-          <w:rPr>
-            <w:noProof/>
-            <w:webHidden/>
-          </w:rPr>
-          <w:fldChar w:fldCharType="separate"/>
-        </w:r>
-        <w:r>
-          <w:rPr>
-            <w:noProof/>
-            <w:webHidden/>
-          </w:rPr>
-          <w:t>3</w:t>
-        </w:r>
-        <w:r>
-          <w:rPr>
-            <w:noProof/>
-            <w:webHidden/>
-          </w:rPr>
-          <w:fldChar w:fldCharType="end"/>
-        </w:r>
-      </w:hyperlink>
-    </w:p>
-    <w:p>
-      <w:pPr>
-        <w:pStyle w:val="TM10"/>
-        <w:tabs>
-          <w:tab w:val="left" w:pos="400"/>
-          <w:tab w:val="right" w:leader="dot" w:pos="9060"/>
-        </w:tabs>
-        <w:rPr>
-          <w:rFonts w:eastAsiaTheme="minorEastAsia" w:cstheme="minorBidi"/>
-          <w:b w:val="0"/>
-          <w:bCs w:val="0"/>
-          <w:caps w:val="0"/>
-          <w:noProof/>
-          <w:kern w:val="2"/>
-          <w:sz w:val="24"/>
-          <w:szCs w:val="24"/>
-          <w14:ligatures w14:val="standardContextual"/>
-        </w:rPr>
-      </w:pPr>
-      <w:hyperlink w:anchor="_Toc239431415" w:history="1">
-        <w:r>
-          <w:rPr>
-            <w:rStyle w:val="Lienhypertexte"/>
-            <w:noProof/>
-          </w:rPr>
-          <w:t>2</w:t>
-        </w:r>
-        <w:r>
-          <w:rPr>
-            <w:rFonts w:eastAsiaTheme="minorEastAsia" w:cstheme="minorBidi"/>
-            <w:b w:val="0"/>
-            <w:bCs w:val="0"/>
-            <w:caps w:val="0"/>
-            <w:noProof/>
-            <w:kern w:val="2"/>
-            <w:sz w:val="24"/>
-            <w:szCs w:val="24"/>
-            <w14:ligatures w14:val="standardContextual"/>
-          </w:rPr>
-          <w:tab/>
-        </w:r>
-        <w:r>
-          <w:rPr>
-            <w:rStyle w:val="Lienhypertexte"/>
-            <w:noProof/>
-          </w:rPr>
-          <w:t>Planification Initiale</w:t>
-        </w:r>
-        <w:r>
-          <w:rPr>
-            <w:noProof/>
-            <w:webHidden/>
-          </w:rPr>
-          <w:tab/>
-        </w:r>
-        <w:r>
-          <w:rPr>
-            <w:noProof/>
-            <w:webHidden/>
-          </w:rPr>
-          <w:fldChar w:fldCharType="begin"/>
-        </w:r>
-        <w:r>
-          <w:rPr>
-            <w:noProof/>
-            <w:webHidden/>
-          </w:rPr>
-          <w:instrText xml:space="preserve"> PAGEREF _Toc239431415 \h </w:instrText>
-        </w:r>
-        <w:r>
-          <w:rPr>
-            <w:noProof/>
-            <w:webHidden/>
-          </w:rPr>
-        </w:r>
-        <w:r>
-          <w:rPr>
-            <w:noProof/>
-            <w:webHidden/>
-          </w:rPr>
-          <w:fldChar w:fldCharType="separate"/>
-        </w:r>
-        <w:r>
-          <w:rPr>
-            <w:noProof/>
-            <w:webHidden/>
-          </w:rPr>
-          <w:t>3</w:t>
-        </w:r>
-        <w:r>
-          <w:rPr>
-            <w:noProof/>
-            <w:webHidden/>
-          </w:rPr>
-          <w:fldChar w:fldCharType="end"/>
-        </w:r>
-      </w:hyperlink>
-    </w:p>
-    <w:p>
-      <w:pPr>
-        <w:pStyle w:val="TM10"/>
-        <w:tabs>
-          <w:tab w:val="left" w:pos="400"/>
-          <w:tab w:val="right" w:leader="dot" w:pos="9060"/>
-        </w:tabs>
-        <w:rPr>
-          <w:rFonts w:eastAsiaTheme="minorEastAsia" w:cstheme="minorBidi"/>
-          <w:b w:val="0"/>
-          <w:bCs w:val="0"/>
-          <w:caps w:val="0"/>
-          <w:noProof/>
-          <w:kern w:val="2"/>
-          <w:sz w:val="24"/>
-          <w:szCs w:val="24"/>
-          <w14:ligatures w14:val="standardContextual"/>
-        </w:rPr>
-      </w:pPr>
-      <w:hyperlink w:anchor="_Toc239431416" w:history="1">
-        <w:r>
-          <w:rPr>
-            <w:rStyle w:val="Lienhypertexte"/>
-            <w:noProof/>
-          </w:rPr>
-          <w:t>3</w:t>
-        </w:r>
-        <w:r>
-          <w:rPr>
-            <w:rFonts w:eastAsiaTheme="minorEastAsia" w:cstheme="minorBidi"/>
-            <w:b w:val="0"/>
-            <w:bCs w:val="0"/>
-            <w:caps w:val="0"/>
-            <w:noProof/>
-            <w:kern w:val="2"/>
-            <w:sz w:val="24"/>
-            <w:szCs w:val="24"/>
-            <w14:ligatures w14:val="standardContextual"/>
-          </w:rPr>
-          <w:tab/>
-        </w:r>
-        <w:r>
-          <w:rPr>
-            <w:rStyle w:val="Lienhypertexte"/>
-            <w:noProof/>
-          </w:rPr>
-          <w:t>Analyse</w:t>
-        </w:r>
-        <w:r>
-          <w:rPr>
-            <w:noProof/>
-            <w:webHidden/>
-          </w:rPr>
-          <w:tab/>
-        </w:r>
-        <w:r>
-          <w:rPr>
-            <w:noProof/>
-            <w:webHidden/>
-          </w:rPr>
-          <w:fldChar w:fldCharType="begin"/>
-        </w:r>
-        <w:r>
-          <w:rPr>
-            <w:noProof/>
-            <w:webHidden/>
-          </w:rPr>
-          <w:instrText xml:space="preserve"> PAGEREF _Toc239431416 \h </w:instrText>
-        </w:r>
-        <w:r>
-          <w:rPr>
-            <w:noProof/>
-            <w:webHidden/>
-          </w:rPr>
-        </w:r>
-        <w:r>
-          <w:rPr>
-            <w:noProof/>
-            <w:webHidden/>
-          </w:rPr>
-          <w:fldChar w:fldCharType="separate"/>
-        </w:r>
-        <w:r>
-          <w:rPr>
-            <w:noProof/>
-            <w:webHidden/>
-          </w:rPr>
-          <w:t>3</w:t>
-        </w:r>
-        <w:r>
-          <w:rPr>
-            <w:noProof/>
-            <w:webHidden/>
-          </w:rPr>
-          <w:fldChar w:fldCharType="end"/>
-        </w:r>
-      </w:hyperlink>
-    </w:p>
-    <w:p>
-      <w:pPr>
-        <w:pStyle w:val="TM2"/>
-        <w:tabs>
-          <w:tab w:val="right" w:leader="dot" w:pos="9060"/>
-        </w:tabs>
-        <w:rPr>
-          <w:rFonts w:eastAsiaTheme="minorEastAsia" w:cstheme="minorBidi"/>
-          <w:smallCaps w:val="0"/>
-          <w:noProof/>
-          <w:kern w:val="2"/>
-          <w:sz w:val="24"/>
-          <w:szCs w:val="24"/>
-          <w14:ligatures w14:val="standardContextual"/>
-        </w:rPr>
-      </w:pPr>
-      <w:hyperlink w:anchor="_Toc239431417" w:history="1">
-        <w:r>
-          <w:rPr>
-            <w:rStyle w:val="Lienhypertexte"/>
-            <w:noProof/>
-          </w:rPr>
-          <w:t>User story</w:t>
-        </w:r>
-        <w:r>
-          <w:rPr>
-            <w:noProof/>
-            <w:webHidden/>
-          </w:rPr>
-          <w:tab/>
-        </w:r>
-        <w:r>
-          <w:rPr>
-            <w:noProof/>
-            <w:webHidden/>
-          </w:rPr>
-          <w:fldChar w:fldCharType="begin"/>
-        </w:r>
-        <w:r>
-          <w:rPr>
-            <w:noProof/>
-            <w:webHidden/>
-          </w:rPr>
-          <w:instrText xml:space="preserve"> PAGEREF _Toc239431417 \h </w:instrText>
-        </w:r>
-        <w:r>
-          <w:rPr>
-            <w:noProof/>
-            <w:webHidden/>
-          </w:rPr>
-        </w:r>
-        <w:r>
-          <w:rPr>
-            <w:noProof/>
-            <w:webHidden/>
-          </w:rPr>
-          <w:fldChar w:fldCharType="separate"/>
-        </w:r>
-        <w:r>
-          <w:rPr>
-            <w:noProof/>
-            <w:webHidden/>
-          </w:rPr>
-          <w:t>3</w:t>
-        </w:r>
-        <w:r>
-          <w:rPr>
-            <w:noProof/>
-            <w:webHidden/>
-          </w:rPr>
-          <w:fldChar w:fldCharType="end"/>
-        </w:r>
-      </w:hyperlink>
-    </w:p>
-    <w:p>
-      <w:pPr>
-        <w:pStyle w:val="TM3"/>
-        <w:tabs>
-          <w:tab w:val="left" w:pos="1200"/>
-          <w:tab w:val="right" w:leader="dot" w:pos="9060"/>
-        </w:tabs>
-        <w:rPr>
-          <w:rFonts w:eastAsiaTheme="minorEastAsia" w:cstheme="minorBidi"/>
-          <w:i w:val="0"/>
-          <w:iCs w:val="0"/>
-          <w:noProof/>
-          <w:kern w:val="2"/>
-          <w:sz w:val="24"/>
-          <w:szCs w:val="24"/>
-          <w14:ligatures w14:val="standardContextual"/>
-        </w:rPr>
-      </w:pPr>
-      <w:hyperlink w:anchor="_Toc239431418" w:history="1">
-        <w:r>
-          <w:rPr>
-            <w:rStyle w:val="Lienhypertexte"/>
-            <w:noProof/>
-          </w:rPr>
-          <w:t>3.1.1</w:t>
-        </w:r>
-        <w:r>
-          <w:rPr>
-            <w:rFonts w:eastAsiaTheme="minorEastAsia" w:cstheme="minorBidi"/>
-            <w:i w:val="0"/>
-            <w:iCs w:val="0"/>
-            <w:noProof/>
-            <w:kern w:val="2"/>
-            <w:sz w:val="24"/>
-            <w:szCs w:val="24"/>
-            <w14:ligatures w14:val="standardContextual"/>
-          </w:rPr>
-          <w:tab/>
-        </w:r>
-        <w:r>
-          <w:rPr>
-            <w:rStyle w:val="Lienhypertexte"/>
-            <w:noProof/>
-          </w:rPr>
-          <w:t>#1 — US1: Déplacement du joueur</w:t>
-        </w:r>
-        <w:r>
-          <w:rPr>
-            <w:noProof/>
-            <w:webHidden/>
-          </w:rPr>
-          <w:tab/>
-        </w:r>
-        <w:r>
-          <w:rPr>
-            <w:noProof/>
-            <w:webHidden/>
-          </w:rPr>
-          <w:fldChar w:fldCharType="begin"/>
-        </w:r>
-        <w:r>
-          <w:rPr>
-            <w:noProof/>
-            <w:webHidden/>
-          </w:rPr>
-          <w:instrText xml:space="preserve"> PAGEREF _Toc239431418 \h </w:instrText>
-        </w:r>
-        <w:r>
-          <w:rPr>
-            <w:noProof/>
-            <w:webHidden/>
-          </w:rPr>
-        </w:r>
-        <w:r>
-          <w:rPr>
-            <w:noProof/>
-            <w:webHidden/>
-          </w:rPr>
-          <w:fldChar w:fldCharType="separate"/>
-        </w:r>
-        <w:r>
-          <w:rPr>
-            <w:noProof/>
-            <w:webHidden/>
-          </w:rPr>
-          <w:t>3</w:t>
-        </w:r>
-        <w:r>
-          <w:rPr>
-            <w:noProof/>
-            <w:webHidden/>
-          </w:rPr>
-          <w:fldChar w:fldCharType="end"/>
-        </w:r>
-      </w:hyperlink>
-    </w:p>
-    <w:p>
-      <w:pPr>
-        <w:pStyle w:val="TM2"/>
-        <w:tabs>
-          <w:tab w:val="right" w:leader="dot" w:pos="9060"/>
-        </w:tabs>
-        <w:rPr>
-          <w:rFonts w:eastAsiaTheme="minorEastAsia" w:cstheme="minorBidi"/>
-          <w:smallCaps w:val="0"/>
-          <w:noProof/>
-          <w:kern w:val="2"/>
-          <w:sz w:val="24"/>
-          <w:szCs w:val="24"/>
-          <w14:ligatures w14:val="standardContextual"/>
-        </w:rPr>
-      </w:pPr>
-      <w:hyperlink w:anchor="_Toc239431419" w:history="1">
-        <w:r>
-          <w:rPr>
-            <w:rStyle w:val="Lienhypertexte"/>
-            <w:noProof/>
-          </w:rPr>
-          <w:t>Test</w:t>
-        </w:r>
-        <w:r>
-          <w:rPr>
-            <w:noProof/>
-            <w:webHidden/>
-          </w:rPr>
-          <w:tab/>
-        </w:r>
-        <w:r>
-          <w:rPr>
-            <w:noProof/>
-            <w:webHidden/>
-          </w:rPr>
-          <w:fldChar w:fldCharType="begin"/>
-        </w:r>
-        <w:r>
-          <w:rPr>
-            <w:noProof/>
-            <w:webHidden/>
-          </w:rPr>
-          <w:instrText xml:space="preserve"> PAGEREF _Toc239431419 \h </w:instrText>
-        </w:r>
-        <w:r>
-          <w:rPr>
-            <w:noProof/>
-            <w:webHidden/>
-          </w:rPr>
-        </w:r>
-        <w:r>
-          <w:rPr>
-            <w:noProof/>
-            <w:webHidden/>
-          </w:rPr>
-          <w:fldChar w:fldCharType="separate"/>
-        </w:r>
-        <w:r>
-          <w:rPr>
-            <w:noProof/>
-            <w:webHidden/>
-          </w:rPr>
-          <w:t>4</w:t>
-        </w:r>
-        <w:r>
-          <w:rPr>
-            <w:noProof/>
-            <w:webHidden/>
-          </w:rPr>
-          <w:fldChar w:fldCharType="end"/>
-        </w:r>
-      </w:hyperlink>
-    </w:p>
-    <w:p>
-      <w:pPr>
-        <w:pStyle w:val="TM2"/>
-        <w:tabs>
-          <w:tab w:val="right" w:leader="dot" w:pos="9060"/>
-        </w:tabs>
-        <w:rPr>
-          <w:rFonts w:eastAsiaTheme="minorEastAsia" w:cstheme="minorBidi"/>
-          <w:smallCaps w:val="0"/>
-          <w:noProof/>
-          <w:kern w:val="2"/>
-          <w:sz w:val="24"/>
-          <w:szCs w:val="24"/>
-          <w14:ligatures w14:val="standardContextual"/>
-        </w:rPr>
-      </w:pPr>
-      <w:hyperlink w:anchor="_Toc239431420" w:history="1">
-        <w:r>
-          <w:rPr>
-            <w:rStyle w:val="Lienhypertexte"/>
-            <w:noProof/>
-          </w:rPr>
-          <w:t>#2 — US2 : Création des ennemis</w:t>
-        </w:r>
-        <w:r>
-          <w:rPr>
-            <w:noProof/>
-            <w:webHidden/>
-          </w:rPr>
-          <w:tab/>
-        </w:r>
-        <w:r>
-          <w:rPr>
-            <w:noProof/>
-            <w:webHidden/>
-          </w:rPr>
-          <w:fldChar w:fldCharType="begin"/>
-        </w:r>
-        <w:r>
-          <w:rPr>
-            <w:noProof/>
-            <w:webHidden/>
-          </w:rPr>
-          <w:instrText xml:space="preserve"> PAGEREF _Toc239431420 \h </w:instrText>
-        </w:r>
-        <w:r>
-          <w:rPr>
-            <w:noProof/>
-            <w:webHidden/>
-          </w:rPr>
-        </w:r>
-        <w:r>
-          <w:rPr>
-            <w:noProof/>
-            <w:webHidden/>
-          </w:rPr>
-          <w:fldChar w:fldCharType="separate"/>
-        </w:r>
-        <w:r>
-          <w:rPr>
-            <w:noProof/>
-            <w:webHidden/>
-          </w:rPr>
-          <w:t>4</w:t>
-        </w:r>
-        <w:r>
-          <w:rPr>
-            <w:noProof/>
-            <w:webHidden/>
-          </w:rPr>
-          <w:fldChar w:fldCharType="end"/>
-        </w:r>
-      </w:hyperlink>
-    </w:p>
-    <w:p>
-      <w:pPr>
-        <w:pStyle w:val="TM3"/>
-        <w:tabs>
-          <w:tab w:val="left" w:pos="1200"/>
-          <w:tab w:val="right" w:leader="dot" w:pos="9060"/>
-        </w:tabs>
-        <w:rPr>
-          <w:rFonts w:eastAsiaTheme="minorEastAsia" w:cstheme="minorBidi"/>
-          <w:i w:val="0"/>
-          <w:iCs w:val="0"/>
-          <w:noProof/>
-          <w:kern w:val="2"/>
-          <w:sz w:val="24"/>
-          <w:szCs w:val="24"/>
-          <w14:ligatures w14:val="standardContextual"/>
-        </w:rPr>
-      </w:pPr>
-      <w:hyperlink w:anchor="_Toc239431421" w:history="1">
-        <w:r>
-          <w:rPr>
-            <w:rStyle w:val="Lienhypertexte"/>
-            <w:noProof/>
-          </w:rPr>
-          <w:t>3.1.2</w:t>
-        </w:r>
-        <w:r>
-          <w:rPr>
-            <w:rFonts w:eastAsiaTheme="minorEastAsia" w:cstheme="minorBidi"/>
-            <w:i w:val="0"/>
-            <w:iCs w:val="0"/>
-            <w:noProof/>
-            <w:kern w:val="2"/>
-            <w:sz w:val="24"/>
-            <w:szCs w:val="24"/>
-            <w14:ligatures w14:val="standardContextual"/>
-          </w:rPr>
-          <w:tab/>
-        </w:r>
-        <w:r>
-          <w:rPr>
-            <w:rStyle w:val="Lienhypertexte"/>
-            <w:noProof/>
-          </w:rPr>
-          <w:t>UserStory</w:t>
-        </w:r>
-        <w:r>
-          <w:rPr>
-            <w:noProof/>
-            <w:webHidden/>
-          </w:rPr>
-          <w:tab/>
-        </w:r>
-        <w:r>
-          <w:rPr>
-            <w:noProof/>
-            <w:webHidden/>
-          </w:rPr>
-          <w:fldChar w:fldCharType="begin"/>
-        </w:r>
-        <w:r>
-          <w:rPr>
-            <w:noProof/>
-            <w:webHidden/>
-          </w:rPr>
-          <w:instrText xml:space="preserve"> PAGEREF _Toc239431421 \h </w:instrText>
-        </w:r>
-        <w:r>
-          <w:rPr>
-            <w:noProof/>
-            <w:webHidden/>
-          </w:rPr>
-        </w:r>
-        <w:r>
-          <w:rPr>
-            <w:noProof/>
-            <w:webHidden/>
-          </w:rPr>
-          <w:fldChar w:fldCharType="separate"/>
-        </w:r>
-        <w:r>
-          <w:rPr>
-            <w:noProof/>
-            <w:webHidden/>
-          </w:rPr>
-          <w:t>4</w:t>
-        </w:r>
-        <w:r>
-          <w:rPr>
-            <w:noProof/>
-            <w:webHidden/>
-          </w:rPr>
-          <w:fldChar w:fldCharType="end"/>
-        </w:r>
-      </w:hyperlink>
-    </w:p>
-    <w:p>
-      <w:pPr>
-        <w:pStyle w:val="TM3"/>
-        <w:tabs>
-          <w:tab w:val="left" w:pos="1200"/>
-          <w:tab w:val="right" w:leader="dot" w:pos="9060"/>
-        </w:tabs>
-        <w:rPr>
-          <w:rFonts w:eastAsiaTheme="minorEastAsia" w:cstheme="minorBidi"/>
-          <w:i w:val="0"/>
-          <w:iCs w:val="0"/>
-          <w:noProof/>
-          <w:kern w:val="2"/>
-          <w:sz w:val="24"/>
-          <w:szCs w:val="24"/>
-          <w14:ligatures w14:val="standardContextual"/>
-        </w:rPr>
-      </w:pPr>
-      <w:hyperlink w:anchor="_Toc239431422" w:history="1">
-        <w:r>
-          <w:rPr>
-            <w:rStyle w:val="Lienhypertexte"/>
-            <w:noProof/>
-          </w:rPr>
-          <w:t>3.1.3</w:t>
-        </w:r>
-        <w:r>
-          <w:rPr>
-            <w:rFonts w:eastAsiaTheme="minorEastAsia" w:cstheme="minorBidi"/>
-            <w:i w:val="0"/>
-            <w:iCs w:val="0"/>
-            <w:noProof/>
-            <w:kern w:val="2"/>
-            <w:sz w:val="24"/>
-            <w:szCs w:val="24"/>
-            <w14:ligatures w14:val="standardContextual"/>
-          </w:rPr>
-          <w:tab/>
-        </w:r>
-        <w:r>
-          <w:rPr>
-            <w:rStyle w:val="Lienhypertexte"/>
-            <w:noProof/>
-          </w:rPr>
-          <w:t>Test</w:t>
-        </w:r>
-        <w:r>
-          <w:rPr>
-            <w:noProof/>
-            <w:webHidden/>
-          </w:rPr>
-          <w:tab/>
-        </w:r>
-        <w:r>
-          <w:rPr>
-            <w:noProof/>
-            <w:webHidden/>
-          </w:rPr>
-          <w:fldChar w:fldCharType="begin"/>
-        </w:r>
-        <w:r>
-          <w:rPr>
-            <w:noProof/>
-            <w:webHidden/>
-          </w:rPr>
-          <w:instrText xml:space="preserve"> PAGEREF _Toc239431422 \h </w:instrText>
-        </w:r>
-        <w:r>
-          <w:rPr>
-            <w:noProof/>
-            <w:webHidden/>
-          </w:rPr>
-        </w:r>
-        <w:r>
-          <w:rPr>
-            <w:noProof/>
-            <w:webHidden/>
-          </w:rPr>
-          <w:fldChar w:fldCharType="separate"/>
-        </w:r>
-        <w:r>
-          <w:rPr>
-            <w:noProof/>
-            <w:webHidden/>
-          </w:rPr>
-          <w:t>4</w:t>
         </w:r>
         <w:r>
           <w:rPr>
@@ -1234,13 +953,13 @@
           <w14:ligatures w14:val="standardContextual"/>
         </w:rPr>
       </w:pPr>
-      <w:hyperlink w:anchor="_Toc239431423" w:history="1">
+      <w:hyperlink w:anchor="_Toc240025342" w:history="1">
         <w:r>
           <w:rPr>
             <w:rStyle w:val="Lienhypertexte"/>
             <w:noProof/>
           </w:rPr>
-          <w:t>3.2</w:t>
+          <w:t>II.</w:t>
         </w:r>
         <w:r>
           <w:rPr>
@@ -1261,7 +980,7 @@
             <w:rStyle w:val="Lienhypertexte"/>
             <w:noProof/>
           </w:rPr>
-          <w:t>#3 — US3: Tirer</w:t>
+          <w:t>#2 — US2 : Création des ennemis</w:t>
         </w:r>
         <w:r>
           <w:rPr>
@@ -1282,7 +1001,7 @@
             <w:noProof/>
             <w:webHidden/>
           </w:rPr>
-          <w:instrText xml:space="preserve"> PAGEREF _Toc239431423 \h </w:instrText>
+          <w:instrText xml:space="preserve"> PAGEREF _Toc240025342 \h </w:instrText>
         </w:r>
         <w:r>
           <w:rPr>
@@ -1302,7 +1021,7 @@
             <w:noProof/>
             <w:webHidden/>
           </w:rPr>
-          <w:t>5</w:t>
+          <w:t>3</w:t>
         </w:r>
         <w:r>
           <w:rPr>
@@ -1329,7 +1048,7 @@
           <w14:ligatures w14:val="standardContextual"/>
         </w:rPr>
       </w:pPr>
-      <w:hyperlink w:anchor="_Toc239431424" w:history="1">
+      <w:hyperlink w:anchor="_Toc240025343" w:history="1">
         <w:r>
           <w:rPr>
             <w:rStyle w:val="Lienhypertexte"/>
@@ -1356,7 +1075,7 @@
             <w:noProof/>
             <w:webHidden/>
           </w:rPr>
-          <w:instrText xml:space="preserve"> PAGEREF _Toc239431424 \h </w:instrText>
+          <w:instrText xml:space="preserve"> PAGEREF _Toc240025343 \h </w:instrText>
         </w:r>
         <w:r>
           <w:rPr>
@@ -1376,7 +1095,7 @@
             <w:noProof/>
             <w:webHidden/>
           </w:rPr>
-          <w:t>5</w:t>
+          <w:t>3</w:t>
         </w:r>
         <w:r>
           <w:rPr>
@@ -1403,7 +1122,7 @@
           <w14:ligatures w14:val="standardContextual"/>
         </w:rPr>
       </w:pPr>
-      <w:hyperlink w:anchor="_Toc239431425" w:history="1">
+      <w:hyperlink w:anchor="_Toc240025344" w:history="1">
         <w:r>
           <w:rPr>
             <w:rStyle w:val="Lienhypertexte"/>
@@ -1430,7 +1149,7 @@
             <w:noProof/>
             <w:webHidden/>
           </w:rPr>
-          <w:instrText xml:space="preserve"> PAGEREF _Toc239431425 \h </w:instrText>
+          <w:instrText xml:space="preserve"> PAGEREF _Toc240025344 \h </w:instrText>
         </w:r>
         <w:r>
           <w:rPr>
@@ -1450,7 +1169,7 @@
             <w:noProof/>
             <w:webHidden/>
           </w:rPr>
-          <w:t>5</w:t>
+          <w:t>3</w:t>
         </w:r>
         <w:r>
           <w:rPr>
@@ -1480,13 +1199,13 @@
           <w14:ligatures w14:val="standardContextual"/>
         </w:rPr>
       </w:pPr>
-      <w:hyperlink w:anchor="_Toc239431426" w:history="1">
+      <w:hyperlink w:anchor="_Toc240025345" w:history="1">
         <w:r>
           <w:rPr>
             <w:rStyle w:val="Lienhypertexte"/>
             <w:noProof/>
           </w:rPr>
-          <w:t>3.3</w:t>
+          <w:t>III.</w:t>
         </w:r>
         <w:r>
           <w:rPr>
@@ -1507,7 +1226,7 @@
             <w:rStyle w:val="Lienhypertexte"/>
             <w:noProof/>
           </w:rPr>
-          <w:t>#4 — US4: Protection</w:t>
+          <w:t>#3 — US3: Tirer</w:t>
         </w:r>
         <w:r>
           <w:rPr>
@@ -1528,7 +1247,7 @@
             <w:noProof/>
             <w:webHidden/>
           </w:rPr>
-          <w:instrText xml:space="preserve"> PAGEREF _Toc239431426 \h </w:instrText>
+          <w:instrText xml:space="preserve"> PAGEREF _Toc240025345 \h </w:instrText>
         </w:r>
         <w:r>
           <w:rPr>
@@ -1548,7 +1267,7 @@
             <w:noProof/>
             <w:webHidden/>
           </w:rPr>
-          <w:t>6</w:t>
+          <w:t>3</w:t>
         </w:r>
         <w:r>
           <w:rPr>
@@ -1575,7 +1294,7 @@
           <w14:ligatures w14:val="standardContextual"/>
         </w:rPr>
       </w:pPr>
-      <w:hyperlink w:anchor="_Toc239431427" w:history="1">
+      <w:hyperlink w:anchor="_Toc240025346" w:history="1">
         <w:r>
           <w:rPr>
             <w:rStyle w:val="Lienhypertexte"/>
@@ -1602,7 +1321,7 @@
             <w:noProof/>
             <w:webHidden/>
           </w:rPr>
-          <w:instrText xml:space="preserve"> PAGEREF _Toc239431427 \h </w:instrText>
+          <w:instrText xml:space="preserve"> PAGEREF _Toc240025346 \h </w:instrText>
         </w:r>
         <w:r>
           <w:rPr>
@@ -1622,7 +1341,7 @@
             <w:noProof/>
             <w:webHidden/>
           </w:rPr>
-          <w:t>6</w:t>
+          <w:t>3</w:t>
         </w:r>
         <w:r>
           <w:rPr>
@@ -1649,7 +1368,7 @@
           <w14:ligatures w14:val="standardContextual"/>
         </w:rPr>
       </w:pPr>
-      <w:hyperlink w:anchor="_Toc239431428" w:history="1">
+      <w:hyperlink w:anchor="_Toc240025347" w:history="1">
         <w:r>
           <w:rPr>
             <w:rStyle w:val="Lienhypertexte"/>
@@ -1676,7 +1395,7 @@
             <w:noProof/>
             <w:webHidden/>
           </w:rPr>
-          <w:instrText xml:space="preserve"> PAGEREF _Toc239431428 \h </w:instrText>
+          <w:instrText xml:space="preserve"> PAGEREF _Toc240025347 \h </w:instrText>
         </w:r>
         <w:r>
           <w:rPr>
@@ -1696,7 +1415,7 @@
             <w:noProof/>
             <w:webHidden/>
           </w:rPr>
-          <w:t>6</w:t>
+          <w:t>3</w:t>
         </w:r>
         <w:r>
           <w:rPr>
@@ -1726,13 +1445,13 @@
           <w14:ligatures w14:val="standardContextual"/>
         </w:rPr>
       </w:pPr>
-      <w:hyperlink w:anchor="_Toc239431429" w:history="1">
+      <w:hyperlink w:anchor="_Toc240025348" w:history="1">
         <w:r>
           <w:rPr>
             <w:rStyle w:val="Lienhypertexte"/>
             <w:noProof/>
           </w:rPr>
-          <w:t>3.4</w:t>
+          <w:t>IV.</w:t>
         </w:r>
         <w:r>
           <w:rPr>
@@ -1753,7 +1472,7 @@
             <w:rStyle w:val="Lienhypertexte"/>
             <w:noProof/>
           </w:rPr>
-          <w:t>#5 — US5: Vie du joueur</w:t>
+          <w:t>#4 — US4: Protection</w:t>
         </w:r>
         <w:r>
           <w:rPr>
@@ -1774,7 +1493,7 @@
             <w:noProof/>
             <w:webHidden/>
           </w:rPr>
-          <w:instrText xml:space="preserve"> PAGEREF _Toc239431429 \h </w:instrText>
+          <w:instrText xml:space="preserve"> PAGEREF _Toc240025348 \h </w:instrText>
         </w:r>
         <w:r>
           <w:rPr>
@@ -1794,7 +1513,7 @@
             <w:noProof/>
             <w:webHidden/>
           </w:rPr>
-          <w:t>7</w:t>
+          <w:t>3</w:t>
         </w:r>
         <w:r>
           <w:rPr>
@@ -1821,7 +1540,7 @@
           <w14:ligatures w14:val="standardContextual"/>
         </w:rPr>
       </w:pPr>
-      <w:hyperlink w:anchor="_Toc239431430" w:history="1">
+      <w:hyperlink w:anchor="_Toc240025349" w:history="1">
         <w:r>
           <w:rPr>
             <w:rStyle w:val="Lienhypertexte"/>
@@ -1848,7 +1567,7 @@
             <w:noProof/>
             <w:webHidden/>
           </w:rPr>
-          <w:instrText xml:space="preserve"> PAGEREF _Toc239431430 \h </w:instrText>
+          <w:instrText xml:space="preserve"> PAGEREF _Toc240025349 \h </w:instrText>
         </w:r>
         <w:r>
           <w:rPr>
@@ -1868,7 +1587,7 @@
             <w:noProof/>
             <w:webHidden/>
           </w:rPr>
-          <w:t>7</w:t>
+          <w:t>3</w:t>
         </w:r>
         <w:r>
           <w:rPr>
@@ -1895,7 +1614,7 @@
           <w14:ligatures w14:val="standardContextual"/>
         </w:rPr>
       </w:pPr>
-      <w:hyperlink w:anchor="_Toc239431431" w:history="1">
+      <w:hyperlink w:anchor="_Toc240025350" w:history="1">
         <w:r>
           <w:rPr>
             <w:rStyle w:val="Lienhypertexte"/>
@@ -1922,7 +1641,7 @@
             <w:noProof/>
             <w:webHidden/>
           </w:rPr>
-          <w:instrText xml:space="preserve"> PAGEREF _Toc239431431 \h </w:instrText>
+          <w:instrText xml:space="preserve"> PAGEREF _Toc240025350 \h </w:instrText>
         </w:r>
         <w:r>
           <w:rPr>
@@ -1942,7 +1661,7 @@
             <w:noProof/>
             <w:webHidden/>
           </w:rPr>
-          <w:t>7</w:t>
+          <w:t>3</w:t>
         </w:r>
         <w:r>
           <w:rPr>
@@ -1972,13 +1691,13 @@
           <w14:ligatures w14:val="standardContextual"/>
         </w:rPr>
       </w:pPr>
-      <w:hyperlink w:anchor="_Toc239431432" w:history="1">
+      <w:hyperlink w:anchor="_Toc240025351" w:history="1">
         <w:r>
           <w:rPr>
             <w:rStyle w:val="Lienhypertexte"/>
             <w:noProof/>
           </w:rPr>
-          <w:t>3.5</w:t>
+          <w:t>V.</w:t>
         </w:r>
         <w:r>
           <w:rPr>
@@ -1999,7 +1718,7 @@
             <w:rStyle w:val="Lienhypertexte"/>
             <w:noProof/>
           </w:rPr>
-          <w:t>#6 — US6: bonus si le temps le permet ajout d'une deuxième attaque</w:t>
+          <w:t>#5 — US5: Vie du joueur</w:t>
         </w:r>
         <w:r>
           <w:rPr>
@@ -2020,7 +1739,7 @@
             <w:noProof/>
             <w:webHidden/>
           </w:rPr>
-          <w:instrText xml:space="preserve"> PAGEREF _Toc239431432 \h </w:instrText>
+          <w:instrText xml:space="preserve"> PAGEREF _Toc240025351 \h </w:instrText>
         </w:r>
         <w:r>
           <w:rPr>
@@ -2040,7 +1759,7 @@
             <w:noProof/>
             <w:webHidden/>
           </w:rPr>
-          <w:t>8</w:t>
+          <w:t>3</w:t>
         </w:r>
         <w:r>
           <w:rPr>
@@ -2067,7 +1786,7 @@
           <w14:ligatures w14:val="standardContextual"/>
         </w:rPr>
       </w:pPr>
-      <w:hyperlink w:anchor="_Toc239431433" w:history="1">
+      <w:hyperlink w:anchor="_Toc240025352" w:history="1">
         <w:r>
           <w:rPr>
             <w:rStyle w:val="Lienhypertexte"/>
@@ -2094,7 +1813,7 @@
             <w:noProof/>
             <w:webHidden/>
           </w:rPr>
-          <w:instrText xml:space="preserve"> PAGEREF _Toc239431433 \h </w:instrText>
+          <w:instrText xml:space="preserve"> PAGEREF _Toc240025352 \h </w:instrText>
         </w:r>
         <w:r>
           <w:rPr>
@@ -2114,7 +1833,7 @@
             <w:noProof/>
             <w:webHidden/>
           </w:rPr>
-          <w:t>8</w:t>
+          <w:t>3</w:t>
         </w:r>
         <w:r>
           <w:rPr>
@@ -2141,7 +1860,7 @@
           <w14:ligatures w14:val="standardContextual"/>
         </w:rPr>
       </w:pPr>
-      <w:hyperlink w:anchor="_Toc239431434" w:history="1">
+      <w:hyperlink w:anchor="_Toc240025353" w:history="1">
         <w:r>
           <w:rPr>
             <w:rStyle w:val="Lienhypertexte"/>
@@ -2168,7 +1887,7 @@
             <w:noProof/>
             <w:webHidden/>
           </w:rPr>
-          <w:instrText xml:space="preserve"> PAGEREF _Toc239431434 \h </w:instrText>
+          <w:instrText xml:space="preserve"> PAGEREF _Toc240025353 \h </w:instrText>
         </w:r>
         <w:r>
           <w:rPr>
@@ -2188,7 +1907,253 @@
             <w:noProof/>
             <w:webHidden/>
           </w:rPr>
-          <w:t>8</w:t>
+          <w:t>3</w:t>
+        </w:r>
+        <w:r>
+          <w:rPr>
+            <w:noProof/>
+            <w:webHidden/>
+          </w:rPr>
+          <w:fldChar w:fldCharType="end"/>
+        </w:r>
+      </w:hyperlink>
+    </w:p>
+    <w:p>
+      <w:pPr>
+        <w:pStyle w:val="TM10"/>
+        <w:tabs>
+          <w:tab w:val="left" w:pos="600"/>
+          <w:tab w:val="right" w:leader="dot" w:pos="9060"/>
+        </w:tabs>
+        <w:rPr>
+          <w:rFonts w:eastAsiaTheme="minorEastAsia" w:cstheme="minorBidi"/>
+          <w:b w:val="0"/>
+          <w:bCs w:val="0"/>
+          <w:caps w:val="0"/>
+          <w:noProof/>
+          <w:kern w:val="2"/>
+          <w:sz w:val="24"/>
+          <w:szCs w:val="24"/>
+          <w14:ligatures w14:val="standardContextual"/>
+        </w:rPr>
+      </w:pPr>
+      <w:hyperlink w:anchor="_Toc240025354" w:history="1">
+        <w:r>
+          <w:rPr>
+            <w:rStyle w:val="Lienhypertexte"/>
+            <w:noProof/>
+          </w:rPr>
+          <w:t>VI.</w:t>
+        </w:r>
+        <w:r>
+          <w:rPr>
+            <w:rFonts w:eastAsiaTheme="minorEastAsia" w:cstheme="minorBidi"/>
+            <w:b w:val="0"/>
+            <w:bCs w:val="0"/>
+            <w:caps w:val="0"/>
+            <w:noProof/>
+            <w:kern w:val="2"/>
+            <w:sz w:val="24"/>
+            <w:szCs w:val="24"/>
+            <w14:ligatures w14:val="standardContextual"/>
+          </w:rPr>
+          <w:tab/>
+        </w:r>
+        <w:r>
+          <w:rPr>
+            <w:rStyle w:val="Lienhypertexte"/>
+            <w:noProof/>
+          </w:rPr>
+          <w:t>#6 — US6: bonus si le temps le permet ajout d'une deuxième attaque</w:t>
+        </w:r>
+        <w:r>
+          <w:rPr>
+            <w:noProof/>
+            <w:webHidden/>
+          </w:rPr>
+          <w:tab/>
+        </w:r>
+        <w:r>
+          <w:rPr>
+            <w:noProof/>
+            <w:webHidden/>
+          </w:rPr>
+          <w:fldChar w:fldCharType="begin"/>
+        </w:r>
+        <w:r>
+          <w:rPr>
+            <w:noProof/>
+            <w:webHidden/>
+          </w:rPr>
+          <w:instrText xml:space="preserve"> PAGEREF _Toc240025354 \h </w:instrText>
+        </w:r>
+        <w:r>
+          <w:rPr>
+            <w:noProof/>
+            <w:webHidden/>
+          </w:rPr>
+        </w:r>
+        <w:r>
+          <w:rPr>
+            <w:noProof/>
+            <w:webHidden/>
+          </w:rPr>
+          <w:fldChar w:fldCharType="separate"/>
+        </w:r>
+        <w:r>
+          <w:rPr>
+            <w:noProof/>
+            <w:webHidden/>
+          </w:rPr>
+          <w:t>3</w:t>
+        </w:r>
+        <w:r>
+          <w:rPr>
+            <w:noProof/>
+            <w:webHidden/>
+          </w:rPr>
+          <w:fldChar w:fldCharType="end"/>
+        </w:r>
+      </w:hyperlink>
+    </w:p>
+    <w:p>
+      <w:pPr>
+        <w:pStyle w:val="TM2"/>
+        <w:tabs>
+          <w:tab w:val="right" w:leader="dot" w:pos="9060"/>
+        </w:tabs>
+        <w:rPr>
+          <w:rFonts w:eastAsiaTheme="minorEastAsia" w:cstheme="minorBidi"/>
+          <w:smallCaps w:val="0"/>
+          <w:noProof/>
+          <w:kern w:val="2"/>
+          <w:sz w:val="24"/>
+          <w:szCs w:val="24"/>
+          <w14:ligatures w14:val="standardContextual"/>
+        </w:rPr>
+      </w:pPr>
+      <w:hyperlink w:anchor="_Toc240025355" w:history="1">
+        <w:r>
+          <w:rPr>
+            <w:rStyle w:val="Lienhypertexte"/>
+            <w:noProof/>
+          </w:rPr>
+          <w:t>UserStory</w:t>
+        </w:r>
+        <w:r>
+          <w:rPr>
+            <w:noProof/>
+            <w:webHidden/>
+          </w:rPr>
+          <w:tab/>
+        </w:r>
+        <w:r>
+          <w:rPr>
+            <w:noProof/>
+            <w:webHidden/>
+          </w:rPr>
+          <w:fldChar w:fldCharType="begin"/>
+        </w:r>
+        <w:r>
+          <w:rPr>
+            <w:noProof/>
+            <w:webHidden/>
+          </w:rPr>
+          <w:instrText xml:space="preserve"> PAGEREF _Toc240025355 \h </w:instrText>
+        </w:r>
+        <w:r>
+          <w:rPr>
+            <w:noProof/>
+            <w:webHidden/>
+          </w:rPr>
+        </w:r>
+        <w:r>
+          <w:rPr>
+            <w:noProof/>
+            <w:webHidden/>
+          </w:rPr>
+          <w:fldChar w:fldCharType="separate"/>
+        </w:r>
+        <w:r>
+          <w:rPr>
+            <w:noProof/>
+            <w:webHidden/>
+          </w:rPr>
+          <w:t>3</w:t>
+        </w:r>
+        <w:r>
+          <w:rPr>
+            <w:noProof/>
+            <w:webHidden/>
+          </w:rPr>
+          <w:fldChar w:fldCharType="end"/>
+        </w:r>
+      </w:hyperlink>
+    </w:p>
+    <w:p>
+      <w:pPr>
+        <w:pStyle w:val="TM2"/>
+        <w:tabs>
+          <w:tab w:val="right" w:leader="dot" w:pos="9060"/>
+        </w:tabs>
+        <w:rPr>
+          <w:rFonts w:eastAsiaTheme="minorEastAsia" w:cstheme="minorBidi"/>
+          <w:smallCaps w:val="0"/>
+          <w:noProof/>
+          <w:kern w:val="2"/>
+          <w:sz w:val="24"/>
+          <w:szCs w:val="24"/>
+          <w14:ligatures w14:val="standardContextual"/>
+        </w:rPr>
+      </w:pPr>
+      <w:hyperlink w:anchor="_Toc240025356" w:history="1">
+        <w:r>
+          <w:rPr>
+            <w:rStyle w:val="Lienhypertexte"/>
+            <w:noProof/>
+          </w:rPr>
+          <w:t>Test</w:t>
+        </w:r>
+        <w:r>
+          <w:rPr>
+            <w:noProof/>
+            <w:webHidden/>
+          </w:rPr>
+          <w:tab/>
+        </w:r>
+        <w:r>
+          <w:rPr>
+            <w:noProof/>
+            <w:webHidden/>
+          </w:rPr>
+          <w:fldChar w:fldCharType="begin"/>
+        </w:r>
+        <w:r>
+          <w:rPr>
+            <w:noProof/>
+            <w:webHidden/>
+          </w:rPr>
+          <w:instrText xml:space="preserve"> PAGEREF _Toc240025356 \h </w:instrText>
+        </w:r>
+        <w:r>
+          <w:rPr>
+            <w:noProof/>
+            <w:webHidden/>
+          </w:rPr>
+        </w:r>
+        <w:r>
+          <w:rPr>
+            <w:noProof/>
+            <w:webHidden/>
+          </w:rPr>
+          <w:fldChar w:fldCharType="separate"/>
+        </w:r>
+        <w:r>
+          <w:rPr>
+            <w:noProof/>
+            <w:webHidden/>
+          </w:rPr>
+          <w:t>3</w:t>
         </w:r>
         <w:r>
           <w:rPr>
@@ -2219,7 +2184,7 @@
       <w:pPr>
         <w:pStyle w:val="Titre1"/>
       </w:pPr>
-      <w:bookmarkStart w:id="0" w:name="_Toc239431411"/>
+      <w:bookmarkStart w:id="0" w:name="_Toc240025333"/>
       <w:r>
         <w:lastRenderedPageBreak/>
         <w:t>Introduction</w:t>
@@ -2228,16 +2193,11 @@
     </w:p>
     <w:p>
       <w:pPr>
-        <w:pStyle w:val="Corpsdetexte"/>
-      </w:pPr>
-    </w:p>
-    <w:p>
-      <w:pPr>
         <w:pStyle w:val="Titre2"/>
       </w:pPr>
       <w:bookmarkStart w:id="1" w:name="_Toc532179969"/>
       <w:bookmarkStart w:id="2" w:name="_Toc165969639"/>
-      <w:bookmarkStart w:id="3" w:name="_Toc239431412"/>
+      <w:bookmarkStart w:id="3" w:name="_Toc240025334"/>
       <w:r>
         <w:t>T</w:t>
       </w:r>
@@ -2258,13 +2218,8 @@
       <w:pPr>
         <w:pStyle w:val="Retraitcorpsdetexte"/>
       </w:pPr>
-      <w:proofErr w:type="spellStart"/>
-      <w:r>
-        <w:t>Shoot’em</w:t>
-      </w:r>
-      <w:proofErr w:type="spellEnd"/>
-      <w:r>
-        <w:t xml:space="preserve"> U</w:t>
+      <w:r>
+        <w:t>Shoot’em U</w:t>
       </w:r>
       <w:r>
         <w:t>p</w:t>
@@ -2272,9 +2227,9 @@
     </w:p>
     <w:p>
       <w:pPr>
-        <w:pStyle w:val="Titre2"/>
-      </w:pPr>
-      <w:bookmarkStart w:id="4" w:name="_Toc239431413"/>
+        <w:pStyle w:val="Titre1"/>
+      </w:pPr>
+      <w:bookmarkStart w:id="4" w:name="_Toc240025335"/>
       <w:r>
         <w:t>Objectifs produits</w:t>
       </w:r>
@@ -2285,31 +2240,21 @@
         <w:pStyle w:val="Retraitcorpsdetexte"/>
       </w:pPr>
       <w:r>
-        <w:t xml:space="preserve">Produire un jeu dans le style de Space </w:t>
-      </w:r>
-      <w:proofErr w:type="spellStart"/>
-      <w:r>
-        <w:t>Invaders</w:t>
-      </w:r>
-      <w:proofErr w:type="spellEnd"/>
-      <w:r>
-        <w:t xml:space="preserve"> </w:t>
-      </w:r>
-      <w:r>
-        <w:t xml:space="preserve">avec </w:t>
-      </w:r>
-      <w:proofErr w:type="gramStart"/>
-      <w:r>
-        <w:t>la</w:t>
-      </w:r>
-      <w:proofErr w:type="gramEnd"/>
-      <w:r>
-        <w:t xml:space="preserve"> de thématique</w:t>
+        <w:t xml:space="preserve">Produire un jeu dans le style de Space Invaders </w:t>
+      </w:r>
+      <w:r>
+        <w:t>avec la de thématique</w:t>
       </w:r>
       <w:r>
         <w:tab/>
         <w:t xml:space="preserve"> Dragon Ball Z</w:t>
       </w:r>
+      <w:r>
+        <w:t>, Les mouvements sont gérés avec les flèches directionnelles et W A S D. Le jeux permets les mouvements horizontaux et verticaux jusque au barrière et jusque à la bordure de l’écran horizontalement, le scénario du jeux et Son Goku qui tire des petits Kamehameha</w:t>
+      </w:r>
+      <w:r>
+        <w:t xml:space="preserve"> sur des Saibaimans (aliens). Le jeux n’a pas de fin a proprement parler la partie prend fin lors de la mort du joueur l’objectif et d’en tuer le maximum pour augmenter son score</w:t>
+      </w:r>
     </w:p>
     <w:p>
       <w:pPr>
@@ -2318,9 +2263,9 @@
     </w:p>
     <w:p>
       <w:pPr>
-        <w:pStyle w:val="Titre2"/>
-      </w:pPr>
-      <w:bookmarkStart w:id="5" w:name="_Toc239431414"/>
+        <w:pStyle w:val="Titre1"/>
+      </w:pPr>
+      <w:bookmarkStart w:id="5" w:name="_Toc240025336"/>
       <w:r>
         <w:t>Objectifs pédagogiques</w:t>
       </w:r>
@@ -2352,14 +2297,33 @@
         <w:pStyle w:val="Retraitcorpsdetexte"/>
       </w:pPr>
       <w:r>
-        <w:t>Acquérir un comportement professionnel.</w:t>
+        <w:t>Acquérir un comportement professionnel</w:t>
+      </w:r>
+      <w:r>
+        <w:t>.</w:t>
+      </w:r>
+    </w:p>
+    <w:p>
+      <w:pPr>
+        <w:pStyle w:val="Retraitcorpsdetexte"/>
+      </w:pPr>
+      <w:r>
+        <w:t>Apprendre à utilliser un outil de gestion de version.</w:t>
+      </w:r>
+    </w:p>
+    <w:p>
+      <w:pPr>
+        <w:pStyle w:val="Retraitcorpsdetexte"/>
+      </w:pPr>
+      <w:r>
+        <w:t>Gestion de projet</w:t>
       </w:r>
     </w:p>
     <w:p>
       <w:pPr>
         <w:pStyle w:val="Titre1"/>
       </w:pPr>
-      <w:bookmarkStart w:id="6" w:name="_Toc239431415"/>
+      <w:bookmarkStart w:id="6" w:name="_Toc240025337"/>
       <w:r>
         <w:t>Planification</w:t>
       </w:r>
@@ -2395,11 +2359,9 @@
               <w:ind w:left="0"/>
               <w:jc w:val="center"/>
             </w:pPr>
-            <w:proofErr w:type="spellStart"/>
             <w:r>
               <w:t>Activitée</w:t>
             </w:r>
-            <w:proofErr w:type="spellEnd"/>
           </w:p>
         </w:tc>
         <w:tc>
@@ -2533,23 +2495,7 @@
                 <w:b w:val="0"/>
                 <w:bCs w:val="0"/>
               </w:rPr>
-              <w:t xml:space="preserve">Suite dans la US 1 et début de </w:t>
-            </w:r>
-            <w:proofErr w:type="gramStart"/>
-            <w:r>
-              <w:rPr>
-                <w:b w:val="0"/>
-                <w:bCs w:val="0"/>
-              </w:rPr>
-              <w:t>la User</w:t>
-            </w:r>
-            <w:proofErr w:type="gramEnd"/>
-            <w:r>
-              <w:rPr>
-                <w:b w:val="0"/>
-                <w:bCs w:val="0"/>
-              </w:rPr>
-              <w:t xml:space="preserve"> story 2 découverte et familiarisation avec le concept</w:t>
+              <w:t>Suite dans la US 1 et début de la User story 2 découverte et familiarisation avec le concept</w:t>
             </w:r>
           </w:p>
         </w:tc>
@@ -2564,13 +2510,7 @@
               <w:cnfStyle w:val="000000000000" w:firstRow="0" w:lastRow="0" w:firstColumn="0" w:lastColumn="0" w:oddVBand="0" w:evenVBand="0" w:oddHBand="0" w:evenHBand="0" w:firstRowFirstColumn="0" w:firstRowLastColumn="0" w:lastRowFirstColumn="0" w:lastRowLastColumn="0"/>
             </w:pPr>
             <w:r>
-              <w:t>Semaine du 1</w:t>
-            </w:r>
-            <w:r>
-              <w:t>8</w:t>
-            </w:r>
-            <w:r>
-              <w:t>/09/2026</w:t>
+              <w:t>Semaine du 18/09/2026</w:t>
             </w:r>
           </w:p>
         </w:tc>
@@ -2610,13 +2550,7 @@
               <w:cnfStyle w:val="000000000000" w:firstRow="0" w:lastRow="0" w:firstColumn="0" w:lastColumn="0" w:oddVBand="0" w:evenVBand="0" w:oddHBand="0" w:evenHBand="0" w:firstRowFirstColumn="0" w:firstRowLastColumn="0" w:lastRowFirstColumn="0" w:lastRowLastColumn="0"/>
             </w:pPr>
             <w:r>
-              <w:t xml:space="preserve">Semaine du </w:t>
-            </w:r>
-            <w:r>
-              <w:t>25</w:t>
-            </w:r>
-            <w:r>
-              <w:t>/09/2026</w:t>
+              <w:t>Semaine du 25/09/2026</w:t>
             </w:r>
           </w:p>
         </w:tc>
@@ -2670,19 +2604,7 @@
               <w:cnfStyle w:val="000000000000" w:firstRow="0" w:lastRow="0" w:firstColumn="0" w:lastColumn="0" w:oddVBand="0" w:evenVBand="0" w:oddHBand="0" w:evenHBand="0" w:firstRowFirstColumn="0" w:firstRowLastColumn="0" w:lastRowFirstColumn="0" w:lastRowLastColumn="0"/>
             </w:pPr>
             <w:r>
-              <w:t xml:space="preserve">Semaine du </w:t>
-            </w:r>
-            <w:r>
-              <w:t>02</w:t>
-            </w:r>
-            <w:r>
-              <w:t>/</w:t>
-            </w:r>
-            <w:r>
-              <w:t>10</w:t>
-            </w:r>
-            <w:r>
-              <w:t>/2026</w:t>
+              <w:t>Semaine du 02/10/2026</w:t>
             </w:r>
           </w:p>
         </w:tc>
@@ -2707,23 +2629,7 @@
                 <w:b w:val="0"/>
                 <w:bCs w:val="0"/>
               </w:rPr>
-              <w:t>Finalisation de l’Us 4 et début de la US 5 création de l’</w:t>
-            </w:r>
-            <w:proofErr w:type="spellStart"/>
-            <w:r>
-              <w:rPr>
-                <w:b w:val="0"/>
-                <w:bCs w:val="0"/>
-              </w:rPr>
-              <w:t>hud</w:t>
-            </w:r>
-            <w:proofErr w:type="spellEnd"/>
-            <w:r>
-              <w:rPr>
-                <w:b w:val="0"/>
-                <w:bCs w:val="0"/>
-              </w:rPr>
-              <w:t xml:space="preserve"> et le système de vie</w:t>
+              <w:t>Finalisation de l’Us 4 et début de la US 5 création de l’hud et le système de vie</w:t>
             </w:r>
           </w:p>
         </w:tc>
@@ -2867,8 +2773,9 @@
       </w:pPr>
       <w:bookmarkStart w:id="7" w:name="_Toc532179957"/>
       <w:bookmarkStart w:id="8" w:name="_Toc165969641"/>
-      <w:bookmarkStart w:id="9" w:name="_Toc239431416"/>
-      <w:r>
+      <w:bookmarkStart w:id="9" w:name="_Toc240025338"/>
+      <w:r>
+        <w:lastRenderedPageBreak/>
         <w:t>Analyse</w:t>
       </w:r>
       <w:bookmarkEnd w:id="7"/>
@@ -2877,100 +2784,58 @@
     </w:p>
     <w:p>
       <w:pPr>
-        <w:pStyle w:val="Titre2"/>
-      </w:pPr>
-      <w:bookmarkStart w:id="10" w:name="_Toc239431417"/>
-      <w:r>
-        <w:t>User story</w:t>
-      </w:r>
-      <w:bookmarkEnd w:id="10"/>
-    </w:p>
-    <w:p>
-      <w:pPr>
-        <w:pStyle w:val="Titre3"/>
-      </w:pPr>
-      <w:bookmarkStart w:id="11" w:name="_Toc239431418"/>
-      <w:r>
-        <w:t>#1 — US</w:t>
-      </w:r>
-      <w:proofErr w:type="gramStart"/>
-      <w:r>
-        <w:t>1:</w:t>
-      </w:r>
-      <w:proofErr w:type="gramEnd"/>
-      <w:r>
-        <w:t xml:space="preserve"> Déplacement du joueur</w:t>
-      </w:r>
-      <w:bookmarkEnd w:id="11"/>
-    </w:p>
-    <w:p>
-      <w:pPr>
-        <w:ind w:left="1416"/>
-      </w:pPr>
+        <w:pStyle w:val="Titre1"/>
+      </w:pPr>
+      <w:r>
+        <w:t>#1 — US1: Déplacement du joueur</w:t>
+      </w:r>
+    </w:p>
+    <w:p>
+      <w:pPr>
+        <w:pStyle w:val="Titre1"/>
+      </w:pPr>
+      <w:r>
+        <w:t>UserStory</w:t>
+      </w:r>
+    </w:p>
+    <w:p>
       <w:r>
         <w:t>En tant que Joueur je veux pouvoir appuyer sur les touches W A S D mais aussi les flèches directionnelles afin de pouvoir déplacer mon personnage sur l'écran.</w:t>
       </w:r>
     </w:p>
-    <w:p>
-      <w:pPr>
-        <w:ind w:left="1416"/>
-      </w:pPr>
-    </w:p>
-    <w:p>
-      <w:pPr>
-        <w:pStyle w:val="Titre2"/>
-      </w:pPr>
-      <w:bookmarkStart w:id="12" w:name="_Toc239431419"/>
-      <w:r>
-        <w:lastRenderedPageBreak/>
+    <w:p/>
+    <w:p>
+      <w:pPr>
+        <w:pStyle w:val="Titre1"/>
+      </w:pPr>
+      <w:r>
         <w:t>Test</w:t>
       </w:r>
-      <w:bookmarkEnd w:id="12"/>
-    </w:p>
-    <w:p>
-      <w:pPr>
-        <w:ind w:left="1416"/>
-      </w:pPr>
+    </w:p>
+    <w:p>
       <w:r>
         <w:t>- Il est possible de me déplacer</w:t>
       </w:r>
     </w:p>
     <w:p>
-      <w:pPr>
-        <w:ind w:left="1416"/>
-      </w:pPr>
       <w:r>
         <w:t>- Les touches sont les bonnes et sont réactives</w:t>
       </w:r>
     </w:p>
     <w:p>
-      <w:pPr>
-        <w:ind w:left="1416"/>
-      </w:pPr>
       <w:r>
         <w:t>- La vitesse de déplacement et agréable</w:t>
       </w:r>
     </w:p>
-    <w:p>
-      <w:pPr>
-        <w:ind w:left="1416"/>
-      </w:pPr>
-    </w:p>
-    <w:p>
-      <w:pPr>
-        <w:ind w:left="1416"/>
-      </w:pPr>
-    </w:p>
-    <w:p>
-      <w:pPr>
-        <w:ind w:left="1416"/>
-      </w:pPr>
+    <w:p/>
+    <w:p/>
+    <w:p>
       <w:r>
         <w:rPr>
           <w:noProof/>
         </w:rPr>
         <w:drawing>
-          <wp:inline distT="0" distB="0" distL="0" distR="0" wp14:anchorId="092ECC5D" wp14:editId="6362C195">
+          <wp:inline distT="0" distB="0" distL="0" distR="0" wp14:anchorId="4AB1A89F" wp14:editId="1C9EBD9F">
             <wp:extent cx="4762500" cy="3429000"/>
             <wp:effectExtent l="0" t="0" r="0" b="0"/>
             <wp:docPr id="1" name="Image 1"/>
@@ -3013,81 +2878,45 @@
     <w:p/>
     <w:p>
       <w:pPr>
-        <w:pStyle w:val="Titre2"/>
-      </w:pPr>
-      <w:bookmarkStart w:id="13" w:name="_Toc239431420"/>
+        <w:pStyle w:val="Titre1"/>
+      </w:pPr>
       <w:r>
         <w:t>#2 — US2 : Création des ennemis</w:t>
       </w:r>
-      <w:bookmarkEnd w:id="13"/>
-    </w:p>
-    <w:p>
-      <w:pPr>
-        <w:pStyle w:val="Titre3"/>
-      </w:pPr>
-      <w:bookmarkStart w:id="14" w:name="_Toc239431421"/>
-      <w:proofErr w:type="spellStart"/>
+    </w:p>
+    <w:p>
+      <w:pPr>
+        <w:pStyle w:val="Titre1"/>
+      </w:pPr>
       <w:r>
         <w:t>UserStory</w:t>
       </w:r>
-      <w:bookmarkEnd w:id="14"/>
-      <w:proofErr w:type="spellEnd"/>
-    </w:p>
-    <w:p>
-      <w:pPr>
-        <w:ind w:left="1416"/>
-      </w:pPr>
-      <w:r>
-        <w:t xml:space="preserve">En tant que joueur je veux avoir des ennemis qui tire et avancent afin d'avoir du </w:t>
-      </w:r>
-      <w:proofErr w:type="gramStart"/>
-      <w:r>
-        <w:t>challenge</w:t>
-      </w:r>
-      <w:proofErr w:type="gramEnd"/>
-      <w:r>
-        <w:t xml:space="preserve"> dans le jeu</w:t>
+    </w:p>
+    <w:p>
+      <w:r>
+        <w:t>En tant que joueur je veux avoir des ennemis qui tire et avancent afin d'avoir du challenge dans le jeu</w:t>
       </w:r>
     </w:p>
     <w:p/>
     <w:p>
       <w:pPr>
-        <w:pStyle w:val="Titre3"/>
-      </w:pPr>
-      <w:bookmarkStart w:id="15" w:name="_Toc239431422"/>
+        <w:pStyle w:val="Titre1"/>
+      </w:pPr>
       <w:r>
         <w:t>Test</w:t>
       </w:r>
-      <w:bookmarkEnd w:id="15"/>
-    </w:p>
-    <w:p>
-      <w:pPr>
-        <w:ind w:left="1416"/>
-      </w:pPr>
+    </w:p>
+    <w:p>
       <w:r>
         <w:t>- Les ennemis apparaissent</w:t>
       </w:r>
     </w:p>
     <w:p>
-      <w:pPr>
-        <w:ind w:left="1416"/>
-      </w:pPr>
-      <w:r>
-        <w:t xml:space="preserve">- les ennemis </w:t>
-      </w:r>
-      <w:proofErr w:type="gramStart"/>
-      <w:r>
-        <w:t>tire</w:t>
-      </w:r>
-      <w:proofErr w:type="gramEnd"/>
-      <w:r>
-        <w:t xml:space="preserve"> droit devant eux</w:t>
-      </w:r>
-    </w:p>
-    <w:p>
-      <w:pPr>
-        <w:ind w:left="1416"/>
-      </w:pPr>
+      <w:r>
+        <w:t>- les ennemis tire droit devant eux</w:t>
+      </w:r>
+    </w:p>
+    <w:p>
       <w:r>
         <w:t>- les ennemis se déplacent</w:t>
       </w:r>
@@ -3101,10 +2930,10 @@
         </w:rPr>
         <w:lastRenderedPageBreak/>
         <w:drawing>
-          <wp:inline distT="0" distB="0" distL="0" distR="0" wp14:anchorId="5EA95B00" wp14:editId="22150218">
+          <wp:inline distT="0" distB="0" distL="0" distR="0" wp14:anchorId="10DD38C8" wp14:editId="11D81718">
             <wp:extent cx="4762500" cy="3448050"/>
             <wp:effectExtent l="0" t="0" r="0" b="0"/>
-            <wp:docPr id="1462493545" name="Image 1462493545"/>
+            <wp:docPr id="1755705877" name="Image 1755705877"/>
             <wp:cNvGraphicFramePr>
               <a:graphicFrameLocks xmlns:a="http://schemas.openxmlformats.org/drawingml/2006/main" noChangeAspect="1"/>
             </wp:cNvGraphicFramePr>
@@ -3145,98 +2974,46 @@
     <w:p>
       <w:pPr>
         <w:pStyle w:val="Titre1"/>
-        <w:numPr>
-          <w:ilvl w:val="1"/>
-          <w:numId w:val="13"/>
-        </w:numPr>
-      </w:pPr>
-      <w:bookmarkStart w:id="16" w:name="_Toc239431423"/>
-      <w:r>
-        <w:t>#3 — US</w:t>
-      </w:r>
-      <w:proofErr w:type="gramStart"/>
-      <w:r>
-        <w:t>3:</w:t>
-      </w:r>
-      <w:proofErr w:type="gramEnd"/>
-      <w:r>
-        <w:t xml:space="preserve"> Tirer</w:t>
-      </w:r>
-      <w:bookmarkEnd w:id="16"/>
-    </w:p>
-    <w:p>
-      <w:pPr>
-        <w:pStyle w:val="Titre2"/>
-      </w:pPr>
-      <w:bookmarkStart w:id="17" w:name="_Toc239431424"/>
-      <w:proofErr w:type="spellStart"/>
+      </w:pPr>
+      <w:r>
+        <w:t>#3 — US3: Tirer</w:t>
+      </w:r>
+    </w:p>
+    <w:p>
+      <w:pPr>
+        <w:pStyle w:val="Titre1"/>
+      </w:pPr>
       <w:r>
         <w:t>UserStory</w:t>
       </w:r>
-      <w:bookmarkEnd w:id="17"/>
-      <w:proofErr w:type="spellEnd"/>
-    </w:p>
-    <w:p>
-      <w:pPr>
-        <w:ind w:left="1416"/>
-      </w:pPr>
+    </w:p>
+    <w:p>
       <w:r>
         <w:t>En tant que joueur je veux pouvoir tirer afin de pouvoir me défendre</w:t>
       </w:r>
     </w:p>
-    <w:p>
-      <w:pPr>
-        <w:ind w:left="1416"/>
-      </w:pPr>
-    </w:p>
-    <w:p>
-      <w:pPr>
-        <w:pStyle w:val="Titre2"/>
-      </w:pPr>
-      <w:bookmarkStart w:id="18" w:name="_Toc239431425"/>
+    <w:p/>
+    <w:p>
+      <w:pPr>
+        <w:pStyle w:val="Titre1"/>
+      </w:pPr>
       <w:r>
         <w:t>Test</w:t>
       </w:r>
-      <w:bookmarkEnd w:id="18"/>
-    </w:p>
-    <w:p>
-      <w:pPr>
-        <w:ind w:left="1416"/>
-      </w:pPr>
+    </w:p>
+    <w:p>
       <w:r>
         <w:t>- mes tirent ont une vitesse régulière</w:t>
       </w:r>
     </w:p>
     <w:p>
-      <w:pPr>
-        <w:ind w:left="1416"/>
-      </w:pPr>
-      <w:r>
-        <w:t xml:space="preserve">- mes tirs ont un </w:t>
-      </w:r>
-      <w:proofErr w:type="spellStart"/>
-      <w:r>
-        <w:t>cooldowns</w:t>
-      </w:r>
-      <w:proofErr w:type="spellEnd"/>
-      <w:r>
-        <w:t xml:space="preserve"> réguliers</w:t>
-      </w:r>
-    </w:p>
-    <w:p>
-      <w:pPr>
-        <w:ind w:left="1416"/>
-      </w:pPr>
-      <w:r>
-        <w:t xml:space="preserve">- mes tirs suivent la direction </w:t>
-      </w:r>
-      <w:proofErr w:type="gramStart"/>
-      <w:r>
-        <w:t>de où</w:t>
-      </w:r>
-      <w:proofErr w:type="gramEnd"/>
-      <w:r>
-        <w:t xml:space="preserve"> est mon curseur</w:t>
+      <w:r>
+        <w:t>- mes tirs ont un cooldowns réguliers</w:t>
+      </w:r>
+    </w:p>
+    <w:p>
+      <w:r>
+        <w:t>- mes tirs suivent la direction de où est mon curseur</w:t>
       </w:r>
     </w:p>
     <w:p/>
@@ -3248,10 +3025,10 @@
         </w:rPr>
         <w:lastRenderedPageBreak/>
         <w:drawing>
-          <wp:inline distT="0" distB="0" distL="0" distR="0" wp14:anchorId="1AFE0632" wp14:editId="1E407DD7">
+          <wp:inline distT="0" distB="0" distL="0" distR="0" wp14:anchorId="29FA9D4E" wp14:editId="0E718BE9">
             <wp:extent cx="4762500" cy="3295650"/>
             <wp:effectExtent l="0" t="0" r="0" b="0"/>
-            <wp:docPr id="629698915" name="Image 629698915"/>
+            <wp:docPr id="62703500" name="Image 62703500"/>
             <wp:cNvGraphicFramePr>
               <a:graphicFrameLocks xmlns:a="http://schemas.openxmlformats.org/drawingml/2006/main" noChangeAspect="1"/>
             </wp:cNvGraphicFramePr>
@@ -3292,96 +3069,44 @@
     <w:p>
       <w:pPr>
         <w:pStyle w:val="Titre1"/>
-        <w:numPr>
-          <w:ilvl w:val="1"/>
-          <w:numId w:val="13"/>
-        </w:numPr>
-      </w:pPr>
-      <w:bookmarkStart w:id="19" w:name="_Toc239431426"/>
-      <w:r>
-        <w:t>#4 — US</w:t>
-      </w:r>
-      <w:proofErr w:type="gramStart"/>
-      <w:r>
-        <w:t>4:</w:t>
-      </w:r>
-      <w:proofErr w:type="gramEnd"/>
-      <w:r>
-        <w:t xml:space="preserve"> Protection</w:t>
-      </w:r>
-      <w:bookmarkEnd w:id="19"/>
-    </w:p>
-    <w:p>
-      <w:pPr>
-        <w:pStyle w:val="Titre2"/>
-      </w:pPr>
-      <w:bookmarkStart w:id="20" w:name="_Toc239431427"/>
-      <w:proofErr w:type="spellStart"/>
+      </w:pPr>
+      <w:r>
+        <w:t>#4 — US4: Protection</w:t>
+      </w:r>
+    </w:p>
+    <w:p>
+      <w:pPr>
+        <w:pStyle w:val="Titre1"/>
+      </w:pPr>
       <w:r>
         <w:t>UserStory</w:t>
       </w:r>
-      <w:bookmarkEnd w:id="20"/>
-      <w:proofErr w:type="spellEnd"/>
-    </w:p>
-    <w:p>
-      <w:pPr>
-        <w:ind w:left="2124"/>
-      </w:pPr>
-      <w:r>
-        <w:t xml:space="preserve">En tant que joueur je veux avoir des protections afin d'avoir une </w:t>
-      </w:r>
-      <w:proofErr w:type="spellStart"/>
-      <w:r>
-        <w:t>échapatoire</w:t>
-      </w:r>
-      <w:proofErr w:type="spellEnd"/>
-      <w:r>
-        <w:t xml:space="preserve"> </w:t>
-      </w:r>
-      <w:proofErr w:type="gramStart"/>
-      <w:r>
-        <w:t>au tire</w:t>
-      </w:r>
-      <w:proofErr w:type="gramEnd"/>
-      <w:r>
-        <w:t xml:space="preserve"> autre que de les esquiver</w:t>
-      </w:r>
-    </w:p>
-    <w:p>
-      <w:pPr>
-        <w:ind w:left="1416"/>
-      </w:pPr>
-    </w:p>
-    <w:p>
-      <w:pPr>
-        <w:pStyle w:val="Titre2"/>
-      </w:pPr>
-      <w:bookmarkStart w:id="21" w:name="_Toc239431428"/>
+    </w:p>
+    <w:p>
+      <w:r>
+        <w:t>En tant que joueur je veux avoir des protections afin d'avoir une échapatoire au tire autre que de les esquiver</w:t>
+      </w:r>
+    </w:p>
+    <w:p/>
+    <w:p>
+      <w:pPr>
+        <w:pStyle w:val="Titre1"/>
+      </w:pPr>
       <w:r>
         <w:t>Test</w:t>
       </w:r>
-      <w:bookmarkEnd w:id="21"/>
-    </w:p>
-    <w:p>
-      <w:pPr>
-        <w:ind w:left="2124"/>
-      </w:pPr>
+    </w:p>
+    <w:p>
       <w:r>
         <w:t>- Les 5 protections sont complète au début de la partie</w:t>
       </w:r>
     </w:p>
     <w:p>
-      <w:pPr>
-        <w:ind w:left="2124"/>
-      </w:pPr>
       <w:r>
         <w:t>- le joueur et les ennemis peuvent détruire la barrière</w:t>
       </w:r>
     </w:p>
     <w:p>
-      <w:pPr>
-        <w:ind w:left="2124"/>
-      </w:pPr>
       <w:r>
         <w:t>- la barrière se régénère après un certain temps</w:t>
       </w:r>
@@ -3395,10 +3120,10 @@
         </w:rPr>
         <w:lastRenderedPageBreak/>
         <w:drawing>
-          <wp:inline distT="0" distB="0" distL="0" distR="0" wp14:anchorId="2B285422" wp14:editId="45306A94">
+          <wp:inline distT="0" distB="0" distL="0" distR="0" wp14:anchorId="35112391" wp14:editId="6D8E34CF">
             <wp:extent cx="4762500" cy="3324225"/>
             <wp:effectExtent l="0" t="0" r="0" b="0"/>
-            <wp:docPr id="1341121904" name="Image 1341121904"/>
+            <wp:docPr id="546684747" name="Image 546684747"/>
             <wp:cNvGraphicFramePr>
               <a:graphicFrameLocks xmlns:a="http://schemas.openxmlformats.org/drawingml/2006/main" noChangeAspect="1"/>
             </wp:cNvGraphicFramePr>
@@ -3439,75 +3164,43 @@
     <w:p>
       <w:pPr>
         <w:pStyle w:val="Titre1"/>
-        <w:numPr>
-          <w:ilvl w:val="1"/>
-          <w:numId w:val="13"/>
-        </w:numPr>
-      </w:pPr>
-      <w:bookmarkStart w:id="22" w:name="_Toc239431429"/>
-      <w:r>
-        <w:t>#5 — US</w:t>
-      </w:r>
-      <w:proofErr w:type="gramStart"/>
-      <w:r>
-        <w:t>5:</w:t>
-      </w:r>
-      <w:proofErr w:type="gramEnd"/>
-      <w:r>
-        <w:t xml:space="preserve"> Vie du joueur</w:t>
-      </w:r>
-      <w:bookmarkEnd w:id="22"/>
-    </w:p>
-    <w:p>
-      <w:pPr>
-        <w:pStyle w:val="Titre2"/>
-      </w:pPr>
-      <w:bookmarkStart w:id="23" w:name="_Toc239431430"/>
-      <w:proofErr w:type="spellStart"/>
+      </w:pPr>
+      <w:r>
+        <w:t>#5 — US5: Vie du joueur</w:t>
+      </w:r>
+    </w:p>
+    <w:p>
+      <w:pPr>
+        <w:pStyle w:val="Titre1"/>
+      </w:pPr>
       <w:r>
         <w:t>UserStory</w:t>
       </w:r>
-      <w:bookmarkEnd w:id="23"/>
-      <w:proofErr w:type="spellEnd"/>
-    </w:p>
-    <w:p>
-      <w:pPr>
-        <w:ind w:left="2124"/>
-      </w:pPr>
+    </w:p>
+    <w:p>
       <w:r>
         <w:t>En tant que joueur je veux avoir des points de vies afin de ne pas mourir à la première touche</w:t>
       </w:r>
     </w:p>
     <w:p>
       <w:pPr>
-        <w:pStyle w:val="Titre2"/>
-      </w:pPr>
-      <w:bookmarkStart w:id="24" w:name="_Toc239431431"/>
+        <w:pStyle w:val="Titre1"/>
+      </w:pPr>
       <w:r>
         <w:t>Test</w:t>
       </w:r>
-      <w:bookmarkEnd w:id="24"/>
-    </w:p>
-    <w:p>
-      <w:pPr>
-        <w:ind w:left="2124"/>
-      </w:pPr>
+    </w:p>
+    <w:p>
       <w:r>
         <w:t>- Le joueur perd une vie après un contact avec un projectile ennemi</w:t>
       </w:r>
     </w:p>
     <w:p>
-      <w:pPr>
-        <w:ind w:left="2124"/>
-      </w:pPr>
       <w:r>
         <w:t>- Une vie est en vie après la consommation d'une vie</w:t>
       </w:r>
     </w:p>
     <w:p>
-      <w:pPr>
-        <w:ind w:left="2124"/>
-      </w:pPr>
       <w:r>
         <w:t>- les barrières se reconstruisent complètement à la perte d'une vie</w:t>
       </w:r>
@@ -3521,10 +3214,10 @@
         </w:rPr>
         <w:lastRenderedPageBreak/>
         <w:drawing>
-          <wp:inline distT="0" distB="0" distL="0" distR="0" wp14:anchorId="6D757B84" wp14:editId="4F10694B">
+          <wp:inline distT="0" distB="0" distL="0" distR="0" wp14:anchorId="038CDFD1" wp14:editId="4E72F6B8">
             <wp:extent cx="4762500" cy="3381375"/>
             <wp:effectExtent l="0" t="0" r="0" b="0"/>
-            <wp:docPr id="616706005" name="Image 616706005"/>
+            <wp:docPr id="1530069036" name="Image 1530069036"/>
             <wp:cNvGraphicFramePr>
               <a:graphicFrameLocks xmlns:a="http://schemas.openxmlformats.org/drawingml/2006/main" noChangeAspect="1"/>
             </wp:cNvGraphicFramePr>
@@ -3566,98 +3259,46 @@
     <w:p>
       <w:pPr>
         <w:pStyle w:val="Titre1"/>
-        <w:numPr>
-          <w:ilvl w:val="1"/>
-          <w:numId w:val="13"/>
-        </w:numPr>
-      </w:pPr>
-      <w:bookmarkStart w:id="25" w:name="_Toc239431432"/>
-      <w:r>
-        <w:t>#6 — US</w:t>
-      </w:r>
-      <w:proofErr w:type="gramStart"/>
-      <w:r>
-        <w:t>6:</w:t>
-      </w:r>
-      <w:proofErr w:type="gramEnd"/>
-      <w:r>
-        <w:t xml:space="preserve"> bonus si le temps le permet ajout d'une deuxième attaque</w:t>
-      </w:r>
-      <w:bookmarkEnd w:id="25"/>
-    </w:p>
-    <w:p>
-      <w:pPr>
-        <w:pStyle w:val="Titre2"/>
-      </w:pPr>
-      <w:bookmarkStart w:id="26" w:name="_Toc239431433"/>
-      <w:proofErr w:type="spellStart"/>
+      </w:pPr>
+      <w:r>
+        <w:t>#6 — US6: bonus si le temps le permet ajout d'une deuxième attaque</w:t>
+      </w:r>
+    </w:p>
+    <w:p>
+      <w:pPr>
+        <w:pStyle w:val="Titre1"/>
+      </w:pPr>
       <w:r>
         <w:t>UserStory</w:t>
       </w:r>
-      <w:bookmarkEnd w:id="26"/>
-      <w:proofErr w:type="spellEnd"/>
-    </w:p>
-    <w:p>
-      <w:pPr>
-        <w:ind w:left="2124"/>
-      </w:pPr>
-      <w:r>
-        <w:t>En tant que joueur je veux avoir une deuxième attaque de masse permettant d'éliminer tous les ennemis sur l'écran d'un seul coup (</w:t>
-      </w:r>
-      <w:proofErr w:type="spellStart"/>
-      <w:r>
-        <w:t>Genkidama</w:t>
-      </w:r>
-      <w:proofErr w:type="spellEnd"/>
-      <w:r>
-        <w:t>)</w:t>
-      </w:r>
-    </w:p>
-    <w:p>
-      <w:pPr>
-        <w:ind w:left="2124"/>
-      </w:pPr>
-    </w:p>
-    <w:p>
-      <w:pPr>
-        <w:pStyle w:val="Titre2"/>
-      </w:pPr>
-      <w:bookmarkStart w:id="27" w:name="_Toc239431434"/>
+    </w:p>
+    <w:p>
+      <w:r>
+        <w:t>En tant que joueur je veux avoir une deuxième attaque de masse permettant d'éliminer tous les ennemis sur l'écran d'un seul coup (Genkidama)</w:t>
+      </w:r>
+    </w:p>
+    <w:p/>
+    <w:p>
+      <w:pPr>
+        <w:pStyle w:val="Titre1"/>
+      </w:pPr>
       <w:r>
         <w:t>Test</w:t>
       </w:r>
-      <w:bookmarkEnd w:id="27"/>
-    </w:p>
-    <w:p>
-      <w:pPr>
-        <w:ind w:left="2124"/>
-      </w:pPr>
+    </w:p>
+    <w:p>
       <w:r>
         <w:t>- tous les ennemis sont éliminés d'un coup</w:t>
       </w:r>
     </w:p>
     <w:p>
-      <w:pPr>
-        <w:ind w:left="2124"/>
-      </w:pPr>
       <w:r>
         <w:t>- les barrières sont toutes intégralement</w:t>
       </w:r>
     </w:p>
     <w:p>
-      <w:pPr>
-        <w:ind w:left="2124"/>
-      </w:pPr>
-      <w:r>
-        <w:t xml:space="preserve">- le </w:t>
-      </w:r>
-      <w:proofErr w:type="spellStart"/>
-      <w:r>
-        <w:t>Genkidama</w:t>
-      </w:r>
-      <w:proofErr w:type="spellEnd"/>
-      <w:r>
-        <w:t xml:space="preserve"> est obtenu après</w:t>
+      <w:r>
+        <w:t>- le Genkidama est obtenu après</w:t>
       </w:r>
     </w:p>
     <w:p/>
@@ -3669,10 +3310,10 @@
         </w:rPr>
         <w:lastRenderedPageBreak/>
         <w:drawing>
-          <wp:inline distT="0" distB="0" distL="0" distR="0" wp14:anchorId="43A44347" wp14:editId="0FB5DD41">
+          <wp:inline distT="0" distB="0" distL="0" distR="0" wp14:anchorId="2B6FC79D" wp14:editId="7A49928C">
             <wp:extent cx="4762500" cy="3409950"/>
             <wp:effectExtent l="0" t="0" r="0" b="0"/>
-            <wp:docPr id="1529771279" name="Image 1529771279"/>
+            <wp:docPr id="1592669233" name="Image 1592669233"/>
             <wp:cNvGraphicFramePr>
               <a:graphicFrameLocks xmlns:a="http://schemas.openxmlformats.org/drawingml/2006/main" noChangeAspect="1"/>
             </wp:cNvGraphicFramePr>
@@ -3712,12 +3353,7 @@
     <w:p/>
     <w:p>
       <w:pPr>
-        <w:pStyle w:val="Retraitcorpsdetexte"/>
-      </w:pPr>
-    </w:p>
-    <w:p>
-      <w:pPr>
-        <w:pStyle w:val="Informations"/>
+        <w:pStyle w:val="Corpsdetexte"/>
       </w:pPr>
     </w:p>
     <w:sectPr>
@@ -4198,7 +3834,7 @@
               <w:noProof/>
               <w:szCs w:val="16"/>
             </w:rPr>
-            <w:t>04.09.2026 16:19</w:t>
+            <w:t>04.09.2026 16:35</w:t>
           </w:r>
           <w:r>
             <w:rPr>
@@ -4438,310 +4074,12 @@
         <v:path o:extrusionok="f" gradientshapeok="t" o:connecttype="rect"/>
         <o:lock v:ext="edit" aspectratio="t"/>
       </v:shapetype>
-      <v:shape id="_x0000_i1025" type="#_x0000_t75" style="width:12pt;height:12pt" o:bullet="t">
+      <v:shape id="_x0000_i1025" type="#_x0000_t75" style="width:12.25pt;height:12.25pt" o:bullet="t">
         <v:imagedata r:id="rId1" o:title="BD10263_"/>
       </v:shape>
     </w:pict>
   </w:numPicBullet>
   <w:abstractNum w:abstractNumId="0" w15:restartNumberingAfterBreak="0">
-    <w:nsid w:val="FFFFFF7C"/>
-    <w:multiLevelType w:val="singleLevel"/>
-    <w:tmpl w:val="4328A0CE"/>
-    <w:lvl w:ilvl="0">
-      <w:start w:val="1"/>
-      <w:numFmt w:val="decimal"/>
-      <w:lvlText w:val="%1."/>
-      <w:lvlJc w:val="left"/>
-      <w:pPr>
-        <w:tabs>
-          <w:tab w:val="num" w:pos="1492"/>
-        </w:tabs>
-        <w:ind w:left="1492" w:hanging="360"/>
-      </w:pPr>
-    </w:lvl>
-  </w:abstractNum>
-  <w:abstractNum w:abstractNumId="1" w15:restartNumberingAfterBreak="0">
-    <w:nsid w:val="FFFFFF7D"/>
-    <w:multiLevelType w:val="singleLevel"/>
-    <w:tmpl w:val="D812EAFE"/>
-    <w:lvl w:ilvl="0">
-      <w:start w:val="1"/>
-      <w:numFmt w:val="decimal"/>
-      <w:lvlText w:val="%1."/>
-      <w:lvlJc w:val="left"/>
-      <w:pPr>
-        <w:tabs>
-          <w:tab w:val="num" w:pos="1209"/>
-        </w:tabs>
-        <w:ind w:left="1209" w:hanging="360"/>
-      </w:pPr>
-    </w:lvl>
-  </w:abstractNum>
-  <w:abstractNum w:abstractNumId="2" w15:restartNumberingAfterBreak="0">
-    <w:nsid w:val="FFFFFF7E"/>
-    <w:multiLevelType w:val="singleLevel"/>
-    <w:tmpl w:val="759C624C"/>
-    <w:lvl w:ilvl="0">
-      <w:start w:val="1"/>
-      <w:numFmt w:val="decimal"/>
-      <w:lvlText w:val="%1."/>
-      <w:lvlJc w:val="left"/>
-      <w:pPr>
-        <w:tabs>
-          <w:tab w:val="num" w:pos="926"/>
-        </w:tabs>
-        <w:ind w:left="926" w:hanging="360"/>
-      </w:pPr>
-    </w:lvl>
-  </w:abstractNum>
-  <w:abstractNum w:abstractNumId="3" w15:restartNumberingAfterBreak="0">
-    <w:nsid w:val="FFFFFF7F"/>
-    <w:multiLevelType w:val="singleLevel"/>
-    <w:tmpl w:val="22B62718"/>
-    <w:lvl w:ilvl="0">
-      <w:start w:val="1"/>
-      <w:numFmt w:val="decimal"/>
-      <w:lvlText w:val="%1."/>
-      <w:lvlJc w:val="left"/>
-      <w:pPr>
-        <w:tabs>
-          <w:tab w:val="num" w:pos="643"/>
-        </w:tabs>
-        <w:ind w:left="643" w:hanging="360"/>
-      </w:pPr>
-    </w:lvl>
-  </w:abstractNum>
-  <w:abstractNum w:abstractNumId="4" w15:restartNumberingAfterBreak="0">
-    <w:nsid w:val="FFFFFF80"/>
-    <w:multiLevelType w:val="singleLevel"/>
-    <w:tmpl w:val="466E7814"/>
-    <w:lvl w:ilvl="0">
-      <w:start w:val="1"/>
-      <w:numFmt w:val="bullet"/>
-      <w:lvlText w:val=""/>
-      <w:lvlJc w:val="left"/>
-      <w:pPr>
-        <w:tabs>
-          <w:tab w:val="num" w:pos="1492"/>
-        </w:tabs>
-        <w:ind w:left="1492" w:hanging="360"/>
-      </w:pPr>
-      <w:rPr>
-        <w:rFonts w:ascii="Symbol" w:hAnsi="Symbol" w:hint="default"/>
-      </w:rPr>
-    </w:lvl>
-  </w:abstractNum>
-  <w:abstractNum w:abstractNumId="5" w15:restartNumberingAfterBreak="0">
-    <w:nsid w:val="FFFFFF81"/>
-    <w:multiLevelType w:val="singleLevel"/>
-    <w:tmpl w:val="CD84B6E8"/>
-    <w:lvl w:ilvl="0">
-      <w:start w:val="1"/>
-      <w:numFmt w:val="bullet"/>
-      <w:lvlText w:val=""/>
-      <w:lvlJc w:val="left"/>
-      <w:pPr>
-        <w:tabs>
-          <w:tab w:val="num" w:pos="1209"/>
-        </w:tabs>
-        <w:ind w:left="1209" w:hanging="360"/>
-      </w:pPr>
-      <w:rPr>
-        <w:rFonts w:ascii="Symbol" w:hAnsi="Symbol" w:hint="default"/>
-      </w:rPr>
-    </w:lvl>
-  </w:abstractNum>
-  <w:abstractNum w:abstractNumId="6" w15:restartNumberingAfterBreak="0">
-    <w:nsid w:val="FFFFFF82"/>
-    <w:multiLevelType w:val="singleLevel"/>
-    <w:tmpl w:val="EA4290CC"/>
-    <w:lvl w:ilvl="0">
-      <w:start w:val="1"/>
-      <w:numFmt w:val="bullet"/>
-      <w:lvlText w:val=""/>
-      <w:lvlJc w:val="left"/>
-      <w:pPr>
-        <w:tabs>
-          <w:tab w:val="num" w:pos="926"/>
-        </w:tabs>
-        <w:ind w:left="926" w:hanging="360"/>
-      </w:pPr>
-      <w:rPr>
-        <w:rFonts w:ascii="Symbol" w:hAnsi="Symbol" w:hint="default"/>
-      </w:rPr>
-    </w:lvl>
-  </w:abstractNum>
-  <w:abstractNum w:abstractNumId="7" w15:restartNumberingAfterBreak="0">
-    <w:nsid w:val="FFFFFF83"/>
-    <w:multiLevelType w:val="singleLevel"/>
-    <w:tmpl w:val="B164EE08"/>
-    <w:lvl w:ilvl="0">
-      <w:start w:val="1"/>
-      <w:numFmt w:val="bullet"/>
-      <w:lvlText w:val=""/>
-      <w:lvlJc w:val="left"/>
-      <w:pPr>
-        <w:tabs>
-          <w:tab w:val="num" w:pos="643"/>
-        </w:tabs>
-        <w:ind w:left="643" w:hanging="360"/>
-      </w:pPr>
-      <w:rPr>
-        <w:rFonts w:ascii="Symbol" w:hAnsi="Symbol" w:hint="default"/>
-      </w:rPr>
-    </w:lvl>
-  </w:abstractNum>
-  <w:abstractNum w:abstractNumId="8" w15:restartNumberingAfterBreak="0">
-    <w:nsid w:val="FFFFFF88"/>
-    <w:multiLevelType w:val="singleLevel"/>
-    <w:tmpl w:val="0B4A9174"/>
-    <w:lvl w:ilvl="0">
-      <w:start w:val="1"/>
-      <w:numFmt w:val="decimal"/>
-      <w:lvlText w:val="%1."/>
-      <w:lvlJc w:val="left"/>
-      <w:pPr>
-        <w:tabs>
-          <w:tab w:val="num" w:pos="360"/>
-        </w:tabs>
-        <w:ind w:left="360" w:hanging="360"/>
-      </w:pPr>
-    </w:lvl>
-  </w:abstractNum>
-  <w:abstractNum w:abstractNumId="9" w15:restartNumberingAfterBreak="0">
-    <w:nsid w:val="FFFFFF89"/>
-    <w:multiLevelType w:val="singleLevel"/>
-    <w:tmpl w:val="2FD089B0"/>
-    <w:lvl w:ilvl="0">
-      <w:start w:val="1"/>
-      <w:numFmt w:val="bullet"/>
-      <w:lvlText w:val=""/>
-      <w:lvlJc w:val="left"/>
-      <w:pPr>
-        <w:tabs>
-          <w:tab w:val="num" w:pos="360"/>
-        </w:tabs>
-        <w:ind w:left="360" w:hanging="360"/>
-      </w:pPr>
-      <w:rPr>
-        <w:rFonts w:ascii="Symbol" w:hAnsi="Symbol" w:hint="default"/>
-      </w:rPr>
-    </w:lvl>
-  </w:abstractNum>
-  <w:abstractNum w:abstractNumId="10" w15:restartNumberingAfterBreak="0">
-    <w:nsid w:val="00045A22"/>
-    <w:multiLevelType w:val="multilevel"/>
-    <w:tmpl w:val="100C0021"/>
-    <w:lvl w:ilvl="0">
-      <w:start w:val="1"/>
-      <w:numFmt w:val="bullet"/>
-      <w:lvlText w:val=""/>
-      <w:lvlJc w:val="left"/>
-      <w:pPr>
-        <w:ind w:left="360" w:hanging="360"/>
-      </w:pPr>
-      <w:rPr>
-        <w:rFonts w:ascii="Wingdings" w:hAnsi="Wingdings" w:hint="default"/>
-      </w:rPr>
-    </w:lvl>
-    <w:lvl w:ilvl="1">
-      <w:start w:val="1"/>
-      <w:numFmt w:val="bullet"/>
-      <w:lvlText w:val=""/>
-      <w:lvlJc w:val="left"/>
-      <w:pPr>
-        <w:ind w:left="720" w:hanging="360"/>
-      </w:pPr>
-      <w:rPr>
-        <w:rFonts w:ascii="Wingdings" w:hAnsi="Wingdings" w:hint="default"/>
-      </w:rPr>
-    </w:lvl>
-    <w:lvl w:ilvl="2">
-      <w:start w:val="1"/>
-      <w:numFmt w:val="bullet"/>
-      <w:lvlText w:val=""/>
-      <w:lvlJc w:val="left"/>
-      <w:pPr>
-        <w:ind w:left="1080" w:hanging="360"/>
-      </w:pPr>
-      <w:rPr>
-        <w:rFonts w:ascii="Wingdings" w:hAnsi="Wingdings" w:hint="default"/>
-      </w:rPr>
-    </w:lvl>
-    <w:lvl w:ilvl="3">
-      <w:start w:val="1"/>
-      <w:numFmt w:val="bullet"/>
-      <w:lvlText w:val=""/>
-      <w:lvlJc w:val="left"/>
-      <w:pPr>
-        <w:ind w:left="1440" w:hanging="360"/>
-      </w:pPr>
-      <w:rPr>
-        <w:rFonts w:ascii="Symbol" w:hAnsi="Symbol" w:hint="default"/>
-      </w:rPr>
-    </w:lvl>
-    <w:lvl w:ilvl="4">
-      <w:start w:val="1"/>
-      <w:numFmt w:val="bullet"/>
-      <w:lvlText w:val=""/>
-      <w:lvlJc w:val="left"/>
-      <w:pPr>
-        <w:ind w:left="1800" w:hanging="360"/>
-      </w:pPr>
-      <w:rPr>
-        <w:rFonts w:ascii="Symbol" w:hAnsi="Symbol" w:hint="default"/>
-      </w:rPr>
-    </w:lvl>
-    <w:lvl w:ilvl="5">
-      <w:start w:val="1"/>
-      <w:numFmt w:val="bullet"/>
-      <w:lvlText w:val=""/>
-      <w:lvlJc w:val="left"/>
-      <w:pPr>
-        <w:ind w:left="2160" w:hanging="360"/>
-      </w:pPr>
-      <w:rPr>
-        <w:rFonts w:ascii="Wingdings" w:hAnsi="Wingdings" w:hint="default"/>
-      </w:rPr>
-    </w:lvl>
-    <w:lvl w:ilvl="6">
-      <w:start w:val="1"/>
-      <w:numFmt w:val="bullet"/>
-      <w:lvlText w:val=""/>
-      <w:lvlJc w:val="left"/>
-      <w:pPr>
-        <w:ind w:left="2520" w:hanging="360"/>
-      </w:pPr>
-      <w:rPr>
-        <w:rFonts w:ascii="Wingdings" w:hAnsi="Wingdings" w:hint="default"/>
-      </w:rPr>
-    </w:lvl>
-    <w:lvl w:ilvl="7">
-      <w:start w:val="1"/>
-      <w:numFmt w:val="bullet"/>
-      <w:lvlText w:val=""/>
-      <w:lvlJc w:val="left"/>
-      <w:pPr>
-        <w:ind w:left="2880" w:hanging="360"/>
-      </w:pPr>
-      <w:rPr>
-        <w:rFonts w:ascii="Symbol" w:hAnsi="Symbol" w:hint="default"/>
-      </w:rPr>
-    </w:lvl>
-    <w:lvl w:ilvl="8">
-      <w:start w:val="1"/>
-      <w:numFmt w:val="bullet"/>
-      <w:lvlText w:val=""/>
-      <w:lvlJc w:val="left"/>
-      <w:pPr>
-        <w:ind w:left="3240" w:hanging="360"/>
-      </w:pPr>
-      <w:rPr>
-        <w:rFonts w:ascii="Symbol" w:hAnsi="Symbol" w:hint="default"/>
-      </w:rPr>
-    </w:lvl>
-  </w:abstractNum>
-  <w:abstractNum w:abstractNumId="11" w15:restartNumberingAfterBreak="0">
     <w:nsid w:val="02202AAE"/>
     <w:multiLevelType w:val="multilevel"/>
     <w:tmpl w:val="C2ACEA3A"/>
@@ -4886,346 +4224,7 @@
       </w:rPr>
     </w:lvl>
   </w:abstractNum>
-  <w:abstractNum w:abstractNumId="12" w15:restartNumberingAfterBreak="0">
-    <w:nsid w:val="037669EE"/>
-    <w:multiLevelType w:val="multilevel"/>
-    <w:tmpl w:val="100C0021"/>
-    <w:lvl w:ilvl="0">
-      <w:start w:val="1"/>
-      <w:numFmt w:val="bullet"/>
-      <w:lvlText w:val=""/>
-      <w:lvlJc w:val="left"/>
-      <w:pPr>
-        <w:ind w:left="360" w:hanging="360"/>
-      </w:pPr>
-      <w:rPr>
-        <w:rFonts w:ascii="Wingdings" w:hAnsi="Wingdings" w:hint="default"/>
-      </w:rPr>
-    </w:lvl>
-    <w:lvl w:ilvl="1">
-      <w:start w:val="1"/>
-      <w:numFmt w:val="bullet"/>
-      <w:lvlText w:val=""/>
-      <w:lvlJc w:val="left"/>
-      <w:pPr>
-        <w:ind w:left="720" w:hanging="360"/>
-      </w:pPr>
-      <w:rPr>
-        <w:rFonts w:ascii="Wingdings" w:hAnsi="Wingdings" w:hint="default"/>
-      </w:rPr>
-    </w:lvl>
-    <w:lvl w:ilvl="2">
-      <w:start w:val="1"/>
-      <w:numFmt w:val="bullet"/>
-      <w:lvlText w:val=""/>
-      <w:lvlJc w:val="left"/>
-      <w:pPr>
-        <w:ind w:left="1080" w:hanging="360"/>
-      </w:pPr>
-      <w:rPr>
-        <w:rFonts w:ascii="Wingdings" w:hAnsi="Wingdings" w:hint="default"/>
-      </w:rPr>
-    </w:lvl>
-    <w:lvl w:ilvl="3">
-      <w:start w:val="1"/>
-      <w:numFmt w:val="bullet"/>
-      <w:lvlText w:val=""/>
-      <w:lvlJc w:val="left"/>
-      <w:pPr>
-        <w:ind w:left="1440" w:hanging="360"/>
-      </w:pPr>
-      <w:rPr>
-        <w:rFonts w:ascii="Symbol" w:hAnsi="Symbol" w:hint="default"/>
-      </w:rPr>
-    </w:lvl>
-    <w:lvl w:ilvl="4">
-      <w:start w:val="1"/>
-      <w:numFmt w:val="bullet"/>
-      <w:lvlText w:val=""/>
-      <w:lvlJc w:val="left"/>
-      <w:pPr>
-        <w:ind w:left="1800" w:hanging="360"/>
-      </w:pPr>
-      <w:rPr>
-        <w:rFonts w:ascii="Symbol" w:hAnsi="Symbol" w:hint="default"/>
-      </w:rPr>
-    </w:lvl>
-    <w:lvl w:ilvl="5">
-      <w:start w:val="1"/>
-      <w:numFmt w:val="bullet"/>
-      <w:lvlText w:val=""/>
-      <w:lvlJc w:val="left"/>
-      <w:pPr>
-        <w:ind w:left="2160" w:hanging="360"/>
-      </w:pPr>
-      <w:rPr>
-        <w:rFonts w:ascii="Wingdings" w:hAnsi="Wingdings" w:hint="default"/>
-      </w:rPr>
-    </w:lvl>
-    <w:lvl w:ilvl="6">
-      <w:start w:val="1"/>
-      <w:numFmt w:val="bullet"/>
-      <w:lvlText w:val=""/>
-      <w:lvlJc w:val="left"/>
-      <w:pPr>
-        <w:ind w:left="2520" w:hanging="360"/>
-      </w:pPr>
-      <w:rPr>
-        <w:rFonts w:ascii="Wingdings" w:hAnsi="Wingdings" w:hint="default"/>
-      </w:rPr>
-    </w:lvl>
-    <w:lvl w:ilvl="7">
-      <w:start w:val="1"/>
-      <w:numFmt w:val="bullet"/>
-      <w:lvlText w:val=""/>
-      <w:lvlJc w:val="left"/>
-      <w:pPr>
-        <w:ind w:left="2880" w:hanging="360"/>
-      </w:pPr>
-      <w:rPr>
-        <w:rFonts w:ascii="Symbol" w:hAnsi="Symbol" w:hint="default"/>
-      </w:rPr>
-    </w:lvl>
-    <w:lvl w:ilvl="8">
-      <w:start w:val="1"/>
-      <w:numFmt w:val="bullet"/>
-      <w:lvlText w:val=""/>
-      <w:lvlJc w:val="left"/>
-      <w:pPr>
-        <w:ind w:left="3240" w:hanging="360"/>
-      </w:pPr>
-      <w:rPr>
-        <w:rFonts w:ascii="Symbol" w:hAnsi="Symbol" w:hint="default"/>
-      </w:rPr>
-    </w:lvl>
-  </w:abstractNum>
-  <w:abstractNum w:abstractNumId="13" w15:restartNumberingAfterBreak="0">
-    <w:nsid w:val="06482CAE"/>
-    <w:multiLevelType w:val="multilevel"/>
-    <w:tmpl w:val="100C0021"/>
-    <w:lvl w:ilvl="0">
-      <w:start w:val="1"/>
-      <w:numFmt w:val="bullet"/>
-      <w:lvlText w:val=""/>
-      <w:lvlJc w:val="left"/>
-      <w:pPr>
-        <w:ind w:left="360" w:hanging="360"/>
-      </w:pPr>
-      <w:rPr>
-        <w:rFonts w:ascii="Wingdings" w:hAnsi="Wingdings" w:hint="default"/>
-      </w:rPr>
-    </w:lvl>
-    <w:lvl w:ilvl="1">
-      <w:start w:val="1"/>
-      <w:numFmt w:val="bullet"/>
-      <w:lvlText w:val=""/>
-      <w:lvlJc w:val="left"/>
-      <w:pPr>
-        <w:ind w:left="720" w:hanging="360"/>
-      </w:pPr>
-      <w:rPr>
-        <w:rFonts w:ascii="Wingdings" w:hAnsi="Wingdings" w:hint="default"/>
-      </w:rPr>
-    </w:lvl>
-    <w:lvl w:ilvl="2">
-      <w:start w:val="1"/>
-      <w:numFmt w:val="bullet"/>
-      <w:lvlText w:val=""/>
-      <w:lvlJc w:val="left"/>
-      <w:pPr>
-        <w:ind w:left="1080" w:hanging="360"/>
-      </w:pPr>
-      <w:rPr>
-        <w:rFonts w:ascii="Wingdings" w:hAnsi="Wingdings" w:hint="default"/>
-      </w:rPr>
-    </w:lvl>
-    <w:lvl w:ilvl="3">
-      <w:start w:val="1"/>
-      <w:numFmt w:val="bullet"/>
-      <w:lvlText w:val=""/>
-      <w:lvlJc w:val="left"/>
-      <w:pPr>
-        <w:ind w:left="1440" w:hanging="360"/>
-      </w:pPr>
-      <w:rPr>
-        <w:rFonts w:ascii="Symbol" w:hAnsi="Symbol" w:hint="default"/>
-      </w:rPr>
-    </w:lvl>
-    <w:lvl w:ilvl="4">
-      <w:start w:val="1"/>
-      <w:numFmt w:val="bullet"/>
-      <w:lvlText w:val=""/>
-      <w:lvlJc w:val="left"/>
-      <w:pPr>
-        <w:ind w:left="1800" w:hanging="360"/>
-      </w:pPr>
-      <w:rPr>
-        <w:rFonts w:ascii="Symbol" w:hAnsi="Symbol" w:hint="default"/>
-      </w:rPr>
-    </w:lvl>
-    <w:lvl w:ilvl="5">
-      <w:start w:val="1"/>
-      <w:numFmt w:val="bullet"/>
-      <w:lvlText w:val=""/>
-      <w:lvlJc w:val="left"/>
-      <w:pPr>
-        <w:ind w:left="2160" w:hanging="360"/>
-      </w:pPr>
-      <w:rPr>
-        <w:rFonts w:ascii="Wingdings" w:hAnsi="Wingdings" w:hint="default"/>
-      </w:rPr>
-    </w:lvl>
-    <w:lvl w:ilvl="6">
-      <w:start w:val="1"/>
-      <w:numFmt w:val="bullet"/>
-      <w:lvlText w:val=""/>
-      <w:lvlJc w:val="left"/>
-      <w:pPr>
-        <w:ind w:left="2520" w:hanging="360"/>
-      </w:pPr>
-      <w:rPr>
-        <w:rFonts w:ascii="Wingdings" w:hAnsi="Wingdings" w:hint="default"/>
-      </w:rPr>
-    </w:lvl>
-    <w:lvl w:ilvl="7">
-      <w:start w:val="1"/>
-      <w:numFmt w:val="bullet"/>
-      <w:lvlText w:val=""/>
-      <w:lvlJc w:val="left"/>
-      <w:pPr>
-        <w:ind w:left="2880" w:hanging="360"/>
-      </w:pPr>
-      <w:rPr>
-        <w:rFonts w:ascii="Symbol" w:hAnsi="Symbol" w:hint="default"/>
-      </w:rPr>
-    </w:lvl>
-    <w:lvl w:ilvl="8">
-      <w:start w:val="1"/>
-      <w:numFmt w:val="bullet"/>
-      <w:lvlText w:val=""/>
-      <w:lvlJc w:val="left"/>
-      <w:pPr>
-        <w:ind w:left="3240" w:hanging="360"/>
-      </w:pPr>
-      <w:rPr>
-        <w:rFonts w:ascii="Symbol" w:hAnsi="Symbol" w:hint="default"/>
-      </w:rPr>
-    </w:lvl>
-  </w:abstractNum>
-  <w:abstractNum w:abstractNumId="14" w15:restartNumberingAfterBreak="0">
-    <w:nsid w:val="067320D8"/>
-    <w:multiLevelType w:val="multilevel"/>
-    <w:tmpl w:val="100C0021"/>
-    <w:lvl w:ilvl="0">
-      <w:start w:val="1"/>
-      <w:numFmt w:val="bullet"/>
-      <w:lvlText w:val=""/>
-      <w:lvlJc w:val="left"/>
-      <w:pPr>
-        <w:ind w:left="360" w:hanging="360"/>
-      </w:pPr>
-      <w:rPr>
-        <w:rFonts w:ascii="Wingdings" w:hAnsi="Wingdings" w:hint="default"/>
-      </w:rPr>
-    </w:lvl>
-    <w:lvl w:ilvl="1">
-      <w:start w:val="1"/>
-      <w:numFmt w:val="bullet"/>
-      <w:lvlText w:val=""/>
-      <w:lvlJc w:val="left"/>
-      <w:pPr>
-        <w:ind w:left="720" w:hanging="360"/>
-      </w:pPr>
-      <w:rPr>
-        <w:rFonts w:ascii="Wingdings" w:hAnsi="Wingdings" w:hint="default"/>
-      </w:rPr>
-    </w:lvl>
-    <w:lvl w:ilvl="2">
-      <w:start w:val="1"/>
-      <w:numFmt w:val="bullet"/>
-      <w:lvlText w:val=""/>
-      <w:lvlJc w:val="left"/>
-      <w:pPr>
-        <w:ind w:left="1080" w:hanging="360"/>
-      </w:pPr>
-      <w:rPr>
-        <w:rFonts w:ascii="Wingdings" w:hAnsi="Wingdings" w:hint="default"/>
-      </w:rPr>
-    </w:lvl>
-    <w:lvl w:ilvl="3">
-      <w:start w:val="1"/>
-      <w:numFmt w:val="bullet"/>
-      <w:lvlText w:val=""/>
-      <w:lvlJc w:val="left"/>
-      <w:pPr>
-        <w:ind w:left="1440" w:hanging="360"/>
-      </w:pPr>
-      <w:rPr>
-        <w:rFonts w:ascii="Symbol" w:hAnsi="Symbol" w:hint="default"/>
-      </w:rPr>
-    </w:lvl>
-    <w:lvl w:ilvl="4">
-      <w:start w:val="1"/>
-      <w:numFmt w:val="bullet"/>
-      <w:lvlText w:val=""/>
-      <w:lvlJc w:val="left"/>
-      <w:pPr>
-        <w:ind w:left="1800" w:hanging="360"/>
-      </w:pPr>
-      <w:rPr>
-        <w:rFonts w:ascii="Symbol" w:hAnsi="Symbol" w:hint="default"/>
-      </w:rPr>
-    </w:lvl>
-    <w:lvl w:ilvl="5">
-      <w:start w:val="1"/>
-      <w:numFmt w:val="bullet"/>
-      <w:lvlText w:val=""/>
-      <w:lvlJc w:val="left"/>
-      <w:pPr>
-        <w:ind w:left="2160" w:hanging="360"/>
-      </w:pPr>
-      <w:rPr>
-        <w:rFonts w:ascii="Wingdings" w:hAnsi="Wingdings" w:hint="default"/>
-      </w:rPr>
-    </w:lvl>
-    <w:lvl w:ilvl="6">
-      <w:start w:val="1"/>
-      <w:numFmt w:val="bullet"/>
-      <w:lvlText w:val=""/>
-      <w:lvlJc w:val="left"/>
-      <w:pPr>
-        <w:ind w:left="2520" w:hanging="360"/>
-      </w:pPr>
-      <w:rPr>
-        <w:rFonts w:ascii="Wingdings" w:hAnsi="Wingdings" w:hint="default"/>
-      </w:rPr>
-    </w:lvl>
-    <w:lvl w:ilvl="7">
-      <w:start w:val="1"/>
-      <w:numFmt w:val="bullet"/>
-      <w:lvlText w:val=""/>
-      <w:lvlJc w:val="left"/>
-      <w:pPr>
-        <w:ind w:left="2880" w:hanging="360"/>
-      </w:pPr>
-      <w:rPr>
-        <w:rFonts w:ascii="Symbol" w:hAnsi="Symbol" w:hint="default"/>
-      </w:rPr>
-    </w:lvl>
-    <w:lvl w:ilvl="8">
-      <w:start w:val="1"/>
-      <w:numFmt w:val="bullet"/>
-      <w:lvlText w:val=""/>
-      <w:lvlJc w:val="left"/>
-      <w:pPr>
-        <w:ind w:left="3240" w:hanging="360"/>
-      </w:pPr>
-      <w:rPr>
-        <w:rFonts w:ascii="Symbol" w:hAnsi="Symbol" w:hint="default"/>
-      </w:rPr>
-    </w:lvl>
-  </w:abstractNum>
-  <w:abstractNum w:abstractNumId="15" w15:restartNumberingAfterBreak="0">
+  <w:abstractNum w:abstractNumId="1" w15:restartNumberingAfterBreak="0">
     <w:nsid w:val="0A7C7405"/>
     <w:multiLevelType w:val="singleLevel"/>
     <w:tmpl w:val="92869324"/>
@@ -5246,233 +4245,94 @@
       </w:rPr>
     </w:lvl>
   </w:abstractNum>
-  <w:abstractNum w:abstractNumId="16" w15:restartNumberingAfterBreak="0">
-    <w:nsid w:val="100D77BA"/>
+  <w:abstractNum w:abstractNumId="2" w15:restartNumberingAfterBreak="0">
+    <w:nsid w:val="0E06234A"/>
     <w:multiLevelType w:val="hybridMultilevel"/>
-    <w:tmpl w:val="B8147694"/>
-    <w:lvl w:ilvl="0" w:tplc="100C0001">
+    <w:tmpl w:val="F2182E6C"/>
+    <w:lvl w:ilvl="0" w:tplc="FFFFFFFF">
       <w:start w:val="1"/>
-      <w:numFmt w:val="bullet"/>
-      <w:lvlText w:val=""/>
+      <w:numFmt w:val="upperRoman"/>
+      <w:lvlText w:val="%1."/>
+      <w:lvlJc w:val="right"/>
+      <w:pPr>
+        <w:ind w:left="720" w:hanging="360"/>
+      </w:pPr>
+    </w:lvl>
+    <w:lvl w:ilvl="1" w:tplc="63F2C344">
+      <w:start w:val="1"/>
+      <w:numFmt w:val="decimal"/>
+      <w:pStyle w:val="Titre2"/>
+      <w:lvlText w:val="%2."/>
       <w:lvlJc w:val="left"/>
       <w:pPr>
-        <w:ind w:left="814" w:hanging="360"/>
-      </w:pPr>
-      <w:rPr>
-        <w:rFonts w:ascii="Symbol" w:hAnsi="Symbol" w:hint="default"/>
-      </w:rPr>
+        <w:ind w:left="1440" w:hanging="360"/>
+      </w:pPr>
     </w:lvl>
-    <w:lvl w:ilvl="1" w:tplc="100C0003" w:tentative="1">
+    <w:lvl w:ilvl="2" w:tplc="FFFFFFFF">
       <w:start w:val="1"/>
-      <w:numFmt w:val="bullet"/>
-      <w:lvlText w:val="o"/>
+      <w:numFmt w:val="lowerRoman"/>
+      <w:lvlText w:val="%3."/>
+      <w:lvlJc w:val="right"/>
+      <w:pPr>
+        <w:ind w:left="2160" w:hanging="180"/>
+      </w:pPr>
+    </w:lvl>
+    <w:lvl w:ilvl="3" w:tplc="FFFFFFFF" w:tentative="1">
+      <w:start w:val="1"/>
+      <w:numFmt w:val="decimal"/>
+      <w:lvlText w:val="%4."/>
       <w:lvlJc w:val="left"/>
       <w:pPr>
-        <w:ind w:left="1534" w:hanging="360"/>
-      </w:pPr>
-      <w:rPr>
-        <w:rFonts w:ascii="Courier New" w:hAnsi="Courier New" w:cs="Courier New" w:hint="default"/>
-      </w:rPr>
+        <w:ind w:left="2880" w:hanging="360"/>
+      </w:pPr>
     </w:lvl>
-    <w:lvl w:ilvl="2" w:tplc="100C0005" w:tentative="1">
+    <w:lvl w:ilvl="4" w:tplc="FFFFFFFF" w:tentative="1">
       <w:start w:val="1"/>
-      <w:numFmt w:val="bullet"/>
-      <w:lvlText w:val=""/>
+      <w:numFmt w:val="lowerLetter"/>
+      <w:lvlText w:val="%5."/>
       <w:lvlJc w:val="left"/>
       <w:pPr>
-        <w:ind w:left="2254" w:hanging="360"/>
-      </w:pPr>
-      <w:rPr>
-        <w:rFonts w:ascii="Wingdings" w:hAnsi="Wingdings" w:hint="default"/>
-      </w:rPr>
+        <w:ind w:left="3600" w:hanging="360"/>
+      </w:pPr>
     </w:lvl>
-    <w:lvl w:ilvl="3" w:tplc="100C0001" w:tentative="1">
+    <w:lvl w:ilvl="5" w:tplc="FFFFFFFF" w:tentative="1">
       <w:start w:val="1"/>
-      <w:numFmt w:val="bullet"/>
-      <w:lvlText w:val=""/>
+      <w:numFmt w:val="lowerRoman"/>
+      <w:lvlText w:val="%6."/>
+      <w:lvlJc w:val="right"/>
+      <w:pPr>
+        <w:ind w:left="4320" w:hanging="180"/>
+      </w:pPr>
+    </w:lvl>
+    <w:lvl w:ilvl="6" w:tplc="FFFFFFFF" w:tentative="1">
+      <w:start w:val="1"/>
+      <w:numFmt w:val="decimal"/>
+      <w:lvlText w:val="%7."/>
       <w:lvlJc w:val="left"/>
       <w:pPr>
-        <w:ind w:left="2974" w:hanging="360"/>
-      </w:pPr>
-      <w:rPr>
-        <w:rFonts w:ascii="Symbol" w:hAnsi="Symbol" w:hint="default"/>
-      </w:rPr>
+        <w:ind w:left="5040" w:hanging="360"/>
+      </w:pPr>
     </w:lvl>
-    <w:lvl w:ilvl="4" w:tplc="100C0003" w:tentative="1">
+    <w:lvl w:ilvl="7" w:tplc="FFFFFFFF" w:tentative="1">
       <w:start w:val="1"/>
-      <w:numFmt w:val="bullet"/>
-      <w:lvlText w:val="o"/>
+      <w:numFmt w:val="lowerLetter"/>
+      <w:lvlText w:val="%8."/>
       <w:lvlJc w:val="left"/>
       <w:pPr>
-        <w:ind w:left="3694" w:hanging="360"/>
-      </w:pPr>
-      <w:rPr>
-        <w:rFonts w:ascii="Courier New" w:hAnsi="Courier New" w:cs="Courier New" w:hint="default"/>
-      </w:rPr>
+        <w:ind w:left="5760" w:hanging="360"/>
+      </w:pPr>
     </w:lvl>
-    <w:lvl w:ilvl="5" w:tplc="100C0005" w:tentative="1">
+    <w:lvl w:ilvl="8" w:tplc="FFFFFFFF" w:tentative="1">
       <w:start w:val="1"/>
-      <w:numFmt w:val="bullet"/>
-      <w:lvlText w:val=""/>
-      <w:lvlJc w:val="left"/>
-      <w:pPr>
-        <w:ind w:left="4414" w:hanging="360"/>
-      </w:pPr>
-      <w:rPr>
-        <w:rFonts w:ascii="Wingdings" w:hAnsi="Wingdings" w:hint="default"/>
-      </w:rPr>
-    </w:lvl>
-    <w:lvl w:ilvl="6" w:tplc="100C0001" w:tentative="1">
-      <w:start w:val="1"/>
-      <w:numFmt w:val="bullet"/>
-      <w:lvlText w:val=""/>
-      <w:lvlJc w:val="left"/>
-      <w:pPr>
-        <w:ind w:left="5134" w:hanging="360"/>
-      </w:pPr>
-      <w:rPr>
-        <w:rFonts w:ascii="Symbol" w:hAnsi="Symbol" w:hint="default"/>
-      </w:rPr>
-    </w:lvl>
-    <w:lvl w:ilvl="7" w:tplc="100C0003" w:tentative="1">
-      <w:start w:val="1"/>
-      <w:numFmt w:val="bullet"/>
-      <w:lvlText w:val="o"/>
-      <w:lvlJc w:val="left"/>
-      <w:pPr>
-        <w:ind w:left="5854" w:hanging="360"/>
-      </w:pPr>
-      <w:rPr>
-        <w:rFonts w:ascii="Courier New" w:hAnsi="Courier New" w:cs="Courier New" w:hint="default"/>
-      </w:rPr>
-    </w:lvl>
-    <w:lvl w:ilvl="8" w:tplc="100C0005" w:tentative="1">
-      <w:start w:val="1"/>
-      <w:numFmt w:val="bullet"/>
-      <w:lvlText w:val=""/>
-      <w:lvlJc w:val="left"/>
-      <w:pPr>
-        <w:ind w:left="6574" w:hanging="360"/>
-      </w:pPr>
-      <w:rPr>
-        <w:rFonts w:ascii="Wingdings" w:hAnsi="Wingdings" w:hint="default"/>
-      </w:rPr>
+      <w:numFmt w:val="lowerRoman"/>
+      <w:lvlText w:val="%9."/>
+      <w:lvlJc w:val="right"/>
+      <w:pPr>
+        <w:ind w:left="6480" w:hanging="180"/>
+      </w:pPr>
     </w:lvl>
   </w:abstractNum>
-  <w:abstractNum w:abstractNumId="17" w15:restartNumberingAfterBreak="0">
-    <w:nsid w:val="13386E8A"/>
-    <w:multiLevelType w:val="multilevel"/>
-    <w:tmpl w:val="100C0021"/>
-    <w:lvl w:ilvl="0">
-      <w:start w:val="1"/>
-      <w:numFmt w:val="bullet"/>
-      <w:lvlText w:val=""/>
-      <w:lvlJc w:val="left"/>
-      <w:pPr>
-        <w:ind w:left="360" w:hanging="360"/>
-      </w:pPr>
-      <w:rPr>
-        <w:rFonts w:ascii="Wingdings" w:hAnsi="Wingdings" w:hint="default"/>
-      </w:rPr>
-    </w:lvl>
-    <w:lvl w:ilvl="1">
-      <w:start w:val="1"/>
-      <w:numFmt w:val="bullet"/>
-      <w:lvlText w:val=""/>
-      <w:lvlJc w:val="left"/>
-      <w:pPr>
-        <w:ind w:left="720" w:hanging="360"/>
-      </w:pPr>
-      <w:rPr>
-        <w:rFonts w:ascii="Wingdings" w:hAnsi="Wingdings" w:hint="default"/>
-      </w:rPr>
-    </w:lvl>
-    <w:lvl w:ilvl="2">
-      <w:start w:val="1"/>
-      <w:numFmt w:val="bullet"/>
-      <w:lvlText w:val=""/>
-      <w:lvlJc w:val="left"/>
-      <w:pPr>
-        <w:ind w:left="1080" w:hanging="360"/>
-      </w:pPr>
-      <w:rPr>
-        <w:rFonts w:ascii="Wingdings" w:hAnsi="Wingdings" w:hint="default"/>
-      </w:rPr>
-    </w:lvl>
-    <w:lvl w:ilvl="3">
-      <w:start w:val="1"/>
-      <w:numFmt w:val="bullet"/>
-      <w:lvlText w:val=""/>
-      <w:lvlJc w:val="left"/>
-      <w:pPr>
-        <w:ind w:left="1440" w:hanging="360"/>
-      </w:pPr>
-      <w:rPr>
-        <w:rFonts w:ascii="Symbol" w:hAnsi="Symbol" w:hint="default"/>
-      </w:rPr>
-    </w:lvl>
-    <w:lvl w:ilvl="4">
-      <w:start w:val="1"/>
-      <w:numFmt w:val="bullet"/>
-      <w:lvlText w:val=""/>
-      <w:lvlJc w:val="left"/>
-      <w:pPr>
-        <w:ind w:left="1800" w:hanging="360"/>
-      </w:pPr>
-      <w:rPr>
-        <w:rFonts w:ascii="Symbol" w:hAnsi="Symbol" w:hint="default"/>
-      </w:rPr>
-    </w:lvl>
-    <w:lvl w:ilvl="5">
-      <w:start w:val="1"/>
-      <w:numFmt w:val="bullet"/>
-      <w:lvlText w:val=""/>
-      <w:lvlJc w:val="left"/>
-      <w:pPr>
-        <w:ind w:left="2160" w:hanging="360"/>
-      </w:pPr>
-      <w:rPr>
-        <w:rFonts w:ascii="Wingdings" w:hAnsi="Wingdings" w:hint="default"/>
-      </w:rPr>
-    </w:lvl>
-    <w:lvl w:ilvl="6">
-      <w:start w:val="1"/>
-      <w:numFmt w:val="bullet"/>
-      <w:lvlText w:val=""/>
-      <w:lvlJc w:val="left"/>
-      <w:pPr>
-        <w:ind w:left="2520" w:hanging="360"/>
-      </w:pPr>
-      <w:rPr>
-        <w:rFonts w:ascii="Wingdings" w:hAnsi="Wingdings" w:hint="default"/>
-      </w:rPr>
-    </w:lvl>
-    <w:lvl w:ilvl="7">
-      <w:start w:val="1"/>
-      <w:numFmt w:val="bullet"/>
-      <w:lvlText w:val=""/>
-      <w:lvlJc w:val="left"/>
-      <w:pPr>
-        <w:ind w:left="2880" w:hanging="360"/>
-      </w:pPr>
-      <w:rPr>
-        <w:rFonts w:ascii="Symbol" w:hAnsi="Symbol" w:hint="default"/>
-      </w:rPr>
-    </w:lvl>
-    <w:lvl w:ilvl="8">
-      <w:start w:val="1"/>
-      <w:numFmt w:val="bullet"/>
-      <w:lvlText w:val=""/>
-      <w:lvlJc w:val="left"/>
-      <w:pPr>
-        <w:ind w:left="3240" w:hanging="360"/>
-      </w:pPr>
-      <w:rPr>
-        <w:rFonts w:ascii="Symbol" w:hAnsi="Symbol" w:hint="default"/>
-      </w:rPr>
-    </w:lvl>
-  </w:abstractNum>
-  <w:abstractNum w:abstractNumId="18" w15:restartNumberingAfterBreak="0">
+  <w:abstractNum w:abstractNumId="3" w15:restartNumberingAfterBreak="0">
     <w:nsid w:val="13AB381A"/>
     <w:multiLevelType w:val="hybridMultilevel"/>
     <w:tmpl w:val="B43857E8"/>
@@ -5615,127 +4475,13 @@
       </w:rPr>
     </w:lvl>
   </w:abstractNum>
-  <w:abstractNum w:abstractNumId="19" w15:restartNumberingAfterBreak="0">
-    <w:nsid w:val="20CB35C8"/>
-    <w:multiLevelType w:val="hybridMultilevel"/>
-    <w:tmpl w:val="2AA2EA56"/>
-    <w:lvl w:ilvl="0" w:tplc="A058E9AC">
-      <w:start w:val="1"/>
-      <w:numFmt w:val="bullet"/>
-      <w:lvlText w:val=""/>
-      <w:lvlJc w:val="left"/>
-      <w:pPr>
-        <w:ind w:left="1814" w:hanging="680"/>
-      </w:pPr>
-      <w:rPr>
-        <w:rFonts w:ascii="Symbol" w:hAnsi="Symbol" w:hint="default"/>
-      </w:rPr>
-    </w:lvl>
-    <w:lvl w:ilvl="1" w:tplc="100C000B">
-      <w:start w:val="1"/>
-      <w:numFmt w:val="bullet"/>
-      <w:lvlText w:val=""/>
-      <w:lvlJc w:val="left"/>
-      <w:pPr>
-        <w:ind w:left="1361" w:hanging="454"/>
-      </w:pPr>
-      <w:rPr>
-        <w:rFonts w:ascii="Wingdings" w:hAnsi="Wingdings" w:hint="default"/>
-      </w:rPr>
-    </w:lvl>
-    <w:lvl w:ilvl="2" w:tplc="100C0005" w:tentative="1">
-      <w:start w:val="1"/>
-      <w:numFmt w:val="bullet"/>
-      <w:lvlText w:val=""/>
-      <w:lvlJc w:val="left"/>
-      <w:pPr>
-        <w:ind w:left="2614" w:hanging="360"/>
-      </w:pPr>
-      <w:rPr>
-        <w:rFonts w:ascii="Wingdings" w:hAnsi="Wingdings" w:hint="default"/>
-      </w:rPr>
-    </w:lvl>
-    <w:lvl w:ilvl="3" w:tplc="100C0001" w:tentative="1">
-      <w:start w:val="1"/>
-      <w:numFmt w:val="bullet"/>
-      <w:lvlText w:val=""/>
-      <w:lvlJc w:val="left"/>
-      <w:pPr>
-        <w:ind w:left="3334" w:hanging="360"/>
-      </w:pPr>
-      <w:rPr>
-        <w:rFonts w:ascii="Symbol" w:hAnsi="Symbol" w:hint="default"/>
-      </w:rPr>
-    </w:lvl>
-    <w:lvl w:ilvl="4" w:tplc="100C0003" w:tentative="1">
-      <w:start w:val="1"/>
-      <w:numFmt w:val="bullet"/>
-      <w:lvlText w:val="o"/>
-      <w:lvlJc w:val="left"/>
-      <w:pPr>
-        <w:ind w:left="4054" w:hanging="360"/>
-      </w:pPr>
-      <w:rPr>
-        <w:rFonts w:ascii="Courier New" w:hAnsi="Courier New" w:cs="Courier New" w:hint="default"/>
-      </w:rPr>
-    </w:lvl>
-    <w:lvl w:ilvl="5" w:tplc="100C0005" w:tentative="1">
-      <w:start w:val="1"/>
-      <w:numFmt w:val="bullet"/>
-      <w:lvlText w:val=""/>
-      <w:lvlJc w:val="left"/>
-      <w:pPr>
-        <w:ind w:left="4774" w:hanging="360"/>
-      </w:pPr>
-      <w:rPr>
-        <w:rFonts w:ascii="Wingdings" w:hAnsi="Wingdings" w:hint="default"/>
-      </w:rPr>
-    </w:lvl>
-    <w:lvl w:ilvl="6" w:tplc="100C0001" w:tentative="1">
-      <w:start w:val="1"/>
-      <w:numFmt w:val="bullet"/>
-      <w:lvlText w:val=""/>
-      <w:lvlJc w:val="left"/>
-      <w:pPr>
-        <w:ind w:left="5494" w:hanging="360"/>
-      </w:pPr>
-      <w:rPr>
-        <w:rFonts w:ascii="Symbol" w:hAnsi="Symbol" w:hint="default"/>
-      </w:rPr>
-    </w:lvl>
-    <w:lvl w:ilvl="7" w:tplc="100C0003" w:tentative="1">
-      <w:start w:val="1"/>
-      <w:numFmt w:val="bullet"/>
-      <w:lvlText w:val="o"/>
-      <w:lvlJc w:val="left"/>
-      <w:pPr>
-        <w:ind w:left="6214" w:hanging="360"/>
-      </w:pPr>
-      <w:rPr>
-        <w:rFonts w:ascii="Courier New" w:hAnsi="Courier New" w:cs="Courier New" w:hint="default"/>
-      </w:rPr>
-    </w:lvl>
-    <w:lvl w:ilvl="8" w:tplc="100C0005" w:tentative="1">
-      <w:start w:val="1"/>
-      <w:numFmt w:val="bullet"/>
-      <w:lvlText w:val=""/>
-      <w:lvlJc w:val="left"/>
-      <w:pPr>
-        <w:ind w:left="6934" w:hanging="360"/>
-      </w:pPr>
-      <w:rPr>
-        <w:rFonts w:ascii="Wingdings" w:hAnsi="Wingdings" w:hint="default"/>
-      </w:rPr>
-    </w:lvl>
-  </w:abstractNum>
-  <w:abstractNum w:abstractNumId="20" w15:restartNumberingAfterBreak="0">
+  <w:abstractNum w:abstractNumId="4" w15:restartNumberingAfterBreak="0">
     <w:nsid w:val="2A8F67FD"/>
     <w:multiLevelType w:val="multilevel"/>
     <w:tmpl w:val="2B4EBFA6"/>
     <w:lvl w:ilvl="0">
       <w:start w:val="1"/>
       <w:numFmt w:val="decimal"/>
-      <w:pStyle w:val="Titre1"/>
       <w:lvlText w:val="%1"/>
       <w:lvlJc w:val="left"/>
       <w:pPr>
@@ -5870,2189 +4616,22 @@
       </w:rPr>
     </w:lvl>
   </w:abstractNum>
-  <w:abstractNum w:abstractNumId="21" w15:restartNumberingAfterBreak="0">
-    <w:nsid w:val="2F2C5963"/>
-    <w:multiLevelType w:val="multilevel"/>
-    <w:tmpl w:val="E2569098"/>
-    <w:lvl w:ilvl="0">
-      <w:start w:val="1"/>
-      <w:numFmt w:val="decimal"/>
-      <w:lvlText w:val="%1."/>
-      <w:lvlJc w:val="left"/>
-      <w:pPr>
-        <w:tabs>
-          <w:tab w:val="num" w:pos="720"/>
-        </w:tabs>
-        <w:ind w:left="720" w:hanging="720"/>
-      </w:pPr>
-    </w:lvl>
-    <w:lvl w:ilvl="1">
-      <w:start w:val="1"/>
-      <w:numFmt w:val="decimal"/>
-      <w:lvlText w:val="%2."/>
-      <w:lvlJc w:val="left"/>
-      <w:pPr>
-        <w:tabs>
-          <w:tab w:val="num" w:pos="1440"/>
-        </w:tabs>
-        <w:ind w:left="1440" w:hanging="720"/>
-      </w:pPr>
-    </w:lvl>
-    <w:lvl w:ilvl="2">
-      <w:start w:val="1"/>
-      <w:numFmt w:val="decimal"/>
-      <w:lvlText w:val="%3."/>
-      <w:lvlJc w:val="left"/>
-      <w:pPr>
-        <w:tabs>
-          <w:tab w:val="num" w:pos="2160"/>
-        </w:tabs>
-        <w:ind w:left="2160" w:hanging="720"/>
-      </w:pPr>
-    </w:lvl>
-    <w:lvl w:ilvl="3">
-      <w:start w:val="1"/>
-      <w:numFmt w:val="decimal"/>
-      <w:lvlText w:val="%4."/>
-      <w:lvlJc w:val="left"/>
-      <w:pPr>
-        <w:tabs>
-          <w:tab w:val="num" w:pos="2880"/>
-        </w:tabs>
-        <w:ind w:left="2880" w:hanging="720"/>
-      </w:pPr>
-    </w:lvl>
-    <w:lvl w:ilvl="4">
-      <w:start w:val="1"/>
-      <w:numFmt w:val="decimal"/>
-      <w:lvlText w:val="%5."/>
-      <w:lvlJc w:val="left"/>
-      <w:pPr>
-        <w:tabs>
-          <w:tab w:val="num" w:pos="3600"/>
-        </w:tabs>
-        <w:ind w:left="3600" w:hanging="720"/>
-      </w:pPr>
-    </w:lvl>
-    <w:lvl w:ilvl="5">
-      <w:start w:val="1"/>
-      <w:numFmt w:val="decimal"/>
-      <w:lvlText w:val="%6."/>
-      <w:lvlJc w:val="left"/>
-      <w:pPr>
-        <w:tabs>
-          <w:tab w:val="num" w:pos="4320"/>
-        </w:tabs>
-        <w:ind w:left="4320" w:hanging="720"/>
-      </w:pPr>
-    </w:lvl>
-    <w:lvl w:ilvl="6">
-      <w:start w:val="1"/>
-      <w:numFmt w:val="decimal"/>
-      <w:lvlText w:val="%7."/>
-      <w:lvlJc w:val="left"/>
-      <w:pPr>
-        <w:tabs>
-          <w:tab w:val="num" w:pos="5040"/>
-        </w:tabs>
-        <w:ind w:left="5040" w:hanging="720"/>
-      </w:pPr>
-    </w:lvl>
-    <w:lvl w:ilvl="7">
-      <w:start w:val="1"/>
-      <w:numFmt w:val="decimal"/>
-      <w:lvlText w:val="%8."/>
-      <w:lvlJc w:val="left"/>
-      <w:pPr>
-        <w:tabs>
-          <w:tab w:val="num" w:pos="5760"/>
-        </w:tabs>
-        <w:ind w:left="5760" w:hanging="720"/>
-      </w:pPr>
-    </w:lvl>
-    <w:lvl w:ilvl="8">
-      <w:start w:val="1"/>
-      <w:numFmt w:val="decimal"/>
-      <w:lvlText w:val="%9."/>
-      <w:lvlJc w:val="left"/>
-      <w:pPr>
-        <w:tabs>
-          <w:tab w:val="num" w:pos="6480"/>
-        </w:tabs>
-        <w:ind w:left="6480" w:hanging="720"/>
-      </w:pPr>
-    </w:lvl>
-  </w:abstractNum>
-  <w:abstractNum w:abstractNumId="22" w15:restartNumberingAfterBreak="0">
-    <w:nsid w:val="36506853"/>
-    <w:multiLevelType w:val="multilevel"/>
-    <w:tmpl w:val="2F6EF210"/>
-    <w:lvl w:ilvl="0">
-      <w:start w:val="1"/>
-      <w:numFmt w:val="bullet"/>
-      <w:lvlText w:val=""/>
-      <w:lvlJc w:val="left"/>
-      <w:pPr>
-        <w:ind w:left="360" w:hanging="360"/>
-      </w:pPr>
-      <w:rPr>
-        <w:rFonts w:ascii="Symbol" w:hAnsi="Symbol" w:hint="default"/>
-      </w:rPr>
-    </w:lvl>
-    <w:lvl w:ilvl="1">
-      <w:start w:val="1"/>
-      <w:numFmt w:val="bullet"/>
-      <w:lvlText w:val=""/>
-      <w:lvlJc w:val="left"/>
-      <w:pPr>
-        <w:ind w:left="720" w:hanging="360"/>
-      </w:pPr>
-      <w:rPr>
-        <w:rFonts w:ascii="Wingdings" w:hAnsi="Wingdings" w:hint="default"/>
-      </w:rPr>
-    </w:lvl>
-    <w:lvl w:ilvl="2">
-      <w:start w:val="1"/>
-      <w:numFmt w:val="bullet"/>
-      <w:lvlText w:val=""/>
-      <w:lvlJc w:val="left"/>
-      <w:pPr>
-        <w:ind w:left="1080" w:hanging="360"/>
-      </w:pPr>
-      <w:rPr>
-        <w:rFonts w:ascii="Wingdings" w:hAnsi="Wingdings" w:hint="default"/>
-      </w:rPr>
-    </w:lvl>
-    <w:lvl w:ilvl="3">
-      <w:start w:val="1"/>
-      <w:numFmt w:val="bullet"/>
-      <w:lvlText w:val=""/>
-      <w:lvlJc w:val="left"/>
-      <w:pPr>
-        <w:ind w:left="1440" w:hanging="360"/>
-      </w:pPr>
-      <w:rPr>
-        <w:rFonts w:ascii="Symbol" w:hAnsi="Symbol" w:hint="default"/>
-      </w:rPr>
-    </w:lvl>
-    <w:lvl w:ilvl="4">
-      <w:start w:val="1"/>
-      <w:numFmt w:val="bullet"/>
-      <w:lvlText w:val=""/>
-      <w:lvlJc w:val="left"/>
-      <w:pPr>
-        <w:ind w:left="1800" w:hanging="360"/>
-      </w:pPr>
-      <w:rPr>
-        <w:rFonts w:ascii="Symbol" w:hAnsi="Symbol" w:hint="default"/>
-      </w:rPr>
-    </w:lvl>
-    <w:lvl w:ilvl="5">
-      <w:start w:val="1"/>
-      <w:numFmt w:val="bullet"/>
-      <w:lvlText w:val=""/>
-      <w:lvlJc w:val="left"/>
-      <w:pPr>
-        <w:ind w:left="2160" w:hanging="360"/>
-      </w:pPr>
-      <w:rPr>
-        <w:rFonts w:ascii="Wingdings" w:hAnsi="Wingdings" w:hint="default"/>
-      </w:rPr>
-    </w:lvl>
-    <w:lvl w:ilvl="6">
-      <w:start w:val="1"/>
-      <w:numFmt w:val="bullet"/>
-      <w:lvlText w:val=""/>
-      <w:lvlJc w:val="left"/>
-      <w:pPr>
-        <w:ind w:left="2520" w:hanging="360"/>
-      </w:pPr>
-      <w:rPr>
-        <w:rFonts w:ascii="Wingdings" w:hAnsi="Wingdings" w:hint="default"/>
-      </w:rPr>
-    </w:lvl>
-    <w:lvl w:ilvl="7">
-      <w:start w:val="1"/>
-      <w:numFmt w:val="bullet"/>
-      <w:lvlText w:val=""/>
-      <w:lvlJc w:val="left"/>
-      <w:pPr>
-        <w:ind w:left="2880" w:hanging="360"/>
-      </w:pPr>
-      <w:rPr>
-        <w:rFonts w:ascii="Symbol" w:hAnsi="Symbol" w:hint="default"/>
-      </w:rPr>
-    </w:lvl>
-    <w:lvl w:ilvl="8">
-      <w:start w:val="1"/>
-      <w:numFmt w:val="bullet"/>
-      <w:lvlText w:val=""/>
-      <w:lvlJc w:val="left"/>
-      <w:pPr>
-        <w:ind w:left="3240" w:hanging="360"/>
-      </w:pPr>
-      <w:rPr>
-        <w:rFonts w:ascii="Symbol" w:hAnsi="Symbol" w:hint="default"/>
-      </w:rPr>
-    </w:lvl>
-  </w:abstractNum>
-  <w:abstractNum w:abstractNumId="23" w15:restartNumberingAfterBreak="0">
-    <w:nsid w:val="3BD16F36"/>
-    <w:multiLevelType w:val="multilevel"/>
-    <w:tmpl w:val="100C0021"/>
-    <w:lvl w:ilvl="0">
-      <w:start w:val="1"/>
-      <w:numFmt w:val="bullet"/>
-      <w:lvlText w:val=""/>
-      <w:lvlJc w:val="left"/>
-      <w:pPr>
-        <w:ind w:left="360" w:hanging="360"/>
-      </w:pPr>
-      <w:rPr>
-        <w:rFonts w:ascii="Wingdings" w:hAnsi="Wingdings" w:hint="default"/>
-      </w:rPr>
-    </w:lvl>
-    <w:lvl w:ilvl="1">
-      <w:start w:val="1"/>
-      <w:numFmt w:val="bullet"/>
-      <w:lvlText w:val=""/>
-      <w:lvlJc w:val="left"/>
-      <w:pPr>
-        <w:ind w:left="720" w:hanging="360"/>
-      </w:pPr>
-      <w:rPr>
-        <w:rFonts w:ascii="Wingdings" w:hAnsi="Wingdings" w:hint="default"/>
-      </w:rPr>
-    </w:lvl>
-    <w:lvl w:ilvl="2">
-      <w:start w:val="1"/>
-      <w:numFmt w:val="bullet"/>
-      <w:lvlText w:val=""/>
-      <w:lvlJc w:val="left"/>
-      <w:pPr>
-        <w:ind w:left="1080" w:hanging="360"/>
-      </w:pPr>
-      <w:rPr>
-        <w:rFonts w:ascii="Wingdings" w:hAnsi="Wingdings" w:hint="default"/>
-      </w:rPr>
-    </w:lvl>
-    <w:lvl w:ilvl="3">
-      <w:start w:val="1"/>
-      <w:numFmt w:val="bullet"/>
-      <w:lvlText w:val=""/>
-      <w:lvlJc w:val="left"/>
-      <w:pPr>
-        <w:ind w:left="1440" w:hanging="360"/>
-      </w:pPr>
-      <w:rPr>
-        <w:rFonts w:ascii="Symbol" w:hAnsi="Symbol" w:hint="default"/>
-      </w:rPr>
-    </w:lvl>
-    <w:lvl w:ilvl="4">
-      <w:start w:val="1"/>
-      <w:numFmt w:val="bullet"/>
-      <w:lvlText w:val=""/>
-      <w:lvlJc w:val="left"/>
-      <w:pPr>
-        <w:ind w:left="1800" w:hanging="360"/>
-      </w:pPr>
-      <w:rPr>
-        <w:rFonts w:ascii="Symbol" w:hAnsi="Symbol" w:hint="default"/>
-      </w:rPr>
-    </w:lvl>
-    <w:lvl w:ilvl="5">
-      <w:start w:val="1"/>
-      <w:numFmt w:val="bullet"/>
-      <w:lvlText w:val=""/>
-      <w:lvlJc w:val="left"/>
-      <w:pPr>
-        <w:ind w:left="2160" w:hanging="360"/>
-      </w:pPr>
-      <w:rPr>
-        <w:rFonts w:ascii="Wingdings" w:hAnsi="Wingdings" w:hint="default"/>
-      </w:rPr>
-    </w:lvl>
-    <w:lvl w:ilvl="6">
-      <w:start w:val="1"/>
-      <w:numFmt w:val="bullet"/>
-      <w:lvlText w:val=""/>
-      <w:lvlJc w:val="left"/>
-      <w:pPr>
-        <w:ind w:left="2520" w:hanging="360"/>
-      </w:pPr>
-      <w:rPr>
-        <w:rFonts w:ascii="Wingdings" w:hAnsi="Wingdings" w:hint="default"/>
-      </w:rPr>
-    </w:lvl>
-    <w:lvl w:ilvl="7">
-      <w:start w:val="1"/>
-      <w:numFmt w:val="bullet"/>
-      <w:lvlText w:val=""/>
-      <w:lvlJc w:val="left"/>
-      <w:pPr>
-        <w:ind w:left="2880" w:hanging="360"/>
-      </w:pPr>
-      <w:rPr>
-        <w:rFonts w:ascii="Symbol" w:hAnsi="Symbol" w:hint="default"/>
-      </w:rPr>
-    </w:lvl>
-    <w:lvl w:ilvl="8">
-      <w:start w:val="1"/>
-      <w:numFmt w:val="bullet"/>
-      <w:lvlText w:val=""/>
-      <w:lvlJc w:val="left"/>
-      <w:pPr>
-        <w:ind w:left="3240" w:hanging="360"/>
-      </w:pPr>
-      <w:rPr>
-        <w:rFonts w:ascii="Symbol" w:hAnsi="Symbol" w:hint="default"/>
-      </w:rPr>
-    </w:lvl>
-  </w:abstractNum>
-  <w:abstractNum w:abstractNumId="24" w15:restartNumberingAfterBreak="0">
-    <w:nsid w:val="3C361DED"/>
-    <w:multiLevelType w:val="multilevel"/>
-    <w:tmpl w:val="100C0021"/>
-    <w:lvl w:ilvl="0">
-      <w:start w:val="1"/>
-      <w:numFmt w:val="bullet"/>
-      <w:lvlText w:val=""/>
-      <w:lvlJc w:val="left"/>
-      <w:pPr>
-        <w:ind w:left="360" w:hanging="360"/>
-      </w:pPr>
-      <w:rPr>
-        <w:rFonts w:ascii="Wingdings" w:hAnsi="Wingdings" w:hint="default"/>
-      </w:rPr>
-    </w:lvl>
-    <w:lvl w:ilvl="1">
-      <w:start w:val="1"/>
-      <w:numFmt w:val="bullet"/>
-      <w:lvlText w:val=""/>
-      <w:lvlJc w:val="left"/>
-      <w:pPr>
-        <w:ind w:left="720" w:hanging="360"/>
-      </w:pPr>
-      <w:rPr>
-        <w:rFonts w:ascii="Wingdings" w:hAnsi="Wingdings" w:hint="default"/>
-      </w:rPr>
-    </w:lvl>
-    <w:lvl w:ilvl="2">
-      <w:start w:val="1"/>
-      <w:numFmt w:val="bullet"/>
-      <w:lvlText w:val=""/>
-      <w:lvlJc w:val="left"/>
-      <w:pPr>
-        <w:ind w:left="1080" w:hanging="360"/>
-      </w:pPr>
-      <w:rPr>
-        <w:rFonts w:ascii="Wingdings" w:hAnsi="Wingdings" w:hint="default"/>
-      </w:rPr>
-    </w:lvl>
-    <w:lvl w:ilvl="3">
-      <w:start w:val="1"/>
-      <w:numFmt w:val="bullet"/>
-      <w:lvlText w:val=""/>
-      <w:lvlJc w:val="left"/>
-      <w:pPr>
-        <w:ind w:left="1440" w:hanging="360"/>
-      </w:pPr>
-      <w:rPr>
-        <w:rFonts w:ascii="Symbol" w:hAnsi="Symbol" w:hint="default"/>
-      </w:rPr>
-    </w:lvl>
-    <w:lvl w:ilvl="4">
-      <w:start w:val="1"/>
-      <w:numFmt w:val="bullet"/>
-      <w:lvlText w:val=""/>
-      <w:lvlJc w:val="left"/>
-      <w:pPr>
-        <w:ind w:left="1800" w:hanging="360"/>
-      </w:pPr>
-      <w:rPr>
-        <w:rFonts w:ascii="Symbol" w:hAnsi="Symbol" w:hint="default"/>
-      </w:rPr>
-    </w:lvl>
-    <w:lvl w:ilvl="5">
-      <w:start w:val="1"/>
-      <w:numFmt w:val="bullet"/>
-      <w:lvlText w:val=""/>
-      <w:lvlJc w:val="left"/>
-      <w:pPr>
-        <w:ind w:left="2160" w:hanging="360"/>
-      </w:pPr>
-      <w:rPr>
-        <w:rFonts w:ascii="Wingdings" w:hAnsi="Wingdings" w:hint="default"/>
-      </w:rPr>
-    </w:lvl>
-    <w:lvl w:ilvl="6">
-      <w:start w:val="1"/>
-      <w:numFmt w:val="bullet"/>
-      <w:lvlText w:val=""/>
-      <w:lvlJc w:val="left"/>
-      <w:pPr>
-        <w:ind w:left="2520" w:hanging="360"/>
-      </w:pPr>
-      <w:rPr>
-        <w:rFonts w:ascii="Wingdings" w:hAnsi="Wingdings" w:hint="default"/>
-      </w:rPr>
-    </w:lvl>
-    <w:lvl w:ilvl="7">
-      <w:start w:val="1"/>
-      <w:numFmt w:val="bullet"/>
-      <w:lvlText w:val=""/>
-      <w:lvlJc w:val="left"/>
-      <w:pPr>
-        <w:ind w:left="2880" w:hanging="360"/>
-      </w:pPr>
-      <w:rPr>
-        <w:rFonts w:ascii="Symbol" w:hAnsi="Symbol" w:hint="default"/>
-      </w:rPr>
-    </w:lvl>
-    <w:lvl w:ilvl="8">
-      <w:start w:val="1"/>
-      <w:numFmt w:val="bullet"/>
-      <w:lvlText w:val=""/>
-      <w:lvlJc w:val="left"/>
-      <w:pPr>
-        <w:ind w:left="3240" w:hanging="360"/>
-      </w:pPr>
-      <w:rPr>
-        <w:rFonts w:ascii="Symbol" w:hAnsi="Symbol" w:hint="default"/>
-      </w:rPr>
-    </w:lvl>
-  </w:abstractNum>
-  <w:abstractNum w:abstractNumId="25" w15:restartNumberingAfterBreak="0">
-    <w:nsid w:val="3EF922F0"/>
-    <w:multiLevelType w:val="multilevel"/>
-    <w:tmpl w:val="100C0021"/>
-    <w:lvl w:ilvl="0">
-      <w:start w:val="1"/>
-      <w:numFmt w:val="bullet"/>
-      <w:lvlText w:val=""/>
-      <w:lvlJc w:val="left"/>
-      <w:pPr>
-        <w:ind w:left="360" w:hanging="360"/>
-      </w:pPr>
-      <w:rPr>
-        <w:rFonts w:ascii="Wingdings" w:hAnsi="Wingdings" w:hint="default"/>
-      </w:rPr>
-    </w:lvl>
-    <w:lvl w:ilvl="1">
-      <w:start w:val="1"/>
-      <w:numFmt w:val="bullet"/>
-      <w:lvlText w:val=""/>
-      <w:lvlJc w:val="left"/>
-      <w:pPr>
-        <w:ind w:left="720" w:hanging="360"/>
-      </w:pPr>
-      <w:rPr>
-        <w:rFonts w:ascii="Wingdings" w:hAnsi="Wingdings" w:hint="default"/>
-      </w:rPr>
-    </w:lvl>
-    <w:lvl w:ilvl="2">
-      <w:start w:val="1"/>
-      <w:numFmt w:val="bullet"/>
-      <w:lvlText w:val=""/>
-      <w:lvlJc w:val="left"/>
-      <w:pPr>
-        <w:ind w:left="1080" w:hanging="360"/>
-      </w:pPr>
-      <w:rPr>
-        <w:rFonts w:ascii="Wingdings" w:hAnsi="Wingdings" w:hint="default"/>
-      </w:rPr>
-    </w:lvl>
-    <w:lvl w:ilvl="3">
-      <w:start w:val="1"/>
-      <w:numFmt w:val="bullet"/>
-      <w:lvlText w:val=""/>
-      <w:lvlJc w:val="left"/>
-      <w:pPr>
-        <w:ind w:left="1440" w:hanging="360"/>
-      </w:pPr>
-      <w:rPr>
-        <w:rFonts w:ascii="Symbol" w:hAnsi="Symbol" w:hint="default"/>
-      </w:rPr>
-    </w:lvl>
-    <w:lvl w:ilvl="4">
-      <w:start w:val="1"/>
-      <w:numFmt w:val="bullet"/>
-      <w:lvlText w:val=""/>
-      <w:lvlJc w:val="left"/>
-      <w:pPr>
-        <w:ind w:left="1800" w:hanging="360"/>
-      </w:pPr>
-      <w:rPr>
-        <w:rFonts w:ascii="Symbol" w:hAnsi="Symbol" w:hint="default"/>
-      </w:rPr>
-    </w:lvl>
-    <w:lvl w:ilvl="5">
-      <w:start w:val="1"/>
-      <w:numFmt w:val="bullet"/>
-      <w:lvlText w:val=""/>
-      <w:lvlJc w:val="left"/>
-      <w:pPr>
-        <w:ind w:left="2160" w:hanging="360"/>
-      </w:pPr>
-      <w:rPr>
-        <w:rFonts w:ascii="Wingdings" w:hAnsi="Wingdings" w:hint="default"/>
-      </w:rPr>
-    </w:lvl>
-    <w:lvl w:ilvl="6">
-      <w:start w:val="1"/>
-      <w:numFmt w:val="bullet"/>
-      <w:lvlText w:val=""/>
-      <w:lvlJc w:val="left"/>
-      <w:pPr>
-        <w:ind w:left="2520" w:hanging="360"/>
-      </w:pPr>
-      <w:rPr>
-        <w:rFonts w:ascii="Wingdings" w:hAnsi="Wingdings" w:hint="default"/>
-      </w:rPr>
-    </w:lvl>
-    <w:lvl w:ilvl="7">
-      <w:start w:val="1"/>
-      <w:numFmt w:val="bullet"/>
-      <w:lvlText w:val=""/>
-      <w:lvlJc w:val="left"/>
-      <w:pPr>
-        <w:ind w:left="2880" w:hanging="360"/>
-      </w:pPr>
-      <w:rPr>
-        <w:rFonts w:ascii="Symbol" w:hAnsi="Symbol" w:hint="default"/>
-      </w:rPr>
-    </w:lvl>
-    <w:lvl w:ilvl="8">
-      <w:start w:val="1"/>
-      <w:numFmt w:val="bullet"/>
-      <w:lvlText w:val=""/>
-      <w:lvlJc w:val="left"/>
-      <w:pPr>
-        <w:ind w:left="3240" w:hanging="360"/>
-      </w:pPr>
-      <w:rPr>
-        <w:rFonts w:ascii="Symbol" w:hAnsi="Symbol" w:hint="default"/>
-      </w:rPr>
-    </w:lvl>
-  </w:abstractNum>
-  <w:abstractNum w:abstractNumId="26" w15:restartNumberingAfterBreak="0">
-    <w:nsid w:val="486164F4"/>
-    <w:multiLevelType w:val="multilevel"/>
-    <w:tmpl w:val="100C0021"/>
-    <w:lvl w:ilvl="0">
-      <w:start w:val="1"/>
-      <w:numFmt w:val="bullet"/>
-      <w:lvlText w:val=""/>
-      <w:lvlJc w:val="left"/>
-      <w:pPr>
-        <w:ind w:left="360" w:hanging="360"/>
-      </w:pPr>
-      <w:rPr>
-        <w:rFonts w:ascii="Wingdings" w:hAnsi="Wingdings" w:hint="default"/>
-      </w:rPr>
-    </w:lvl>
-    <w:lvl w:ilvl="1">
-      <w:start w:val="1"/>
-      <w:numFmt w:val="bullet"/>
-      <w:lvlText w:val=""/>
-      <w:lvlJc w:val="left"/>
-      <w:pPr>
-        <w:ind w:left="720" w:hanging="360"/>
-      </w:pPr>
-      <w:rPr>
-        <w:rFonts w:ascii="Wingdings" w:hAnsi="Wingdings" w:hint="default"/>
-      </w:rPr>
-    </w:lvl>
-    <w:lvl w:ilvl="2">
-      <w:start w:val="1"/>
-      <w:numFmt w:val="bullet"/>
-      <w:lvlText w:val=""/>
-      <w:lvlJc w:val="left"/>
-      <w:pPr>
-        <w:ind w:left="1080" w:hanging="360"/>
-      </w:pPr>
-      <w:rPr>
-        <w:rFonts w:ascii="Wingdings" w:hAnsi="Wingdings" w:hint="default"/>
-      </w:rPr>
-    </w:lvl>
-    <w:lvl w:ilvl="3">
-      <w:start w:val="1"/>
-      <w:numFmt w:val="bullet"/>
-      <w:lvlText w:val=""/>
-      <w:lvlJc w:val="left"/>
-      <w:pPr>
-        <w:ind w:left="1440" w:hanging="360"/>
-      </w:pPr>
-      <w:rPr>
-        <w:rFonts w:ascii="Symbol" w:hAnsi="Symbol" w:hint="default"/>
-      </w:rPr>
-    </w:lvl>
-    <w:lvl w:ilvl="4">
-      <w:start w:val="1"/>
-      <w:numFmt w:val="bullet"/>
-      <w:lvlText w:val=""/>
-      <w:lvlJc w:val="left"/>
-      <w:pPr>
-        <w:ind w:left="1800" w:hanging="360"/>
-      </w:pPr>
-      <w:rPr>
-        <w:rFonts w:ascii="Symbol" w:hAnsi="Symbol" w:hint="default"/>
-      </w:rPr>
-    </w:lvl>
-    <w:lvl w:ilvl="5">
-      <w:start w:val="1"/>
-      <w:numFmt w:val="bullet"/>
-      <w:lvlText w:val=""/>
-      <w:lvlJc w:val="left"/>
-      <w:pPr>
-        <w:ind w:left="2160" w:hanging="360"/>
-      </w:pPr>
-      <w:rPr>
-        <w:rFonts w:ascii="Wingdings" w:hAnsi="Wingdings" w:hint="default"/>
-      </w:rPr>
-    </w:lvl>
-    <w:lvl w:ilvl="6">
-      <w:start w:val="1"/>
-      <w:numFmt w:val="bullet"/>
-      <w:lvlText w:val=""/>
-      <w:lvlJc w:val="left"/>
-      <w:pPr>
-        <w:ind w:left="2520" w:hanging="360"/>
-      </w:pPr>
-      <w:rPr>
-        <w:rFonts w:ascii="Wingdings" w:hAnsi="Wingdings" w:hint="default"/>
-      </w:rPr>
-    </w:lvl>
-    <w:lvl w:ilvl="7">
-      <w:start w:val="1"/>
-      <w:numFmt w:val="bullet"/>
-      <w:lvlText w:val=""/>
-      <w:lvlJc w:val="left"/>
-      <w:pPr>
-        <w:ind w:left="2880" w:hanging="360"/>
-      </w:pPr>
-      <w:rPr>
-        <w:rFonts w:ascii="Symbol" w:hAnsi="Symbol" w:hint="default"/>
-      </w:rPr>
-    </w:lvl>
-    <w:lvl w:ilvl="8">
-      <w:start w:val="1"/>
-      <w:numFmt w:val="bullet"/>
-      <w:lvlText w:val=""/>
-      <w:lvlJc w:val="left"/>
-      <w:pPr>
-        <w:ind w:left="3240" w:hanging="360"/>
-      </w:pPr>
-      <w:rPr>
-        <w:rFonts w:ascii="Symbol" w:hAnsi="Symbol" w:hint="default"/>
-      </w:rPr>
-    </w:lvl>
-  </w:abstractNum>
-  <w:abstractNum w:abstractNumId="27" w15:restartNumberingAfterBreak="0">
-    <w:nsid w:val="4C4E14AC"/>
-    <w:multiLevelType w:val="multilevel"/>
-    <w:tmpl w:val="100C001F"/>
-    <w:lvl w:ilvl="0">
-      <w:start w:val="1"/>
-      <w:numFmt w:val="decimal"/>
-      <w:lvlText w:val="%1."/>
-      <w:lvlJc w:val="left"/>
-      <w:pPr>
-        <w:ind w:left="360" w:hanging="360"/>
-      </w:pPr>
-    </w:lvl>
-    <w:lvl w:ilvl="1">
-      <w:start w:val="1"/>
-      <w:numFmt w:val="decimal"/>
-      <w:lvlText w:val="%1.%2."/>
-      <w:lvlJc w:val="left"/>
-      <w:pPr>
-        <w:ind w:left="792" w:hanging="432"/>
-      </w:pPr>
-    </w:lvl>
-    <w:lvl w:ilvl="2">
-      <w:start w:val="1"/>
-      <w:numFmt w:val="decimal"/>
-      <w:lvlText w:val="%1.%2.%3."/>
-      <w:lvlJc w:val="left"/>
-      <w:pPr>
-        <w:ind w:left="1224" w:hanging="504"/>
-      </w:pPr>
-    </w:lvl>
-    <w:lvl w:ilvl="3">
-      <w:start w:val="1"/>
-      <w:numFmt w:val="decimal"/>
-      <w:lvlText w:val="%1.%2.%3.%4."/>
-      <w:lvlJc w:val="left"/>
-      <w:pPr>
-        <w:ind w:left="1728" w:hanging="648"/>
-      </w:pPr>
-    </w:lvl>
-    <w:lvl w:ilvl="4">
-      <w:start w:val="1"/>
-      <w:numFmt w:val="decimal"/>
-      <w:lvlText w:val="%1.%2.%3.%4.%5."/>
-      <w:lvlJc w:val="left"/>
-      <w:pPr>
-        <w:ind w:left="2232" w:hanging="792"/>
-      </w:pPr>
-    </w:lvl>
-    <w:lvl w:ilvl="5">
-      <w:start w:val="1"/>
-      <w:numFmt w:val="decimal"/>
-      <w:lvlText w:val="%1.%2.%3.%4.%5.%6."/>
-      <w:lvlJc w:val="left"/>
-      <w:pPr>
-        <w:ind w:left="2736" w:hanging="936"/>
-      </w:pPr>
-    </w:lvl>
-    <w:lvl w:ilvl="6">
-      <w:start w:val="1"/>
-      <w:numFmt w:val="decimal"/>
-      <w:lvlText w:val="%1.%2.%3.%4.%5.%6.%7."/>
-      <w:lvlJc w:val="left"/>
-      <w:pPr>
-        <w:ind w:left="3240" w:hanging="1080"/>
-      </w:pPr>
-    </w:lvl>
-    <w:lvl w:ilvl="7">
-      <w:start w:val="1"/>
-      <w:numFmt w:val="decimal"/>
-      <w:lvlText w:val="%1.%2.%3.%4.%5.%6.%7.%8."/>
-      <w:lvlJc w:val="left"/>
-      <w:pPr>
-        <w:ind w:left="3744" w:hanging="1224"/>
-      </w:pPr>
-    </w:lvl>
-    <w:lvl w:ilvl="8">
-      <w:start w:val="1"/>
-      <w:numFmt w:val="decimal"/>
-      <w:lvlText w:val="%1.%2.%3.%4.%5.%6.%7.%8.%9."/>
-      <w:lvlJc w:val="left"/>
-      <w:pPr>
-        <w:ind w:left="4320" w:hanging="1440"/>
-      </w:pPr>
-    </w:lvl>
-  </w:abstractNum>
-  <w:abstractNum w:abstractNumId="28" w15:restartNumberingAfterBreak="0">
-    <w:nsid w:val="4D30734E"/>
-    <w:multiLevelType w:val="multilevel"/>
-    <w:tmpl w:val="100C001D"/>
-    <w:lvl w:ilvl="0">
-      <w:start w:val="1"/>
-      <w:numFmt w:val="decimal"/>
-      <w:lvlText w:val="%1)"/>
-      <w:lvlJc w:val="left"/>
-      <w:pPr>
-        <w:ind w:left="360" w:hanging="360"/>
-      </w:pPr>
-    </w:lvl>
-    <w:lvl w:ilvl="1">
-      <w:start w:val="1"/>
-      <w:numFmt w:val="lowerLetter"/>
-      <w:lvlText w:val="%2)"/>
-      <w:lvlJc w:val="left"/>
-      <w:pPr>
-        <w:ind w:left="720" w:hanging="360"/>
-      </w:pPr>
-    </w:lvl>
-    <w:lvl w:ilvl="2">
-      <w:start w:val="1"/>
-      <w:numFmt w:val="lowerRoman"/>
-      <w:lvlText w:val="%3)"/>
-      <w:lvlJc w:val="left"/>
-      <w:pPr>
-        <w:ind w:left="1080" w:hanging="360"/>
-      </w:pPr>
-    </w:lvl>
-    <w:lvl w:ilvl="3">
-      <w:start w:val="1"/>
-      <w:numFmt w:val="decimal"/>
-      <w:lvlText w:val="(%4)"/>
-      <w:lvlJc w:val="left"/>
-      <w:pPr>
-        <w:ind w:left="1440" w:hanging="360"/>
-      </w:pPr>
-    </w:lvl>
-    <w:lvl w:ilvl="4">
-      <w:start w:val="1"/>
-      <w:numFmt w:val="lowerLetter"/>
-      <w:lvlText w:val="(%5)"/>
-      <w:lvlJc w:val="left"/>
-      <w:pPr>
-        <w:ind w:left="1800" w:hanging="360"/>
-      </w:pPr>
-    </w:lvl>
-    <w:lvl w:ilvl="5">
-      <w:start w:val="1"/>
-      <w:numFmt w:val="lowerRoman"/>
-      <w:lvlText w:val="(%6)"/>
-      <w:lvlJc w:val="left"/>
-      <w:pPr>
-        <w:ind w:left="2160" w:hanging="360"/>
-      </w:pPr>
-    </w:lvl>
-    <w:lvl w:ilvl="6">
-      <w:start w:val="1"/>
-      <w:numFmt w:val="decimal"/>
-      <w:lvlText w:val="%7."/>
-      <w:lvlJc w:val="left"/>
-      <w:pPr>
-        <w:ind w:left="2520" w:hanging="360"/>
-      </w:pPr>
-    </w:lvl>
-    <w:lvl w:ilvl="7">
-      <w:start w:val="1"/>
-      <w:numFmt w:val="lowerLetter"/>
-      <w:lvlText w:val="%8."/>
-      <w:lvlJc w:val="left"/>
-      <w:pPr>
-        <w:ind w:left="2880" w:hanging="360"/>
-      </w:pPr>
-    </w:lvl>
-    <w:lvl w:ilvl="8">
-      <w:start w:val="1"/>
-      <w:numFmt w:val="lowerRoman"/>
-      <w:lvlText w:val="%9."/>
-      <w:lvlJc w:val="left"/>
-      <w:pPr>
-        <w:ind w:left="3240" w:hanging="360"/>
-      </w:pPr>
-    </w:lvl>
-  </w:abstractNum>
-  <w:abstractNum w:abstractNumId="29" w15:restartNumberingAfterBreak="0">
-    <w:nsid w:val="55FE2729"/>
-    <w:multiLevelType w:val="multilevel"/>
-    <w:tmpl w:val="100C0023"/>
-    <w:lvl w:ilvl="0">
-      <w:start w:val="1"/>
-      <w:numFmt w:val="upperRoman"/>
-      <w:lvlText w:val="Article %1."/>
-      <w:lvlJc w:val="left"/>
-      <w:pPr>
-        <w:ind w:left="0" w:firstLine="0"/>
-      </w:pPr>
-    </w:lvl>
-    <w:lvl w:ilvl="1">
-      <w:start w:val="1"/>
-      <w:numFmt w:val="decimalZero"/>
-      <w:isLgl/>
-      <w:lvlText w:val="Section %1.%2"/>
-      <w:lvlJc w:val="left"/>
-      <w:pPr>
-        <w:ind w:left="0" w:firstLine="0"/>
-      </w:pPr>
-    </w:lvl>
-    <w:lvl w:ilvl="2">
-      <w:start w:val="1"/>
-      <w:numFmt w:val="lowerLetter"/>
-      <w:lvlText w:val="(%3)"/>
-      <w:lvlJc w:val="left"/>
-      <w:pPr>
-        <w:ind w:left="720" w:hanging="432"/>
-      </w:pPr>
-    </w:lvl>
-    <w:lvl w:ilvl="3">
-      <w:start w:val="1"/>
-      <w:numFmt w:val="lowerRoman"/>
-      <w:lvlText w:val="(%4)"/>
-      <w:lvlJc w:val="right"/>
-      <w:pPr>
-        <w:ind w:left="864" w:hanging="144"/>
-      </w:pPr>
-    </w:lvl>
-    <w:lvl w:ilvl="4">
-      <w:start w:val="1"/>
-      <w:numFmt w:val="decimal"/>
-      <w:lvlText w:val="%5)"/>
-      <w:lvlJc w:val="left"/>
-      <w:pPr>
-        <w:ind w:left="1008" w:hanging="432"/>
-      </w:pPr>
-    </w:lvl>
-    <w:lvl w:ilvl="5">
-      <w:start w:val="1"/>
-      <w:numFmt w:val="lowerLetter"/>
-      <w:lvlText w:val="%6)"/>
-      <w:lvlJc w:val="left"/>
-      <w:pPr>
-        <w:ind w:left="1152" w:hanging="432"/>
-      </w:pPr>
-    </w:lvl>
-    <w:lvl w:ilvl="6">
-      <w:start w:val="1"/>
-      <w:numFmt w:val="lowerRoman"/>
-      <w:lvlText w:val="%7)"/>
-      <w:lvlJc w:val="right"/>
-      <w:pPr>
-        <w:ind w:left="1296" w:hanging="288"/>
-      </w:pPr>
-    </w:lvl>
-    <w:lvl w:ilvl="7">
-      <w:start w:val="1"/>
-      <w:numFmt w:val="lowerLetter"/>
-      <w:lvlText w:val="%8."/>
-      <w:lvlJc w:val="left"/>
-      <w:pPr>
-        <w:ind w:left="1440" w:hanging="432"/>
-      </w:pPr>
-    </w:lvl>
-    <w:lvl w:ilvl="8">
-      <w:start w:val="1"/>
-      <w:numFmt w:val="lowerRoman"/>
-      <w:lvlText w:val="%9."/>
-      <w:lvlJc w:val="right"/>
-      <w:pPr>
-        <w:ind w:left="1584" w:hanging="144"/>
-      </w:pPr>
-    </w:lvl>
-  </w:abstractNum>
-  <w:abstractNum w:abstractNumId="30" w15:restartNumberingAfterBreak="0">
-    <w:nsid w:val="58933B2A"/>
-    <w:multiLevelType w:val="multilevel"/>
-    <w:tmpl w:val="100C0021"/>
-    <w:lvl w:ilvl="0">
-      <w:start w:val="1"/>
-      <w:numFmt w:val="bullet"/>
-      <w:lvlText w:val=""/>
-      <w:lvlJc w:val="left"/>
-      <w:pPr>
-        <w:ind w:left="360" w:hanging="360"/>
-      </w:pPr>
-      <w:rPr>
-        <w:rFonts w:ascii="Wingdings" w:hAnsi="Wingdings" w:hint="default"/>
-      </w:rPr>
-    </w:lvl>
-    <w:lvl w:ilvl="1">
-      <w:start w:val="1"/>
-      <w:numFmt w:val="bullet"/>
-      <w:lvlText w:val=""/>
-      <w:lvlJc w:val="left"/>
-      <w:pPr>
-        <w:ind w:left="720" w:hanging="360"/>
-      </w:pPr>
-      <w:rPr>
-        <w:rFonts w:ascii="Wingdings" w:hAnsi="Wingdings" w:hint="default"/>
-      </w:rPr>
-    </w:lvl>
-    <w:lvl w:ilvl="2">
-      <w:start w:val="1"/>
-      <w:numFmt w:val="bullet"/>
-      <w:lvlText w:val=""/>
-      <w:lvlJc w:val="left"/>
-      <w:pPr>
-        <w:ind w:left="1080" w:hanging="360"/>
-      </w:pPr>
-      <w:rPr>
-        <w:rFonts w:ascii="Wingdings" w:hAnsi="Wingdings" w:hint="default"/>
-      </w:rPr>
-    </w:lvl>
-    <w:lvl w:ilvl="3">
-      <w:start w:val="1"/>
-      <w:numFmt w:val="bullet"/>
-      <w:lvlText w:val=""/>
-      <w:lvlJc w:val="left"/>
-      <w:pPr>
-        <w:ind w:left="1440" w:hanging="360"/>
-      </w:pPr>
-      <w:rPr>
-        <w:rFonts w:ascii="Symbol" w:hAnsi="Symbol" w:hint="default"/>
-      </w:rPr>
-    </w:lvl>
-    <w:lvl w:ilvl="4">
-      <w:start w:val="1"/>
-      <w:numFmt w:val="bullet"/>
-      <w:lvlText w:val=""/>
-      <w:lvlJc w:val="left"/>
-      <w:pPr>
-        <w:ind w:left="1800" w:hanging="360"/>
-      </w:pPr>
-      <w:rPr>
-        <w:rFonts w:ascii="Symbol" w:hAnsi="Symbol" w:hint="default"/>
-      </w:rPr>
-    </w:lvl>
-    <w:lvl w:ilvl="5">
-      <w:start w:val="1"/>
-      <w:numFmt w:val="bullet"/>
-      <w:lvlText w:val=""/>
-      <w:lvlJc w:val="left"/>
-      <w:pPr>
-        <w:ind w:left="2160" w:hanging="360"/>
-      </w:pPr>
-      <w:rPr>
-        <w:rFonts w:ascii="Wingdings" w:hAnsi="Wingdings" w:hint="default"/>
-      </w:rPr>
-    </w:lvl>
-    <w:lvl w:ilvl="6">
-      <w:start w:val="1"/>
-      <w:numFmt w:val="bullet"/>
-      <w:lvlText w:val=""/>
-      <w:lvlJc w:val="left"/>
-      <w:pPr>
-        <w:ind w:left="2520" w:hanging="360"/>
-      </w:pPr>
-      <w:rPr>
-        <w:rFonts w:ascii="Wingdings" w:hAnsi="Wingdings" w:hint="default"/>
-      </w:rPr>
-    </w:lvl>
-    <w:lvl w:ilvl="7">
-      <w:start w:val="1"/>
-      <w:numFmt w:val="bullet"/>
-      <w:lvlText w:val=""/>
-      <w:lvlJc w:val="left"/>
-      <w:pPr>
-        <w:ind w:left="2880" w:hanging="360"/>
-      </w:pPr>
-      <w:rPr>
-        <w:rFonts w:ascii="Symbol" w:hAnsi="Symbol" w:hint="default"/>
-      </w:rPr>
-    </w:lvl>
-    <w:lvl w:ilvl="8">
-      <w:start w:val="1"/>
-      <w:numFmt w:val="bullet"/>
-      <w:lvlText w:val=""/>
-      <w:lvlJc w:val="left"/>
-      <w:pPr>
-        <w:ind w:left="3240" w:hanging="360"/>
-      </w:pPr>
-      <w:rPr>
-        <w:rFonts w:ascii="Symbol" w:hAnsi="Symbol" w:hint="default"/>
-      </w:rPr>
-    </w:lvl>
-  </w:abstractNum>
-  <w:abstractNum w:abstractNumId="31" w15:restartNumberingAfterBreak="0">
-    <w:nsid w:val="5C877673"/>
-    <w:multiLevelType w:val="multilevel"/>
-    <w:tmpl w:val="100C0021"/>
-    <w:lvl w:ilvl="0">
-      <w:start w:val="1"/>
-      <w:numFmt w:val="bullet"/>
-      <w:lvlText w:val=""/>
-      <w:lvlJc w:val="left"/>
-      <w:pPr>
-        <w:ind w:left="360" w:hanging="360"/>
-      </w:pPr>
-      <w:rPr>
-        <w:rFonts w:ascii="Wingdings" w:hAnsi="Wingdings" w:hint="default"/>
-      </w:rPr>
-    </w:lvl>
-    <w:lvl w:ilvl="1">
-      <w:start w:val="1"/>
-      <w:numFmt w:val="bullet"/>
-      <w:lvlText w:val=""/>
-      <w:lvlJc w:val="left"/>
-      <w:pPr>
-        <w:ind w:left="720" w:hanging="360"/>
-      </w:pPr>
-      <w:rPr>
-        <w:rFonts w:ascii="Wingdings" w:hAnsi="Wingdings" w:hint="default"/>
-      </w:rPr>
-    </w:lvl>
-    <w:lvl w:ilvl="2">
-      <w:start w:val="1"/>
-      <w:numFmt w:val="bullet"/>
-      <w:lvlText w:val=""/>
-      <w:lvlJc w:val="left"/>
-      <w:pPr>
-        <w:ind w:left="1080" w:hanging="360"/>
-      </w:pPr>
-      <w:rPr>
-        <w:rFonts w:ascii="Wingdings" w:hAnsi="Wingdings" w:hint="default"/>
-      </w:rPr>
-    </w:lvl>
-    <w:lvl w:ilvl="3">
-      <w:start w:val="1"/>
-      <w:numFmt w:val="bullet"/>
-      <w:lvlText w:val=""/>
-      <w:lvlJc w:val="left"/>
-      <w:pPr>
-        <w:ind w:left="1440" w:hanging="360"/>
-      </w:pPr>
-      <w:rPr>
-        <w:rFonts w:ascii="Symbol" w:hAnsi="Symbol" w:hint="default"/>
-      </w:rPr>
-    </w:lvl>
-    <w:lvl w:ilvl="4">
-      <w:start w:val="1"/>
-      <w:numFmt w:val="bullet"/>
-      <w:lvlText w:val=""/>
-      <w:lvlJc w:val="left"/>
-      <w:pPr>
-        <w:ind w:left="1800" w:hanging="360"/>
-      </w:pPr>
-      <w:rPr>
-        <w:rFonts w:ascii="Symbol" w:hAnsi="Symbol" w:hint="default"/>
-      </w:rPr>
-    </w:lvl>
-    <w:lvl w:ilvl="5">
-      <w:start w:val="1"/>
-      <w:numFmt w:val="bullet"/>
-      <w:lvlText w:val=""/>
-      <w:lvlJc w:val="left"/>
-      <w:pPr>
-        <w:ind w:left="2160" w:hanging="360"/>
-      </w:pPr>
-      <w:rPr>
-        <w:rFonts w:ascii="Wingdings" w:hAnsi="Wingdings" w:hint="default"/>
-      </w:rPr>
-    </w:lvl>
-    <w:lvl w:ilvl="6">
-      <w:start w:val="1"/>
-      <w:numFmt w:val="bullet"/>
-      <w:lvlText w:val=""/>
-      <w:lvlJc w:val="left"/>
-      <w:pPr>
-        <w:ind w:left="2520" w:hanging="360"/>
-      </w:pPr>
-      <w:rPr>
-        <w:rFonts w:ascii="Wingdings" w:hAnsi="Wingdings" w:hint="default"/>
-      </w:rPr>
-    </w:lvl>
-    <w:lvl w:ilvl="7">
-      <w:start w:val="1"/>
-      <w:numFmt w:val="bullet"/>
-      <w:lvlText w:val=""/>
-      <w:lvlJc w:val="left"/>
-      <w:pPr>
-        <w:ind w:left="2880" w:hanging="360"/>
-      </w:pPr>
-      <w:rPr>
-        <w:rFonts w:ascii="Symbol" w:hAnsi="Symbol" w:hint="default"/>
-      </w:rPr>
-    </w:lvl>
-    <w:lvl w:ilvl="8">
-      <w:start w:val="1"/>
-      <w:numFmt w:val="bullet"/>
-      <w:lvlText w:val=""/>
-      <w:lvlJc w:val="left"/>
-      <w:pPr>
-        <w:ind w:left="3240" w:hanging="360"/>
-      </w:pPr>
-      <w:rPr>
-        <w:rFonts w:ascii="Symbol" w:hAnsi="Symbol" w:hint="default"/>
-      </w:rPr>
-    </w:lvl>
-  </w:abstractNum>
-  <w:abstractNum w:abstractNumId="32" w15:restartNumberingAfterBreak="0">
-    <w:nsid w:val="5CBC53EC"/>
-    <w:multiLevelType w:val="multilevel"/>
-    <w:tmpl w:val="2F6EF210"/>
-    <w:lvl w:ilvl="0">
-      <w:start w:val="1"/>
-      <w:numFmt w:val="bullet"/>
-      <w:lvlText w:val=""/>
-      <w:lvlJc w:val="left"/>
-      <w:pPr>
-        <w:ind w:left="360" w:hanging="360"/>
-      </w:pPr>
-      <w:rPr>
-        <w:rFonts w:ascii="Symbol" w:hAnsi="Symbol" w:hint="default"/>
-      </w:rPr>
-    </w:lvl>
-    <w:lvl w:ilvl="1">
-      <w:start w:val="1"/>
-      <w:numFmt w:val="bullet"/>
-      <w:lvlText w:val=""/>
-      <w:lvlJc w:val="left"/>
-      <w:pPr>
-        <w:ind w:left="720" w:hanging="360"/>
-      </w:pPr>
-      <w:rPr>
-        <w:rFonts w:ascii="Wingdings" w:hAnsi="Wingdings" w:hint="default"/>
-      </w:rPr>
-    </w:lvl>
-    <w:lvl w:ilvl="2">
-      <w:start w:val="1"/>
-      <w:numFmt w:val="bullet"/>
-      <w:lvlText w:val=""/>
-      <w:lvlJc w:val="left"/>
-      <w:pPr>
-        <w:ind w:left="1080" w:hanging="360"/>
-      </w:pPr>
-      <w:rPr>
-        <w:rFonts w:ascii="Wingdings" w:hAnsi="Wingdings" w:hint="default"/>
-      </w:rPr>
-    </w:lvl>
-    <w:lvl w:ilvl="3">
-      <w:start w:val="1"/>
-      <w:numFmt w:val="bullet"/>
-      <w:lvlText w:val=""/>
-      <w:lvlJc w:val="left"/>
-      <w:pPr>
-        <w:ind w:left="1440" w:hanging="360"/>
-      </w:pPr>
-      <w:rPr>
-        <w:rFonts w:ascii="Symbol" w:hAnsi="Symbol" w:hint="default"/>
-      </w:rPr>
-    </w:lvl>
-    <w:lvl w:ilvl="4">
-      <w:start w:val="1"/>
-      <w:numFmt w:val="bullet"/>
-      <w:lvlText w:val=""/>
-      <w:lvlJc w:val="left"/>
-      <w:pPr>
-        <w:ind w:left="1800" w:hanging="360"/>
-      </w:pPr>
-      <w:rPr>
-        <w:rFonts w:ascii="Symbol" w:hAnsi="Symbol" w:hint="default"/>
-      </w:rPr>
-    </w:lvl>
-    <w:lvl w:ilvl="5">
-      <w:start w:val="1"/>
-      <w:numFmt w:val="bullet"/>
-      <w:lvlText w:val=""/>
-      <w:lvlJc w:val="left"/>
-      <w:pPr>
-        <w:ind w:left="2160" w:hanging="360"/>
-      </w:pPr>
-      <w:rPr>
-        <w:rFonts w:ascii="Wingdings" w:hAnsi="Wingdings" w:hint="default"/>
-      </w:rPr>
-    </w:lvl>
-    <w:lvl w:ilvl="6">
-      <w:start w:val="1"/>
-      <w:numFmt w:val="bullet"/>
-      <w:lvlText w:val=""/>
-      <w:lvlJc w:val="left"/>
-      <w:pPr>
-        <w:ind w:left="2520" w:hanging="360"/>
-      </w:pPr>
-      <w:rPr>
-        <w:rFonts w:ascii="Wingdings" w:hAnsi="Wingdings" w:hint="default"/>
-      </w:rPr>
-    </w:lvl>
-    <w:lvl w:ilvl="7">
-      <w:start w:val="1"/>
-      <w:numFmt w:val="bullet"/>
-      <w:lvlText w:val=""/>
-      <w:lvlJc w:val="left"/>
-      <w:pPr>
-        <w:ind w:left="2880" w:hanging="360"/>
-      </w:pPr>
-      <w:rPr>
-        <w:rFonts w:ascii="Symbol" w:hAnsi="Symbol" w:hint="default"/>
-      </w:rPr>
-    </w:lvl>
-    <w:lvl w:ilvl="8">
-      <w:start w:val="1"/>
-      <w:numFmt w:val="bullet"/>
-      <w:lvlText w:val=""/>
-      <w:lvlJc w:val="left"/>
-      <w:pPr>
-        <w:ind w:left="3240" w:hanging="360"/>
-      </w:pPr>
-      <w:rPr>
-        <w:rFonts w:ascii="Symbol" w:hAnsi="Symbol" w:hint="default"/>
-      </w:rPr>
-    </w:lvl>
-  </w:abstractNum>
-  <w:abstractNum w:abstractNumId="33" w15:restartNumberingAfterBreak="0">
-    <w:nsid w:val="5E424682"/>
-    <w:multiLevelType w:val="multilevel"/>
-    <w:tmpl w:val="100C001F"/>
-    <w:lvl w:ilvl="0">
-      <w:start w:val="1"/>
-      <w:numFmt w:val="decimal"/>
-      <w:lvlText w:val="%1."/>
-      <w:lvlJc w:val="left"/>
-      <w:pPr>
-        <w:ind w:left="360" w:hanging="360"/>
-      </w:pPr>
-    </w:lvl>
-    <w:lvl w:ilvl="1">
-      <w:start w:val="1"/>
-      <w:numFmt w:val="decimal"/>
-      <w:lvlText w:val="%1.%2."/>
-      <w:lvlJc w:val="left"/>
-      <w:pPr>
-        <w:ind w:left="792" w:hanging="432"/>
-      </w:pPr>
-    </w:lvl>
-    <w:lvl w:ilvl="2">
-      <w:start w:val="1"/>
-      <w:numFmt w:val="decimal"/>
-      <w:lvlText w:val="%1.%2.%3."/>
-      <w:lvlJc w:val="left"/>
-      <w:pPr>
-        <w:ind w:left="1224" w:hanging="504"/>
-      </w:pPr>
-    </w:lvl>
-    <w:lvl w:ilvl="3">
-      <w:start w:val="1"/>
-      <w:numFmt w:val="decimal"/>
-      <w:lvlText w:val="%1.%2.%3.%4."/>
-      <w:lvlJc w:val="left"/>
-      <w:pPr>
-        <w:ind w:left="1728" w:hanging="648"/>
-      </w:pPr>
-    </w:lvl>
-    <w:lvl w:ilvl="4">
-      <w:start w:val="1"/>
-      <w:numFmt w:val="decimal"/>
-      <w:lvlText w:val="%1.%2.%3.%4.%5."/>
-      <w:lvlJc w:val="left"/>
-      <w:pPr>
-        <w:ind w:left="2232" w:hanging="792"/>
-      </w:pPr>
-    </w:lvl>
-    <w:lvl w:ilvl="5">
-      <w:start w:val="1"/>
-      <w:numFmt w:val="decimal"/>
-      <w:lvlText w:val="%1.%2.%3.%4.%5.%6."/>
-      <w:lvlJc w:val="left"/>
-      <w:pPr>
-        <w:ind w:left="2736" w:hanging="936"/>
-      </w:pPr>
-    </w:lvl>
-    <w:lvl w:ilvl="6">
-      <w:start w:val="1"/>
-      <w:numFmt w:val="decimal"/>
-      <w:lvlText w:val="%1.%2.%3.%4.%5.%6.%7."/>
-      <w:lvlJc w:val="left"/>
-      <w:pPr>
-        <w:ind w:left="3240" w:hanging="1080"/>
-      </w:pPr>
-    </w:lvl>
-    <w:lvl w:ilvl="7">
-      <w:start w:val="1"/>
-      <w:numFmt w:val="decimal"/>
-      <w:lvlText w:val="%1.%2.%3.%4.%5.%6.%7.%8."/>
-      <w:lvlJc w:val="left"/>
-      <w:pPr>
-        <w:ind w:left="3744" w:hanging="1224"/>
-      </w:pPr>
-    </w:lvl>
-    <w:lvl w:ilvl="8">
-      <w:start w:val="1"/>
-      <w:numFmt w:val="decimal"/>
-      <w:lvlText w:val="%1.%2.%3.%4.%5.%6.%7.%8.%9."/>
-      <w:lvlJc w:val="left"/>
-      <w:pPr>
-        <w:ind w:left="4320" w:hanging="1440"/>
-      </w:pPr>
-    </w:lvl>
-  </w:abstractNum>
-  <w:abstractNum w:abstractNumId="34" w15:restartNumberingAfterBreak="0">
-    <w:nsid w:val="63A9062F"/>
-    <w:multiLevelType w:val="multilevel"/>
-    <w:tmpl w:val="DCCE794A"/>
-    <w:lvl w:ilvl="0">
-      <w:start w:val="1"/>
-      <w:numFmt w:val="decimal"/>
-      <w:lvlText w:val="%1"/>
-      <w:lvlJc w:val="left"/>
-      <w:pPr>
-        <w:tabs>
-          <w:tab w:val="num" w:pos="454"/>
-        </w:tabs>
-        <w:ind w:left="454" w:hanging="454"/>
-      </w:pPr>
-      <w:rPr>
-        <w:rFonts w:hint="default"/>
-      </w:rPr>
-    </w:lvl>
-    <w:lvl w:ilvl="1">
-      <w:start w:val="1"/>
-      <w:numFmt w:val="decimal"/>
-      <w:lvlText w:val="%1.%2"/>
-      <w:lvlJc w:val="left"/>
-      <w:pPr>
-        <w:tabs>
-          <w:tab w:val="num" w:pos="907"/>
-        </w:tabs>
-        <w:ind w:left="907" w:hanging="453"/>
-      </w:pPr>
-      <w:rPr>
-        <w:rFonts w:hint="default"/>
-      </w:rPr>
-    </w:lvl>
-    <w:lvl w:ilvl="2">
-      <w:start w:val="1"/>
-      <w:numFmt w:val="decimal"/>
-      <w:lvlText w:val="%1.%2.%3"/>
-      <w:lvlJc w:val="left"/>
-      <w:pPr>
-        <w:tabs>
-          <w:tab w:val="num" w:pos="1361"/>
-        </w:tabs>
-        <w:ind w:left="1361" w:hanging="454"/>
-      </w:pPr>
-      <w:rPr>
-        <w:rFonts w:hint="default"/>
-      </w:rPr>
-    </w:lvl>
-    <w:lvl w:ilvl="3">
-      <w:start w:val="1"/>
-      <w:numFmt w:val="decimal"/>
-      <w:lvlText w:val="%1.%2.%3.%4"/>
-      <w:lvlJc w:val="left"/>
-      <w:pPr>
-        <w:tabs>
-          <w:tab w:val="num" w:pos="864"/>
-        </w:tabs>
-        <w:ind w:left="864" w:hanging="864"/>
-      </w:pPr>
-      <w:rPr>
-        <w:rFonts w:hint="default"/>
-      </w:rPr>
-    </w:lvl>
-    <w:lvl w:ilvl="4">
-      <w:start w:val="1"/>
-      <w:numFmt w:val="decimal"/>
-      <w:lvlText w:val="%1.%2.%3.%4.%5"/>
-      <w:lvlJc w:val="left"/>
-      <w:pPr>
-        <w:tabs>
-          <w:tab w:val="num" w:pos="1008"/>
-        </w:tabs>
-        <w:ind w:left="1008" w:hanging="1008"/>
-      </w:pPr>
-      <w:rPr>
-        <w:rFonts w:hint="default"/>
-      </w:rPr>
-    </w:lvl>
-    <w:lvl w:ilvl="5">
-      <w:start w:val="1"/>
-      <w:numFmt w:val="decimal"/>
-      <w:lvlText w:val="%1.%2.%3.%4.%5.%6"/>
-      <w:lvlJc w:val="left"/>
-      <w:pPr>
-        <w:tabs>
-          <w:tab w:val="num" w:pos="1152"/>
-        </w:tabs>
-        <w:ind w:left="1152" w:hanging="1152"/>
-      </w:pPr>
-      <w:rPr>
-        <w:rFonts w:hint="default"/>
-      </w:rPr>
-    </w:lvl>
-    <w:lvl w:ilvl="6">
-      <w:start w:val="1"/>
-      <w:numFmt w:val="decimal"/>
-      <w:lvlText w:val="%1.%2.%3.%4.%5.%6.%7"/>
-      <w:lvlJc w:val="left"/>
-      <w:pPr>
-        <w:tabs>
-          <w:tab w:val="num" w:pos="1296"/>
-        </w:tabs>
-        <w:ind w:left="1296" w:hanging="1296"/>
-      </w:pPr>
-      <w:rPr>
-        <w:rFonts w:hint="default"/>
-      </w:rPr>
-    </w:lvl>
-    <w:lvl w:ilvl="7">
-      <w:start w:val="1"/>
-      <w:numFmt w:val="decimal"/>
-      <w:lvlText w:val="%1.%2.%3.%4.%5.%6.%7.%8"/>
-      <w:lvlJc w:val="left"/>
-      <w:pPr>
-        <w:tabs>
-          <w:tab w:val="num" w:pos="1440"/>
-        </w:tabs>
-        <w:ind w:left="1440" w:hanging="1440"/>
-      </w:pPr>
-      <w:rPr>
-        <w:rFonts w:hint="default"/>
-      </w:rPr>
-    </w:lvl>
-    <w:lvl w:ilvl="8">
-      <w:start w:val="1"/>
-      <w:numFmt w:val="decimal"/>
-      <w:lvlText w:val="%1.%2.%3.%4.%5.%6.%7.%8.%9"/>
-      <w:lvlJc w:val="left"/>
-      <w:pPr>
-        <w:tabs>
-          <w:tab w:val="num" w:pos="1584"/>
-        </w:tabs>
-        <w:ind w:left="1584" w:hanging="1584"/>
-      </w:pPr>
-      <w:rPr>
-        <w:rFonts w:hint="default"/>
-      </w:rPr>
-    </w:lvl>
-  </w:abstractNum>
-  <w:abstractNum w:abstractNumId="35" w15:restartNumberingAfterBreak="0">
-    <w:nsid w:val="643F0961"/>
-    <w:multiLevelType w:val="multilevel"/>
-    <w:tmpl w:val="100C0021"/>
-    <w:lvl w:ilvl="0">
-      <w:start w:val="1"/>
-      <w:numFmt w:val="bullet"/>
-      <w:lvlText w:val=""/>
-      <w:lvlJc w:val="left"/>
-      <w:pPr>
-        <w:ind w:left="360" w:hanging="360"/>
-      </w:pPr>
-      <w:rPr>
-        <w:rFonts w:ascii="Wingdings" w:hAnsi="Wingdings" w:hint="default"/>
-      </w:rPr>
-    </w:lvl>
-    <w:lvl w:ilvl="1">
-      <w:start w:val="1"/>
-      <w:numFmt w:val="bullet"/>
-      <w:lvlText w:val=""/>
-      <w:lvlJc w:val="left"/>
-      <w:pPr>
-        <w:ind w:left="720" w:hanging="360"/>
-      </w:pPr>
-      <w:rPr>
-        <w:rFonts w:ascii="Wingdings" w:hAnsi="Wingdings" w:hint="default"/>
-      </w:rPr>
-    </w:lvl>
-    <w:lvl w:ilvl="2">
-      <w:start w:val="1"/>
-      <w:numFmt w:val="bullet"/>
-      <w:lvlText w:val=""/>
-      <w:lvlJc w:val="left"/>
-      <w:pPr>
-        <w:ind w:left="1080" w:hanging="360"/>
-      </w:pPr>
-      <w:rPr>
-        <w:rFonts w:ascii="Wingdings" w:hAnsi="Wingdings" w:hint="default"/>
-      </w:rPr>
-    </w:lvl>
-    <w:lvl w:ilvl="3">
-      <w:start w:val="1"/>
-      <w:numFmt w:val="bullet"/>
-      <w:lvlText w:val=""/>
-      <w:lvlJc w:val="left"/>
-      <w:pPr>
-        <w:ind w:left="1440" w:hanging="360"/>
-      </w:pPr>
-      <w:rPr>
-        <w:rFonts w:ascii="Symbol" w:hAnsi="Symbol" w:hint="default"/>
-      </w:rPr>
-    </w:lvl>
-    <w:lvl w:ilvl="4">
-      <w:start w:val="1"/>
-      <w:numFmt w:val="bullet"/>
-      <w:lvlText w:val=""/>
-      <w:lvlJc w:val="left"/>
-      <w:pPr>
-        <w:ind w:left="1800" w:hanging="360"/>
-      </w:pPr>
-      <w:rPr>
-        <w:rFonts w:ascii="Symbol" w:hAnsi="Symbol" w:hint="default"/>
-      </w:rPr>
-    </w:lvl>
-    <w:lvl w:ilvl="5">
-      <w:start w:val="1"/>
-      <w:numFmt w:val="bullet"/>
-      <w:lvlText w:val=""/>
-      <w:lvlJc w:val="left"/>
-      <w:pPr>
-        <w:ind w:left="2160" w:hanging="360"/>
-      </w:pPr>
-      <w:rPr>
-        <w:rFonts w:ascii="Wingdings" w:hAnsi="Wingdings" w:hint="default"/>
-      </w:rPr>
-    </w:lvl>
-    <w:lvl w:ilvl="6">
-      <w:start w:val="1"/>
-      <w:numFmt w:val="bullet"/>
-      <w:lvlText w:val=""/>
-      <w:lvlJc w:val="left"/>
-      <w:pPr>
-        <w:ind w:left="2520" w:hanging="360"/>
-      </w:pPr>
-      <w:rPr>
-        <w:rFonts w:ascii="Wingdings" w:hAnsi="Wingdings" w:hint="default"/>
-      </w:rPr>
-    </w:lvl>
-    <w:lvl w:ilvl="7">
-      <w:start w:val="1"/>
-      <w:numFmt w:val="bullet"/>
-      <w:lvlText w:val=""/>
-      <w:lvlJc w:val="left"/>
-      <w:pPr>
-        <w:ind w:left="2880" w:hanging="360"/>
-      </w:pPr>
-      <w:rPr>
-        <w:rFonts w:ascii="Symbol" w:hAnsi="Symbol" w:hint="default"/>
-      </w:rPr>
-    </w:lvl>
-    <w:lvl w:ilvl="8">
-      <w:start w:val="1"/>
-      <w:numFmt w:val="bullet"/>
-      <w:lvlText w:val=""/>
-      <w:lvlJc w:val="left"/>
-      <w:pPr>
-        <w:ind w:left="3240" w:hanging="360"/>
-      </w:pPr>
-      <w:rPr>
-        <w:rFonts w:ascii="Symbol" w:hAnsi="Symbol" w:hint="default"/>
-      </w:rPr>
-    </w:lvl>
-  </w:abstractNum>
-  <w:abstractNum w:abstractNumId="36" w15:restartNumberingAfterBreak="0">
-    <w:nsid w:val="6D6476B9"/>
-    <w:multiLevelType w:val="multilevel"/>
-    <w:tmpl w:val="100C0023"/>
-    <w:lvl w:ilvl="0">
-      <w:start w:val="1"/>
-      <w:numFmt w:val="upperRoman"/>
-      <w:lvlText w:val="Article %1."/>
-      <w:lvlJc w:val="left"/>
-      <w:pPr>
-        <w:ind w:left="0" w:firstLine="0"/>
-      </w:pPr>
-    </w:lvl>
-    <w:lvl w:ilvl="1">
-      <w:start w:val="1"/>
-      <w:numFmt w:val="decimalZero"/>
-      <w:isLgl/>
-      <w:lvlText w:val="Section %1.%2"/>
-      <w:lvlJc w:val="left"/>
-      <w:pPr>
-        <w:ind w:left="0" w:firstLine="0"/>
-      </w:pPr>
-    </w:lvl>
-    <w:lvl w:ilvl="2">
-      <w:start w:val="1"/>
-      <w:numFmt w:val="lowerLetter"/>
-      <w:lvlText w:val="(%3)"/>
-      <w:lvlJc w:val="left"/>
-      <w:pPr>
-        <w:ind w:left="720" w:hanging="432"/>
-      </w:pPr>
-    </w:lvl>
-    <w:lvl w:ilvl="3">
-      <w:start w:val="1"/>
-      <w:numFmt w:val="lowerRoman"/>
-      <w:lvlText w:val="(%4)"/>
-      <w:lvlJc w:val="right"/>
-      <w:pPr>
-        <w:ind w:left="864" w:hanging="144"/>
-      </w:pPr>
-    </w:lvl>
-    <w:lvl w:ilvl="4">
-      <w:start w:val="1"/>
-      <w:numFmt w:val="decimal"/>
-      <w:lvlText w:val="%5)"/>
-      <w:lvlJc w:val="left"/>
-      <w:pPr>
-        <w:ind w:left="1008" w:hanging="432"/>
-      </w:pPr>
-    </w:lvl>
-    <w:lvl w:ilvl="5">
-      <w:start w:val="1"/>
-      <w:numFmt w:val="lowerLetter"/>
-      <w:lvlText w:val="%6)"/>
-      <w:lvlJc w:val="left"/>
-      <w:pPr>
-        <w:ind w:left="1152" w:hanging="432"/>
-      </w:pPr>
-    </w:lvl>
-    <w:lvl w:ilvl="6">
-      <w:start w:val="1"/>
-      <w:numFmt w:val="lowerRoman"/>
-      <w:lvlText w:val="%7)"/>
-      <w:lvlJc w:val="right"/>
-      <w:pPr>
-        <w:ind w:left="1296" w:hanging="288"/>
-      </w:pPr>
-    </w:lvl>
-    <w:lvl w:ilvl="7">
-      <w:start w:val="1"/>
-      <w:numFmt w:val="lowerLetter"/>
-      <w:lvlText w:val="%8."/>
-      <w:lvlJc w:val="left"/>
-      <w:pPr>
-        <w:ind w:left="1440" w:hanging="432"/>
-      </w:pPr>
-    </w:lvl>
-    <w:lvl w:ilvl="8">
-      <w:start w:val="1"/>
-      <w:numFmt w:val="lowerRoman"/>
-      <w:lvlText w:val="%9."/>
-      <w:lvlJc w:val="right"/>
-      <w:pPr>
-        <w:ind w:left="1584" w:hanging="144"/>
-      </w:pPr>
-    </w:lvl>
-  </w:abstractNum>
-  <w:abstractNum w:abstractNumId="37" w15:restartNumberingAfterBreak="0">
-    <w:nsid w:val="70C03573"/>
-    <w:multiLevelType w:val="multilevel"/>
-    <w:tmpl w:val="100C0021"/>
-    <w:lvl w:ilvl="0">
-      <w:start w:val="1"/>
-      <w:numFmt w:val="bullet"/>
-      <w:lvlText w:val=""/>
-      <w:lvlJc w:val="left"/>
-      <w:pPr>
-        <w:ind w:left="360" w:hanging="360"/>
-      </w:pPr>
-      <w:rPr>
-        <w:rFonts w:ascii="Wingdings" w:hAnsi="Wingdings" w:hint="default"/>
-      </w:rPr>
-    </w:lvl>
-    <w:lvl w:ilvl="1">
-      <w:start w:val="1"/>
-      <w:numFmt w:val="bullet"/>
-      <w:lvlText w:val=""/>
-      <w:lvlJc w:val="left"/>
-      <w:pPr>
-        <w:ind w:left="720" w:hanging="360"/>
-      </w:pPr>
-      <w:rPr>
-        <w:rFonts w:ascii="Wingdings" w:hAnsi="Wingdings" w:hint="default"/>
-      </w:rPr>
-    </w:lvl>
-    <w:lvl w:ilvl="2">
-      <w:start w:val="1"/>
-      <w:numFmt w:val="bullet"/>
-      <w:lvlText w:val=""/>
-      <w:lvlJc w:val="left"/>
-      <w:pPr>
-        <w:ind w:left="1080" w:hanging="360"/>
-      </w:pPr>
-      <w:rPr>
-        <w:rFonts w:ascii="Wingdings" w:hAnsi="Wingdings" w:hint="default"/>
-      </w:rPr>
-    </w:lvl>
-    <w:lvl w:ilvl="3">
-      <w:start w:val="1"/>
-      <w:numFmt w:val="bullet"/>
-      <w:lvlText w:val=""/>
-      <w:lvlJc w:val="left"/>
-      <w:pPr>
-        <w:ind w:left="1440" w:hanging="360"/>
-      </w:pPr>
-      <w:rPr>
-        <w:rFonts w:ascii="Symbol" w:hAnsi="Symbol" w:hint="default"/>
-      </w:rPr>
-    </w:lvl>
-    <w:lvl w:ilvl="4">
-      <w:start w:val="1"/>
-      <w:numFmt w:val="bullet"/>
-      <w:lvlText w:val=""/>
-      <w:lvlJc w:val="left"/>
-      <w:pPr>
-        <w:ind w:left="1800" w:hanging="360"/>
-      </w:pPr>
-      <w:rPr>
-        <w:rFonts w:ascii="Symbol" w:hAnsi="Symbol" w:hint="default"/>
-      </w:rPr>
-    </w:lvl>
-    <w:lvl w:ilvl="5">
-      <w:start w:val="1"/>
-      <w:numFmt w:val="bullet"/>
-      <w:lvlText w:val=""/>
-      <w:lvlJc w:val="left"/>
-      <w:pPr>
-        <w:ind w:left="2160" w:hanging="360"/>
-      </w:pPr>
-      <w:rPr>
-        <w:rFonts w:ascii="Wingdings" w:hAnsi="Wingdings" w:hint="default"/>
-      </w:rPr>
-    </w:lvl>
-    <w:lvl w:ilvl="6">
-      <w:start w:val="1"/>
-      <w:numFmt w:val="bullet"/>
-      <w:lvlText w:val=""/>
-      <w:lvlJc w:val="left"/>
-      <w:pPr>
-        <w:ind w:left="2520" w:hanging="360"/>
-      </w:pPr>
-      <w:rPr>
-        <w:rFonts w:ascii="Wingdings" w:hAnsi="Wingdings" w:hint="default"/>
-      </w:rPr>
-    </w:lvl>
-    <w:lvl w:ilvl="7">
-      <w:start w:val="1"/>
-      <w:numFmt w:val="bullet"/>
-      <w:lvlText w:val=""/>
-      <w:lvlJc w:val="left"/>
-      <w:pPr>
-        <w:ind w:left="2880" w:hanging="360"/>
-      </w:pPr>
-      <w:rPr>
-        <w:rFonts w:ascii="Symbol" w:hAnsi="Symbol" w:hint="default"/>
-      </w:rPr>
-    </w:lvl>
-    <w:lvl w:ilvl="8">
-      <w:start w:val="1"/>
-      <w:numFmt w:val="bullet"/>
-      <w:lvlText w:val=""/>
-      <w:lvlJc w:val="left"/>
-      <w:pPr>
-        <w:ind w:left="3240" w:hanging="360"/>
-      </w:pPr>
-      <w:rPr>
-        <w:rFonts w:ascii="Symbol" w:hAnsi="Symbol" w:hint="default"/>
-      </w:rPr>
-    </w:lvl>
-  </w:abstractNum>
-  <w:abstractNum w:abstractNumId="38" w15:restartNumberingAfterBreak="0">
-    <w:nsid w:val="79CD09A9"/>
-    <w:multiLevelType w:val="multilevel"/>
-    <w:tmpl w:val="100C0021"/>
-    <w:lvl w:ilvl="0">
-      <w:start w:val="1"/>
-      <w:numFmt w:val="bullet"/>
-      <w:lvlText w:val=""/>
-      <w:lvlJc w:val="left"/>
-      <w:pPr>
-        <w:ind w:left="360" w:hanging="360"/>
-      </w:pPr>
-      <w:rPr>
-        <w:rFonts w:ascii="Wingdings" w:hAnsi="Wingdings" w:hint="default"/>
-      </w:rPr>
-    </w:lvl>
-    <w:lvl w:ilvl="1">
-      <w:start w:val="1"/>
-      <w:numFmt w:val="bullet"/>
-      <w:lvlText w:val=""/>
-      <w:lvlJc w:val="left"/>
-      <w:pPr>
-        <w:ind w:left="720" w:hanging="360"/>
-      </w:pPr>
-      <w:rPr>
-        <w:rFonts w:ascii="Wingdings" w:hAnsi="Wingdings" w:hint="default"/>
-      </w:rPr>
-    </w:lvl>
-    <w:lvl w:ilvl="2">
-      <w:start w:val="1"/>
-      <w:numFmt w:val="bullet"/>
-      <w:lvlText w:val=""/>
-      <w:lvlJc w:val="left"/>
-      <w:pPr>
-        <w:ind w:left="1080" w:hanging="360"/>
-      </w:pPr>
-      <w:rPr>
-        <w:rFonts w:ascii="Wingdings" w:hAnsi="Wingdings" w:hint="default"/>
-      </w:rPr>
-    </w:lvl>
-    <w:lvl w:ilvl="3">
-      <w:start w:val="1"/>
-      <w:numFmt w:val="bullet"/>
-      <w:lvlText w:val=""/>
-      <w:lvlJc w:val="left"/>
-      <w:pPr>
-        <w:ind w:left="1440" w:hanging="360"/>
-      </w:pPr>
-      <w:rPr>
-        <w:rFonts w:ascii="Symbol" w:hAnsi="Symbol" w:hint="default"/>
-      </w:rPr>
-    </w:lvl>
-    <w:lvl w:ilvl="4">
-      <w:start w:val="1"/>
-      <w:numFmt w:val="bullet"/>
-      <w:lvlText w:val=""/>
-      <w:lvlJc w:val="left"/>
-      <w:pPr>
-        <w:ind w:left="1800" w:hanging="360"/>
-      </w:pPr>
-      <w:rPr>
-        <w:rFonts w:ascii="Symbol" w:hAnsi="Symbol" w:hint="default"/>
-      </w:rPr>
-    </w:lvl>
-    <w:lvl w:ilvl="5">
-      <w:start w:val="1"/>
-      <w:numFmt w:val="bullet"/>
-      <w:lvlText w:val=""/>
-      <w:lvlJc w:val="left"/>
-      <w:pPr>
-        <w:ind w:left="2160" w:hanging="360"/>
-      </w:pPr>
-      <w:rPr>
-        <w:rFonts w:ascii="Wingdings" w:hAnsi="Wingdings" w:hint="default"/>
-      </w:rPr>
-    </w:lvl>
-    <w:lvl w:ilvl="6">
-      <w:start w:val="1"/>
-      <w:numFmt w:val="bullet"/>
-      <w:lvlText w:val=""/>
-      <w:lvlJc w:val="left"/>
-      <w:pPr>
-        <w:ind w:left="2520" w:hanging="360"/>
-      </w:pPr>
-      <w:rPr>
-        <w:rFonts w:ascii="Wingdings" w:hAnsi="Wingdings" w:hint="default"/>
-      </w:rPr>
-    </w:lvl>
-    <w:lvl w:ilvl="7">
-      <w:start w:val="1"/>
-      <w:numFmt w:val="bullet"/>
-      <w:lvlText w:val=""/>
-      <w:lvlJc w:val="left"/>
-      <w:pPr>
-        <w:ind w:left="2880" w:hanging="360"/>
-      </w:pPr>
-      <w:rPr>
-        <w:rFonts w:ascii="Symbol" w:hAnsi="Symbol" w:hint="default"/>
-      </w:rPr>
-    </w:lvl>
-    <w:lvl w:ilvl="8">
-      <w:start w:val="1"/>
-      <w:numFmt w:val="bullet"/>
-      <w:lvlText w:val=""/>
-      <w:lvlJc w:val="left"/>
-      <w:pPr>
-        <w:ind w:left="3240" w:hanging="360"/>
-      </w:pPr>
-      <w:rPr>
-        <w:rFonts w:ascii="Symbol" w:hAnsi="Symbol" w:hint="default"/>
-      </w:rPr>
-    </w:lvl>
-  </w:abstractNum>
-  <w:abstractNum w:abstractNumId="39" w15:restartNumberingAfterBreak="0">
-    <w:nsid w:val="7E7F1C51"/>
-    <w:multiLevelType w:val="multilevel"/>
-    <w:tmpl w:val="100C0021"/>
-    <w:lvl w:ilvl="0">
-      <w:start w:val="1"/>
-      <w:numFmt w:val="bullet"/>
-      <w:lvlText w:val=""/>
-      <w:lvlJc w:val="left"/>
-      <w:pPr>
-        <w:ind w:left="360" w:hanging="360"/>
-      </w:pPr>
-      <w:rPr>
-        <w:rFonts w:ascii="Wingdings" w:hAnsi="Wingdings" w:hint="default"/>
-      </w:rPr>
-    </w:lvl>
-    <w:lvl w:ilvl="1">
-      <w:start w:val="1"/>
-      <w:numFmt w:val="bullet"/>
-      <w:lvlText w:val=""/>
-      <w:lvlJc w:val="left"/>
-      <w:pPr>
-        <w:ind w:left="720" w:hanging="360"/>
-      </w:pPr>
-      <w:rPr>
-        <w:rFonts w:ascii="Wingdings" w:hAnsi="Wingdings" w:hint="default"/>
-      </w:rPr>
-    </w:lvl>
-    <w:lvl w:ilvl="2">
-      <w:start w:val="1"/>
-      <w:numFmt w:val="bullet"/>
-      <w:lvlText w:val=""/>
-      <w:lvlJc w:val="left"/>
-      <w:pPr>
-        <w:ind w:left="1080" w:hanging="360"/>
-      </w:pPr>
-      <w:rPr>
-        <w:rFonts w:ascii="Wingdings" w:hAnsi="Wingdings" w:hint="default"/>
-      </w:rPr>
-    </w:lvl>
-    <w:lvl w:ilvl="3">
-      <w:start w:val="1"/>
-      <w:numFmt w:val="bullet"/>
-      <w:lvlText w:val=""/>
-      <w:lvlJc w:val="left"/>
-      <w:pPr>
-        <w:ind w:left="1440" w:hanging="360"/>
-      </w:pPr>
-      <w:rPr>
-        <w:rFonts w:ascii="Symbol" w:hAnsi="Symbol" w:hint="default"/>
-      </w:rPr>
-    </w:lvl>
-    <w:lvl w:ilvl="4">
-      <w:start w:val="1"/>
-      <w:numFmt w:val="bullet"/>
-      <w:lvlText w:val=""/>
-      <w:lvlJc w:val="left"/>
-      <w:pPr>
-        <w:ind w:left="1800" w:hanging="360"/>
-      </w:pPr>
-      <w:rPr>
-        <w:rFonts w:ascii="Symbol" w:hAnsi="Symbol" w:hint="default"/>
-      </w:rPr>
-    </w:lvl>
-    <w:lvl w:ilvl="5">
-      <w:start w:val="1"/>
-      <w:numFmt w:val="bullet"/>
-      <w:lvlText w:val=""/>
-      <w:lvlJc w:val="left"/>
-      <w:pPr>
-        <w:ind w:left="2160" w:hanging="360"/>
-      </w:pPr>
-      <w:rPr>
-        <w:rFonts w:ascii="Wingdings" w:hAnsi="Wingdings" w:hint="default"/>
-      </w:rPr>
-    </w:lvl>
-    <w:lvl w:ilvl="6">
-      <w:start w:val="1"/>
-      <w:numFmt w:val="bullet"/>
-      <w:lvlText w:val=""/>
-      <w:lvlJc w:val="left"/>
-      <w:pPr>
-        <w:ind w:left="2520" w:hanging="360"/>
-      </w:pPr>
-      <w:rPr>
-        <w:rFonts w:ascii="Wingdings" w:hAnsi="Wingdings" w:hint="default"/>
-      </w:rPr>
-    </w:lvl>
-    <w:lvl w:ilvl="7">
-      <w:start w:val="1"/>
-      <w:numFmt w:val="bullet"/>
-      <w:lvlText w:val=""/>
-      <w:lvlJc w:val="left"/>
-      <w:pPr>
-        <w:ind w:left="2880" w:hanging="360"/>
-      </w:pPr>
-      <w:rPr>
-        <w:rFonts w:ascii="Symbol" w:hAnsi="Symbol" w:hint="default"/>
-      </w:rPr>
-    </w:lvl>
-    <w:lvl w:ilvl="8">
-      <w:start w:val="1"/>
-      <w:numFmt w:val="bullet"/>
-      <w:lvlText w:val=""/>
-      <w:lvlJc w:val="left"/>
-      <w:pPr>
-        <w:ind w:left="3240" w:hanging="360"/>
-      </w:pPr>
-      <w:rPr>
-        <w:rFonts w:ascii="Symbol" w:hAnsi="Symbol" w:hint="default"/>
-      </w:rPr>
-    </w:lvl>
-  </w:abstractNum>
   <w:num w:numId="1" w16cid:durableId="428964063">
-    <w:abstractNumId w:val="11"/>
+    <w:abstractNumId w:val="0"/>
   </w:num>
   <w:num w:numId="2" w16cid:durableId="707724745">
-    <w:abstractNumId w:val="18"/>
+    <w:abstractNumId w:val="3"/>
   </w:num>
   <w:num w:numId="3" w16cid:durableId="336277534">
-    <w:abstractNumId w:val="15"/>
+    <w:abstractNumId w:val="1"/>
   </w:num>
-  <w:num w:numId="4" w16cid:durableId="453787496">
-    <w:abstractNumId w:val="34"/>
+  <w:num w:numId="4" w16cid:durableId="2001809947">
+    <w:abstractNumId w:val="4"/>
   </w:num>
-  <w:num w:numId="5" w16cid:durableId="755325427">
-    <w:abstractNumId w:val="34"/>
-  </w:num>
-  <w:num w:numId="6" w16cid:durableId="652568241">
-    <w:abstractNumId w:val="15"/>
-  </w:num>
-  <w:num w:numId="7" w16cid:durableId="799424121">
-    <w:abstractNumId w:val="15"/>
-  </w:num>
-  <w:num w:numId="8" w16cid:durableId="281889934">
-    <w:abstractNumId w:val="15"/>
-  </w:num>
-  <w:num w:numId="9" w16cid:durableId="1447695447">
-    <w:abstractNumId w:val="15"/>
-  </w:num>
-  <w:num w:numId="10" w16cid:durableId="1715542666">
-    <w:abstractNumId w:val="34"/>
-  </w:num>
-  <w:num w:numId="11" w16cid:durableId="223875237">
-    <w:abstractNumId w:val="15"/>
-  </w:num>
-  <w:num w:numId="12" w16cid:durableId="242573058">
-    <w:abstractNumId w:val="21"/>
-  </w:num>
-  <w:num w:numId="13" w16cid:durableId="2001809947">
-    <w:abstractNumId w:val="20"/>
-  </w:num>
-  <w:num w:numId="14" w16cid:durableId="1301964143">
-    <w:abstractNumId w:val="19"/>
-  </w:num>
-  <w:num w:numId="15" w16cid:durableId="491877540">
-    <w:abstractNumId w:val="16"/>
-  </w:num>
-  <w:num w:numId="16" w16cid:durableId="351954844">
-    <w:abstractNumId w:val="31"/>
-  </w:num>
-  <w:num w:numId="17" w16cid:durableId="199050113">
-    <w:abstractNumId w:val="26"/>
-  </w:num>
-  <w:num w:numId="18" w16cid:durableId="1196195532">
-    <w:abstractNumId w:val="39"/>
-  </w:num>
-  <w:num w:numId="19" w16cid:durableId="386685007">
-    <w:abstractNumId w:val="37"/>
-  </w:num>
-  <w:num w:numId="20" w16cid:durableId="2085179242">
-    <w:abstractNumId w:val="10"/>
-  </w:num>
-  <w:num w:numId="21" w16cid:durableId="1630478773">
-    <w:abstractNumId w:val="35"/>
-  </w:num>
-  <w:num w:numId="22" w16cid:durableId="2014457239">
-    <w:abstractNumId w:val="25"/>
-  </w:num>
-  <w:num w:numId="23" w16cid:durableId="960185422">
-    <w:abstractNumId w:val="23"/>
-  </w:num>
-  <w:num w:numId="24" w16cid:durableId="1427506142">
-    <w:abstractNumId w:val="13"/>
-  </w:num>
-  <w:num w:numId="25" w16cid:durableId="650526339">
-    <w:abstractNumId w:val="17"/>
-  </w:num>
-  <w:num w:numId="26" w16cid:durableId="491677517">
-    <w:abstractNumId w:val="12"/>
-  </w:num>
-  <w:num w:numId="27" w16cid:durableId="1647853889">
-    <w:abstractNumId w:val="30"/>
-  </w:num>
-  <w:num w:numId="28" w16cid:durableId="1850020992">
-    <w:abstractNumId w:val="33"/>
-  </w:num>
-  <w:num w:numId="29" w16cid:durableId="489978550">
-    <w:abstractNumId w:val="28"/>
-  </w:num>
-  <w:num w:numId="30" w16cid:durableId="1434469695">
-    <w:abstractNumId w:val="29"/>
-  </w:num>
-  <w:num w:numId="31" w16cid:durableId="1266842338">
-    <w:abstractNumId w:val="36"/>
-  </w:num>
-  <w:num w:numId="32" w16cid:durableId="382993149">
-    <w:abstractNumId w:val="8"/>
-  </w:num>
-  <w:num w:numId="33" w16cid:durableId="62147261">
-    <w:abstractNumId w:val="3"/>
-  </w:num>
-  <w:num w:numId="34" w16cid:durableId="1603954711">
+  <w:num w:numId="5" w16cid:durableId="193465122">
     <w:abstractNumId w:val="2"/>
   </w:num>
-  <w:num w:numId="35" w16cid:durableId="602805753">
-    <w:abstractNumId w:val="1"/>
-  </w:num>
-  <w:num w:numId="36" w16cid:durableId="1096485030">
-    <w:abstractNumId w:val="0"/>
-  </w:num>
-  <w:num w:numId="37" w16cid:durableId="1484470330">
-    <w:abstractNumId w:val="9"/>
-  </w:num>
-  <w:num w:numId="38" w16cid:durableId="894894622">
-    <w:abstractNumId w:val="7"/>
-  </w:num>
-  <w:num w:numId="39" w16cid:durableId="994184840">
-    <w:abstractNumId w:val="6"/>
-  </w:num>
-  <w:num w:numId="40" w16cid:durableId="494108151">
-    <w:abstractNumId w:val="5"/>
-  </w:num>
-  <w:num w:numId="41" w16cid:durableId="101191343">
-    <w:abstractNumId w:val="4"/>
-  </w:num>
-  <w:num w:numId="42" w16cid:durableId="65613592">
-    <w:abstractNumId w:val="27"/>
-  </w:num>
-  <w:num w:numId="43" w16cid:durableId="929386612">
-    <w:abstractNumId w:val="24"/>
-  </w:num>
-  <w:num w:numId="44" w16cid:durableId="1139416853">
-    <w:abstractNumId w:val="38"/>
-  </w:num>
-  <w:num w:numId="45" w16cid:durableId="1273056732">
-    <w:abstractNumId w:val="14"/>
-  </w:num>
-  <w:num w:numId="46" w16cid:durableId="1276256707">
-    <w:abstractNumId w:val="22"/>
-  </w:num>
-  <w:num w:numId="47" w16cid:durableId="1000889912">
-    <w:abstractNumId w:val="32"/>
-  </w:num>
-  <w:numIdMacAtCleanup w:val="4"/>
+  <w:numIdMacAtCleanup w:val="5"/>
 </w:numbering>
 </file>
 
@@ -8363,12 +4942,13 @@
     <w:next w:val="Corpsdetexte"/>
     <w:autoRedefine/>
     <w:qFormat/>
-    <w:rsid w:val="000A7525"/>
+    <w:rsid w:val="00900D14"/>
     <w:pPr>
       <w:keepNext/>
       <w:keepLines/>
       <w:numPr>
-        <w:numId w:val="13"/>
+        <w:ilvl w:val="1"/>
+        <w:numId w:val="5"/>
       </w:numPr>
       <w:spacing w:before="180" w:after="60"/>
       <w:outlineLvl w:val="0"/>
@@ -8389,11 +4969,14 @@
     <w:next w:val="Retraitcorpsdetexte"/>
     <w:autoRedefine/>
     <w:qFormat/>
-    <w:rsid w:val="00686F3D"/>
+    <w:rsid w:val="008910E5"/>
     <w:pPr>
       <w:keepNext/>
+      <w:numPr>
+        <w:ilvl w:val="1"/>
+        <w:numId w:val="5"/>
+      </w:numPr>
       <w:spacing w:before="120" w:after="60"/>
-      <w:ind w:left="1416"/>
       <w:outlineLvl w:val="1"/>
     </w:pPr>
     <w:rPr>
@@ -8415,7 +4998,7 @@
       <w:keepNext/>
       <w:numPr>
         <w:ilvl w:val="2"/>
-        <w:numId w:val="13"/>
+        <w:numId w:val="4"/>
       </w:numPr>
       <w:spacing w:before="120" w:after="120"/>
       <w:outlineLvl w:val="2"/>
@@ -9426,6 +6009,21 @@
 </file>
 
 <file path=customXml/item2.xml><?xml version="1.0" encoding="utf-8"?>
+<b:Sources xmlns:b="http://schemas.openxmlformats.org/officeDocument/2006/bibliography" xmlns="http://schemas.openxmlformats.org/officeDocument/2006/bibliography" SelectedStyle="\APA.XSL" StyleName="APA"/>
+</file>
+
+<file path=customXml/item3.xml><?xml version="1.0" encoding="utf-8"?>
+<p:properties xmlns:p="http://schemas.microsoft.com/office/2006/metadata/properties" xmlns:xsi="http://www.w3.org/2001/XMLSchema-instance" xmlns:pc="http://schemas.microsoft.com/office/infopath/2007/PartnerControls">
+  <documentManagement>
+    <lcf76f155ced4ddcb4097134ff3c332f xmlns="a1b10758-7132-46a4-a2fe-7a2cf46f51f4">
+      <Terms xmlns="http://schemas.microsoft.com/office/infopath/2007/PartnerControls"/>
+    </lcf76f155ced4ddcb4097134ff3c332f>
+    <TaxCatchAll xmlns="f7d9f5a6-831d-4621-8c77-cbcaf993e406" xsi:nil="true"/>
+  </documentManagement>
+</p:properties>
+</file>
+
+<file path=customXml/item4.xml><?xml version="1.0" encoding="utf-8"?>
 <ct:contentTypeSchema xmlns:ct="http://schemas.microsoft.com/office/2006/metadata/contentType" xmlns:ma="http://schemas.microsoft.com/office/2006/metadata/properties/metaAttributes" ct:_="" ma:_="" ma:contentTypeName="Document" ma:contentTypeID="0x0101005A5B8F5EAAC22C48A11F5D9A60E6F21D" ma:contentTypeVersion="16" ma:contentTypeDescription="Crée un document." ma:contentTypeScope="" ma:versionID="f2b963976306cc54294b7f4545a3c6c4">
   <xsd:schema xmlns:xsd="http://www.w3.org/2001/XMLSchema" xmlns:xs="http://www.w3.org/2001/XMLSchema" xmlns:p="http://schemas.microsoft.com/office/2006/metadata/properties" xmlns:ns2="a1b10758-7132-46a4-a2fe-7a2cf46f51f4" xmlns:ns3="f7d9f5a6-831d-4621-8c77-cbcaf993e406" targetNamespace="http://schemas.microsoft.com/office/2006/metadata/properties" ma:root="true" ma:fieldsID="e5e135fa2fc1295e1586ddcd9c1a8904" ns2:_="" ns3:_="">
     <xsd:import namespace="a1b10758-7132-46a4-a2fe-7a2cf46f51f4"/>
@@ -9668,21 +6266,6 @@
 </ct:contentTypeSchema>
 </file>
 
-<file path=customXml/item3.xml><?xml version="1.0" encoding="utf-8"?>
-<p:properties xmlns:p="http://schemas.microsoft.com/office/2006/metadata/properties" xmlns:xsi="http://www.w3.org/2001/XMLSchema-instance" xmlns:pc="http://schemas.microsoft.com/office/infopath/2007/PartnerControls">
-  <documentManagement>
-    <lcf76f155ced4ddcb4097134ff3c332f xmlns="a1b10758-7132-46a4-a2fe-7a2cf46f51f4">
-      <Terms xmlns="http://schemas.microsoft.com/office/infopath/2007/PartnerControls"/>
-    </lcf76f155ced4ddcb4097134ff3c332f>
-    <TaxCatchAll xmlns="f7d9f5a6-831d-4621-8c77-cbcaf993e406" xsi:nil="true"/>
-  </documentManagement>
-</p:properties>
-</file>
-
-<file path=customXml/item4.xml><?xml version="1.0" encoding="utf-8"?>
-<b:Sources xmlns:b="http://schemas.openxmlformats.org/officeDocument/2006/bibliography" xmlns="http://schemas.openxmlformats.org/officeDocument/2006/bibliography" SelectedStyle="\APA.XSL" StyleName="APA"/>
-</file>
-
 <file path=customXml/itemProps1.xml><?xml version="1.0" encoding="utf-8"?>
 <ds:datastoreItem xmlns:ds="http://schemas.openxmlformats.org/officeDocument/2006/customXml" ds:itemID="{6C3F7A66-EDE3-46FD-83EB-3C265E5D2669}">
   <ds:schemaRefs>
@@ -9692,6 +6275,25 @@
 </file>
 
 <file path=customXml/itemProps2.xml><?xml version="1.0" encoding="utf-8"?>
+<ds:datastoreItem xmlns:ds="http://schemas.openxmlformats.org/officeDocument/2006/customXml" ds:itemID="{C8C35155-3E6A-4058-B6E4-303717845E3B}">
+  <ds:schemaRefs>
+    <ds:schemaRef ds:uri="http://schemas.openxmlformats.org/officeDocument/2006/bibliography"/>
+  </ds:schemaRefs>
+</ds:datastoreItem>
+</file>
+
+<file path=customXml/itemProps3.xml><?xml version="1.0" encoding="utf-8"?>
+<ds:datastoreItem xmlns:ds="http://schemas.openxmlformats.org/officeDocument/2006/customXml" ds:itemID="{2319CDB8-A2CD-412D-8359-13E6B4DF1FF4}">
+  <ds:schemaRefs>
+    <ds:schemaRef ds:uri="http://schemas.microsoft.com/office/2006/metadata/properties"/>
+    <ds:schemaRef ds:uri="http://schemas.microsoft.com/office/infopath/2007/PartnerControls"/>
+    <ds:schemaRef ds:uri="a1b10758-7132-46a4-a2fe-7a2cf46f51f4"/>
+    <ds:schemaRef ds:uri="f7d9f5a6-831d-4621-8c77-cbcaf993e406"/>
+  </ds:schemaRefs>
+</ds:datastoreItem>
+</file>
+
+<file path=customXml/itemProps4.xml><?xml version="1.0" encoding="utf-8"?>
 <ds:datastoreItem xmlns:ds="http://schemas.openxmlformats.org/officeDocument/2006/customXml" ds:itemID="{41546E4A-837A-4BEF-A4B8-FFD4EAB4E855}">
   <ds:schemaRefs>
     <ds:schemaRef ds:uri="http://schemas.microsoft.com/office/2006/metadata/contentType"/>
@@ -9708,23 +6310,4 @@
     <ds:schemaRef ds:uri="http://schemas.microsoft.com/internal/obd"/>
   </ds:schemaRefs>
 </ds:datastoreItem>
-</file>
-
-<file path=customXml/itemProps3.xml><?xml version="1.0" encoding="utf-8"?>
-<ds:datastoreItem xmlns:ds="http://schemas.openxmlformats.org/officeDocument/2006/customXml" ds:itemID="{2319CDB8-A2CD-412D-8359-13E6B4DF1FF4}">
-  <ds:schemaRefs>
-    <ds:schemaRef ds:uri="http://schemas.microsoft.com/office/2006/metadata/properties"/>
-    <ds:schemaRef ds:uri="http://schemas.microsoft.com/office/infopath/2007/PartnerControls"/>
-    <ds:schemaRef ds:uri="a1b10758-7132-46a4-a2fe-7a2cf46f51f4"/>
-    <ds:schemaRef ds:uri="f7d9f5a6-831d-4621-8c77-cbcaf993e406"/>
-  </ds:schemaRefs>
-</ds:datastoreItem>
-</file>
-
-<file path=customXml/itemProps4.xml><?xml version="1.0" encoding="utf-8"?>
-<ds:datastoreItem xmlns:ds="http://schemas.openxmlformats.org/officeDocument/2006/customXml" ds:itemID="{C8C35155-3E6A-4058-B6E4-303717845E3B}">
-  <ds:schemaRefs>
-    <ds:schemaRef ds:uri="http://schemas.openxmlformats.org/officeDocument/2006/bibliography"/>
-  </ds:schemaRefs>
-</ds:datastoreItem>
 </file>
--- a/doc/Shoot-me-up-Rapport-EstebanEscher.docx
+++ b/doc/Shoot-me-up-Rapport-EstebanEscher.docx
@@ -5,14 +5,21 @@
     <w:p>
       <w:pPr>
         <w:pStyle w:val="Titre"/>
-      </w:pPr>
-      <w:r>
-        <w:t>Shoot’Em Up</w:t>
+        <w:ind w:left="709"/>
+      </w:pPr>
+      <w:proofErr w:type="spellStart"/>
+      <w:r>
+        <w:t>Shoot’Em</w:t>
+      </w:r>
+      <w:proofErr w:type="spellEnd"/>
+      <w:r>
+        <w:t xml:space="preserve"> Up</w:t>
       </w:r>
     </w:p>
     <w:p>
       <w:pPr>
         <w:spacing w:before="2400"/>
+        <w:ind w:left="426"/>
         <w:jc w:val="center"/>
         <w:rPr>
           <w:rFonts w:cs="Arial"/>
@@ -28,10 +35,10 @@
           <w:szCs w:val="22"/>
         </w:rPr>
         <w:drawing>
-          <wp:inline distT="0" distB="0" distL="0" distR="0" wp14:anchorId="6056B6CE" wp14:editId="79AFF970">
-            <wp:extent cx="3134995" cy="2558415"/>
-            <wp:effectExtent l="19050" t="0" r="8255" b="0"/>
-            <wp:docPr id="3" name="Image 3"/>
+          <wp:inline distT="0" distB="0" distL="0" distR="0" wp14:anchorId="7740C95D" wp14:editId="0B6A8DAC">
+            <wp:extent cx="5759450" cy="2872740"/>
+            <wp:effectExtent l="0" t="0" r="0" b="3810"/>
+            <wp:docPr id="359637938" name="Image 1"/>
             <wp:cNvGraphicFramePr>
               <a:graphicFrameLocks xmlns:a="http://schemas.openxmlformats.org/drawingml/2006/main" noChangeAspect="1"/>
             </wp:cNvGraphicFramePr>
@@ -39,33 +46,23 @@
               <a:graphicData uri="http://schemas.openxmlformats.org/drawingml/2006/picture">
                 <pic:pic xmlns:pic="http://schemas.openxmlformats.org/drawingml/2006/picture">
                   <pic:nvPicPr>
-                    <pic:cNvPr id="0" name="Picture 3"/>
-                    <pic:cNvPicPr>
-                      <a:picLocks noChangeAspect="1" noChangeArrowheads="1"/>
-                    </pic:cNvPicPr>
+                    <pic:cNvPr id="359637938" name=""/>
+                    <pic:cNvPicPr/>
                   </pic:nvPicPr>
                   <pic:blipFill>
-                    <a:blip r:embed="rId11" cstate="print"/>
-                    <a:srcRect/>
+                    <a:blip r:embed="rId11"/>
                     <a:stretch>
                       <a:fillRect/>
                     </a:stretch>
                   </pic:blipFill>
-                  <pic:spPr bwMode="auto">
+                  <pic:spPr>
                     <a:xfrm>
                       <a:off x="0" y="0"/>
-                      <a:ext cx="3134995" cy="2558415"/>
+                      <a:ext cx="5759450" cy="2872740"/>
                     </a:xfrm>
                     <a:prstGeom prst="rect">
                       <a:avLst/>
                     </a:prstGeom>
-                    <a:noFill/>
-                    <a:ln w="9525">
-                      <a:noFill/>
-                      <a:miter lim="800000"/>
-                      <a:headEnd/>
-                      <a:tailEnd/>
-                    </a:ln>
                   </pic:spPr>
                 </pic:pic>
               </a:graphicData>
@@ -76,60 +73,51 @@
     </w:p>
     <w:p>
       <w:pPr>
+        <w:spacing w:before="2000"/>
+        <w:ind w:left="709"/>
         <w:jc w:val="center"/>
       </w:pPr>
       <w:r>
-        <w:t>(</w:t>
-      </w:r>
-      <w:r>
-        <w:t>Une</w:t>
-      </w:r>
-      <w:r>
-        <w:t xml:space="preserve"> image originale représentant le projet)</w:t>
-      </w:r>
-    </w:p>
-    <w:p>
-      <w:pPr>
-        <w:spacing w:before="2000"/>
+        <w:t>Esteban Escher</w:t>
+      </w:r>
+      <w:r>
+        <w:t xml:space="preserve"> – C</w:t>
+      </w:r>
+      <w:r>
+        <w:t>ID2B</w:t>
+      </w:r>
+    </w:p>
+    <w:p>
+      <w:pPr>
+        <w:ind w:left="709"/>
         <w:jc w:val="center"/>
       </w:pPr>
       <w:r>
-        <w:t>Esteban Escher</w:t>
-      </w:r>
-      <w:r>
-        <w:t xml:space="preserve"> – C</w:t>
-      </w:r>
-      <w:r>
-        <w:t>ID2B</w:t>
-      </w:r>
-    </w:p>
-    <w:p>
-      <w:pPr>
+        <w:t>Lausanne, Vennes</w:t>
+      </w:r>
+    </w:p>
+    <w:p>
+      <w:pPr>
+        <w:ind w:left="709"/>
         <w:jc w:val="center"/>
       </w:pPr>
       <w:r>
-        <w:t>Lausanne, Vennes</w:t>
-      </w:r>
-    </w:p>
-    <w:p>
-      <w:pPr>
+        <w:t>32 périodes</w:t>
+      </w:r>
+    </w:p>
+    <w:p>
+      <w:pPr>
+        <w:ind w:left="709"/>
         <w:jc w:val="center"/>
       </w:pPr>
       <w:r>
-        <w:t>32 périodes</w:t>
-      </w:r>
-    </w:p>
-    <w:p>
-      <w:pPr>
-        <w:jc w:val="center"/>
-      </w:pPr>
-      <w:r>
         <w:t>Xavier Carrel</w:t>
       </w:r>
     </w:p>
     <w:p>
       <w:pPr>
         <w:pStyle w:val="Titre"/>
+        <w:ind w:left="709"/>
       </w:pPr>
       <w:r>
         <w:br w:type="page"/>
@@ -141,139 +129,9 @@
     </w:p>
     <w:p>
       <w:pPr>
-        <w:pStyle w:val="TM10"/>
-        <w:tabs>
-          <w:tab w:val="left" w:pos="600"/>
-          <w:tab w:val="right" w:leader="dot" w:pos="9060"/>
-        </w:tabs>
-        <w:rPr>
-          <w:rFonts w:eastAsiaTheme="minorEastAsia" w:cstheme="minorBidi"/>
-          <w:b w:val="0"/>
-          <w:bCs w:val="0"/>
-          <w:caps w:val="0"/>
-          <w:noProof/>
-          <w:kern w:val="2"/>
-          <w:sz w:val="24"/>
-          <w:szCs w:val="24"/>
-          <w14:ligatures w14:val="standardContextual"/>
-        </w:rPr>
-      </w:pPr>
-      <w:r>
-        <w:rPr>
-          <w:rFonts w:cs="Arial"/>
-          <w:i/>
-          <w:iCs/>
-          <w:caps w:val="0"/>
-          <w:sz w:val="22"/>
-          <w:szCs w:val="22"/>
-        </w:rPr>
-        <w:fldChar w:fldCharType="begin"/>
-      </w:r>
-      <w:r>
-        <w:rPr>
-          <w:rFonts w:cs="Arial"/>
-          <w:i/>
-          <w:iCs/>
-          <w:caps w:val="0"/>
-          <w:sz w:val="22"/>
-          <w:szCs w:val="22"/>
-        </w:rPr>
-        <w:instrText xml:space="preserve"> TOC \o "1-3" \h \z \u </w:instrText>
-      </w:r>
-      <w:r>
-        <w:rPr>
-          <w:rFonts w:cs="Arial"/>
-          <w:i/>
-          <w:iCs/>
-          <w:caps w:val="0"/>
-          <w:sz w:val="22"/>
-          <w:szCs w:val="22"/>
-        </w:rPr>
-        <w:fldChar w:fldCharType="separate"/>
-      </w:r>
-      <w:hyperlink w:anchor="_Toc240025333" w:history="1">
-        <w:r>
-          <w:rPr>
-            <w:rStyle w:val="Lienhypertexte"/>
-            <w:noProof/>
-          </w:rPr>
-          <w:t>1.</w:t>
-        </w:r>
-        <w:r>
-          <w:rPr>
-            <w:rFonts w:eastAsiaTheme="minorEastAsia" w:cstheme="minorBidi"/>
-            <w:b w:val="0"/>
-            <w:bCs w:val="0"/>
-            <w:caps w:val="0"/>
-            <w:noProof/>
-            <w:kern w:val="2"/>
-            <w:sz w:val="24"/>
-            <w:szCs w:val="24"/>
-            <w14:ligatures w14:val="standardContextual"/>
-          </w:rPr>
-          <w:tab/>
-        </w:r>
-        <w:r>
-          <w:rPr>
-            <w:rStyle w:val="Lienhypertexte"/>
-            <w:noProof/>
-          </w:rPr>
-          <w:t>Introduction</w:t>
-        </w:r>
-        <w:r>
-          <w:rPr>
-            <w:noProof/>
-            <w:webHidden/>
-          </w:rPr>
-          <w:tab/>
-        </w:r>
-        <w:r>
-          <w:rPr>
-            <w:noProof/>
-            <w:webHidden/>
-          </w:rPr>
-          <w:fldChar w:fldCharType="begin"/>
-        </w:r>
-        <w:r>
-          <w:rPr>
-            <w:noProof/>
-            <w:webHidden/>
-          </w:rPr>
-          <w:instrText xml:space="preserve"> PAGEREF _Toc240025333 \h </w:instrText>
-        </w:r>
-        <w:r>
-          <w:rPr>
-            <w:noProof/>
-            <w:webHidden/>
-          </w:rPr>
-        </w:r>
-        <w:r>
-          <w:rPr>
-            <w:noProof/>
-            <w:webHidden/>
-          </w:rPr>
-          <w:fldChar w:fldCharType="separate"/>
-        </w:r>
-        <w:r>
-          <w:rPr>
-            <w:noProof/>
-            <w:webHidden/>
-          </w:rPr>
-          <w:t>3</w:t>
-        </w:r>
-        <w:r>
-          <w:rPr>
-            <w:noProof/>
-            <w:webHidden/>
-          </w:rPr>
-          <w:fldChar w:fldCharType="end"/>
-        </w:r>
-      </w:hyperlink>
-    </w:p>
-    <w:p>
-      <w:pPr>
         <w:pStyle w:val="TM2"/>
         <w:tabs>
+          <w:tab w:val="left" w:pos="800"/>
           <w:tab w:val="right" w:leader="dot" w:pos="9060"/>
         </w:tabs>
         <w:rPr>
@@ -286,12 +144,161 @@
           <w14:ligatures w14:val="standardContextual"/>
         </w:rPr>
       </w:pPr>
-      <w:hyperlink w:anchor="_Toc240025334" w:history="1">
+      <w:r>
+        <w:rPr>
+          <w:rFonts w:cs="Arial"/>
+          <w:b/>
+          <w:bCs/>
+          <w:i/>
+          <w:iCs/>
+          <w:sz w:val="22"/>
+          <w:szCs w:val="22"/>
+        </w:rPr>
+        <w:fldChar w:fldCharType="begin"/>
+      </w:r>
+      <w:r>
+        <w:rPr>
+          <w:rFonts w:cs="Arial"/>
+          <w:i/>
+          <w:iCs/>
+          <w:sz w:val="22"/>
+          <w:szCs w:val="22"/>
+        </w:rPr>
+        <w:instrText xml:space="preserve"> TOC \o "1-3" \h \z \u </w:instrText>
+      </w:r>
+      <w:r>
+        <w:rPr>
+          <w:rFonts w:cs="Arial"/>
+          <w:b/>
+          <w:bCs/>
+          <w:i/>
+          <w:iCs/>
+          <w:sz w:val="22"/>
+          <w:szCs w:val="22"/>
+        </w:rPr>
+        <w:fldChar w:fldCharType="separate"/>
+      </w:r>
+      <w:hyperlink w:anchor="_Toc244269416" w:history="1">
         <w:r>
           <w:rPr>
             <w:rStyle w:val="Lienhypertexte"/>
             <w:noProof/>
           </w:rPr>
+          <w:t>1.</w:t>
+        </w:r>
+        <w:r>
+          <w:rPr>
+            <w:rFonts w:eastAsiaTheme="minorEastAsia" w:cstheme="minorBidi"/>
+            <w:smallCaps w:val="0"/>
+            <w:noProof/>
+            <w:kern w:val="2"/>
+            <w:sz w:val="24"/>
+            <w:szCs w:val="24"/>
+            <w14:ligatures w14:val="standardContextual"/>
+          </w:rPr>
+          <w:tab/>
+        </w:r>
+        <w:r>
+          <w:rPr>
+            <w:rStyle w:val="Lienhypertexte"/>
+            <w:noProof/>
+          </w:rPr>
+          <w:t>Introduction</w:t>
+        </w:r>
+        <w:r>
+          <w:rPr>
+            <w:noProof/>
+            <w:webHidden/>
+          </w:rPr>
+          <w:tab/>
+        </w:r>
+        <w:r>
+          <w:rPr>
+            <w:noProof/>
+            <w:webHidden/>
+          </w:rPr>
+          <w:fldChar w:fldCharType="begin"/>
+        </w:r>
+        <w:r>
+          <w:rPr>
+            <w:noProof/>
+            <w:webHidden/>
+          </w:rPr>
+          <w:instrText xml:space="preserve"> PAGEREF _Toc244269416 \h </w:instrText>
+        </w:r>
+        <w:r>
+          <w:rPr>
+            <w:noProof/>
+            <w:webHidden/>
+          </w:rPr>
+        </w:r>
+        <w:r>
+          <w:rPr>
+            <w:noProof/>
+            <w:webHidden/>
+          </w:rPr>
+          <w:fldChar w:fldCharType="separate"/>
+        </w:r>
+        <w:r>
+          <w:rPr>
+            <w:noProof/>
+            <w:webHidden/>
+          </w:rPr>
+          <w:t>3</w:t>
+        </w:r>
+        <w:r>
+          <w:rPr>
+            <w:noProof/>
+            <w:webHidden/>
+          </w:rPr>
+          <w:fldChar w:fldCharType="end"/>
+        </w:r>
+      </w:hyperlink>
+    </w:p>
+    <w:p>
+      <w:pPr>
+        <w:pStyle w:val="TM3"/>
+        <w:tabs>
+          <w:tab w:val="left" w:pos="1200"/>
+          <w:tab w:val="right" w:leader="dot" w:pos="9060"/>
+        </w:tabs>
+        <w:rPr>
+          <w:rFonts w:eastAsiaTheme="minorEastAsia" w:cstheme="minorBidi"/>
+          <w:i w:val="0"/>
+          <w:iCs w:val="0"/>
+          <w:noProof/>
+          <w:kern w:val="2"/>
+          <w:sz w:val="24"/>
+          <w:szCs w:val="24"/>
+          <w14:ligatures w14:val="standardContextual"/>
+        </w:rPr>
+      </w:pPr>
+      <w:hyperlink w:anchor="_Toc244269417" w:history="1">
+        <w:r>
+          <w:rPr>
+            <w:rStyle w:val="Lienhypertexte"/>
+            <w:noProof/>
+          </w:rPr>
+          <w:t>1.1.1</w:t>
+        </w:r>
+        <w:r>
+          <w:rPr>
+            <w:rFonts w:eastAsiaTheme="minorEastAsia" w:cstheme="minorBidi"/>
+            <w:i w:val="0"/>
+            <w:iCs w:val="0"/>
+            <w:noProof/>
+            <w:kern w:val="2"/>
+            <w:sz w:val="24"/>
+            <w:szCs w:val="24"/>
+            <w14:ligatures w14:val="standardContextual"/>
+          </w:rPr>
+          <w:tab/>
+        </w:r>
+        <w:r>
+          <w:rPr>
+            <w:rStyle w:val="Lienhypertexte"/>
+            <w:noProof/>
+          </w:rPr>
           <w:t>Titre</w:t>
         </w:r>
         <w:r>
@@ -313,7 +320,199 @@
             <w:noProof/>
             <w:webHidden/>
           </w:rPr>
-          <w:instrText xml:space="preserve"> PAGEREF _Toc240025334 \h </w:instrText>
+          <w:instrText xml:space="preserve"> PAGEREF _Toc244269417 \h </w:instrText>
+        </w:r>
+        <w:r>
+          <w:rPr>
+            <w:noProof/>
+            <w:webHidden/>
+          </w:rPr>
+        </w:r>
+        <w:r>
+          <w:rPr>
+            <w:noProof/>
+            <w:webHidden/>
+          </w:rPr>
+          <w:fldChar w:fldCharType="separate"/>
+        </w:r>
+        <w:r>
+          <w:rPr>
+            <w:noProof/>
+            <w:webHidden/>
+          </w:rPr>
+          <w:t>3</w:t>
+        </w:r>
+        <w:r>
+          <w:rPr>
+            <w:noProof/>
+            <w:webHidden/>
+          </w:rPr>
+          <w:fldChar w:fldCharType="end"/>
+        </w:r>
+      </w:hyperlink>
+    </w:p>
+    <w:p>
+      <w:pPr>
+        <w:pStyle w:val="TM3"/>
+        <w:tabs>
+          <w:tab w:val="left" w:pos="1200"/>
+          <w:tab w:val="right" w:leader="dot" w:pos="9060"/>
+        </w:tabs>
+        <w:rPr>
+          <w:rFonts w:eastAsiaTheme="minorEastAsia" w:cstheme="minorBidi"/>
+          <w:i w:val="0"/>
+          <w:iCs w:val="0"/>
+          <w:noProof/>
+          <w:kern w:val="2"/>
+          <w:sz w:val="24"/>
+          <w:szCs w:val="24"/>
+          <w14:ligatures w14:val="standardContextual"/>
+        </w:rPr>
+      </w:pPr>
+      <w:hyperlink w:anchor="_Toc244269418" w:history="1">
+        <w:r>
+          <w:rPr>
+            <w:rStyle w:val="Lienhypertexte"/>
+            <w:noProof/>
+          </w:rPr>
+          <w:t>1.1.2</w:t>
+        </w:r>
+        <w:r>
+          <w:rPr>
+            <w:rFonts w:eastAsiaTheme="minorEastAsia" w:cstheme="minorBidi"/>
+            <w:i w:val="0"/>
+            <w:iCs w:val="0"/>
+            <w:noProof/>
+            <w:kern w:val="2"/>
+            <w:sz w:val="24"/>
+            <w:szCs w:val="24"/>
+            <w14:ligatures w14:val="standardContextual"/>
+          </w:rPr>
+          <w:tab/>
+        </w:r>
+        <w:r>
+          <w:rPr>
+            <w:rStyle w:val="Lienhypertexte"/>
+            <w:noProof/>
+          </w:rPr>
+          <w:t>Objectifs produits</w:t>
+        </w:r>
+        <w:r>
+          <w:rPr>
+            <w:noProof/>
+            <w:webHidden/>
+          </w:rPr>
+          <w:tab/>
+        </w:r>
+        <w:r>
+          <w:rPr>
+            <w:noProof/>
+            <w:webHidden/>
+          </w:rPr>
+          <w:fldChar w:fldCharType="begin"/>
+        </w:r>
+        <w:r>
+          <w:rPr>
+            <w:noProof/>
+            <w:webHidden/>
+          </w:rPr>
+          <w:instrText xml:space="preserve"> PAGEREF _Toc244269418 \h </w:instrText>
+        </w:r>
+        <w:r>
+          <w:rPr>
+            <w:noProof/>
+            <w:webHidden/>
+          </w:rPr>
+        </w:r>
+        <w:r>
+          <w:rPr>
+            <w:noProof/>
+            <w:webHidden/>
+          </w:rPr>
+          <w:fldChar w:fldCharType="separate"/>
+        </w:r>
+        <w:r>
+          <w:rPr>
+            <w:noProof/>
+            <w:webHidden/>
+          </w:rPr>
+          <w:t>3</w:t>
+        </w:r>
+        <w:r>
+          <w:rPr>
+            <w:noProof/>
+            <w:webHidden/>
+          </w:rPr>
+          <w:fldChar w:fldCharType="end"/>
+        </w:r>
+      </w:hyperlink>
+    </w:p>
+    <w:p>
+      <w:pPr>
+        <w:pStyle w:val="TM3"/>
+        <w:tabs>
+          <w:tab w:val="left" w:pos="1200"/>
+          <w:tab w:val="right" w:leader="dot" w:pos="9060"/>
+        </w:tabs>
+        <w:rPr>
+          <w:rFonts w:eastAsiaTheme="minorEastAsia" w:cstheme="minorBidi"/>
+          <w:i w:val="0"/>
+          <w:iCs w:val="0"/>
+          <w:noProof/>
+          <w:kern w:val="2"/>
+          <w:sz w:val="24"/>
+          <w:szCs w:val="24"/>
+          <w14:ligatures w14:val="standardContextual"/>
+        </w:rPr>
+      </w:pPr>
+      <w:hyperlink w:anchor="_Toc244269419" w:history="1">
+        <w:r>
+          <w:rPr>
+            <w:rStyle w:val="Lienhypertexte"/>
+            <w:noProof/>
+          </w:rPr>
+          <w:t>1.1.3</w:t>
+        </w:r>
+        <w:r>
+          <w:rPr>
+            <w:rFonts w:eastAsiaTheme="minorEastAsia" w:cstheme="minorBidi"/>
+            <w:i w:val="0"/>
+            <w:iCs w:val="0"/>
+            <w:noProof/>
+            <w:kern w:val="2"/>
+            <w:sz w:val="24"/>
+            <w:szCs w:val="24"/>
+            <w14:ligatures w14:val="standardContextual"/>
+          </w:rPr>
+          <w:tab/>
+        </w:r>
+        <w:r>
+          <w:rPr>
+            <w:rStyle w:val="Lienhypertexte"/>
+            <w:noProof/>
+          </w:rPr>
+          <w:t>Objectifs pédagogiques</w:t>
+        </w:r>
+        <w:r>
+          <w:rPr>
+            <w:noProof/>
+            <w:webHidden/>
+          </w:rPr>
+          <w:tab/>
+        </w:r>
+        <w:r>
+          <w:rPr>
+            <w:noProof/>
+            <w:webHidden/>
+          </w:rPr>
+          <w:fldChar w:fldCharType="begin"/>
+        </w:r>
+        <w:r>
+          <w:rPr>
+            <w:noProof/>
+            <w:webHidden/>
+          </w:rPr>
+          <w:instrText xml:space="preserve"> PAGEREF _Toc244269419 \h </w:instrText>
         </w:r>
         <w:r>
           <w:rPr>
@@ -348,6 +547,7 @@
       <w:pPr>
         <w:pStyle w:val="TM2"/>
         <w:tabs>
+          <w:tab w:val="left" w:pos="800"/>
           <w:tab w:val="right" w:leader="dot" w:pos="9060"/>
         </w:tabs>
         <w:rPr>
@@ -360,23 +560,42 @@
           <w14:ligatures w14:val="standardContextual"/>
         </w:rPr>
       </w:pPr>
-      <w:hyperlink w:anchor="_Toc240025335" w:history="1">
+      <w:hyperlink w:anchor="_Toc244269420" w:history="1">
         <w:r>
           <w:rPr>
             <w:rStyle w:val="Lienhypertexte"/>
             <w:noProof/>
           </w:rPr>
-          <w:t>Objectifs produits</w:t>
-        </w:r>
-        <w:r>
-          <w:rPr>
-            <w:noProof/>
-            <w:webHidden/>
+          <w:t>2.</w:t>
+        </w:r>
+        <w:r>
+          <w:rPr>
+            <w:rFonts w:eastAsiaTheme="minorEastAsia" w:cstheme="minorBidi"/>
+            <w:smallCaps w:val="0"/>
+            <w:noProof/>
+            <w:kern w:val="2"/>
+            <w:sz w:val="24"/>
+            <w:szCs w:val="24"/>
+            <w14:ligatures w14:val="standardContextual"/>
           </w:rPr>
           <w:tab/>
         </w:r>
         <w:r>
           <w:rPr>
+            <w:rStyle w:val="Lienhypertexte"/>
+            <w:noProof/>
+          </w:rPr>
+          <w:t>Analyse</w:t>
+        </w:r>
+        <w:r>
+          <w:rPr>
+            <w:noProof/>
+            <w:webHidden/>
+          </w:rPr>
+          <w:tab/>
+        </w:r>
+        <w:r>
+          <w:rPr>
             <w:noProof/>
             <w:webHidden/>
           </w:rPr>
@@ -387,7 +606,7 @@
             <w:noProof/>
             <w:webHidden/>
           </w:rPr>
-          <w:instrText xml:space="preserve"> PAGEREF _Toc240025335 \h </w:instrText>
+          <w:instrText xml:space="preserve"> PAGEREF _Toc244269420 \h </w:instrText>
         </w:r>
         <w:r>
           <w:rPr>
@@ -408,6 +627,582 @@
             <w:webHidden/>
           </w:rPr>
           <w:t>3</w:t>
+        </w:r>
+        <w:r>
+          <w:rPr>
+            <w:noProof/>
+            <w:webHidden/>
+          </w:rPr>
+          <w:fldChar w:fldCharType="end"/>
+        </w:r>
+      </w:hyperlink>
+    </w:p>
+    <w:p>
+      <w:pPr>
+        <w:pStyle w:val="TM3"/>
+        <w:tabs>
+          <w:tab w:val="left" w:pos="1200"/>
+          <w:tab w:val="right" w:leader="dot" w:pos="9060"/>
+        </w:tabs>
+        <w:rPr>
+          <w:rFonts w:eastAsiaTheme="minorEastAsia" w:cstheme="minorBidi"/>
+          <w:i w:val="0"/>
+          <w:iCs w:val="0"/>
+          <w:noProof/>
+          <w:kern w:val="2"/>
+          <w:sz w:val="24"/>
+          <w:szCs w:val="24"/>
+          <w14:ligatures w14:val="standardContextual"/>
+        </w:rPr>
+      </w:pPr>
+      <w:hyperlink w:anchor="_Toc244269421" w:history="1">
+        <w:r>
+          <w:rPr>
+            <w:rStyle w:val="Lienhypertexte"/>
+            <w:noProof/>
+          </w:rPr>
+          <w:t>1.1.4</w:t>
+        </w:r>
+        <w:r>
+          <w:rPr>
+            <w:rFonts w:eastAsiaTheme="minorEastAsia" w:cstheme="minorBidi"/>
+            <w:i w:val="0"/>
+            <w:iCs w:val="0"/>
+            <w:noProof/>
+            <w:kern w:val="2"/>
+            <w:sz w:val="24"/>
+            <w:szCs w:val="24"/>
+            <w14:ligatures w14:val="standardContextual"/>
+          </w:rPr>
+          <w:tab/>
+        </w:r>
+        <w:r>
+          <w:rPr>
+            <w:rStyle w:val="Lienhypertexte"/>
+            <w:noProof/>
+          </w:rPr>
+          <w:t>#1 — US1: Déplacement du joueur</w:t>
+        </w:r>
+        <w:r>
+          <w:rPr>
+            <w:noProof/>
+            <w:webHidden/>
+          </w:rPr>
+          <w:tab/>
+        </w:r>
+        <w:r>
+          <w:rPr>
+            <w:noProof/>
+            <w:webHidden/>
+          </w:rPr>
+          <w:fldChar w:fldCharType="begin"/>
+        </w:r>
+        <w:r>
+          <w:rPr>
+            <w:noProof/>
+            <w:webHidden/>
+          </w:rPr>
+          <w:instrText xml:space="preserve"> PAGEREF _Toc244269421 \h </w:instrText>
+        </w:r>
+        <w:r>
+          <w:rPr>
+            <w:noProof/>
+            <w:webHidden/>
+          </w:rPr>
+        </w:r>
+        <w:r>
+          <w:rPr>
+            <w:noProof/>
+            <w:webHidden/>
+          </w:rPr>
+          <w:fldChar w:fldCharType="separate"/>
+        </w:r>
+        <w:r>
+          <w:rPr>
+            <w:noProof/>
+            <w:webHidden/>
+          </w:rPr>
+          <w:t>3</w:t>
+        </w:r>
+        <w:r>
+          <w:rPr>
+            <w:noProof/>
+            <w:webHidden/>
+          </w:rPr>
+          <w:fldChar w:fldCharType="end"/>
+        </w:r>
+      </w:hyperlink>
+    </w:p>
+    <w:p>
+      <w:pPr>
+        <w:pStyle w:val="TM3"/>
+        <w:tabs>
+          <w:tab w:val="left" w:pos="1200"/>
+          <w:tab w:val="right" w:leader="dot" w:pos="9060"/>
+        </w:tabs>
+        <w:rPr>
+          <w:rFonts w:eastAsiaTheme="minorEastAsia" w:cstheme="minorBidi"/>
+          <w:i w:val="0"/>
+          <w:iCs w:val="0"/>
+          <w:noProof/>
+          <w:kern w:val="2"/>
+          <w:sz w:val="24"/>
+          <w:szCs w:val="24"/>
+          <w14:ligatures w14:val="standardContextual"/>
+        </w:rPr>
+      </w:pPr>
+      <w:hyperlink w:anchor="_Toc244269422" w:history="1">
+        <w:r>
+          <w:rPr>
+            <w:rStyle w:val="Lienhypertexte"/>
+            <w:noProof/>
+          </w:rPr>
+          <w:t>1.1.5</w:t>
+        </w:r>
+        <w:r>
+          <w:rPr>
+            <w:rFonts w:eastAsiaTheme="minorEastAsia" w:cstheme="minorBidi"/>
+            <w:i w:val="0"/>
+            <w:iCs w:val="0"/>
+            <w:noProof/>
+            <w:kern w:val="2"/>
+            <w:sz w:val="24"/>
+            <w:szCs w:val="24"/>
+            <w14:ligatures w14:val="standardContextual"/>
+          </w:rPr>
+          <w:tab/>
+        </w:r>
+        <w:r>
+          <w:rPr>
+            <w:rStyle w:val="Lienhypertexte"/>
+            <w:noProof/>
+          </w:rPr>
+          <w:t>#2 — US2 : Création des ennemis</w:t>
+        </w:r>
+        <w:r>
+          <w:rPr>
+            <w:noProof/>
+            <w:webHidden/>
+          </w:rPr>
+          <w:tab/>
+        </w:r>
+        <w:r>
+          <w:rPr>
+            <w:noProof/>
+            <w:webHidden/>
+          </w:rPr>
+          <w:fldChar w:fldCharType="begin"/>
+        </w:r>
+        <w:r>
+          <w:rPr>
+            <w:noProof/>
+            <w:webHidden/>
+          </w:rPr>
+          <w:instrText xml:space="preserve"> PAGEREF _Toc244269422 \h </w:instrText>
+        </w:r>
+        <w:r>
+          <w:rPr>
+            <w:noProof/>
+            <w:webHidden/>
+          </w:rPr>
+        </w:r>
+        <w:r>
+          <w:rPr>
+            <w:noProof/>
+            <w:webHidden/>
+          </w:rPr>
+          <w:fldChar w:fldCharType="separate"/>
+        </w:r>
+        <w:r>
+          <w:rPr>
+            <w:noProof/>
+            <w:webHidden/>
+          </w:rPr>
+          <w:t>5</w:t>
+        </w:r>
+        <w:r>
+          <w:rPr>
+            <w:noProof/>
+            <w:webHidden/>
+          </w:rPr>
+          <w:fldChar w:fldCharType="end"/>
+        </w:r>
+      </w:hyperlink>
+    </w:p>
+    <w:p>
+      <w:pPr>
+        <w:pStyle w:val="TM3"/>
+        <w:tabs>
+          <w:tab w:val="left" w:pos="1200"/>
+          <w:tab w:val="right" w:leader="dot" w:pos="9060"/>
+        </w:tabs>
+        <w:rPr>
+          <w:rFonts w:eastAsiaTheme="minorEastAsia" w:cstheme="minorBidi"/>
+          <w:i w:val="0"/>
+          <w:iCs w:val="0"/>
+          <w:noProof/>
+          <w:kern w:val="2"/>
+          <w:sz w:val="24"/>
+          <w:szCs w:val="24"/>
+          <w14:ligatures w14:val="standardContextual"/>
+        </w:rPr>
+      </w:pPr>
+      <w:hyperlink w:anchor="_Toc244269423" w:history="1">
+        <w:r>
+          <w:rPr>
+            <w:rStyle w:val="Lienhypertexte"/>
+            <w:noProof/>
+          </w:rPr>
+          <w:t>1.1.6</w:t>
+        </w:r>
+        <w:r>
+          <w:rPr>
+            <w:rFonts w:eastAsiaTheme="minorEastAsia" w:cstheme="minorBidi"/>
+            <w:i w:val="0"/>
+            <w:iCs w:val="0"/>
+            <w:noProof/>
+            <w:kern w:val="2"/>
+            <w:sz w:val="24"/>
+            <w:szCs w:val="24"/>
+            <w14:ligatures w14:val="standardContextual"/>
+          </w:rPr>
+          <w:tab/>
+        </w:r>
+        <w:r>
+          <w:rPr>
+            <w:rStyle w:val="Lienhypertexte"/>
+            <w:noProof/>
+          </w:rPr>
+          <w:t>#3 — US3: Tirer</w:t>
+        </w:r>
+        <w:r>
+          <w:rPr>
+            <w:noProof/>
+            <w:webHidden/>
+          </w:rPr>
+          <w:tab/>
+        </w:r>
+        <w:r>
+          <w:rPr>
+            <w:noProof/>
+            <w:webHidden/>
+          </w:rPr>
+          <w:fldChar w:fldCharType="begin"/>
+        </w:r>
+        <w:r>
+          <w:rPr>
+            <w:noProof/>
+            <w:webHidden/>
+          </w:rPr>
+          <w:instrText xml:space="preserve"> PAGEREF _Toc244269423 \h </w:instrText>
+        </w:r>
+        <w:r>
+          <w:rPr>
+            <w:noProof/>
+            <w:webHidden/>
+          </w:rPr>
+        </w:r>
+        <w:r>
+          <w:rPr>
+            <w:noProof/>
+            <w:webHidden/>
+          </w:rPr>
+          <w:fldChar w:fldCharType="separate"/>
+        </w:r>
+        <w:r>
+          <w:rPr>
+            <w:noProof/>
+            <w:webHidden/>
+          </w:rPr>
+          <w:t>6</w:t>
+        </w:r>
+        <w:r>
+          <w:rPr>
+            <w:noProof/>
+            <w:webHidden/>
+          </w:rPr>
+          <w:fldChar w:fldCharType="end"/>
+        </w:r>
+      </w:hyperlink>
+    </w:p>
+    <w:p>
+      <w:pPr>
+        <w:pStyle w:val="TM3"/>
+        <w:tabs>
+          <w:tab w:val="left" w:pos="1200"/>
+          <w:tab w:val="right" w:leader="dot" w:pos="9060"/>
+        </w:tabs>
+        <w:rPr>
+          <w:rFonts w:eastAsiaTheme="minorEastAsia" w:cstheme="minorBidi"/>
+          <w:i w:val="0"/>
+          <w:iCs w:val="0"/>
+          <w:noProof/>
+          <w:kern w:val="2"/>
+          <w:sz w:val="24"/>
+          <w:szCs w:val="24"/>
+          <w14:ligatures w14:val="standardContextual"/>
+        </w:rPr>
+      </w:pPr>
+      <w:hyperlink w:anchor="_Toc244269424" w:history="1">
+        <w:r>
+          <w:rPr>
+            <w:rStyle w:val="Lienhypertexte"/>
+            <w:noProof/>
+          </w:rPr>
+          <w:t>1.1.7</w:t>
+        </w:r>
+        <w:r>
+          <w:rPr>
+            <w:rFonts w:eastAsiaTheme="minorEastAsia" w:cstheme="minorBidi"/>
+            <w:i w:val="0"/>
+            <w:iCs w:val="0"/>
+            <w:noProof/>
+            <w:kern w:val="2"/>
+            <w:sz w:val="24"/>
+            <w:szCs w:val="24"/>
+            <w14:ligatures w14:val="standardContextual"/>
+          </w:rPr>
+          <w:tab/>
+        </w:r>
+        <w:r>
+          <w:rPr>
+            <w:rStyle w:val="Lienhypertexte"/>
+            <w:noProof/>
+          </w:rPr>
+          <w:t>#4 — US4: Protection</w:t>
+        </w:r>
+        <w:r>
+          <w:rPr>
+            <w:noProof/>
+            <w:webHidden/>
+          </w:rPr>
+          <w:tab/>
+        </w:r>
+        <w:r>
+          <w:rPr>
+            <w:noProof/>
+            <w:webHidden/>
+          </w:rPr>
+          <w:fldChar w:fldCharType="begin"/>
+        </w:r>
+        <w:r>
+          <w:rPr>
+            <w:noProof/>
+            <w:webHidden/>
+          </w:rPr>
+          <w:instrText xml:space="preserve"> PAGEREF _Toc244269424 \h </w:instrText>
+        </w:r>
+        <w:r>
+          <w:rPr>
+            <w:noProof/>
+            <w:webHidden/>
+          </w:rPr>
+        </w:r>
+        <w:r>
+          <w:rPr>
+            <w:noProof/>
+            <w:webHidden/>
+          </w:rPr>
+          <w:fldChar w:fldCharType="separate"/>
+        </w:r>
+        <w:r>
+          <w:rPr>
+            <w:noProof/>
+            <w:webHidden/>
+          </w:rPr>
+          <w:t>7</w:t>
+        </w:r>
+        <w:r>
+          <w:rPr>
+            <w:noProof/>
+            <w:webHidden/>
+          </w:rPr>
+          <w:fldChar w:fldCharType="end"/>
+        </w:r>
+      </w:hyperlink>
+    </w:p>
+    <w:p>
+      <w:pPr>
+        <w:pStyle w:val="TM3"/>
+        <w:tabs>
+          <w:tab w:val="left" w:pos="1200"/>
+          <w:tab w:val="right" w:leader="dot" w:pos="9060"/>
+        </w:tabs>
+        <w:rPr>
+          <w:rFonts w:eastAsiaTheme="minorEastAsia" w:cstheme="minorBidi"/>
+          <w:i w:val="0"/>
+          <w:iCs w:val="0"/>
+          <w:noProof/>
+          <w:kern w:val="2"/>
+          <w:sz w:val="24"/>
+          <w:szCs w:val="24"/>
+          <w14:ligatures w14:val="standardContextual"/>
+        </w:rPr>
+      </w:pPr>
+      <w:hyperlink w:anchor="_Toc244269425" w:history="1">
+        <w:r>
+          <w:rPr>
+            <w:rStyle w:val="Lienhypertexte"/>
+            <w:noProof/>
+          </w:rPr>
+          <w:t>1.1.8</w:t>
+        </w:r>
+        <w:r>
+          <w:rPr>
+            <w:rFonts w:eastAsiaTheme="minorEastAsia" w:cstheme="minorBidi"/>
+            <w:i w:val="0"/>
+            <w:iCs w:val="0"/>
+            <w:noProof/>
+            <w:kern w:val="2"/>
+            <w:sz w:val="24"/>
+            <w:szCs w:val="24"/>
+            <w14:ligatures w14:val="standardContextual"/>
+          </w:rPr>
+          <w:tab/>
+        </w:r>
+        <w:r>
+          <w:rPr>
+            <w:rStyle w:val="Lienhypertexte"/>
+            <w:noProof/>
+          </w:rPr>
+          <w:t>#5 — US5: Vie du joueur</w:t>
+        </w:r>
+        <w:r>
+          <w:rPr>
+            <w:noProof/>
+            <w:webHidden/>
+          </w:rPr>
+          <w:tab/>
+        </w:r>
+        <w:r>
+          <w:rPr>
+            <w:noProof/>
+            <w:webHidden/>
+          </w:rPr>
+          <w:fldChar w:fldCharType="begin"/>
+        </w:r>
+        <w:r>
+          <w:rPr>
+            <w:noProof/>
+            <w:webHidden/>
+          </w:rPr>
+          <w:instrText xml:space="preserve"> PAGEREF _Toc244269425 \h </w:instrText>
+        </w:r>
+        <w:r>
+          <w:rPr>
+            <w:noProof/>
+            <w:webHidden/>
+          </w:rPr>
+        </w:r>
+        <w:r>
+          <w:rPr>
+            <w:noProof/>
+            <w:webHidden/>
+          </w:rPr>
+          <w:fldChar w:fldCharType="separate"/>
+        </w:r>
+        <w:r>
+          <w:rPr>
+            <w:noProof/>
+            <w:webHidden/>
+          </w:rPr>
+          <w:t>8</w:t>
+        </w:r>
+        <w:r>
+          <w:rPr>
+            <w:noProof/>
+            <w:webHidden/>
+          </w:rPr>
+          <w:fldChar w:fldCharType="end"/>
+        </w:r>
+      </w:hyperlink>
+    </w:p>
+    <w:p>
+      <w:pPr>
+        <w:pStyle w:val="TM3"/>
+        <w:tabs>
+          <w:tab w:val="left" w:pos="1200"/>
+          <w:tab w:val="right" w:leader="dot" w:pos="9060"/>
+        </w:tabs>
+        <w:rPr>
+          <w:rFonts w:eastAsiaTheme="minorEastAsia" w:cstheme="minorBidi"/>
+          <w:i w:val="0"/>
+          <w:iCs w:val="0"/>
+          <w:noProof/>
+          <w:kern w:val="2"/>
+          <w:sz w:val="24"/>
+          <w:szCs w:val="24"/>
+          <w14:ligatures w14:val="standardContextual"/>
+        </w:rPr>
+      </w:pPr>
+      <w:hyperlink w:anchor="_Toc244269426" w:history="1">
+        <w:r>
+          <w:rPr>
+            <w:rStyle w:val="Lienhypertexte"/>
+            <w:noProof/>
+          </w:rPr>
+          <w:t>1.1.9</w:t>
+        </w:r>
+        <w:r>
+          <w:rPr>
+            <w:rFonts w:eastAsiaTheme="minorEastAsia" w:cstheme="minorBidi"/>
+            <w:i w:val="0"/>
+            <w:iCs w:val="0"/>
+            <w:noProof/>
+            <w:kern w:val="2"/>
+            <w:sz w:val="24"/>
+            <w:szCs w:val="24"/>
+            <w14:ligatures w14:val="standardContextual"/>
+          </w:rPr>
+          <w:tab/>
+        </w:r>
+        <w:r>
+          <w:rPr>
+            <w:rStyle w:val="Lienhypertexte"/>
+            <w:noProof/>
+          </w:rPr>
+          <w:t>#6 — US6: bonus si le temps le permet ajout d'une deuxième attaque</w:t>
+        </w:r>
+        <w:r>
+          <w:rPr>
+            <w:noProof/>
+            <w:webHidden/>
+          </w:rPr>
+          <w:tab/>
+        </w:r>
+        <w:r>
+          <w:rPr>
+            <w:noProof/>
+            <w:webHidden/>
+          </w:rPr>
+          <w:fldChar w:fldCharType="begin"/>
+        </w:r>
+        <w:r>
+          <w:rPr>
+            <w:noProof/>
+            <w:webHidden/>
+          </w:rPr>
+          <w:instrText xml:space="preserve"> PAGEREF _Toc244269426 \h </w:instrText>
+        </w:r>
+        <w:r>
+          <w:rPr>
+            <w:noProof/>
+            <w:webHidden/>
+          </w:rPr>
+        </w:r>
+        <w:r>
+          <w:rPr>
+            <w:noProof/>
+            <w:webHidden/>
+          </w:rPr>
+          <w:fldChar w:fldCharType="separate"/>
+        </w:r>
+        <w:r>
+          <w:rPr>
+            <w:noProof/>
+            <w:webHidden/>
+          </w:rPr>
+          <w:t>9</w:t>
         </w:r>
         <w:r>
           <w:rPr>
@@ -422,6 +1217,7 @@
       <w:pPr>
         <w:pStyle w:val="TM2"/>
         <w:tabs>
+          <w:tab w:val="left" w:pos="800"/>
           <w:tab w:val="right" w:leader="dot" w:pos="9060"/>
         </w:tabs>
         <w:rPr>
@@ -434,23 +1230,42 @@
           <w14:ligatures w14:val="standardContextual"/>
         </w:rPr>
       </w:pPr>
-      <w:hyperlink w:anchor="_Toc240025336" w:history="1">
+      <w:hyperlink w:anchor="_Toc244269427" w:history="1">
         <w:r>
           <w:rPr>
             <w:rStyle w:val="Lienhypertexte"/>
             <w:noProof/>
           </w:rPr>
-          <w:t>Objectifs pédagogiques</w:t>
-        </w:r>
-        <w:r>
-          <w:rPr>
-            <w:noProof/>
-            <w:webHidden/>
+          <w:t>3.</w:t>
+        </w:r>
+        <w:r>
+          <w:rPr>
+            <w:rFonts w:eastAsiaTheme="minorEastAsia" w:cstheme="minorBidi"/>
+            <w:smallCaps w:val="0"/>
+            <w:noProof/>
+            <w:kern w:val="2"/>
+            <w:sz w:val="24"/>
+            <w:szCs w:val="24"/>
+            <w14:ligatures w14:val="standardContextual"/>
           </w:rPr>
           <w:tab/>
         </w:r>
         <w:r>
           <w:rPr>
+            <w:rStyle w:val="Lienhypertexte"/>
+            <w:noProof/>
+          </w:rPr>
+          <w:t>RAPPORT DE TESTS</w:t>
+        </w:r>
+        <w:r>
+          <w:rPr>
+            <w:noProof/>
+            <w:webHidden/>
+          </w:rPr>
+          <w:tab/>
+        </w:r>
+        <w:r>
+          <w:rPr>
             <w:noProof/>
             <w:webHidden/>
           </w:rPr>
@@ -461,7 +1276,7 @@
             <w:noProof/>
             <w:webHidden/>
           </w:rPr>
-          <w:instrText xml:space="preserve"> PAGEREF _Toc240025336 \h </w:instrText>
+          <w:instrText xml:space="preserve"> PAGEREF _Toc244269427 \h </w:instrText>
         </w:r>
         <w:r>
           <w:rPr>
@@ -481,7 +1296,7 @@
             <w:noProof/>
             <w:webHidden/>
           </w:rPr>
-          <w:t>3</w:t>
+          <w:t>10</w:t>
         </w:r>
         <w:r>
           <w:rPr>
@@ -494,16 +1309,15 @@
     </w:p>
     <w:p>
       <w:pPr>
-        <w:pStyle w:val="TM10"/>
+        <w:pStyle w:val="TM3"/>
         <w:tabs>
-          <w:tab w:val="left" w:pos="600"/>
+          <w:tab w:val="left" w:pos="1200"/>
           <w:tab w:val="right" w:leader="dot" w:pos="9060"/>
         </w:tabs>
         <w:rPr>
           <w:rFonts w:eastAsiaTheme="minorEastAsia" w:cstheme="minorBidi"/>
-          <w:b w:val="0"/>
-          <w:bCs w:val="0"/>
-          <w:caps w:val="0"/>
+          <w:i w:val="0"/>
+          <w:iCs w:val="0"/>
           <w:noProof/>
           <w:kern w:val="2"/>
           <w:sz w:val="24"/>
@@ -511,20 +1325,19 @@
           <w14:ligatures w14:val="standardContextual"/>
         </w:rPr>
       </w:pPr>
-      <w:hyperlink w:anchor="_Toc240025337" w:history="1">
+      <w:hyperlink w:anchor="_Toc244269428" w:history="1">
         <w:r>
           <w:rPr>
             <w:rStyle w:val="Lienhypertexte"/>
             <w:noProof/>
           </w:rPr>
-          <w:t>2.</w:t>
+          <w:t>1.1.10</w:t>
         </w:r>
         <w:r>
           <w:rPr>
             <w:rFonts w:eastAsiaTheme="minorEastAsia" w:cstheme="minorBidi"/>
-            <w:b w:val="0"/>
-            <w:bCs w:val="0"/>
-            <w:caps w:val="0"/>
+            <w:i w:val="0"/>
+            <w:iCs w:val="0"/>
             <w:noProof/>
             <w:kern w:val="2"/>
             <w:sz w:val="24"/>
@@ -538,7 +1351,7 @@
             <w:rStyle w:val="Lienhypertexte"/>
             <w:noProof/>
           </w:rPr>
-          <w:t>Planification Initiale</w:t>
+          <w:t>Suite de tests unitaires  (MSTest)</w:t>
         </w:r>
         <w:r>
           <w:rPr>
@@ -559,7 +1372,7 @@
             <w:noProof/>
             <w:webHidden/>
           </w:rPr>
-          <w:instrText xml:space="preserve"> PAGEREF _Toc240025337 \h </w:instrText>
+          <w:instrText xml:space="preserve"> PAGEREF _Toc244269428 \h </w:instrText>
         </w:r>
         <w:r>
           <w:rPr>
@@ -579,203 +1392,7 @@
             <w:noProof/>
             <w:webHidden/>
           </w:rPr>
-          <w:t>3</w:t>
-        </w:r>
-        <w:r>
-          <w:rPr>
-            <w:noProof/>
-            <w:webHidden/>
-          </w:rPr>
-          <w:fldChar w:fldCharType="end"/>
-        </w:r>
-      </w:hyperlink>
-    </w:p>
-    <w:p>
-      <w:pPr>
-        <w:pStyle w:val="TM10"/>
-        <w:tabs>
-          <w:tab w:val="left" w:pos="600"/>
-          <w:tab w:val="right" w:leader="dot" w:pos="9060"/>
-        </w:tabs>
-        <w:rPr>
-          <w:rFonts w:eastAsiaTheme="minorEastAsia" w:cstheme="minorBidi"/>
-          <w:b w:val="0"/>
-          <w:bCs w:val="0"/>
-          <w:caps w:val="0"/>
-          <w:noProof/>
-          <w:kern w:val="2"/>
-          <w:sz w:val="24"/>
-          <w:szCs w:val="24"/>
-          <w14:ligatures w14:val="standardContextual"/>
-        </w:rPr>
-      </w:pPr>
-      <w:hyperlink w:anchor="_Toc240025338" w:history="1">
-        <w:r>
-          <w:rPr>
-            <w:rStyle w:val="Lienhypertexte"/>
-            <w:noProof/>
-          </w:rPr>
-          <w:t>3.</w:t>
-        </w:r>
-        <w:r>
-          <w:rPr>
-            <w:rFonts w:eastAsiaTheme="minorEastAsia" w:cstheme="minorBidi"/>
-            <w:b w:val="0"/>
-            <w:bCs w:val="0"/>
-            <w:caps w:val="0"/>
-            <w:noProof/>
-            <w:kern w:val="2"/>
-            <w:sz w:val="24"/>
-            <w:szCs w:val="24"/>
-            <w14:ligatures w14:val="standardContextual"/>
-          </w:rPr>
-          <w:tab/>
-        </w:r>
-        <w:r>
-          <w:rPr>
-            <w:rStyle w:val="Lienhypertexte"/>
-            <w:noProof/>
-          </w:rPr>
-          <w:t>Analyse</w:t>
-        </w:r>
-        <w:r>
-          <w:rPr>
-            <w:noProof/>
-            <w:webHidden/>
-          </w:rPr>
-          <w:tab/>
-        </w:r>
-        <w:r>
-          <w:rPr>
-            <w:noProof/>
-            <w:webHidden/>
-          </w:rPr>
-          <w:fldChar w:fldCharType="begin"/>
-        </w:r>
-        <w:r>
-          <w:rPr>
-            <w:noProof/>
-            <w:webHidden/>
-          </w:rPr>
-          <w:instrText xml:space="preserve"> PAGEREF _Toc240025338 \h </w:instrText>
-        </w:r>
-        <w:r>
-          <w:rPr>
-            <w:noProof/>
-            <w:webHidden/>
-          </w:rPr>
-        </w:r>
-        <w:r>
-          <w:rPr>
-            <w:noProof/>
-            <w:webHidden/>
-          </w:rPr>
-          <w:fldChar w:fldCharType="separate"/>
-        </w:r>
-        <w:r>
-          <w:rPr>
-            <w:noProof/>
-            <w:webHidden/>
-          </w:rPr>
-          <w:t>3</w:t>
-        </w:r>
-        <w:r>
-          <w:rPr>
-            <w:noProof/>
-            <w:webHidden/>
-          </w:rPr>
-          <w:fldChar w:fldCharType="end"/>
-        </w:r>
-      </w:hyperlink>
-    </w:p>
-    <w:p>
-      <w:pPr>
-        <w:pStyle w:val="TM10"/>
-        <w:tabs>
-          <w:tab w:val="left" w:pos="400"/>
-          <w:tab w:val="right" w:leader="dot" w:pos="9060"/>
-        </w:tabs>
-        <w:rPr>
-          <w:rFonts w:eastAsiaTheme="minorEastAsia" w:cstheme="minorBidi"/>
-          <w:b w:val="0"/>
-          <w:bCs w:val="0"/>
-          <w:caps w:val="0"/>
-          <w:noProof/>
-          <w:kern w:val="2"/>
-          <w:sz w:val="24"/>
-          <w:szCs w:val="24"/>
-          <w14:ligatures w14:val="standardContextual"/>
-        </w:rPr>
-      </w:pPr>
-      <w:hyperlink w:anchor="_Toc240025339" w:history="1">
-        <w:r>
-          <w:rPr>
-            <w:rStyle w:val="Lienhypertexte"/>
-            <w:noProof/>
-          </w:rPr>
-          <w:t>I.</w:t>
-        </w:r>
-        <w:r>
-          <w:rPr>
-            <w:rFonts w:eastAsiaTheme="minorEastAsia" w:cstheme="minorBidi"/>
-            <w:b w:val="0"/>
-            <w:bCs w:val="0"/>
-            <w:caps w:val="0"/>
-            <w:noProof/>
-            <w:kern w:val="2"/>
-            <w:sz w:val="24"/>
-            <w:szCs w:val="24"/>
-            <w14:ligatures w14:val="standardContextual"/>
-          </w:rPr>
-          <w:tab/>
-        </w:r>
-        <w:r>
-          <w:rPr>
-            <w:rStyle w:val="Lienhypertexte"/>
-            <w:noProof/>
-          </w:rPr>
-          <w:t>#1 — US1: Déplacement du joueur</w:t>
-        </w:r>
-        <w:r>
-          <w:rPr>
-            <w:noProof/>
-            <w:webHidden/>
-          </w:rPr>
-          <w:tab/>
-        </w:r>
-        <w:r>
-          <w:rPr>
-            <w:noProof/>
-            <w:webHidden/>
-          </w:rPr>
-          <w:fldChar w:fldCharType="begin"/>
-        </w:r>
-        <w:r>
-          <w:rPr>
-            <w:noProof/>
-            <w:webHidden/>
-          </w:rPr>
-          <w:instrText xml:space="preserve"> PAGEREF _Toc240025339 \h </w:instrText>
-        </w:r>
-        <w:r>
-          <w:rPr>
-            <w:noProof/>
-            <w:webHidden/>
-          </w:rPr>
-        </w:r>
-        <w:r>
-          <w:rPr>
-            <w:noProof/>
-            <w:webHidden/>
-          </w:rPr>
-          <w:fldChar w:fldCharType="separate"/>
-        </w:r>
-        <w:r>
-          <w:rPr>
-            <w:noProof/>
-            <w:webHidden/>
-          </w:rPr>
-          <w:t>3</w:t>
+          <w:t>10</w:t>
         </w:r>
         <w:r>
           <w:rPr>
@@ -790,6 +1407,7 @@
       <w:pPr>
         <w:pStyle w:val="TM2"/>
         <w:tabs>
+          <w:tab w:val="left" w:pos="800"/>
           <w:tab w:val="right" w:leader="dot" w:pos="9060"/>
         </w:tabs>
         <w:rPr>
@@ -802,23 +1420,42 @@
           <w14:ligatures w14:val="standardContextual"/>
         </w:rPr>
       </w:pPr>
-      <w:hyperlink w:anchor="_Toc240025340" w:history="1">
+      <w:hyperlink w:anchor="_Toc244269429" w:history="1">
         <w:r>
           <w:rPr>
             <w:rStyle w:val="Lienhypertexte"/>
             <w:noProof/>
           </w:rPr>
-          <w:t>UserStory</w:t>
-        </w:r>
-        <w:r>
-          <w:rPr>
-            <w:noProof/>
-            <w:webHidden/>
+          <w:t>4.</w:t>
+        </w:r>
+        <w:r>
+          <w:rPr>
+            <w:rFonts w:eastAsiaTheme="minorEastAsia" w:cstheme="minorBidi"/>
+            <w:smallCaps w:val="0"/>
+            <w:noProof/>
+            <w:kern w:val="2"/>
+            <w:sz w:val="24"/>
+            <w:szCs w:val="24"/>
+            <w14:ligatures w14:val="standardContextual"/>
           </w:rPr>
           <w:tab/>
         </w:r>
         <w:r>
           <w:rPr>
+            <w:rStyle w:val="Lienhypertexte"/>
+            <w:noProof/>
+          </w:rPr>
+          <w:t>Conception</w:t>
+        </w:r>
+        <w:r>
+          <w:rPr>
+            <w:noProof/>
+            <w:webHidden/>
+          </w:rPr>
+          <w:tab/>
+        </w:r>
+        <w:r>
+          <w:rPr>
             <w:noProof/>
             <w:webHidden/>
           </w:rPr>
@@ -829,7 +1466,7 @@
             <w:noProof/>
             <w:webHidden/>
           </w:rPr>
-          <w:instrText xml:space="preserve"> PAGEREF _Toc240025340 \h </w:instrText>
+          <w:instrText xml:space="preserve"> PAGEREF _Toc244269429 \h </w:instrText>
         </w:r>
         <w:r>
           <w:rPr>
@@ -849,7 +1486,295 @@
             <w:noProof/>
             <w:webHidden/>
           </w:rPr>
-          <w:t>3</w:t>
+          <w:t>10</w:t>
+        </w:r>
+        <w:r>
+          <w:rPr>
+            <w:noProof/>
+            <w:webHidden/>
+          </w:rPr>
+          <w:fldChar w:fldCharType="end"/>
+        </w:r>
+      </w:hyperlink>
+    </w:p>
+    <w:p>
+      <w:pPr>
+        <w:pStyle w:val="TM3"/>
+        <w:tabs>
+          <w:tab w:val="left" w:pos="1200"/>
+          <w:tab w:val="right" w:leader="dot" w:pos="9060"/>
+        </w:tabs>
+        <w:rPr>
+          <w:rFonts w:eastAsiaTheme="minorEastAsia" w:cstheme="minorBidi"/>
+          <w:i w:val="0"/>
+          <w:iCs w:val="0"/>
+          <w:noProof/>
+          <w:kern w:val="2"/>
+          <w:sz w:val="24"/>
+          <w:szCs w:val="24"/>
+          <w14:ligatures w14:val="standardContextual"/>
+        </w:rPr>
+      </w:pPr>
+      <w:hyperlink w:anchor="_Toc244269430" w:history="1">
+        <w:r>
+          <w:rPr>
+            <w:rStyle w:val="Lienhypertexte"/>
+            <w:noProof/>
+          </w:rPr>
+          <w:t>1.1.11</w:t>
+        </w:r>
+        <w:r>
+          <w:rPr>
+            <w:rFonts w:eastAsiaTheme="minorEastAsia" w:cstheme="minorBidi"/>
+            <w:i w:val="0"/>
+            <w:iCs w:val="0"/>
+            <w:noProof/>
+            <w:kern w:val="2"/>
+            <w:sz w:val="24"/>
+            <w:szCs w:val="24"/>
+            <w14:ligatures w14:val="standardContextual"/>
+          </w:rPr>
+          <w:tab/>
+        </w:r>
+        <w:r>
+          <w:rPr>
+            <w:rStyle w:val="Lienhypertexte"/>
+            <w:noProof/>
+          </w:rPr>
+          <w:t>Avant le codage</w:t>
+        </w:r>
+        <w:r>
+          <w:rPr>
+            <w:noProof/>
+            <w:webHidden/>
+          </w:rPr>
+          <w:tab/>
+        </w:r>
+        <w:r>
+          <w:rPr>
+            <w:noProof/>
+            <w:webHidden/>
+          </w:rPr>
+          <w:fldChar w:fldCharType="begin"/>
+        </w:r>
+        <w:r>
+          <w:rPr>
+            <w:noProof/>
+            <w:webHidden/>
+          </w:rPr>
+          <w:instrText xml:space="preserve"> PAGEREF _Toc244269430 \h </w:instrText>
+        </w:r>
+        <w:r>
+          <w:rPr>
+            <w:noProof/>
+            <w:webHidden/>
+          </w:rPr>
+        </w:r>
+        <w:r>
+          <w:rPr>
+            <w:noProof/>
+            <w:webHidden/>
+          </w:rPr>
+          <w:fldChar w:fldCharType="separate"/>
+        </w:r>
+        <w:r>
+          <w:rPr>
+            <w:noProof/>
+            <w:webHidden/>
+          </w:rPr>
+          <w:t>10</w:t>
+        </w:r>
+        <w:r>
+          <w:rPr>
+            <w:noProof/>
+            <w:webHidden/>
+          </w:rPr>
+          <w:fldChar w:fldCharType="end"/>
+        </w:r>
+      </w:hyperlink>
+    </w:p>
+    <w:p>
+      <w:pPr>
+        <w:pStyle w:val="TM3"/>
+        <w:tabs>
+          <w:tab w:val="left" w:pos="1200"/>
+          <w:tab w:val="right" w:leader="dot" w:pos="9060"/>
+        </w:tabs>
+        <w:rPr>
+          <w:rFonts w:eastAsiaTheme="minorEastAsia" w:cstheme="minorBidi"/>
+          <w:i w:val="0"/>
+          <w:iCs w:val="0"/>
+          <w:noProof/>
+          <w:kern w:val="2"/>
+          <w:sz w:val="24"/>
+          <w:szCs w:val="24"/>
+          <w14:ligatures w14:val="standardContextual"/>
+        </w:rPr>
+      </w:pPr>
+      <w:hyperlink w:anchor="_Toc244269431" w:history="1">
+        <w:r>
+          <w:rPr>
+            <w:rStyle w:val="Lienhypertexte"/>
+            <w:noProof/>
+          </w:rPr>
+          <w:t>1.1.12</w:t>
+        </w:r>
+        <w:r>
+          <w:rPr>
+            <w:rFonts w:eastAsiaTheme="minorEastAsia" w:cstheme="minorBidi"/>
+            <w:i w:val="0"/>
+            <w:iCs w:val="0"/>
+            <w:noProof/>
+            <w:kern w:val="2"/>
+            <w:sz w:val="24"/>
+            <w:szCs w:val="24"/>
+            <w14:ligatures w14:val="standardContextual"/>
+          </w:rPr>
+          <w:tab/>
+        </w:r>
+        <w:r>
+          <w:rPr>
+            <w:rStyle w:val="Lienhypertexte"/>
+            <w:noProof/>
+          </w:rPr>
+          <w:t>Pendant le codage</w:t>
+        </w:r>
+        <w:r>
+          <w:rPr>
+            <w:noProof/>
+            <w:webHidden/>
+          </w:rPr>
+          <w:tab/>
+        </w:r>
+        <w:r>
+          <w:rPr>
+            <w:noProof/>
+            <w:webHidden/>
+          </w:rPr>
+          <w:fldChar w:fldCharType="begin"/>
+        </w:r>
+        <w:r>
+          <w:rPr>
+            <w:noProof/>
+            <w:webHidden/>
+          </w:rPr>
+          <w:instrText xml:space="preserve"> PAGEREF _Toc244269431 \h </w:instrText>
+        </w:r>
+        <w:r>
+          <w:rPr>
+            <w:noProof/>
+            <w:webHidden/>
+          </w:rPr>
+        </w:r>
+        <w:r>
+          <w:rPr>
+            <w:noProof/>
+            <w:webHidden/>
+          </w:rPr>
+          <w:fldChar w:fldCharType="separate"/>
+        </w:r>
+        <w:r>
+          <w:rPr>
+            <w:noProof/>
+            <w:webHidden/>
+          </w:rPr>
+          <w:t>10</w:t>
+        </w:r>
+        <w:r>
+          <w:rPr>
+            <w:noProof/>
+            <w:webHidden/>
+          </w:rPr>
+          <w:fldChar w:fldCharType="end"/>
+        </w:r>
+      </w:hyperlink>
+    </w:p>
+    <w:p>
+      <w:pPr>
+        <w:pStyle w:val="TM3"/>
+        <w:tabs>
+          <w:tab w:val="left" w:pos="1200"/>
+          <w:tab w:val="right" w:leader="dot" w:pos="9060"/>
+        </w:tabs>
+        <w:rPr>
+          <w:rFonts w:eastAsiaTheme="minorEastAsia" w:cstheme="minorBidi"/>
+          <w:i w:val="0"/>
+          <w:iCs w:val="0"/>
+          <w:noProof/>
+          <w:kern w:val="2"/>
+          <w:sz w:val="24"/>
+          <w:szCs w:val="24"/>
+          <w14:ligatures w14:val="standardContextual"/>
+        </w:rPr>
+      </w:pPr>
+      <w:hyperlink w:anchor="_Toc244269432" w:history="1">
+        <w:r>
+          <w:rPr>
+            <w:rStyle w:val="Lienhypertexte"/>
+            <w:noProof/>
+          </w:rPr>
+          <w:t>1.1.13</w:t>
+        </w:r>
+        <w:r>
+          <w:rPr>
+            <w:rFonts w:eastAsiaTheme="minorEastAsia" w:cstheme="minorBidi"/>
+            <w:i w:val="0"/>
+            <w:iCs w:val="0"/>
+            <w:noProof/>
+            <w:kern w:val="2"/>
+            <w:sz w:val="24"/>
+            <w:szCs w:val="24"/>
+            <w14:ligatures w14:val="standardContextual"/>
+          </w:rPr>
+          <w:tab/>
+        </w:r>
+        <w:r>
+          <w:rPr>
+            <w:rStyle w:val="Lienhypertexte"/>
+            <w:noProof/>
+          </w:rPr>
+          <w:t>Diagrame de classe</w:t>
+        </w:r>
+        <w:r>
+          <w:rPr>
+            <w:noProof/>
+            <w:webHidden/>
+          </w:rPr>
+          <w:tab/>
+        </w:r>
+        <w:r>
+          <w:rPr>
+            <w:noProof/>
+            <w:webHidden/>
+          </w:rPr>
+          <w:fldChar w:fldCharType="begin"/>
+        </w:r>
+        <w:r>
+          <w:rPr>
+            <w:noProof/>
+            <w:webHidden/>
+          </w:rPr>
+          <w:instrText xml:space="preserve"> PAGEREF _Toc244269432 \h </w:instrText>
+        </w:r>
+        <w:r>
+          <w:rPr>
+            <w:noProof/>
+            <w:webHidden/>
+          </w:rPr>
+        </w:r>
+        <w:r>
+          <w:rPr>
+            <w:noProof/>
+            <w:webHidden/>
+          </w:rPr>
+          <w:fldChar w:fldCharType="separate"/>
+        </w:r>
+        <w:r>
+          <w:rPr>
+            <w:noProof/>
+            <w:webHidden/>
+          </w:rPr>
+          <w:t>10</w:t>
         </w:r>
         <w:r>
           <w:rPr>
@@ -864,6 +1789,7 @@
       <w:pPr>
         <w:pStyle w:val="TM2"/>
         <w:tabs>
+          <w:tab w:val="left" w:pos="800"/>
           <w:tab w:val="right" w:leader="dot" w:pos="9060"/>
         </w:tabs>
         <w:rPr>
@@ -876,97 +1802,18 @@
           <w14:ligatures w14:val="standardContextual"/>
         </w:rPr>
       </w:pPr>
-      <w:hyperlink w:anchor="_Toc240025341" w:history="1">
+      <w:hyperlink w:anchor="_Toc244269433" w:history="1">
         <w:r>
           <w:rPr>
             <w:rStyle w:val="Lienhypertexte"/>
             <w:noProof/>
           </w:rPr>
-          <w:t>Test</w:t>
-        </w:r>
-        <w:r>
-          <w:rPr>
-            <w:noProof/>
-            <w:webHidden/>
-          </w:rPr>
-          <w:tab/>
-        </w:r>
-        <w:r>
-          <w:rPr>
-            <w:noProof/>
-            <w:webHidden/>
-          </w:rPr>
-          <w:fldChar w:fldCharType="begin"/>
-        </w:r>
-        <w:r>
-          <w:rPr>
-            <w:noProof/>
-            <w:webHidden/>
-          </w:rPr>
-          <w:instrText xml:space="preserve"> PAGEREF _Toc240025341 \h </w:instrText>
-        </w:r>
-        <w:r>
-          <w:rPr>
-            <w:noProof/>
-            <w:webHidden/>
-          </w:rPr>
-        </w:r>
-        <w:r>
-          <w:rPr>
-            <w:noProof/>
-            <w:webHidden/>
-          </w:rPr>
-          <w:fldChar w:fldCharType="separate"/>
-        </w:r>
-        <w:r>
-          <w:rPr>
-            <w:noProof/>
-            <w:webHidden/>
-          </w:rPr>
-          <w:t>3</w:t>
-        </w:r>
-        <w:r>
-          <w:rPr>
-            <w:noProof/>
-            <w:webHidden/>
-          </w:rPr>
-          <w:fldChar w:fldCharType="end"/>
-        </w:r>
-      </w:hyperlink>
-    </w:p>
-    <w:p>
-      <w:pPr>
-        <w:pStyle w:val="TM10"/>
-        <w:tabs>
-          <w:tab w:val="left" w:pos="600"/>
-          <w:tab w:val="right" w:leader="dot" w:pos="9060"/>
-        </w:tabs>
-        <w:rPr>
-          <w:rFonts w:eastAsiaTheme="minorEastAsia" w:cstheme="minorBidi"/>
-          <w:b w:val="0"/>
-          <w:bCs w:val="0"/>
-          <w:caps w:val="0"/>
-          <w:noProof/>
-          <w:kern w:val="2"/>
-          <w:sz w:val="24"/>
-          <w:szCs w:val="24"/>
-          <w14:ligatures w14:val="standardContextual"/>
-        </w:rPr>
-      </w:pPr>
-      <w:hyperlink w:anchor="_Toc240025342" w:history="1">
-        <w:r>
-          <w:rPr>
-            <w:rStyle w:val="Lienhypertexte"/>
-            <w:noProof/>
-          </w:rPr>
-          <w:t>II.</w:t>
+          <w:t>5.</w:t>
         </w:r>
         <w:r>
           <w:rPr>
             <w:rFonts w:eastAsiaTheme="minorEastAsia" w:cstheme="minorBidi"/>
-            <w:b w:val="0"/>
-            <w:bCs w:val="0"/>
-            <w:caps w:val="0"/>
+            <w:smallCaps w:val="0"/>
             <w:noProof/>
             <w:kern w:val="2"/>
             <w:sz w:val="24"/>
@@ -980,7 +1827,7 @@
             <w:rStyle w:val="Lienhypertexte"/>
             <w:noProof/>
           </w:rPr>
-          <w:t>#2 — US2 : Création des ennemis</w:t>
+          <w:t>Explication de utilisation de l’ia dans ce projet</w:t>
         </w:r>
         <w:r>
           <w:rPr>
@@ -1001,7 +1848,7 @@
             <w:noProof/>
             <w:webHidden/>
           </w:rPr>
-          <w:instrText xml:space="preserve"> PAGEREF _Toc240025342 \h </w:instrText>
+          <w:instrText xml:space="preserve"> PAGEREF _Toc244269433 \h </w:instrText>
         </w:r>
         <w:r>
           <w:rPr>
@@ -1021,7 +1868,7 @@
             <w:noProof/>
             <w:webHidden/>
           </w:rPr>
-          <w:t>3</w:t>
+          <w:t>10</w:t>
         </w:r>
         <w:r>
           <w:rPr>
@@ -1036,6 +1883,7 @@
       <w:pPr>
         <w:pStyle w:val="TM2"/>
         <w:tabs>
+          <w:tab w:val="left" w:pos="800"/>
           <w:tab w:val="right" w:leader="dot" w:pos="9060"/>
         </w:tabs>
         <w:rPr>
@@ -1048,23 +1896,42 @@
           <w14:ligatures w14:val="standardContextual"/>
         </w:rPr>
       </w:pPr>
-      <w:hyperlink w:anchor="_Toc240025343" w:history="1">
+      <w:hyperlink w:anchor="_Toc244269434" w:history="1">
         <w:r>
           <w:rPr>
             <w:rStyle w:val="Lienhypertexte"/>
             <w:noProof/>
           </w:rPr>
-          <w:t>UserStory</w:t>
-        </w:r>
-        <w:r>
-          <w:rPr>
-            <w:noProof/>
-            <w:webHidden/>
+          <w:t>6.</w:t>
+        </w:r>
+        <w:r>
+          <w:rPr>
+            <w:rFonts w:eastAsiaTheme="minorEastAsia" w:cstheme="minorBidi"/>
+            <w:smallCaps w:val="0"/>
+            <w:noProof/>
+            <w:kern w:val="2"/>
+            <w:sz w:val="24"/>
+            <w:szCs w:val="24"/>
+            <w14:ligatures w14:val="standardContextual"/>
           </w:rPr>
           <w:tab/>
         </w:r>
         <w:r>
           <w:rPr>
+            <w:rStyle w:val="Lienhypertexte"/>
+            <w:noProof/>
+          </w:rPr>
+          <w:t>Bilan du déroulement du projet</w:t>
+        </w:r>
+        <w:r>
+          <w:rPr>
+            <w:noProof/>
+            <w:webHidden/>
+          </w:rPr>
+          <w:tab/>
+        </w:r>
+        <w:r>
+          <w:rPr>
             <w:noProof/>
             <w:webHidden/>
           </w:rPr>
@@ -1075,7 +1942,7 @@
             <w:noProof/>
             <w:webHidden/>
           </w:rPr>
-          <w:instrText xml:space="preserve"> PAGEREF _Toc240025343 \h </w:instrText>
+          <w:instrText xml:space="preserve"> PAGEREF _Toc244269434 \h </w:instrText>
         </w:r>
         <w:r>
           <w:rPr>
@@ -1095,7 +1962,7 @@
             <w:noProof/>
             <w:webHidden/>
           </w:rPr>
-          <w:t>3</w:t>
+          <w:t>10</w:t>
         </w:r>
         <w:r>
           <w:rPr>
@@ -1110,6 +1977,7 @@
       <w:pPr>
         <w:pStyle w:val="TM2"/>
         <w:tabs>
+          <w:tab w:val="left" w:pos="800"/>
           <w:tab w:val="right" w:leader="dot" w:pos="9060"/>
         </w:tabs>
         <w:rPr>
@@ -1122,97 +1990,18 @@
           <w14:ligatures w14:val="standardContextual"/>
         </w:rPr>
       </w:pPr>
-      <w:hyperlink w:anchor="_Toc240025344" w:history="1">
+      <w:hyperlink w:anchor="_Toc244269435" w:history="1">
         <w:r>
           <w:rPr>
             <w:rStyle w:val="Lienhypertexte"/>
             <w:noProof/>
           </w:rPr>
-          <w:t>Test</w:t>
-        </w:r>
-        <w:r>
-          <w:rPr>
-            <w:noProof/>
-            <w:webHidden/>
-          </w:rPr>
-          <w:tab/>
-        </w:r>
-        <w:r>
-          <w:rPr>
-            <w:noProof/>
-            <w:webHidden/>
-          </w:rPr>
-          <w:fldChar w:fldCharType="begin"/>
-        </w:r>
-        <w:r>
-          <w:rPr>
-            <w:noProof/>
-            <w:webHidden/>
-          </w:rPr>
-          <w:instrText xml:space="preserve"> PAGEREF _Toc240025344 \h </w:instrText>
-        </w:r>
-        <w:r>
-          <w:rPr>
-            <w:noProof/>
-            <w:webHidden/>
-          </w:rPr>
-        </w:r>
-        <w:r>
-          <w:rPr>
-            <w:noProof/>
-            <w:webHidden/>
-          </w:rPr>
-          <w:fldChar w:fldCharType="separate"/>
-        </w:r>
-        <w:r>
-          <w:rPr>
-            <w:noProof/>
-            <w:webHidden/>
-          </w:rPr>
-          <w:t>3</w:t>
-        </w:r>
-        <w:r>
-          <w:rPr>
-            <w:noProof/>
-            <w:webHidden/>
-          </w:rPr>
-          <w:fldChar w:fldCharType="end"/>
-        </w:r>
-      </w:hyperlink>
-    </w:p>
-    <w:p>
-      <w:pPr>
-        <w:pStyle w:val="TM10"/>
-        <w:tabs>
-          <w:tab w:val="left" w:pos="600"/>
-          <w:tab w:val="right" w:leader="dot" w:pos="9060"/>
-        </w:tabs>
-        <w:rPr>
-          <w:rFonts w:eastAsiaTheme="minorEastAsia" w:cstheme="minorBidi"/>
-          <w:b w:val="0"/>
-          <w:bCs w:val="0"/>
-          <w:caps w:val="0"/>
-          <w:noProof/>
-          <w:kern w:val="2"/>
-          <w:sz w:val="24"/>
-          <w:szCs w:val="24"/>
-          <w14:ligatures w14:val="standardContextual"/>
-        </w:rPr>
-      </w:pPr>
-      <w:hyperlink w:anchor="_Toc240025345" w:history="1">
-        <w:r>
-          <w:rPr>
-            <w:rStyle w:val="Lienhypertexte"/>
-            <w:noProof/>
-          </w:rPr>
-          <w:t>III.</w:t>
+          <w:t>7.</w:t>
         </w:r>
         <w:r>
           <w:rPr>
             <w:rFonts w:eastAsiaTheme="minorEastAsia" w:cstheme="minorBidi"/>
-            <w:b w:val="0"/>
-            <w:bCs w:val="0"/>
-            <w:caps w:val="0"/>
+            <w:smallCaps w:val="0"/>
             <w:noProof/>
             <w:kern w:val="2"/>
             <w:sz w:val="24"/>
@@ -1226,7 +2015,7 @@
             <w:rStyle w:val="Lienhypertexte"/>
             <w:noProof/>
           </w:rPr>
-          <w:t>#3 — US3: Tirer</w:t>
+          <w:t>Bilan Produit</w:t>
         </w:r>
         <w:r>
           <w:rPr>
@@ -1247,7 +2036,7 @@
             <w:noProof/>
             <w:webHidden/>
           </w:rPr>
-          <w:instrText xml:space="preserve"> PAGEREF _Toc240025345 \h </w:instrText>
+          <w:instrText xml:space="preserve"> PAGEREF _Toc244269435 \h </w:instrText>
         </w:r>
         <w:r>
           <w:rPr>
@@ -1267,7 +2056,7 @@
             <w:noProof/>
             <w:webHidden/>
           </w:rPr>
-          <w:t>3</w:t>
+          <w:t>10</w:t>
         </w:r>
         <w:r>
           <w:rPr>
@@ -1282,6 +2071,7 @@
       <w:pPr>
         <w:pStyle w:val="TM2"/>
         <w:tabs>
+          <w:tab w:val="left" w:pos="800"/>
           <w:tab w:val="right" w:leader="dot" w:pos="9060"/>
         </w:tabs>
         <w:rPr>
@@ -1294,171 +2084,18 @@
           <w14:ligatures w14:val="standardContextual"/>
         </w:rPr>
       </w:pPr>
-      <w:hyperlink w:anchor="_Toc240025346" w:history="1">
+      <w:hyperlink w:anchor="_Toc244269436" w:history="1">
         <w:r>
           <w:rPr>
             <w:rStyle w:val="Lienhypertexte"/>
             <w:noProof/>
           </w:rPr>
-          <w:t>UserStory</w:t>
-        </w:r>
-        <w:r>
-          <w:rPr>
-            <w:noProof/>
-            <w:webHidden/>
-          </w:rPr>
-          <w:tab/>
-        </w:r>
-        <w:r>
-          <w:rPr>
-            <w:noProof/>
-            <w:webHidden/>
-          </w:rPr>
-          <w:fldChar w:fldCharType="begin"/>
-        </w:r>
-        <w:r>
-          <w:rPr>
-            <w:noProof/>
-            <w:webHidden/>
-          </w:rPr>
-          <w:instrText xml:space="preserve"> PAGEREF _Toc240025346 \h </w:instrText>
-        </w:r>
-        <w:r>
-          <w:rPr>
-            <w:noProof/>
-            <w:webHidden/>
-          </w:rPr>
-        </w:r>
-        <w:r>
-          <w:rPr>
-            <w:noProof/>
-            <w:webHidden/>
-          </w:rPr>
-          <w:fldChar w:fldCharType="separate"/>
-        </w:r>
-        <w:r>
-          <w:rPr>
-            <w:noProof/>
-            <w:webHidden/>
-          </w:rPr>
-          <w:t>3</w:t>
-        </w:r>
-        <w:r>
-          <w:rPr>
-            <w:noProof/>
-            <w:webHidden/>
-          </w:rPr>
-          <w:fldChar w:fldCharType="end"/>
-        </w:r>
-      </w:hyperlink>
-    </w:p>
-    <w:p>
-      <w:pPr>
-        <w:pStyle w:val="TM2"/>
-        <w:tabs>
-          <w:tab w:val="right" w:leader="dot" w:pos="9060"/>
-        </w:tabs>
-        <w:rPr>
-          <w:rFonts w:eastAsiaTheme="minorEastAsia" w:cstheme="minorBidi"/>
-          <w:smallCaps w:val="0"/>
-          <w:noProof/>
-          <w:kern w:val="2"/>
-          <w:sz w:val="24"/>
-          <w:szCs w:val="24"/>
-          <w14:ligatures w14:val="standardContextual"/>
-        </w:rPr>
-      </w:pPr>
-      <w:hyperlink w:anchor="_Toc240025347" w:history="1">
-        <w:r>
-          <w:rPr>
-            <w:rStyle w:val="Lienhypertexte"/>
-            <w:noProof/>
-          </w:rPr>
-          <w:t>Test</w:t>
-        </w:r>
-        <w:r>
-          <w:rPr>
-            <w:noProof/>
-            <w:webHidden/>
-          </w:rPr>
-          <w:tab/>
-        </w:r>
-        <w:r>
-          <w:rPr>
-            <w:noProof/>
-            <w:webHidden/>
-          </w:rPr>
-          <w:fldChar w:fldCharType="begin"/>
-        </w:r>
-        <w:r>
-          <w:rPr>
-            <w:noProof/>
-            <w:webHidden/>
-          </w:rPr>
-          <w:instrText xml:space="preserve"> PAGEREF _Toc240025347 \h </w:instrText>
-        </w:r>
-        <w:r>
-          <w:rPr>
-            <w:noProof/>
-            <w:webHidden/>
-          </w:rPr>
-        </w:r>
-        <w:r>
-          <w:rPr>
-            <w:noProof/>
-            <w:webHidden/>
-          </w:rPr>
-          <w:fldChar w:fldCharType="separate"/>
-        </w:r>
-        <w:r>
-          <w:rPr>
-            <w:noProof/>
-            <w:webHidden/>
-          </w:rPr>
-          <w:t>3</w:t>
-        </w:r>
-        <w:r>
-          <w:rPr>
-            <w:noProof/>
-            <w:webHidden/>
-          </w:rPr>
-          <w:fldChar w:fldCharType="end"/>
-        </w:r>
-      </w:hyperlink>
-    </w:p>
-    <w:p>
-      <w:pPr>
-        <w:pStyle w:val="TM10"/>
-        <w:tabs>
-          <w:tab w:val="left" w:pos="600"/>
-          <w:tab w:val="right" w:leader="dot" w:pos="9060"/>
-        </w:tabs>
-        <w:rPr>
-          <w:rFonts w:eastAsiaTheme="minorEastAsia" w:cstheme="minorBidi"/>
-          <w:b w:val="0"/>
-          <w:bCs w:val="0"/>
-          <w:caps w:val="0"/>
-          <w:noProof/>
-          <w:kern w:val="2"/>
-          <w:sz w:val="24"/>
-          <w:szCs w:val="24"/>
-          <w14:ligatures w14:val="standardContextual"/>
-        </w:rPr>
-      </w:pPr>
-      <w:hyperlink w:anchor="_Toc240025348" w:history="1">
-        <w:r>
-          <w:rPr>
-            <w:rStyle w:val="Lienhypertexte"/>
-            <w:noProof/>
-          </w:rPr>
-          <w:t>IV.</w:t>
+          <w:t>8.</w:t>
         </w:r>
         <w:r>
           <w:rPr>
             <w:rFonts w:eastAsiaTheme="minorEastAsia" w:cstheme="minorBidi"/>
-            <w:b w:val="0"/>
-            <w:bCs w:val="0"/>
-            <w:caps w:val="0"/>
+            <w:smallCaps w:val="0"/>
             <w:noProof/>
             <w:kern w:val="2"/>
             <w:sz w:val="24"/>
@@ -1472,7 +2109,7 @@
             <w:rStyle w:val="Lienhypertexte"/>
             <w:noProof/>
           </w:rPr>
-          <w:t>#4 — US4: Protection</w:t>
+          <w:t>Conclusion</w:t>
         </w:r>
         <w:r>
           <w:rPr>
@@ -1493,7 +2130,7 @@
             <w:noProof/>
             <w:webHidden/>
           </w:rPr>
-          <w:instrText xml:space="preserve"> PAGEREF _Toc240025348 \h </w:instrText>
+          <w:instrText xml:space="preserve"> PAGEREF _Toc244269436 \h </w:instrText>
         </w:r>
         <w:r>
           <w:rPr>
@@ -1513,7 +2150,7 @@
             <w:noProof/>
             <w:webHidden/>
           </w:rPr>
-          <w:t>3</w:t>
+          <w:t>11</w:t>
         </w:r>
         <w:r>
           <w:rPr>
@@ -1526,645 +2163,8 @@
     </w:p>
     <w:p>
       <w:pPr>
-        <w:pStyle w:val="TM2"/>
-        <w:tabs>
-          <w:tab w:val="right" w:leader="dot" w:pos="9060"/>
-        </w:tabs>
-        <w:rPr>
-          <w:rFonts w:eastAsiaTheme="minorEastAsia" w:cstheme="minorBidi"/>
-          <w:smallCaps w:val="0"/>
-          <w:noProof/>
-          <w:kern w:val="2"/>
-          <w:sz w:val="24"/>
-          <w:szCs w:val="24"/>
-          <w14:ligatures w14:val="standardContextual"/>
-        </w:rPr>
-      </w:pPr>
-      <w:hyperlink w:anchor="_Toc240025349" w:history="1">
-        <w:r>
-          <w:rPr>
-            <w:rStyle w:val="Lienhypertexte"/>
-            <w:noProof/>
-          </w:rPr>
-          <w:t>UserStory</w:t>
-        </w:r>
-        <w:r>
-          <w:rPr>
-            <w:noProof/>
-            <w:webHidden/>
-          </w:rPr>
-          <w:tab/>
-        </w:r>
-        <w:r>
-          <w:rPr>
-            <w:noProof/>
-            <w:webHidden/>
-          </w:rPr>
-          <w:fldChar w:fldCharType="begin"/>
-        </w:r>
-        <w:r>
-          <w:rPr>
-            <w:noProof/>
-            <w:webHidden/>
-          </w:rPr>
-          <w:instrText xml:space="preserve"> PAGEREF _Toc240025349 \h </w:instrText>
-        </w:r>
-        <w:r>
-          <w:rPr>
-            <w:noProof/>
-            <w:webHidden/>
-          </w:rPr>
-        </w:r>
-        <w:r>
-          <w:rPr>
-            <w:noProof/>
-            <w:webHidden/>
-          </w:rPr>
-          <w:fldChar w:fldCharType="separate"/>
-        </w:r>
-        <w:r>
-          <w:rPr>
-            <w:noProof/>
-            <w:webHidden/>
-          </w:rPr>
-          <w:t>3</w:t>
-        </w:r>
-        <w:r>
-          <w:rPr>
-            <w:noProof/>
-            <w:webHidden/>
-          </w:rPr>
-          <w:fldChar w:fldCharType="end"/>
-        </w:r>
-      </w:hyperlink>
-    </w:p>
-    <w:p>
-      <w:pPr>
-        <w:pStyle w:val="TM2"/>
-        <w:tabs>
-          <w:tab w:val="right" w:leader="dot" w:pos="9060"/>
-        </w:tabs>
-        <w:rPr>
-          <w:rFonts w:eastAsiaTheme="minorEastAsia" w:cstheme="minorBidi"/>
-          <w:smallCaps w:val="0"/>
-          <w:noProof/>
-          <w:kern w:val="2"/>
-          <w:sz w:val="24"/>
-          <w:szCs w:val="24"/>
-          <w14:ligatures w14:val="standardContextual"/>
-        </w:rPr>
-      </w:pPr>
-      <w:hyperlink w:anchor="_Toc240025350" w:history="1">
-        <w:r>
-          <w:rPr>
-            <w:rStyle w:val="Lienhypertexte"/>
-            <w:noProof/>
-          </w:rPr>
-          <w:t>Test</w:t>
-        </w:r>
-        <w:r>
-          <w:rPr>
-            <w:noProof/>
-            <w:webHidden/>
-          </w:rPr>
-          <w:tab/>
-        </w:r>
-        <w:r>
-          <w:rPr>
-            <w:noProof/>
-            <w:webHidden/>
-          </w:rPr>
-          <w:fldChar w:fldCharType="begin"/>
-        </w:r>
-        <w:r>
-          <w:rPr>
-            <w:noProof/>
-            <w:webHidden/>
-          </w:rPr>
-          <w:instrText xml:space="preserve"> PAGEREF _Toc240025350 \h </w:instrText>
-        </w:r>
-        <w:r>
-          <w:rPr>
-            <w:noProof/>
-            <w:webHidden/>
-          </w:rPr>
-        </w:r>
-        <w:r>
-          <w:rPr>
-            <w:noProof/>
-            <w:webHidden/>
-          </w:rPr>
-          <w:fldChar w:fldCharType="separate"/>
-        </w:r>
-        <w:r>
-          <w:rPr>
-            <w:noProof/>
-            <w:webHidden/>
-          </w:rPr>
-          <w:t>3</w:t>
-        </w:r>
-        <w:r>
-          <w:rPr>
-            <w:noProof/>
-            <w:webHidden/>
-          </w:rPr>
-          <w:fldChar w:fldCharType="end"/>
-        </w:r>
-      </w:hyperlink>
-    </w:p>
-    <w:p>
-      <w:pPr>
-        <w:pStyle w:val="TM10"/>
-        <w:tabs>
-          <w:tab w:val="left" w:pos="600"/>
-          <w:tab w:val="right" w:leader="dot" w:pos="9060"/>
-        </w:tabs>
-        <w:rPr>
-          <w:rFonts w:eastAsiaTheme="minorEastAsia" w:cstheme="minorBidi"/>
-          <w:b w:val="0"/>
-          <w:bCs w:val="0"/>
-          <w:caps w:val="0"/>
-          <w:noProof/>
-          <w:kern w:val="2"/>
-          <w:sz w:val="24"/>
-          <w:szCs w:val="24"/>
-          <w14:ligatures w14:val="standardContextual"/>
-        </w:rPr>
-      </w:pPr>
-      <w:hyperlink w:anchor="_Toc240025351" w:history="1">
-        <w:r>
-          <w:rPr>
-            <w:rStyle w:val="Lienhypertexte"/>
-            <w:noProof/>
-          </w:rPr>
-          <w:t>V.</w:t>
-        </w:r>
-        <w:r>
-          <w:rPr>
-            <w:rFonts w:eastAsiaTheme="minorEastAsia" w:cstheme="minorBidi"/>
-            <w:b w:val="0"/>
-            <w:bCs w:val="0"/>
-            <w:caps w:val="0"/>
-            <w:noProof/>
-            <w:kern w:val="2"/>
-            <w:sz w:val="24"/>
-            <w:szCs w:val="24"/>
-            <w14:ligatures w14:val="standardContextual"/>
-          </w:rPr>
-          <w:tab/>
-        </w:r>
-        <w:r>
-          <w:rPr>
-            <w:rStyle w:val="Lienhypertexte"/>
-            <w:noProof/>
-          </w:rPr>
-          <w:t>#5 — US5: Vie du joueur</w:t>
-        </w:r>
-        <w:r>
-          <w:rPr>
-            <w:noProof/>
-            <w:webHidden/>
-          </w:rPr>
-          <w:tab/>
-        </w:r>
-        <w:r>
-          <w:rPr>
-            <w:noProof/>
-            <w:webHidden/>
-          </w:rPr>
-          <w:fldChar w:fldCharType="begin"/>
-        </w:r>
-        <w:r>
-          <w:rPr>
-            <w:noProof/>
-            <w:webHidden/>
-          </w:rPr>
-          <w:instrText xml:space="preserve"> PAGEREF _Toc240025351 \h </w:instrText>
-        </w:r>
-        <w:r>
-          <w:rPr>
-            <w:noProof/>
-            <w:webHidden/>
-          </w:rPr>
-        </w:r>
-        <w:r>
-          <w:rPr>
-            <w:noProof/>
-            <w:webHidden/>
-          </w:rPr>
-          <w:fldChar w:fldCharType="separate"/>
-        </w:r>
-        <w:r>
-          <w:rPr>
-            <w:noProof/>
-            <w:webHidden/>
-          </w:rPr>
-          <w:t>3</w:t>
-        </w:r>
-        <w:r>
-          <w:rPr>
-            <w:noProof/>
-            <w:webHidden/>
-          </w:rPr>
-          <w:fldChar w:fldCharType="end"/>
-        </w:r>
-      </w:hyperlink>
-    </w:p>
-    <w:p>
-      <w:pPr>
-        <w:pStyle w:val="TM2"/>
-        <w:tabs>
-          <w:tab w:val="right" w:leader="dot" w:pos="9060"/>
-        </w:tabs>
-        <w:rPr>
-          <w:rFonts w:eastAsiaTheme="minorEastAsia" w:cstheme="minorBidi"/>
-          <w:smallCaps w:val="0"/>
-          <w:noProof/>
-          <w:kern w:val="2"/>
-          <w:sz w:val="24"/>
-          <w:szCs w:val="24"/>
-          <w14:ligatures w14:val="standardContextual"/>
-        </w:rPr>
-      </w:pPr>
-      <w:hyperlink w:anchor="_Toc240025352" w:history="1">
-        <w:r>
-          <w:rPr>
-            <w:rStyle w:val="Lienhypertexte"/>
-            <w:noProof/>
-          </w:rPr>
-          <w:t>UserStory</w:t>
-        </w:r>
-        <w:r>
-          <w:rPr>
-            <w:noProof/>
-            <w:webHidden/>
-          </w:rPr>
-          <w:tab/>
-        </w:r>
-        <w:r>
-          <w:rPr>
-            <w:noProof/>
-            <w:webHidden/>
-          </w:rPr>
-          <w:fldChar w:fldCharType="begin"/>
-        </w:r>
-        <w:r>
-          <w:rPr>
-            <w:noProof/>
-            <w:webHidden/>
-          </w:rPr>
-          <w:instrText xml:space="preserve"> PAGEREF _Toc240025352 \h </w:instrText>
-        </w:r>
-        <w:r>
-          <w:rPr>
-            <w:noProof/>
-            <w:webHidden/>
-          </w:rPr>
-        </w:r>
-        <w:r>
-          <w:rPr>
-            <w:noProof/>
-            <w:webHidden/>
-          </w:rPr>
-          <w:fldChar w:fldCharType="separate"/>
-        </w:r>
-        <w:r>
-          <w:rPr>
-            <w:noProof/>
-            <w:webHidden/>
-          </w:rPr>
-          <w:t>3</w:t>
-        </w:r>
-        <w:r>
-          <w:rPr>
-            <w:noProof/>
-            <w:webHidden/>
-          </w:rPr>
-          <w:fldChar w:fldCharType="end"/>
-        </w:r>
-      </w:hyperlink>
-    </w:p>
-    <w:p>
-      <w:pPr>
-        <w:pStyle w:val="TM2"/>
-        <w:tabs>
-          <w:tab w:val="right" w:leader="dot" w:pos="9060"/>
-        </w:tabs>
-        <w:rPr>
-          <w:rFonts w:eastAsiaTheme="minorEastAsia" w:cstheme="minorBidi"/>
-          <w:smallCaps w:val="0"/>
-          <w:noProof/>
-          <w:kern w:val="2"/>
-          <w:sz w:val="24"/>
-          <w:szCs w:val="24"/>
-          <w14:ligatures w14:val="standardContextual"/>
-        </w:rPr>
-      </w:pPr>
-      <w:hyperlink w:anchor="_Toc240025353" w:history="1">
-        <w:r>
-          <w:rPr>
-            <w:rStyle w:val="Lienhypertexte"/>
-            <w:noProof/>
-          </w:rPr>
-          <w:t>Test</w:t>
-        </w:r>
-        <w:r>
-          <w:rPr>
-            <w:noProof/>
-            <w:webHidden/>
-          </w:rPr>
-          <w:tab/>
-        </w:r>
-        <w:r>
-          <w:rPr>
-            <w:noProof/>
-            <w:webHidden/>
-          </w:rPr>
-          <w:fldChar w:fldCharType="begin"/>
-        </w:r>
-        <w:r>
-          <w:rPr>
-            <w:noProof/>
-            <w:webHidden/>
-          </w:rPr>
-          <w:instrText xml:space="preserve"> PAGEREF _Toc240025353 \h </w:instrText>
-        </w:r>
-        <w:r>
-          <w:rPr>
-            <w:noProof/>
-            <w:webHidden/>
-          </w:rPr>
-        </w:r>
-        <w:r>
-          <w:rPr>
-            <w:noProof/>
-            <w:webHidden/>
-          </w:rPr>
-          <w:fldChar w:fldCharType="separate"/>
-        </w:r>
-        <w:r>
-          <w:rPr>
-            <w:noProof/>
-            <w:webHidden/>
-          </w:rPr>
-          <w:t>3</w:t>
-        </w:r>
-        <w:r>
-          <w:rPr>
-            <w:noProof/>
-            <w:webHidden/>
-          </w:rPr>
-          <w:fldChar w:fldCharType="end"/>
-        </w:r>
-      </w:hyperlink>
-    </w:p>
-    <w:p>
-      <w:pPr>
-        <w:pStyle w:val="TM10"/>
-        <w:tabs>
-          <w:tab w:val="left" w:pos="600"/>
-          <w:tab w:val="right" w:leader="dot" w:pos="9060"/>
-        </w:tabs>
-        <w:rPr>
-          <w:rFonts w:eastAsiaTheme="minorEastAsia" w:cstheme="minorBidi"/>
-          <w:b w:val="0"/>
-          <w:bCs w:val="0"/>
-          <w:caps w:val="0"/>
-          <w:noProof/>
-          <w:kern w:val="2"/>
-          <w:sz w:val="24"/>
-          <w:szCs w:val="24"/>
-          <w14:ligatures w14:val="standardContextual"/>
-        </w:rPr>
-      </w:pPr>
-      <w:hyperlink w:anchor="_Toc240025354" w:history="1">
-        <w:r>
-          <w:rPr>
-            <w:rStyle w:val="Lienhypertexte"/>
-            <w:noProof/>
-          </w:rPr>
-          <w:t>VI.</w:t>
-        </w:r>
-        <w:r>
-          <w:rPr>
-            <w:rFonts w:eastAsiaTheme="minorEastAsia" w:cstheme="minorBidi"/>
-            <w:b w:val="0"/>
-            <w:bCs w:val="0"/>
-            <w:caps w:val="0"/>
-            <w:noProof/>
-            <w:kern w:val="2"/>
-            <w:sz w:val="24"/>
-            <w:szCs w:val="24"/>
-            <w14:ligatures w14:val="standardContextual"/>
-          </w:rPr>
-          <w:tab/>
-        </w:r>
-        <w:r>
-          <w:rPr>
-            <w:rStyle w:val="Lienhypertexte"/>
-            <w:noProof/>
-          </w:rPr>
-          <w:t>#6 — US6: bonus si le temps le permet ajout d'une deuxième attaque</w:t>
-        </w:r>
-        <w:r>
-          <w:rPr>
-            <w:noProof/>
-            <w:webHidden/>
-          </w:rPr>
-          <w:tab/>
-        </w:r>
-        <w:r>
-          <w:rPr>
-            <w:noProof/>
-            <w:webHidden/>
-          </w:rPr>
-          <w:fldChar w:fldCharType="begin"/>
-        </w:r>
-        <w:r>
-          <w:rPr>
-            <w:noProof/>
-            <w:webHidden/>
-          </w:rPr>
-          <w:instrText xml:space="preserve"> PAGEREF _Toc240025354 \h </w:instrText>
-        </w:r>
-        <w:r>
-          <w:rPr>
-            <w:noProof/>
-            <w:webHidden/>
-          </w:rPr>
-        </w:r>
-        <w:r>
-          <w:rPr>
-            <w:noProof/>
-            <w:webHidden/>
-          </w:rPr>
-          <w:fldChar w:fldCharType="separate"/>
-        </w:r>
-        <w:r>
-          <w:rPr>
-            <w:noProof/>
-            <w:webHidden/>
-          </w:rPr>
-          <w:t>3</w:t>
-        </w:r>
-        <w:r>
-          <w:rPr>
-            <w:noProof/>
-            <w:webHidden/>
-          </w:rPr>
-          <w:fldChar w:fldCharType="end"/>
-        </w:r>
-      </w:hyperlink>
-    </w:p>
-    <w:p>
-      <w:pPr>
-        <w:pStyle w:val="TM2"/>
-        <w:tabs>
-          <w:tab w:val="right" w:leader="dot" w:pos="9060"/>
-        </w:tabs>
-        <w:rPr>
-          <w:rFonts w:eastAsiaTheme="minorEastAsia" w:cstheme="minorBidi"/>
-          <w:smallCaps w:val="0"/>
-          <w:noProof/>
-          <w:kern w:val="2"/>
-          <w:sz w:val="24"/>
-          <w:szCs w:val="24"/>
-          <w14:ligatures w14:val="standardContextual"/>
-        </w:rPr>
-      </w:pPr>
-      <w:hyperlink w:anchor="_Toc240025355" w:history="1">
-        <w:r>
-          <w:rPr>
-            <w:rStyle w:val="Lienhypertexte"/>
-            <w:noProof/>
-          </w:rPr>
-          <w:t>UserStory</w:t>
-        </w:r>
-        <w:r>
-          <w:rPr>
-            <w:noProof/>
-            <w:webHidden/>
-          </w:rPr>
-          <w:tab/>
-        </w:r>
-        <w:r>
-          <w:rPr>
-            <w:noProof/>
-            <w:webHidden/>
-          </w:rPr>
-          <w:fldChar w:fldCharType="begin"/>
-        </w:r>
-        <w:r>
-          <w:rPr>
-            <w:noProof/>
-            <w:webHidden/>
-          </w:rPr>
-          <w:instrText xml:space="preserve"> PAGEREF _Toc240025355 \h </w:instrText>
-        </w:r>
-        <w:r>
-          <w:rPr>
-            <w:noProof/>
-            <w:webHidden/>
-          </w:rPr>
-        </w:r>
-        <w:r>
-          <w:rPr>
-            <w:noProof/>
-            <w:webHidden/>
-          </w:rPr>
-          <w:fldChar w:fldCharType="separate"/>
-        </w:r>
-        <w:r>
-          <w:rPr>
-            <w:noProof/>
-            <w:webHidden/>
-          </w:rPr>
-          <w:t>3</w:t>
-        </w:r>
-        <w:r>
-          <w:rPr>
-            <w:noProof/>
-            <w:webHidden/>
-          </w:rPr>
-          <w:fldChar w:fldCharType="end"/>
-        </w:r>
-      </w:hyperlink>
-    </w:p>
-    <w:p>
-      <w:pPr>
-        <w:pStyle w:val="TM2"/>
-        <w:tabs>
-          <w:tab w:val="right" w:leader="dot" w:pos="9060"/>
-        </w:tabs>
-        <w:rPr>
-          <w:rFonts w:eastAsiaTheme="minorEastAsia" w:cstheme="minorBidi"/>
-          <w:smallCaps w:val="0"/>
-          <w:noProof/>
-          <w:kern w:val="2"/>
-          <w:sz w:val="24"/>
-          <w:szCs w:val="24"/>
-          <w14:ligatures w14:val="standardContextual"/>
-        </w:rPr>
-      </w:pPr>
-      <w:hyperlink w:anchor="_Toc240025356" w:history="1">
-        <w:r>
-          <w:rPr>
-            <w:rStyle w:val="Lienhypertexte"/>
-            <w:noProof/>
-          </w:rPr>
-          <w:t>Test</w:t>
-        </w:r>
-        <w:r>
-          <w:rPr>
-            <w:noProof/>
-            <w:webHidden/>
-          </w:rPr>
-          <w:tab/>
-        </w:r>
-        <w:r>
-          <w:rPr>
-            <w:noProof/>
-            <w:webHidden/>
-          </w:rPr>
-          <w:fldChar w:fldCharType="begin"/>
-        </w:r>
-        <w:r>
-          <w:rPr>
-            <w:noProof/>
-            <w:webHidden/>
-          </w:rPr>
-          <w:instrText xml:space="preserve"> PAGEREF _Toc240025356 \h </w:instrText>
-        </w:r>
-        <w:r>
-          <w:rPr>
-            <w:noProof/>
-            <w:webHidden/>
-          </w:rPr>
-        </w:r>
-        <w:r>
-          <w:rPr>
-            <w:noProof/>
-            <w:webHidden/>
-          </w:rPr>
-          <w:fldChar w:fldCharType="separate"/>
-        </w:r>
-        <w:r>
-          <w:rPr>
-            <w:noProof/>
-            <w:webHidden/>
-          </w:rPr>
-          <w:t>3</w:t>
-        </w:r>
-        <w:r>
-          <w:rPr>
-            <w:noProof/>
-            <w:webHidden/>
-          </w:rPr>
-          <w:fldChar w:fldCharType="end"/>
-        </w:r>
-      </w:hyperlink>
-    </w:p>
-    <w:p>
+        <w:ind w:left="709"/>
+      </w:pPr>
       <w:r>
         <w:rPr>
           <w:rFonts w:cs="Arial"/>
@@ -2182,9 +2182,9 @@
     </w:p>
     <w:p>
       <w:pPr>
-        <w:pStyle w:val="Titre1"/>
-      </w:pPr>
-      <w:bookmarkStart w:id="0" w:name="_Toc240025333"/>
+        <w:pStyle w:val="Titre2"/>
+      </w:pPr>
+      <w:bookmarkStart w:id="0" w:name="_Toc244269416"/>
       <w:r>
         <w:lastRenderedPageBreak/>
         <w:t>Introduction</w:t>
@@ -2193,11 +2193,12 @@
     </w:p>
     <w:p>
       <w:pPr>
-        <w:pStyle w:val="Titre2"/>
+        <w:pStyle w:val="Titre3"/>
+        <w:ind w:left="709"/>
       </w:pPr>
       <w:bookmarkStart w:id="1" w:name="_Toc532179969"/>
       <w:bookmarkStart w:id="2" w:name="_Toc165969639"/>
-      <w:bookmarkStart w:id="3" w:name="_Toc240025334"/>
+      <w:bookmarkStart w:id="3" w:name="_Toc244269417"/>
       <w:r>
         <w:t>T</w:t>
       </w:r>
@@ -2212,14 +2213,21 @@
     <w:p>
       <w:pPr>
         <w:pStyle w:val="Retraitcorpsdetexte"/>
+        <w:ind w:left="709"/>
       </w:pPr>
     </w:p>
     <w:p>
       <w:pPr>
         <w:pStyle w:val="Retraitcorpsdetexte"/>
-      </w:pPr>
-      <w:r>
-        <w:t>Shoot’em U</w:t>
+        <w:ind w:left="709"/>
+      </w:pPr>
+      <w:proofErr w:type="spellStart"/>
+      <w:r>
+        <w:t>Shoot’em</w:t>
+      </w:r>
+      <w:proofErr w:type="spellEnd"/>
+      <w:r>
+        <w:t xml:space="preserve"> U</w:t>
       </w:r>
       <w:r>
         <w:t>p</w:t>
@@ -2227,9 +2235,10 @@
     </w:p>
     <w:p>
       <w:pPr>
-        <w:pStyle w:val="Titre1"/>
-      </w:pPr>
-      <w:bookmarkStart w:id="4" w:name="_Toc240025335"/>
+        <w:pStyle w:val="Titre3"/>
+        <w:ind w:left="709"/>
+      </w:pPr>
+      <w:bookmarkStart w:id="4" w:name="_Toc244269418"/>
       <w:r>
         <w:t>Objectifs produits</w:t>
       </w:r>
@@ -2238,34 +2247,58 @@
     <w:p>
       <w:pPr>
         <w:pStyle w:val="Retraitcorpsdetexte"/>
-      </w:pPr>
-      <w:r>
-        <w:t xml:space="preserve">Produire un jeu dans le style de Space Invaders </w:t>
-      </w:r>
-      <w:r>
-        <w:t>avec la de thématique</w:t>
-      </w:r>
-      <w:r>
-        <w:tab/>
-        <w:t xml:space="preserve"> Dragon Ball Z</w:t>
-      </w:r>
-      <w:r>
-        <w:t>, Les mouvements sont gérés avec les flèches directionnelles et W A S D. Le jeux permets les mouvements horizontaux et verticaux jusque au barrière et jusque à la bordure de l’écran horizontalement, le scénario du jeux et Son Goku qui tire des petits Kamehameha</w:t>
-      </w:r>
-      <w:r>
-        <w:t xml:space="preserve"> sur des Saibaimans (aliens). Le jeux n’a pas de fin a proprement parler la partie prend fin lors de la mort du joueur l’objectif et d’en tuer le maximum pour augmenter son score</w:t>
-      </w:r>
-    </w:p>
-    <w:p>
-      <w:pPr>
-        <w:pStyle w:val="Retraitcorpsdetexte"/>
-      </w:pPr>
-    </w:p>
-    <w:p>
-      <w:pPr>
-        <w:pStyle w:val="Titre1"/>
-      </w:pPr>
-      <w:bookmarkStart w:id="5" w:name="_Toc240025336"/>
+        <w:ind w:left="709"/>
+      </w:pPr>
+      <w:r>
+        <w:t xml:space="preserve">L'objectif est de produire un jeu dans le style de </w:t>
+      </w:r>
+      <w:r>
+        <w:rPr>
+          <w:i/>
+          <w:iCs/>
+        </w:rPr>
+        <w:t xml:space="preserve">Space </w:t>
+      </w:r>
+      <w:proofErr w:type="spellStart"/>
+      <w:r>
+        <w:rPr>
+          <w:i/>
+          <w:iCs/>
+        </w:rPr>
+        <w:t>Invaders</w:t>
+      </w:r>
+      <w:proofErr w:type="spellEnd"/>
+      <w:r>
+        <w:t xml:space="preserve"> avec la thématique de </w:t>
+      </w:r>
+      <w:r>
+        <w:rPr>
+          <w:i/>
+          <w:iCs/>
+        </w:rPr>
+        <w:t>Dragon Ball Z</w:t>
+      </w:r>
+      <w:r>
+        <w:t xml:space="preserve">. Le joueur prend le contrôle de Goku pour éliminer des vagues successives de </w:t>
+      </w:r>
+      <w:proofErr w:type="spellStart"/>
+      <w:r>
+        <w:t>Saibamens</w:t>
+      </w:r>
+      <w:proofErr w:type="spellEnd"/>
+      <w:r>
+        <w:t xml:space="preserve"> qui descendent du haut de l'écran. Cinq nuages magiques (Kinto) servent de protections destructibles et régénérantes pour bloquer les projectiles et les déplacements</w:t>
+      </w:r>
+      <w:r>
+        <w:t>.</w:t>
+      </w:r>
+    </w:p>
+    <w:p>
+      <w:pPr>
+        <w:pStyle w:val="Titre3"/>
+        <w:ind w:left="709"/>
+      </w:pPr>
+      <w:bookmarkStart w:id="5" w:name="_Toc244269419"/>
       <w:r>
         <w:t>Objectifs pédagogiques</w:t>
       </w:r>
@@ -2273,66 +2306,62 @@
     </w:p>
     <w:p>
       <w:pPr>
-        <w:pStyle w:val="Retraitcorpsdetexte"/>
-      </w:pPr>
-    </w:p>
-    <w:p>
-      <w:pPr>
-        <w:pStyle w:val="Retraitcorpsdetexte"/>
-      </w:pPr>
-      <w:r>
-        <w:t>Progresser en C# et mettre en pratique la théorie acquise lors des cours théorique.</w:t>
-      </w:r>
-    </w:p>
-    <w:p>
-      <w:pPr>
-        <w:pStyle w:val="Retraitcorpsdetexte"/>
-      </w:pPr>
-      <w:r>
-        <w:t>Augmenter son autonomie et l’application du cahier des charges.</w:t>
-      </w:r>
-    </w:p>
-    <w:p>
-      <w:pPr>
-        <w:pStyle w:val="Retraitcorpsdetexte"/>
-      </w:pPr>
-      <w:r>
-        <w:t>Acquérir un comportement professionnel</w:t>
-      </w:r>
-      <w:r>
-        <w:t>.</w:t>
-      </w:r>
-    </w:p>
-    <w:p>
-      <w:pPr>
-        <w:pStyle w:val="Retraitcorpsdetexte"/>
-      </w:pPr>
-      <w:r>
-        <w:t>Apprendre à utilliser un outil de gestion de version.</w:t>
-      </w:r>
-    </w:p>
-    <w:p>
-      <w:pPr>
-        <w:pStyle w:val="Retraitcorpsdetexte"/>
-      </w:pPr>
-      <w:r>
-        <w:t>Gestion de projet</w:t>
-      </w:r>
-    </w:p>
-    <w:p>
-      <w:pPr>
-        <w:pStyle w:val="Titre1"/>
-      </w:pPr>
-      <w:bookmarkStart w:id="6" w:name="_Toc240025337"/>
+        <w:pStyle w:val="Corpsdetexte"/>
+        <w:ind w:left="709"/>
+      </w:pPr>
+      <w:r>
+        <w:t xml:space="preserve">Progresser en C# et mettre en pratique la théorie acquise lors des cours théoriques (programmation orientée objet, modularité, collections </w:t>
+      </w:r>
+      <w:proofErr w:type="gramStart"/>
+      <w:r>
+        <w:t>dynamiques)</w:t>
+      </w:r>
       <w:r>
         <w:t>Planification</w:t>
       </w:r>
-      <w:bookmarkEnd w:id="1"/>
-      <w:bookmarkEnd w:id="2"/>
+      <w:proofErr w:type="gramEnd"/>
       <w:r>
         <w:t xml:space="preserve"> Initiale</w:t>
       </w:r>
-      <w:bookmarkEnd w:id="6"/>
+    </w:p>
+    <w:p>
+      <w:pPr>
+        <w:pStyle w:val="Corpsdetexte"/>
+        <w:ind w:left="709"/>
+      </w:pPr>
+      <w:r>
+        <w:t>Augmenter son autonomie et l'application stricte du cahier des charges.</w:t>
+      </w:r>
+    </w:p>
+    <w:p>
+      <w:pPr>
+        <w:pStyle w:val="Corpsdetexte"/>
+        <w:ind w:left="709"/>
+      </w:pPr>
+      <w:r>
+        <w:t xml:space="preserve">Acquérir un comportement et des méthodes de développement professionnels (gestion de versions Git, </w:t>
+      </w:r>
+      <w:proofErr w:type="spellStart"/>
+      <w:r>
+        <w:t>commits</w:t>
+      </w:r>
+      <w:proofErr w:type="spellEnd"/>
+      <w:r>
+        <w:t xml:space="preserve"> réguliers, tests unitaires).</w:t>
+      </w:r>
+    </w:p>
+    <w:p>
+      <w:pPr>
+        <w:pStyle w:val="Corpsdetexte"/>
+        <w:ind w:left="709"/>
+      </w:pPr>
+    </w:p>
+    <w:bookmarkEnd w:id="1"/>
+    <w:bookmarkEnd w:id="2"/>
+    <w:p>
+      <w:pPr>
+        <w:ind w:left="709"/>
+      </w:pPr>
     </w:p>
     <w:tbl>
       <w:tblPr>
@@ -2356,12 +2385,14 @@
           <w:p>
             <w:pPr>
               <w:pStyle w:val="Corpsdetexte"/>
-              <w:ind w:left="0"/>
+              <w:ind w:left="709"/>
               <w:jc w:val="center"/>
             </w:pPr>
+            <w:proofErr w:type="spellStart"/>
             <w:r>
               <w:t>Activitée</w:t>
             </w:r>
+            <w:proofErr w:type="spellEnd"/>
           </w:p>
         </w:tc>
         <w:tc>
@@ -2371,7 +2402,7 @@
           <w:p>
             <w:pPr>
               <w:pStyle w:val="Corpsdetexte"/>
-              <w:ind w:left="0"/>
+              <w:ind w:left="709"/>
               <w:jc w:val="center"/>
               <w:cnfStyle w:val="100000000000" w:firstRow="1" w:lastRow="0" w:firstColumn="0" w:lastColumn="0" w:oddVBand="0" w:evenVBand="0" w:oddHBand="0" w:evenHBand="0" w:firstRowFirstColumn="0" w:firstRowLastColumn="0" w:lastRowFirstColumn="0" w:lastRowLastColumn="0"/>
             </w:pPr>
@@ -2390,7 +2421,7 @@
           <w:p>
             <w:pPr>
               <w:pStyle w:val="Corpsdetexte"/>
-              <w:ind w:left="0"/>
+              <w:ind w:left="709"/>
               <w:rPr>
                 <w:b w:val="0"/>
                 <w:bCs w:val="0"/>
@@ -2426,7 +2457,7 @@
           <w:p>
             <w:pPr>
               <w:pStyle w:val="Corpsdetexte"/>
-              <w:ind w:left="0"/>
+              <w:ind w:left="709"/>
               <w:cnfStyle w:val="000000000000" w:firstRow="0" w:lastRow="0" w:firstColumn="0" w:lastColumn="0" w:oddVBand="0" w:evenVBand="0" w:oddHBand="0" w:evenHBand="0" w:firstRowFirstColumn="0" w:firstRowLastColumn="0" w:lastRowFirstColumn="0" w:lastRowLastColumn="0"/>
             </w:pPr>
             <w:r>
@@ -2444,7 +2475,7 @@
           <w:p>
             <w:pPr>
               <w:pStyle w:val="Corpsdetexte"/>
-              <w:ind w:left="0"/>
+              <w:ind w:left="709"/>
               <w:rPr>
                 <w:b w:val="0"/>
                 <w:bCs w:val="0"/>
@@ -2466,7 +2497,7 @@
           <w:p>
             <w:pPr>
               <w:pStyle w:val="Corpsdetexte"/>
-              <w:ind w:left="0"/>
+              <w:ind w:left="709"/>
               <w:cnfStyle w:val="000000000000" w:firstRow="0" w:lastRow="0" w:firstColumn="0" w:lastColumn="0" w:oddVBand="0" w:evenVBand="0" w:oddHBand="0" w:evenHBand="0" w:firstRowFirstColumn="0" w:firstRowLastColumn="0" w:lastRowFirstColumn="0" w:lastRowLastColumn="0"/>
             </w:pPr>
             <w:r>
@@ -2484,7 +2515,7 @@
           <w:p>
             <w:pPr>
               <w:pStyle w:val="Corpsdetexte"/>
-              <w:ind w:left="0"/>
+              <w:ind w:left="709"/>
               <w:rPr>
                 <w:b w:val="0"/>
                 <w:bCs w:val="0"/>
@@ -2495,7 +2526,23 @@
                 <w:b w:val="0"/>
                 <w:bCs w:val="0"/>
               </w:rPr>
-              <w:t>Suite dans la US 1 et début de la User story 2 découverte et familiarisation avec le concept</w:t>
+              <w:t xml:space="preserve">Suite dans la US 1 et début de </w:t>
+            </w:r>
+            <w:proofErr w:type="gramStart"/>
+            <w:r>
+              <w:rPr>
+                <w:b w:val="0"/>
+                <w:bCs w:val="0"/>
+              </w:rPr>
+              <w:t>la User</w:t>
+            </w:r>
+            <w:proofErr w:type="gramEnd"/>
+            <w:r>
+              <w:rPr>
+                <w:b w:val="0"/>
+                <w:bCs w:val="0"/>
+              </w:rPr>
+              <w:t xml:space="preserve"> story 2 découverte et familiarisation avec le concept</w:t>
             </w:r>
           </w:p>
         </w:tc>
@@ -2506,7 +2553,7 @@
           <w:p>
             <w:pPr>
               <w:pStyle w:val="Corpsdetexte"/>
-              <w:ind w:left="0"/>
+              <w:ind w:left="709"/>
               <w:cnfStyle w:val="000000000000" w:firstRow="0" w:lastRow="0" w:firstColumn="0" w:lastColumn="0" w:oddVBand="0" w:evenVBand="0" w:oddHBand="0" w:evenHBand="0" w:firstRowFirstColumn="0" w:firstRowLastColumn="0" w:lastRowFirstColumn="0" w:lastRowLastColumn="0"/>
             </w:pPr>
             <w:r>
@@ -2524,7 +2571,7 @@
           <w:p>
             <w:pPr>
               <w:pStyle w:val="Corpsdetexte"/>
-              <w:ind w:left="0"/>
+              <w:ind w:left="709"/>
               <w:rPr>
                 <w:b w:val="0"/>
                 <w:bCs w:val="0"/>
@@ -2546,7 +2593,7 @@
           <w:p>
             <w:pPr>
               <w:pStyle w:val="Corpsdetexte"/>
-              <w:ind w:left="0"/>
+              <w:ind w:left="709"/>
               <w:cnfStyle w:val="000000000000" w:firstRow="0" w:lastRow="0" w:firstColumn="0" w:lastColumn="0" w:oddVBand="0" w:evenVBand="0" w:oddHBand="0" w:evenHBand="0" w:firstRowFirstColumn="0" w:firstRowLastColumn="0" w:lastRowFirstColumn="0" w:lastRowLastColumn="0"/>
             </w:pPr>
             <w:r>
@@ -2564,7 +2611,7 @@
           <w:p>
             <w:pPr>
               <w:pStyle w:val="Corpsdetexte"/>
-              <w:ind w:left="0"/>
+              <w:ind w:left="709"/>
               <w:rPr>
                 <w:b w:val="0"/>
                 <w:bCs w:val="0"/>
@@ -2600,7 +2647,7 @@
           <w:p>
             <w:pPr>
               <w:pStyle w:val="Corpsdetexte"/>
-              <w:ind w:left="0"/>
+              <w:ind w:left="709"/>
               <w:cnfStyle w:val="000000000000" w:firstRow="0" w:lastRow="0" w:firstColumn="0" w:lastColumn="0" w:oddVBand="0" w:evenVBand="0" w:oddHBand="0" w:evenHBand="0" w:firstRowFirstColumn="0" w:firstRowLastColumn="0" w:lastRowFirstColumn="0" w:lastRowLastColumn="0"/>
             </w:pPr>
             <w:r>
@@ -2618,7 +2665,7 @@
           <w:p>
             <w:pPr>
               <w:pStyle w:val="Corpsdetexte"/>
-              <w:ind w:left="0"/>
+              <w:ind w:left="709"/>
               <w:rPr>
                 <w:b w:val="0"/>
                 <w:bCs w:val="0"/>
@@ -2629,7 +2676,23 @@
                 <w:b w:val="0"/>
                 <w:bCs w:val="0"/>
               </w:rPr>
-              <w:t>Finalisation de l’Us 4 et début de la US 5 création de l’hud et le système de vie</w:t>
+              <w:t>Finalisation de l’Us 4 et début de la US 5 création de l’</w:t>
+            </w:r>
+            <w:proofErr w:type="spellStart"/>
+            <w:r>
+              <w:rPr>
+                <w:b w:val="0"/>
+                <w:bCs w:val="0"/>
+              </w:rPr>
+              <w:t>hud</w:t>
+            </w:r>
+            <w:proofErr w:type="spellEnd"/>
+            <w:r>
+              <w:rPr>
+                <w:b w:val="0"/>
+                <w:bCs w:val="0"/>
+              </w:rPr>
+              <w:t xml:space="preserve"> et le système de vie</w:t>
             </w:r>
           </w:p>
         </w:tc>
@@ -2640,7 +2703,7 @@
           <w:p>
             <w:pPr>
               <w:pStyle w:val="Corpsdetexte"/>
-              <w:ind w:left="0"/>
+              <w:ind w:left="709"/>
               <w:cnfStyle w:val="000000000000" w:firstRow="0" w:lastRow="0" w:firstColumn="0" w:lastColumn="0" w:oddVBand="0" w:evenVBand="0" w:oddHBand="0" w:evenHBand="0" w:firstRowFirstColumn="0" w:firstRowLastColumn="0" w:lastRowFirstColumn="0" w:lastRowLastColumn="0"/>
             </w:pPr>
             <w:r>
@@ -2670,7 +2733,7 @@
           <w:p>
             <w:pPr>
               <w:pStyle w:val="Corpsdetexte"/>
-              <w:ind w:left="0"/>
+              <w:ind w:left="709"/>
               <w:rPr>
                 <w:b w:val="0"/>
                 <w:bCs w:val="0"/>
@@ -2692,7 +2755,7 @@
           <w:p>
             <w:pPr>
               <w:pStyle w:val="Corpsdetexte"/>
-              <w:ind w:left="0"/>
+              <w:ind w:left="709"/>
               <w:cnfStyle w:val="000000000000" w:firstRow="0" w:lastRow="0" w:firstColumn="0" w:lastColumn="0" w:oddVBand="0" w:evenVBand="0" w:oddHBand="0" w:evenHBand="0" w:firstRowFirstColumn="0" w:firstRowLastColumn="0" w:lastRowFirstColumn="0" w:lastRowLastColumn="0"/>
             </w:pPr>
             <w:r>
@@ -2710,7 +2773,7 @@
           <w:p>
             <w:pPr>
               <w:pStyle w:val="Corpsdetexte"/>
-              <w:ind w:left="0"/>
+              <w:ind w:left="709"/>
               <w:rPr>
                 <w:b w:val="0"/>
                 <w:bCs w:val="0"/>
@@ -2725,7 +2788,7 @@
           <w:p>
             <w:pPr>
               <w:pStyle w:val="Corpsdetexte"/>
-              <w:ind w:left="0"/>
+              <w:ind w:left="709"/>
               <w:cnfStyle w:val="000000000000" w:firstRow="0" w:lastRow="0" w:firstColumn="0" w:lastColumn="0" w:oddVBand="0" w:evenVBand="0" w:oddHBand="0" w:evenHBand="0" w:firstRowFirstColumn="0" w:firstRowLastColumn="0" w:lastRowFirstColumn="0" w:lastRowLastColumn="0"/>
             </w:pPr>
           </w:p>
@@ -2740,7 +2803,7 @@
           <w:p>
             <w:pPr>
               <w:pStyle w:val="Corpsdetexte"/>
-              <w:ind w:left="0"/>
+              <w:ind w:left="709"/>
               <w:rPr>
                 <w:b w:val="0"/>
                 <w:bCs w:val="0"/>
@@ -2755,7 +2818,7 @@
           <w:p>
             <w:pPr>
               <w:pStyle w:val="Corpsdetexte"/>
-              <w:ind w:left="0"/>
+              <w:ind w:left="709"/>
               <w:cnfStyle w:val="000000000000" w:firstRow="0" w:lastRow="0" w:firstColumn="0" w:lastColumn="0" w:oddVBand="0" w:evenVBand="0" w:oddHBand="0" w:evenHBand="0" w:firstRowFirstColumn="0" w:firstRowLastColumn="0" w:lastRowFirstColumn="0" w:lastRowLastColumn="0"/>
             </w:pPr>
           </w:p>
@@ -2765,79 +2828,175 @@
     <w:p>
       <w:pPr>
         <w:pStyle w:val="Corpsdetexte"/>
-      </w:pPr>
-    </w:p>
-    <w:p>
-      <w:pPr>
-        <w:pStyle w:val="Titre1"/>
-      </w:pPr>
-      <w:bookmarkStart w:id="7" w:name="_Toc532179957"/>
-      <w:bookmarkStart w:id="8" w:name="_Toc165969641"/>
-      <w:bookmarkStart w:id="9" w:name="_Toc240025338"/>
-      <w:r>
-        <w:lastRenderedPageBreak/>
+        <w:ind w:left="709"/>
+      </w:pPr>
+    </w:p>
+    <w:p>
+      <w:pPr>
+        <w:pStyle w:val="Titre2"/>
+      </w:pPr>
+      <w:bookmarkStart w:id="6" w:name="_Toc532179957"/>
+      <w:bookmarkStart w:id="7" w:name="_Toc165969641"/>
+      <w:bookmarkStart w:id="8" w:name="_Toc244269420"/>
+      <w:r>
         <w:t>Analyse</w:t>
       </w:r>
+      <w:bookmarkEnd w:id="6"/>
       <w:bookmarkEnd w:id="7"/>
       <w:bookmarkEnd w:id="8"/>
+    </w:p>
+    <w:p>
+      <w:pPr>
+        <w:pStyle w:val="Titre3"/>
+        <w:ind w:left="709" w:firstLine="0"/>
+      </w:pPr>
+      <w:bookmarkStart w:id="9" w:name="_Toc244269421"/>
+      <w:r>
+        <w:t>#1 — US</w:t>
+      </w:r>
+      <w:proofErr w:type="gramStart"/>
+      <w:r>
+        <w:t>1:</w:t>
+      </w:r>
+      <w:proofErr w:type="gramEnd"/>
+      <w:r>
+        <w:t xml:space="preserve"> Déplacement du joueur</w:t>
+      </w:r>
       <w:bookmarkEnd w:id="9"/>
     </w:p>
     <w:p>
       <w:pPr>
-        <w:pStyle w:val="Titre1"/>
-      </w:pPr>
-      <w:r>
-        <w:t>#1 — US1: Déplacement du joueur</w:t>
-      </w:r>
-    </w:p>
-    <w:p>
-      <w:pPr>
-        <w:pStyle w:val="Titre1"/>
+        <w:pStyle w:val="Sous-titre"/>
+        <w:ind w:left="709"/>
       </w:pPr>
       <w:r>
         <w:t>UserStory</w:t>
       </w:r>
     </w:p>
     <w:p>
-      <w:r>
+      <w:pPr>
+        <w:ind w:left="709"/>
+      </w:pPr>
+      <w:r>
+        <w:lastRenderedPageBreak/>
         <w:t>En tant que Joueur je veux pouvoir appuyer sur les touches W A S D mais aussi les flèches directionnelles afin de pouvoir déplacer mon personnage sur l'écran.</w:t>
       </w:r>
     </w:p>
-    <w:p/>
-    <w:p>
-      <w:pPr>
-        <w:pStyle w:val="Titre1"/>
+    <w:p>
+      <w:pPr>
+        <w:ind w:left="709"/>
+      </w:pPr>
+    </w:p>
+    <w:p>
+      <w:pPr>
+        <w:pStyle w:val="Sous-titre"/>
+        <w:ind w:left="709"/>
       </w:pPr>
       <w:r>
         <w:t>Test</w:t>
       </w:r>
     </w:p>
     <w:p>
-      <w:r>
-        <w:t>- Il est possible de me déplacer</w:t>
-      </w:r>
-    </w:p>
-    <w:p>
-      <w:r>
-        <w:t>- Les touches sont les bonnes et sont réactives</w:t>
-      </w:r>
-    </w:p>
-    <w:p>
-      <w:r>
-        <w:t>- La vitesse de déplacement et agréable</w:t>
-      </w:r>
-    </w:p>
-    <w:p/>
-    <w:p/>
-    <w:p>
+      <w:pPr>
+        <w:ind w:left="709"/>
+      </w:pPr>
+      <w:r>
+        <w:t>-</w:t>
+      </w:r>
+      <w:r>
+        <w:t>Il est possible de déplacer le personnage sur la fenêtre.</w:t>
+      </w:r>
+    </w:p>
+    <w:p>
+      <w:pPr>
+        <w:ind w:left="709"/>
+      </w:pPr>
+    </w:p>
+    <w:p>
+      <w:pPr>
+        <w:ind w:left="709"/>
+      </w:pPr>
+      <w:r>
+        <w:t>-</w:t>
+      </w:r>
+      <w:r>
+        <w:t xml:space="preserve">Les touches sont les bonnes (W, A, S, D et Flèches Haut, Gauche, Bas, Droite) et sont </w:t>
+      </w:r>
+      <w:r>
+        <w:t xml:space="preserve">  </w:t>
+      </w:r>
+      <w:r>
+        <w:t xml:space="preserve">  </w:t>
+      </w:r>
+      <w:r>
+        <w:t>réactives.</w:t>
+      </w:r>
+    </w:p>
+    <w:p>
+      <w:pPr>
+        <w:ind w:left="709"/>
+      </w:pPr>
+      <w:r>
+        <w:t>-</w:t>
+      </w:r>
+      <w:r>
+        <w:t>La vitesse de déplacement est fluide et agréable.</w:t>
+      </w:r>
+    </w:p>
+    <w:p>
+      <w:pPr>
+        <w:ind w:left="709"/>
+      </w:pPr>
+    </w:p>
+    <w:p>
+      <w:pPr>
+        <w:ind w:left="709"/>
+      </w:pPr>
+      <w:r>
+        <w:t>-</w:t>
+      </w:r>
+      <w:r>
+        <w:t>Le joueur est bloqué sur les bords de l'écran et reste confiné dans sa zone de défense inférieure.</w:t>
+      </w:r>
+    </w:p>
+    <w:p>
+      <w:pPr>
+        <w:ind w:left="709"/>
+      </w:pPr>
+    </w:p>
+    <w:p>
+      <w:pPr>
+        <w:ind w:left="709"/>
+      </w:pPr>
+      <w:r>
+        <w:t>-</w:t>
+      </w:r>
+      <w:r>
+        <w:t>Le joueur est physiquement bloqué contre les nuages Kinto actifs et ne peut pas les traverser.</w:t>
+      </w:r>
+    </w:p>
+    <w:p>
+      <w:pPr>
+        <w:ind w:left="709"/>
+      </w:pPr>
+    </w:p>
+    <w:p>
+      <w:pPr>
+        <w:ind w:left="709"/>
+      </w:pPr>
+    </w:p>
+    <w:p>
+      <w:pPr>
+        <w:ind w:left="709"/>
+      </w:pPr>
       <w:r>
         <w:rPr>
           <w:noProof/>
         </w:rPr>
         <w:drawing>
-          <wp:inline distT="0" distB="0" distL="0" distR="0" wp14:anchorId="4AB1A89F" wp14:editId="1C9EBD9F">
-            <wp:extent cx="4762500" cy="3429000"/>
-            <wp:effectExtent l="0" t="0" r="0" b="0"/>
+          <wp:inline distT="0" distB="0" distL="0" distR="0" wp14:anchorId="4AB1A89F" wp14:editId="0D4CA45C">
+            <wp:extent cx="4762500" cy="3386666"/>
+            <wp:effectExtent l="0" t="0" r="0" b="4445"/>
             <wp:docPr id="1" name="Image 1"/>
             <wp:cNvGraphicFramePr>
               <a:graphicFrameLocks xmlns:a="http://schemas.openxmlformats.org/drawingml/2006/main" noChangeAspect="1"/>
@@ -2846,14 +3005,19 @@
               <a:graphicData uri="http://schemas.openxmlformats.org/drawingml/2006/picture">
                 <pic:pic xmlns:pic="http://schemas.openxmlformats.org/drawingml/2006/picture">
                   <pic:nvPicPr>
-                    <pic:cNvPr id="0" name=""/>
+                    <pic:cNvPr id="1" name="Image 1"/>
                     <pic:cNvPicPr>
                       <a:picLocks noChangeAspect="1" noChangeArrowheads="1"/>
                     </pic:cNvPicPr>
                   </pic:nvPicPr>
                   <pic:blipFill>
-                    <a:blip r:embed="rId12"/>
-                    <a:srcRect/>
+                    <a:blip r:embed="rId12" cstate="print">
+                      <a:extLst>
+                        <a:ext uri="{28A0092B-C50C-407E-A947-70E740481C1C}">
+                          <a14:useLocalDpi xmlns:a14="http://schemas.microsoft.com/office/drawing/2010/main" val="0"/>
+                        </a:ext>
+                      </a:extLst>
+                    </a:blip>
                     <a:stretch>
                       <a:fillRect/>
                     </a:stretch>
@@ -2861,7 +3025,7 @@
                   <pic:spPr bwMode="auto">
                     <a:xfrm>
                       <a:off x="0" y="0"/>
-                      <a:ext cx="4762500" cy="3429000"/>
+                      <a:ext cx="4762500" cy="3386666"/>
                     </a:xfrm>
                     <a:prstGeom prst="rect">
                       <a:avLst/>
@@ -2874,65 +3038,173 @@
         </w:drawing>
       </w:r>
     </w:p>
-    <w:p/>
-    <w:p/>
-    <w:p>
-      <w:pPr>
-        <w:pStyle w:val="Titre1"/>
-      </w:pPr>
+    <w:p>
+      <w:pPr>
+        <w:ind w:left="709"/>
+      </w:pPr>
+      <w:r>
+        <w:br w:type="page"/>
+      </w:r>
+    </w:p>
+    <w:p>
+      <w:pPr>
+        <w:ind w:left="709"/>
+      </w:pPr>
+    </w:p>
+    <w:p>
+      <w:pPr>
+        <w:pStyle w:val="Titre3"/>
+        <w:ind w:left="709"/>
+      </w:pPr>
+      <w:bookmarkStart w:id="10" w:name="_Toc244269422"/>
       <w:r>
         <w:t>#2 — US2 : Création des ennemis</w:t>
       </w:r>
-    </w:p>
-    <w:p>
-      <w:pPr>
-        <w:pStyle w:val="Titre1"/>
+      <w:bookmarkEnd w:id="10"/>
+    </w:p>
+    <w:p>
+      <w:pPr>
+        <w:pStyle w:val="Sous-titre"/>
+        <w:ind w:left="709"/>
       </w:pPr>
       <w:r>
         <w:t>UserStory</w:t>
       </w:r>
     </w:p>
     <w:p>
-      <w:r>
-        <w:t>En tant que joueur je veux avoir des ennemis qui tire et avancent afin d'avoir du challenge dans le jeu</w:t>
-      </w:r>
-    </w:p>
-    <w:p/>
-    <w:p>
-      <w:pPr>
-        <w:pStyle w:val="Titre1"/>
+      <w:pPr>
+        <w:ind w:left="709"/>
+      </w:pPr>
+      <w:r>
+        <w:t xml:space="preserve">En tant que joueur je veux avoir des ennemis qui tire et avancent afin d'avoir du </w:t>
+      </w:r>
+      <w:proofErr w:type="gramStart"/>
+      <w:r>
+        <w:t>challenge</w:t>
+      </w:r>
+      <w:proofErr w:type="gramEnd"/>
+      <w:r>
+        <w:t xml:space="preserve"> dans le jeu</w:t>
+      </w:r>
+    </w:p>
+    <w:p>
+      <w:pPr>
+        <w:ind w:left="709"/>
+      </w:pPr>
+    </w:p>
+    <w:p>
+      <w:pPr>
+        <w:pStyle w:val="Sous-titre"/>
+        <w:ind w:left="709"/>
       </w:pPr>
       <w:r>
         <w:t>Test</w:t>
       </w:r>
     </w:p>
     <w:p>
-      <w:r>
-        <w:t>- Les ennemis apparaissent</w:t>
-      </w:r>
-    </w:p>
-    <w:p>
-      <w:r>
-        <w:t>- les ennemis tire droit devant eux</w:t>
-      </w:r>
-    </w:p>
-    <w:p>
-      <w:r>
-        <w:t>- les ennemis se déplacent</w:t>
-      </w:r>
-    </w:p>
-    <w:p/>
-    <w:p/>
-    <w:p>
+      <w:pPr>
+        <w:ind w:left="709"/>
+      </w:pPr>
+      <w:r>
+        <w:t>Les ennemis (</w:t>
+      </w:r>
+      <w:proofErr w:type="spellStart"/>
+      <w:r>
+        <w:t>Saibamens</w:t>
+      </w:r>
+      <w:proofErr w:type="spellEnd"/>
+      <w:r>
+        <w:t xml:space="preserve">) apparaissent dès le départ (au moins 10 ennemis). </w:t>
+      </w:r>
+      <w:r>
+        <w:t xml:space="preserve">- les ennemis </w:t>
+      </w:r>
+      <w:proofErr w:type="gramStart"/>
+      <w:r>
+        <w:t>tire</w:t>
+      </w:r>
+      <w:proofErr w:type="gramEnd"/>
+      <w:r>
+        <w:t xml:space="preserve"> droit devant eux</w:t>
+      </w:r>
+    </w:p>
+    <w:p>
+      <w:pPr>
+        <w:ind w:left="709"/>
+      </w:pPr>
+    </w:p>
+    <w:p>
+      <w:pPr>
+        <w:ind w:left="709"/>
+      </w:pPr>
+      <w:r>
+        <w:t>Les ennemis se déplacent verticalement vers le bas en phase de voyage.</w:t>
+      </w:r>
+    </w:p>
+    <w:p>
+      <w:pPr>
+        <w:ind w:left="709"/>
+      </w:pPr>
+    </w:p>
+    <w:p>
+      <w:pPr>
+        <w:ind w:left="709"/>
+      </w:pPr>
+      <w:r>
+        <w:t>Les ennemis tirent des projectiles vers Goku avec une cadence périodique.</w:t>
+      </w:r>
+    </w:p>
+    <w:p>
+      <w:pPr>
+        <w:ind w:left="709"/>
+      </w:pPr>
+    </w:p>
+    <w:p>
+      <w:pPr>
+        <w:ind w:left="709"/>
+      </w:pPr>
+      <w:r>
+        <w:t>Lorsqu'ils atteignent la zone basse, ils cessent leurs tirs à distance pour traquer Goku au corps-à-corps.</w:t>
+      </w:r>
+    </w:p>
+    <w:p>
+      <w:pPr>
+        <w:ind w:left="709"/>
+      </w:pPr>
+    </w:p>
+    <w:p>
+      <w:pPr>
+        <w:ind w:left="709"/>
+      </w:pPr>
+      <w:r>
+        <w:t xml:space="preserve">Chaque </w:t>
+      </w:r>
+      <w:proofErr w:type="spellStart"/>
+      <w:r>
+        <w:t>Saibamen</w:t>
+      </w:r>
+      <w:proofErr w:type="spellEnd"/>
+      <w:r>
+        <w:t xml:space="preserve"> possède 3 points de vie et déclenche une animation d'explosion à sa mort.</w:t>
+      </w:r>
+    </w:p>
+    <w:p>
+      <w:pPr>
+        <w:ind w:left="709"/>
+      </w:pPr>
+    </w:p>
+    <w:p>
+      <w:pPr>
+        <w:ind w:left="709"/>
+      </w:pPr>
       <w:r>
         <w:rPr>
           <w:noProof/>
         </w:rPr>
-        <w:lastRenderedPageBreak/>
         <w:drawing>
-          <wp:inline distT="0" distB="0" distL="0" distR="0" wp14:anchorId="10DD38C8" wp14:editId="11D81718">
-            <wp:extent cx="4762500" cy="3448050"/>
-            <wp:effectExtent l="0" t="0" r="0" b="0"/>
+          <wp:inline distT="0" distB="0" distL="0" distR="0" wp14:anchorId="10DD38C8" wp14:editId="73408574">
+            <wp:extent cx="4762500" cy="3386666"/>
+            <wp:effectExtent l="0" t="0" r="0" b="4445"/>
             <wp:docPr id="1755705877" name="Image 1755705877"/>
             <wp:cNvGraphicFramePr>
               <a:graphicFrameLocks xmlns:a="http://schemas.openxmlformats.org/drawingml/2006/main" noChangeAspect="1"/>
@@ -2941,14 +3213,19 @@
               <a:graphicData uri="http://schemas.openxmlformats.org/drawingml/2006/picture">
                 <pic:pic xmlns:pic="http://schemas.openxmlformats.org/drawingml/2006/picture">
                   <pic:nvPicPr>
-                    <pic:cNvPr id="0" name=""/>
+                    <pic:cNvPr id="1755705877" name="Image 1755705877"/>
                     <pic:cNvPicPr>
                       <a:picLocks noChangeAspect="1" noChangeArrowheads="1"/>
                     </pic:cNvPicPr>
                   </pic:nvPicPr>
                   <pic:blipFill>
-                    <a:blip r:embed="rId13"/>
-                    <a:srcRect/>
+                    <a:blip r:embed="rId13" cstate="print">
+                      <a:extLst>
+                        <a:ext uri="{28A0092B-C50C-407E-A947-70E740481C1C}">
+                          <a14:useLocalDpi xmlns:a14="http://schemas.microsoft.com/office/drawing/2010/main" val="0"/>
+                        </a:ext>
+                      </a:extLst>
+                    </a:blip>
                     <a:stretch>
                       <a:fillRect/>
                     </a:stretch>
@@ -2956,7 +3233,7 @@
                   <pic:spPr bwMode="auto">
                     <a:xfrm>
                       <a:off x="0" y="0"/>
-                      <a:ext cx="4762500" cy="3448050"/>
+                      <a:ext cx="4762500" cy="3386666"/>
                     </a:xfrm>
                     <a:prstGeom prst="rect">
                       <a:avLst/>
@@ -2969,64 +3246,175 @@
         </w:drawing>
       </w:r>
     </w:p>
-    <w:p/>
-    <w:p/>
-    <w:p>
-      <w:pPr>
-        <w:pStyle w:val="Titre1"/>
-      </w:pPr>
-      <w:r>
-        <w:t>#3 — US3: Tirer</w:t>
-      </w:r>
-    </w:p>
-    <w:p>
-      <w:pPr>
-        <w:pStyle w:val="Titre1"/>
+    <w:p>
+      <w:pPr>
+        <w:ind w:left="709"/>
+      </w:pPr>
+      <w:r>
+        <w:br w:type="page"/>
+      </w:r>
+    </w:p>
+    <w:p>
+      <w:pPr>
+        <w:ind w:left="709"/>
+      </w:pPr>
+    </w:p>
+    <w:p>
+      <w:pPr>
+        <w:ind w:left="709"/>
+      </w:pPr>
+    </w:p>
+    <w:p>
+      <w:pPr>
+        <w:ind w:left="709"/>
+      </w:pPr>
+    </w:p>
+    <w:p>
+      <w:pPr>
+        <w:pStyle w:val="Titre3"/>
+        <w:ind w:left="709"/>
+      </w:pPr>
+      <w:bookmarkStart w:id="11" w:name="_Toc244269423"/>
+      <w:r>
+        <w:t>#3 — US</w:t>
+      </w:r>
+      <w:proofErr w:type="gramStart"/>
+      <w:r>
+        <w:t>3:</w:t>
+      </w:r>
+      <w:proofErr w:type="gramEnd"/>
+      <w:r>
+        <w:t xml:space="preserve"> Tirer</w:t>
+      </w:r>
+      <w:bookmarkEnd w:id="11"/>
+    </w:p>
+    <w:p>
+      <w:pPr>
+        <w:pStyle w:val="Sous-titre"/>
+        <w:ind w:left="709"/>
       </w:pPr>
       <w:r>
         <w:t>UserStory</w:t>
       </w:r>
     </w:p>
     <w:p>
+      <w:pPr>
+        <w:ind w:left="709"/>
+      </w:pPr>
       <w:r>
         <w:t>En tant que joueur je veux pouvoir tirer afin de pouvoir me défendre</w:t>
       </w:r>
     </w:p>
-    <w:p/>
-    <w:p>
-      <w:pPr>
-        <w:pStyle w:val="Titre1"/>
+    <w:p>
+      <w:pPr>
+        <w:ind w:left="709"/>
+      </w:pPr>
+    </w:p>
+    <w:p>
+      <w:pPr>
+        <w:pStyle w:val="Sous-titre"/>
+        <w:ind w:left="709"/>
       </w:pPr>
       <w:r>
         <w:t>Test</w:t>
       </w:r>
     </w:p>
     <w:p>
-      <w:r>
-        <w:t>- mes tirent ont une vitesse régulière</w:t>
-      </w:r>
-    </w:p>
-    <w:p>
-      <w:r>
-        <w:t>- mes tirs ont un cooldowns réguliers</w:t>
-      </w:r>
-    </w:p>
-    <w:p>
-      <w:r>
-        <w:t>- mes tirs suivent la direction de où est mon curseur</w:t>
-      </w:r>
-    </w:p>
-    <w:p/>
-    <w:p/>
-    <w:p>
+      <w:pPr>
+        <w:ind w:left="709"/>
+      </w:pPr>
+      <w:r>
+        <w:t>L</w:t>
+      </w:r>
+      <w:r>
+        <w:t>es tirs suivent précisément la direction du curseur de la souris avec une vitesse régulière et constante.</w:t>
+      </w:r>
+    </w:p>
+    <w:p>
+      <w:pPr>
+        <w:ind w:left="709"/>
+      </w:pPr>
+    </w:p>
+    <w:p>
+      <w:pPr>
+        <w:ind w:left="709"/>
+      </w:pPr>
+      <w:r>
+        <w:t xml:space="preserve">Un </w:t>
+      </w:r>
+      <w:proofErr w:type="spellStart"/>
+      <w:r>
+        <w:t>cooldown</w:t>
+      </w:r>
+      <w:proofErr w:type="spellEnd"/>
+      <w:r>
+        <w:t xml:space="preserve"> régulier de 0.</w:t>
+      </w:r>
+      <w:r>
+        <w:t>5</w:t>
+      </w:r>
+      <w:r>
+        <w:t xml:space="preserve"> seconde limite la cadence de tir.</w:t>
+      </w:r>
+    </w:p>
+    <w:p>
+      <w:pPr>
+        <w:ind w:left="709"/>
+      </w:pPr>
+    </w:p>
+    <w:p>
+      <w:pPr>
+        <w:ind w:left="709"/>
+      </w:pPr>
+      <w:r>
+        <w:t>Le statut de recharge est affiché en temps réel dans l'ATH indiquant si le tir est prêt ou en recharge.</w:t>
+      </w:r>
+    </w:p>
+    <w:p>
+      <w:pPr>
+        <w:ind w:left="709"/>
+      </w:pPr>
+    </w:p>
+    <w:p>
+      <w:pPr>
+        <w:ind w:left="709"/>
+      </w:pPr>
+      <w:r>
+        <w:t>U</w:t>
+      </w:r>
+      <w:r>
+        <w:t xml:space="preserve">n tir disparaît dès qu'il touche un nuage Kinto, un </w:t>
+      </w:r>
+      <w:proofErr w:type="spellStart"/>
+      <w:r>
+        <w:t>Saibamen</w:t>
+      </w:r>
+      <w:proofErr w:type="spellEnd"/>
+      <w:r>
+        <w:t xml:space="preserve"> ou qu'il quitte les limites de l'écran.</w:t>
+      </w:r>
+    </w:p>
+    <w:p>
+      <w:pPr>
+        <w:ind w:left="709"/>
+      </w:pPr>
+    </w:p>
+    <w:p>
+      <w:pPr>
+        <w:ind w:left="709"/>
+      </w:pPr>
+    </w:p>
+    <w:p>
+      <w:pPr>
+        <w:ind w:left="709"/>
+      </w:pPr>
       <w:r>
         <w:rPr>
           <w:noProof/>
         </w:rPr>
-        <w:lastRenderedPageBreak/>
         <w:drawing>
-          <wp:inline distT="0" distB="0" distL="0" distR="0" wp14:anchorId="29FA9D4E" wp14:editId="0E718BE9">
-            <wp:extent cx="4762500" cy="3295650"/>
+          <wp:inline distT="0" distB="0" distL="0" distR="0" wp14:anchorId="29FA9D4E" wp14:editId="71660E53">
+            <wp:extent cx="4634507" cy="3295650"/>
             <wp:effectExtent l="0" t="0" r="0" b="0"/>
             <wp:docPr id="62703500" name="Image 62703500"/>
             <wp:cNvGraphicFramePr>
@@ -3036,14 +3424,19 @@
               <a:graphicData uri="http://schemas.openxmlformats.org/drawingml/2006/picture">
                 <pic:pic xmlns:pic="http://schemas.openxmlformats.org/drawingml/2006/picture">
                   <pic:nvPicPr>
-                    <pic:cNvPr id="0" name=""/>
+                    <pic:cNvPr id="62703500" name="Image 62703500"/>
                     <pic:cNvPicPr>
                       <a:picLocks noChangeAspect="1" noChangeArrowheads="1"/>
                     </pic:cNvPicPr>
                   </pic:nvPicPr>
                   <pic:blipFill>
-                    <a:blip r:embed="rId14"/>
-                    <a:srcRect/>
+                    <a:blip r:embed="rId14" cstate="print">
+                      <a:extLst>
+                        <a:ext uri="{28A0092B-C50C-407E-A947-70E740481C1C}">
+                          <a14:useLocalDpi xmlns:a14="http://schemas.microsoft.com/office/drawing/2010/main" val="0"/>
+                        </a:ext>
+                      </a:extLst>
+                    </a:blip>
                     <a:stretch>
                       <a:fillRect/>
                     </a:stretch>
@@ -3051,7 +3444,7 @@
                   <pic:spPr bwMode="auto">
                     <a:xfrm>
                       <a:off x="0" y="0"/>
-                      <a:ext cx="4762500" cy="3295650"/>
+                      <a:ext cx="4634507" cy="3295650"/>
                     </a:xfrm>
                     <a:prstGeom prst="rect">
                       <a:avLst/>
@@ -3064,64 +3457,154 @@
         </w:drawing>
       </w:r>
     </w:p>
-    <w:p/>
-    <w:p/>
-    <w:p>
-      <w:pPr>
-        <w:pStyle w:val="Titre1"/>
-      </w:pPr>
-      <w:r>
-        <w:t>#4 — US4: Protection</w:t>
-      </w:r>
-    </w:p>
-    <w:p>
-      <w:pPr>
-        <w:pStyle w:val="Titre1"/>
+    <w:p>
+      <w:pPr>
+        <w:ind w:left="709"/>
+      </w:pPr>
+      <w:r>
+        <w:br w:type="page"/>
+      </w:r>
+    </w:p>
+    <w:p>
+      <w:pPr>
+        <w:pStyle w:val="Titre3"/>
+        <w:ind w:left="709"/>
+      </w:pPr>
+      <w:bookmarkStart w:id="12" w:name="_Toc244269424"/>
+      <w:r>
+        <w:lastRenderedPageBreak/>
+        <w:t>#4 — US</w:t>
+      </w:r>
+      <w:proofErr w:type="gramStart"/>
+      <w:r>
+        <w:t>4:</w:t>
+      </w:r>
+      <w:proofErr w:type="gramEnd"/>
+      <w:r>
+        <w:t xml:space="preserve"> Protection</w:t>
+      </w:r>
+      <w:bookmarkEnd w:id="12"/>
+    </w:p>
+    <w:p>
+      <w:pPr>
+        <w:pStyle w:val="Sous-titre"/>
+        <w:ind w:left="709"/>
       </w:pPr>
       <w:r>
         <w:t>UserStory</w:t>
       </w:r>
     </w:p>
     <w:p>
-      <w:r>
-        <w:t>En tant que joueur je veux avoir des protections afin d'avoir une échapatoire au tire autre que de les esquiver</w:t>
-      </w:r>
-    </w:p>
-    <w:p/>
-    <w:p>
-      <w:pPr>
-        <w:pStyle w:val="Titre1"/>
+      <w:pPr>
+        <w:ind w:left="709"/>
+      </w:pPr>
+      <w:r>
+        <w:t xml:space="preserve">En tant que joueur je veux avoir des protections afin d'avoir une </w:t>
+      </w:r>
+      <w:r>
+        <w:t>échappatoire</w:t>
+      </w:r>
+      <w:r>
+        <w:t xml:space="preserve"> </w:t>
+      </w:r>
+      <w:r>
+        <w:t>aux tires</w:t>
+      </w:r>
+      <w:r>
+        <w:t xml:space="preserve"> autre que de les esquiver</w:t>
+      </w:r>
+    </w:p>
+    <w:p>
+      <w:pPr>
+        <w:ind w:left="709"/>
+      </w:pPr>
+    </w:p>
+    <w:p>
+      <w:pPr>
+        <w:pStyle w:val="Sous-titre"/>
+        <w:ind w:left="709"/>
       </w:pPr>
       <w:r>
         <w:t>Test</w:t>
       </w:r>
     </w:p>
     <w:p>
-      <w:r>
-        <w:t>- Les 5 protections sont complète au début de la partie</w:t>
-      </w:r>
-    </w:p>
-    <w:p>
-      <w:r>
-        <w:t>- le joueur et les ennemis peuvent détruire la barrière</w:t>
-      </w:r>
-    </w:p>
-    <w:p>
-      <w:r>
-        <w:t>- la barrière se régénère après un certain temps</w:t>
-      </w:r>
-    </w:p>
-    <w:p/>
-    <w:p/>
-    <w:p>
+      <w:pPr>
+        <w:ind w:left="709"/>
+      </w:pPr>
+      <w:r>
+        <w:t>Les</w:t>
+      </w:r>
+      <w:r>
+        <w:t xml:space="preserve"> 5 protections Kinto sont complètes et réparties au début de la partie.</w:t>
+      </w:r>
+    </w:p>
+    <w:p>
+      <w:pPr>
+        <w:ind w:left="709"/>
+      </w:pPr>
+    </w:p>
+    <w:p>
+      <w:pPr>
+        <w:ind w:left="709"/>
+      </w:pPr>
+      <w:r>
+        <w:t xml:space="preserve"> Le joueur et les ennemis peuvent endommager la barrière, chaque nuage possédant 3 points de vie.</w:t>
+      </w:r>
+    </w:p>
+    <w:p>
+      <w:pPr>
+        <w:ind w:left="709"/>
+      </w:pPr>
+    </w:p>
+    <w:p>
+      <w:pPr>
+        <w:ind w:left="709"/>
+      </w:pPr>
+      <w:r>
+        <w:t>Les nuages arrêtent les projectiles alliés et ennemis tout en bloquant les passages.</w:t>
+      </w:r>
+    </w:p>
+    <w:p>
+      <w:pPr>
+        <w:ind w:left="709"/>
+      </w:pPr>
+    </w:p>
+    <w:p>
+      <w:pPr>
+        <w:ind w:left="709"/>
+      </w:pPr>
+      <w:r>
+        <w:t>Lorsqu'un nuage est détruit, s</w:t>
+      </w:r>
+      <w:r>
+        <w:t xml:space="preserve">a </w:t>
+      </w:r>
+      <w:proofErr w:type="spellStart"/>
+      <w:r>
+        <w:t>hitbox</w:t>
+      </w:r>
+      <w:proofErr w:type="spellEnd"/>
+      <w:r>
+        <w:t xml:space="preserve"> se désactive immédiatement pour laisser passer les tirs, puis la barrière se régénère complètement après un délai de 15 secondes.</w:t>
+      </w:r>
+    </w:p>
+    <w:p>
+      <w:pPr>
+        <w:ind w:left="709"/>
+      </w:pPr>
+    </w:p>
+    <w:p>
+      <w:pPr>
+        <w:ind w:left="709"/>
+      </w:pPr>
       <w:r>
         <w:rPr>
           <w:noProof/>
         </w:rPr>
-        <w:lastRenderedPageBreak/>
         <w:drawing>
-          <wp:inline distT="0" distB="0" distL="0" distR="0" wp14:anchorId="35112391" wp14:editId="6D8E34CF">
-            <wp:extent cx="4762500" cy="3324225"/>
+          <wp:inline distT="0" distB="0" distL="0" distR="0" wp14:anchorId="35112391" wp14:editId="21706F2E">
+            <wp:extent cx="4674691" cy="3324225"/>
             <wp:effectExtent l="0" t="0" r="0" b="0"/>
             <wp:docPr id="546684747" name="Image 546684747"/>
             <wp:cNvGraphicFramePr>
@@ -3131,14 +3614,19 @@
               <a:graphicData uri="http://schemas.openxmlformats.org/drawingml/2006/picture">
                 <pic:pic xmlns:pic="http://schemas.openxmlformats.org/drawingml/2006/picture">
                   <pic:nvPicPr>
-                    <pic:cNvPr id="0" name=""/>
+                    <pic:cNvPr id="546684747" name="Image 546684747"/>
                     <pic:cNvPicPr>
                       <a:picLocks noChangeAspect="1" noChangeArrowheads="1"/>
                     </pic:cNvPicPr>
                   </pic:nvPicPr>
                   <pic:blipFill>
-                    <a:blip r:embed="rId15"/>
-                    <a:srcRect/>
+                    <a:blip r:embed="rId15" cstate="print">
+                      <a:extLst>
+                        <a:ext uri="{28A0092B-C50C-407E-A947-70E740481C1C}">
+                          <a14:useLocalDpi xmlns:a14="http://schemas.microsoft.com/office/drawing/2010/main" val="0"/>
+                        </a:ext>
+                      </a:extLst>
+                    </a:blip>
                     <a:stretch>
                       <a:fillRect/>
                     </a:stretch>
@@ -3146,7 +3634,7 @@
                   <pic:spPr bwMode="auto">
                     <a:xfrm>
                       <a:off x="0" y="0"/>
-                      <a:ext cx="4762500" cy="3324225"/>
+                      <a:ext cx="4674691" cy="3324225"/>
                     </a:xfrm>
                     <a:prstGeom prst="rect">
                       <a:avLst/>
@@ -3159,64 +3647,158 @@
         </w:drawing>
       </w:r>
     </w:p>
-    <w:p/>
-    <w:p/>
-    <w:p>
-      <w:pPr>
-        <w:pStyle w:val="Titre1"/>
-      </w:pPr>
-      <w:r>
-        <w:t>#5 — US5: Vie du joueur</w:t>
-      </w:r>
-    </w:p>
-    <w:p>
-      <w:pPr>
-        <w:pStyle w:val="Titre1"/>
+    <w:p>
+      <w:pPr>
+        <w:ind w:left="709"/>
+      </w:pPr>
+      <w:r>
+        <w:br w:type="page"/>
+      </w:r>
+    </w:p>
+    <w:p>
+      <w:pPr>
+        <w:pStyle w:val="Titre3"/>
+        <w:ind w:left="709"/>
+      </w:pPr>
+      <w:bookmarkStart w:id="13" w:name="_Toc244269425"/>
+      <w:r>
+        <w:lastRenderedPageBreak/>
+        <w:t>#5 — US</w:t>
+      </w:r>
+      <w:proofErr w:type="gramStart"/>
+      <w:r>
+        <w:t>5:</w:t>
+      </w:r>
+      <w:proofErr w:type="gramEnd"/>
+      <w:r>
+        <w:t xml:space="preserve"> Vie du joueur</w:t>
+      </w:r>
+      <w:bookmarkEnd w:id="13"/>
+    </w:p>
+    <w:p>
+      <w:pPr>
+        <w:pStyle w:val="Sous-titre"/>
+        <w:ind w:left="709"/>
       </w:pPr>
       <w:r>
         <w:t>UserStory</w:t>
       </w:r>
     </w:p>
     <w:p>
+      <w:pPr>
+        <w:ind w:left="709"/>
+      </w:pPr>
       <w:r>
         <w:t>En tant que joueur je veux avoir des points de vies afin de ne pas mourir à la première touche</w:t>
       </w:r>
     </w:p>
     <w:p>
       <w:pPr>
-        <w:pStyle w:val="Titre1"/>
+        <w:pStyle w:val="Sous-titre"/>
+        <w:ind w:left="709"/>
       </w:pPr>
       <w:r>
         <w:t>Test</w:t>
       </w:r>
     </w:p>
     <w:p>
-      <w:r>
-        <w:t>- Le joueur perd une vie après un contact avec un projectile ennemi</w:t>
-      </w:r>
-    </w:p>
-    <w:p>
-      <w:r>
-        <w:t>- Une vie est en vie après la consommation d'une vie</w:t>
-      </w:r>
-    </w:p>
-    <w:p>
-      <w:r>
-        <w:t>- les barrières se reconstruisent complètement à la perte d'une vie</w:t>
-      </w:r>
-    </w:p>
-    <w:p/>
-    <w:p/>
-    <w:p>
+      <w:pPr>
+        <w:ind w:left="709"/>
+      </w:pPr>
+      <w:r>
+        <w:t>Goku commence la partie avec 3 points de vie.</w:t>
+      </w:r>
+    </w:p>
+    <w:p>
+      <w:pPr>
+        <w:ind w:left="709"/>
+      </w:pPr>
+    </w:p>
+    <w:p>
+      <w:pPr>
+        <w:ind w:left="709"/>
+      </w:pPr>
+      <w:r>
+        <w:t xml:space="preserve">Le joueur perd une vie après un contact avec un tir ennemi ou lors d'une explosion de </w:t>
+      </w:r>
+      <w:proofErr w:type="spellStart"/>
+      <w:r>
+        <w:t>Saibamen</w:t>
+      </w:r>
+      <w:proofErr w:type="spellEnd"/>
+      <w:r>
+        <w:t xml:space="preserve"> au contact direct</w:t>
+      </w:r>
+    </w:p>
+    <w:p>
+      <w:pPr>
+        <w:ind w:left="709"/>
+      </w:pPr>
+    </w:p>
+    <w:p>
+      <w:pPr>
+        <w:ind w:left="709"/>
+      </w:pPr>
+      <w:r>
+        <w:t>Les points de vie restants sont indiqués en permanence dans le coin supérieur gauche.</w:t>
+      </w:r>
+    </w:p>
+    <w:p>
+      <w:pPr>
+        <w:ind w:left="709"/>
+      </w:pPr>
+    </w:p>
+    <w:p>
+      <w:pPr>
+        <w:ind w:left="709"/>
+      </w:pPr>
+      <w:r>
+        <w:t xml:space="preserve">Le score augmente de 100 points à chaque fois qu'un </w:t>
+      </w:r>
+      <w:proofErr w:type="spellStart"/>
+      <w:r>
+        <w:t>Saibamen</w:t>
+      </w:r>
+      <w:proofErr w:type="spellEnd"/>
+      <w:r>
+        <w:t xml:space="preserve"> est abattu.</w:t>
+      </w:r>
+    </w:p>
+    <w:p>
+      <w:pPr>
+        <w:ind w:left="709"/>
+      </w:pPr>
+    </w:p>
+    <w:p>
+      <w:pPr>
+        <w:ind w:left="709"/>
+      </w:pPr>
+      <w:r>
+        <w:t xml:space="preserve"> À 0 point de vie, le jeu passe en état de Game Over avec un gel des mouvements et la possibilité de relancer la partie grâce à la touche R.</w:t>
+      </w:r>
+    </w:p>
+    <w:p>
+      <w:pPr>
+        <w:ind w:left="709"/>
+      </w:pPr>
+    </w:p>
+    <w:p>
+      <w:pPr>
+        <w:ind w:left="709"/>
+      </w:pPr>
+    </w:p>
+    <w:p>
+      <w:pPr>
+        <w:ind w:left="709"/>
+      </w:pPr>
       <w:r>
         <w:rPr>
           <w:noProof/>
         </w:rPr>
-        <w:lastRenderedPageBreak/>
         <w:drawing>
-          <wp:inline distT="0" distB="0" distL="0" distR="0" wp14:anchorId="038CDFD1" wp14:editId="4E72F6B8">
-            <wp:extent cx="4762500" cy="3381375"/>
-            <wp:effectExtent l="0" t="0" r="0" b="0"/>
+          <wp:inline distT="0" distB="0" distL="0" distR="0" wp14:anchorId="038CDFD1" wp14:editId="1C8124E0">
+            <wp:extent cx="4755058" cy="3381375"/>
+            <wp:effectExtent l="0" t="0" r="7620" b="0"/>
             <wp:docPr id="1530069036" name="Image 1530069036"/>
             <wp:cNvGraphicFramePr>
               <a:graphicFrameLocks xmlns:a="http://schemas.openxmlformats.org/drawingml/2006/main" noChangeAspect="1"/>
@@ -3225,14 +3807,19 @@
               <a:graphicData uri="http://schemas.openxmlformats.org/drawingml/2006/picture">
                 <pic:pic xmlns:pic="http://schemas.openxmlformats.org/drawingml/2006/picture">
                   <pic:nvPicPr>
-                    <pic:cNvPr id="0" name=""/>
+                    <pic:cNvPr id="1530069036" name="Image 1530069036"/>
                     <pic:cNvPicPr>
                       <a:picLocks noChangeAspect="1" noChangeArrowheads="1"/>
                     </pic:cNvPicPr>
                   </pic:nvPicPr>
                   <pic:blipFill>
-                    <a:blip r:embed="rId16"/>
-                    <a:srcRect/>
+                    <a:blip r:embed="rId16" cstate="print">
+                      <a:extLst>
+                        <a:ext uri="{28A0092B-C50C-407E-A947-70E740481C1C}">
+                          <a14:useLocalDpi xmlns:a14="http://schemas.microsoft.com/office/drawing/2010/main" val="0"/>
+                        </a:ext>
+                      </a:extLst>
+                    </a:blip>
                     <a:stretch>
                       <a:fillRect/>
                     </a:stretch>
@@ -3240,7 +3827,7 @@
                   <pic:spPr bwMode="auto">
                     <a:xfrm>
                       <a:off x="0" y="0"/>
-                      <a:ext cx="4762500" cy="3381375"/>
+                      <a:ext cx="4755058" cy="3381375"/>
                     </a:xfrm>
                     <a:prstGeom prst="rect">
                       <a:avLst/>
@@ -3253,66 +3840,137 @@
         </w:drawing>
       </w:r>
     </w:p>
-    <w:p/>
-    <w:p/>
-    <w:p/>
-    <w:p>
-      <w:pPr>
-        <w:pStyle w:val="Titre1"/>
-      </w:pPr>
-      <w:r>
-        <w:t>#6 — US6: bonus si le temps le permet ajout d'une deuxième attaque</w:t>
-      </w:r>
-    </w:p>
-    <w:p>
-      <w:pPr>
-        <w:pStyle w:val="Titre1"/>
+    <w:p>
+      <w:pPr>
+        <w:ind w:left="709"/>
+      </w:pPr>
+      <w:r>
+        <w:br w:type="page"/>
+      </w:r>
+    </w:p>
+    <w:p>
+      <w:pPr>
+        <w:pStyle w:val="Titre3"/>
+        <w:ind w:left="709"/>
+      </w:pPr>
+      <w:bookmarkStart w:id="14" w:name="_Toc244269426"/>
+      <w:r>
+        <w:lastRenderedPageBreak/>
+        <w:t>#6 — US</w:t>
+      </w:r>
+      <w:proofErr w:type="gramStart"/>
+      <w:r>
+        <w:t>6:</w:t>
+      </w:r>
+      <w:proofErr w:type="gramEnd"/>
+      <w:r>
+        <w:t xml:space="preserve"> bonus si le temps le permet ajout d'une deuxième attaque</w:t>
+      </w:r>
+      <w:bookmarkEnd w:id="14"/>
+    </w:p>
+    <w:p>
+      <w:pPr>
+        <w:pStyle w:val="Sous-titre"/>
+        <w:ind w:left="709"/>
       </w:pPr>
       <w:r>
         <w:t>UserStory</w:t>
       </w:r>
     </w:p>
     <w:p>
-      <w:r>
-        <w:t>En tant que joueur je veux avoir une deuxième attaque de masse permettant d'éliminer tous les ennemis sur l'écran d'un seul coup (Genkidama)</w:t>
-      </w:r>
-    </w:p>
-    <w:p/>
-    <w:p>
-      <w:pPr>
-        <w:pStyle w:val="Titre1"/>
+      <w:pPr>
+        <w:ind w:left="709"/>
+      </w:pPr>
+      <w:r>
+        <w:t>En tant que joueur je veux avoir une deuxième attaque de masse permettant d'éliminer tous les ennemis sur l'écran d'un seul coup (</w:t>
+      </w:r>
+      <w:proofErr w:type="spellStart"/>
+      <w:r>
+        <w:t>Genkidama</w:t>
+      </w:r>
+      <w:proofErr w:type="spellEnd"/>
+      <w:r>
+        <w:t>)</w:t>
+      </w:r>
+    </w:p>
+    <w:p>
+      <w:pPr>
+        <w:ind w:left="709"/>
+      </w:pPr>
+    </w:p>
+    <w:p>
+      <w:pPr>
+        <w:pStyle w:val="Sous-titre"/>
+        <w:ind w:left="709"/>
       </w:pPr>
       <w:r>
         <w:t>Test</w:t>
       </w:r>
     </w:p>
     <w:p>
-      <w:r>
-        <w:t>- tous les ennemis sont éliminés d'un coup</w:t>
-      </w:r>
-    </w:p>
-    <w:p>
-      <w:r>
-        <w:t>- les barrières sont toutes intégralement</w:t>
-      </w:r>
-    </w:p>
-    <w:p>
-      <w:r>
-        <w:t>- le Genkidama est obtenu après</w:t>
-      </w:r>
-    </w:p>
-    <w:p/>
-    <w:p/>
-    <w:p>
+      <w:pPr>
+        <w:ind w:left="709"/>
+      </w:pPr>
+      <w:proofErr w:type="gramStart"/>
+      <w:r>
+        <w:t>une</w:t>
+      </w:r>
+      <w:proofErr w:type="gramEnd"/>
+      <w:r>
+        <w:t xml:space="preserve"> attaque spéciale de grande envergure frappe l'ensemble des </w:t>
+      </w:r>
+      <w:proofErr w:type="spellStart"/>
+      <w:r>
+        <w:t>Saibamens</w:t>
+      </w:r>
+      <w:proofErr w:type="spellEnd"/>
+      <w:r>
+        <w:t xml:space="preserve"> présents sur l'écran.</w:t>
+      </w:r>
+    </w:p>
+    <w:p>
+      <w:pPr>
+        <w:ind w:left="709"/>
+      </w:pPr>
+    </w:p>
+    <w:p>
+      <w:pPr>
+        <w:ind w:left="709"/>
+      </w:pPr>
+      <w:r>
+        <w:t>Tous les ennemis touchés par la zone de déflagration sont éliminés d'un seul coup.</w:t>
+      </w:r>
+    </w:p>
+    <w:p>
+      <w:pPr>
+        <w:ind w:left="709"/>
+      </w:pPr>
+    </w:p>
+    <w:p>
+      <w:pPr>
+        <w:ind w:left="709"/>
+      </w:pPr>
+      <w:r>
+        <w:t>Cette attaque requiert des conditions d'obtention spécifiques basées sur une jauge d'énergie ou un pallier de score.</w:t>
+      </w:r>
+    </w:p>
+    <w:p>
+      <w:pPr>
+        <w:ind w:left="709"/>
+      </w:pPr>
+    </w:p>
+    <w:p>
+      <w:pPr>
+        <w:ind w:left="709"/>
+      </w:pPr>
       <w:r>
         <w:rPr>
           <w:noProof/>
         </w:rPr>
-        <w:lastRenderedPageBreak/>
         <w:drawing>
-          <wp:inline distT="0" distB="0" distL="0" distR="0" wp14:anchorId="2B6FC79D" wp14:editId="7A49928C">
-            <wp:extent cx="4762500" cy="3409950"/>
-            <wp:effectExtent l="0" t="0" r="0" b="0"/>
+          <wp:inline distT="0" distB="0" distL="0" distR="0" wp14:anchorId="2B6FC79D" wp14:editId="3AC7C298">
+            <wp:extent cx="4762500" cy="3386666"/>
+            <wp:effectExtent l="0" t="0" r="0" b="4445"/>
             <wp:docPr id="1592669233" name="Image 1592669233"/>
             <wp:cNvGraphicFramePr>
               <a:graphicFrameLocks xmlns:a="http://schemas.openxmlformats.org/drawingml/2006/main" noChangeAspect="1"/>
@@ -3321,14 +3979,19 @@
               <a:graphicData uri="http://schemas.openxmlformats.org/drawingml/2006/picture">
                 <pic:pic xmlns:pic="http://schemas.openxmlformats.org/drawingml/2006/picture">
                   <pic:nvPicPr>
-                    <pic:cNvPr id="0" name=""/>
+                    <pic:cNvPr id="1592669233" name="Image 1592669233"/>
                     <pic:cNvPicPr>
                       <a:picLocks noChangeAspect="1" noChangeArrowheads="1"/>
                     </pic:cNvPicPr>
                   </pic:nvPicPr>
                   <pic:blipFill>
-                    <a:blip r:embed="rId17"/>
-                    <a:srcRect/>
+                    <a:blip r:embed="rId17" cstate="print">
+                      <a:extLst>
+                        <a:ext uri="{28A0092B-C50C-407E-A947-70E740481C1C}">
+                          <a14:useLocalDpi xmlns:a14="http://schemas.microsoft.com/office/drawing/2010/main" val="0"/>
+                        </a:ext>
+                      </a:extLst>
+                    </a:blip>
                     <a:stretch>
                       <a:fillRect/>
                     </a:stretch>
@@ -3336,7 +3999,7 @@
                   <pic:spPr bwMode="auto">
                     <a:xfrm>
                       <a:off x="0" y="0"/>
-                      <a:ext cx="4762500" cy="3409950"/>
+                      <a:ext cx="4762500" cy="3386666"/>
                     </a:xfrm>
                     <a:prstGeom prst="rect">
                       <a:avLst/>
@@ -3349,16 +4012,695 @@
         </w:drawing>
       </w:r>
     </w:p>
-    <w:p/>
-    <w:p/>
+    <w:p>
+      <w:pPr>
+        <w:ind w:left="709"/>
+      </w:pPr>
+    </w:p>
+    <w:p>
+      <w:pPr>
+        <w:ind w:left="709"/>
+      </w:pPr>
+      <w:r>
+        <w:br w:type="page"/>
+      </w:r>
+    </w:p>
+    <w:p>
+      <w:pPr>
+        <w:pStyle w:val="Titre2"/>
+      </w:pPr>
+      <w:bookmarkStart w:id="15" w:name="_Toc244269427"/>
+      <w:r>
+        <w:lastRenderedPageBreak/>
+        <w:t>RAPPORT DE TESTS</w:t>
+      </w:r>
+      <w:bookmarkEnd w:id="15"/>
+    </w:p>
+    <w:p>
+      <w:pPr>
+        <w:pStyle w:val="Titre3"/>
+        <w:ind w:left="709" w:firstLine="0"/>
+      </w:pPr>
+      <w:bookmarkStart w:id="16" w:name="_Toc244269428"/>
+      <w:r>
+        <w:t xml:space="preserve">Suite de tests </w:t>
+      </w:r>
+      <w:proofErr w:type="gramStart"/>
+      <w:r>
+        <w:t>unitaires</w:t>
+      </w:r>
+      <w:r>
+        <w:t xml:space="preserve"> </w:t>
+      </w:r>
+      <w:r>
+        <w:t xml:space="preserve"> (</w:t>
+      </w:r>
+      <w:proofErr w:type="spellStart"/>
+      <w:proofErr w:type="gramEnd"/>
+      <w:r>
+        <w:t>MSTest</w:t>
+      </w:r>
+      <w:proofErr w:type="spellEnd"/>
+      <w:r>
+        <w:t>)</w:t>
+      </w:r>
+      <w:bookmarkEnd w:id="16"/>
+    </w:p>
+    <w:p>
+      <w:pPr>
+        <w:ind w:left="709"/>
+      </w:pPr>
+      <w:r>
+        <w:t xml:space="preserve">Le test </w:t>
+      </w:r>
+      <w:proofErr w:type="spellStart"/>
+      <w:r>
+        <w:t>Player_InitialState_ShouldHaveThreeHp</w:t>
+      </w:r>
+      <w:proofErr w:type="spellEnd"/>
+      <w:r>
+        <w:t xml:space="preserve"> vérifie que le constructeur de Player initialise bien les points de vie de Goku à 3. Le résultat obtenu est un succès validé.</w:t>
+      </w:r>
+    </w:p>
+    <w:p>
+      <w:pPr>
+        <w:ind w:left="709"/>
+      </w:pPr>
+      <w:r>
+        <w:t xml:space="preserve">Le test </w:t>
+      </w:r>
+      <w:proofErr w:type="spellStart"/>
+      <w:r>
+        <w:t>Player_Movement_ShouldBeBlockedByActiveKinto</w:t>
+      </w:r>
+      <w:proofErr w:type="spellEnd"/>
+      <w:r>
+        <w:t xml:space="preserve"> vérifie que la méthode </w:t>
+      </w:r>
+      <w:proofErr w:type="spellStart"/>
+      <w:r>
+        <w:t>ChangeDirection</w:t>
+      </w:r>
+      <w:proofErr w:type="spellEnd"/>
+      <w:r>
+        <w:t xml:space="preserve"> bloque le déplacement vers le haut lorsque le nuage Kinto est intact. Le résultat obtenu est un succès validé.</w:t>
+      </w:r>
+    </w:p>
+    <w:p>
+      <w:pPr>
+        <w:ind w:left="709"/>
+      </w:pPr>
+    </w:p>
+    <w:p>
+      <w:pPr>
+        <w:ind w:left="709"/>
+      </w:pPr>
+    </w:p>
+    <w:p>
+      <w:pPr>
+        <w:ind w:left="709"/>
+      </w:pPr>
+      <w:r>
+        <w:t xml:space="preserve">Le test </w:t>
+      </w:r>
+      <w:proofErr w:type="spellStart"/>
+      <w:r>
+        <w:t>Kinto_TakeDamage_ShouldBecomeDestroyedWhenHpReachesZero</w:t>
+      </w:r>
+      <w:proofErr w:type="spellEnd"/>
+      <w:r>
+        <w:t xml:space="preserve"> valide la décrémentation des points de vie du bouclier et le passage à l'état détruit après 3 impacts. Le résultat obtenu est un succès validé.</w:t>
+      </w:r>
+    </w:p>
+    <w:p>
+      <w:pPr>
+        <w:ind w:left="709"/>
+      </w:pPr>
+    </w:p>
+    <w:p>
+      <w:pPr>
+        <w:ind w:left="709"/>
+      </w:pPr>
+      <w:r>
+        <w:t>Le test Kinto_Respawn_ShouldRegenerateAfter15Seconds simule le temps écoulé et démontre que le nuage reste détruit à 14 000 ms, puis réapparaît intact avec ses 3 PV à 15 000 ms. Le résultat obtenu est un succès validé.</w:t>
+      </w:r>
+    </w:p>
+    <w:p>
+      <w:pPr>
+        <w:ind w:left="709"/>
+      </w:pPr>
+    </w:p>
+    <w:p>
+      <w:pPr>
+        <w:ind w:left="709"/>
+      </w:pPr>
+      <w:r>
+        <w:t xml:space="preserve">Le test </w:t>
+      </w:r>
+      <w:proofErr w:type="spellStart"/>
+      <w:r>
+        <w:t>Ennemi_InitialHpAndPoints_ShouldMatchSpecifications</w:t>
+      </w:r>
+      <w:proofErr w:type="spellEnd"/>
+      <w:r>
+        <w:t xml:space="preserve"> contrôle que chaque </w:t>
+      </w:r>
+      <w:proofErr w:type="spellStart"/>
+      <w:r>
+        <w:t>Saibamen</w:t>
+      </w:r>
+      <w:proofErr w:type="spellEnd"/>
+      <w:r>
+        <w:t xml:space="preserve"> démarre avec 3 PV et rapporte 100 points lors de son élimination. Le résultat obtenu est un succès validé.</w:t>
+      </w:r>
+    </w:p>
+    <w:p>
+      <w:pPr>
+        <w:ind w:left="709"/>
+      </w:pPr>
+    </w:p>
+    <w:p>
+      <w:pPr>
+        <w:ind w:left="709"/>
+      </w:pPr>
+      <w:r>
+        <w:t xml:space="preserve">Le test </w:t>
+      </w:r>
+      <w:proofErr w:type="spellStart"/>
+      <w:r>
+        <w:t>MathHelpers_Distance_ShouldCalculateEuclideanDistance</w:t>
+      </w:r>
+      <w:proofErr w:type="spellEnd"/>
+      <w:r>
+        <w:t xml:space="preserve"> valide le calcul de distance euclidienne utilisé pour la trajectoire des tirs. Le résultat obtenu est un succès validé.</w:t>
+      </w:r>
+    </w:p>
+    <w:p>
+      <w:pPr>
+        <w:ind w:left="709"/>
+      </w:pPr>
+    </w:p>
+    <w:p>
+      <w:pPr>
+        <w:pStyle w:val="Titre2"/>
+      </w:pPr>
+      <w:bookmarkStart w:id="17" w:name="_Toc244269429"/>
+      <w:r>
+        <w:t>Conception</w:t>
+      </w:r>
+      <w:bookmarkEnd w:id="17"/>
+    </w:p>
+    <w:p>
+      <w:pPr>
+        <w:pStyle w:val="Titre3"/>
+        <w:ind w:left="709" w:firstLine="0"/>
+      </w:pPr>
+      <w:bookmarkStart w:id="18" w:name="_Toc244269430"/>
+      <w:r>
+        <w:t>Avant le codage</w:t>
+      </w:r>
+      <w:bookmarkEnd w:id="18"/>
+    </w:p>
+    <w:p>
+      <w:pPr>
+        <w:pStyle w:val="Retraitcorpsdetexte3"/>
+        <w:ind w:left="709"/>
+      </w:pPr>
+      <w:r>
+        <w:t xml:space="preserve">J’ai débuté par la conception des </w:t>
+      </w:r>
+      <w:proofErr w:type="spellStart"/>
+      <w:r>
+        <w:t>Users</w:t>
+      </w:r>
+      <w:proofErr w:type="spellEnd"/>
+      <w:r>
+        <w:t xml:space="preserve"> story ensuite de la planification </w:t>
+      </w:r>
+      <w:r>
+        <w:t>initiale</w:t>
+      </w:r>
+      <w:r>
+        <w:t>.</w:t>
+      </w:r>
+    </w:p>
+    <w:p>
+      <w:pPr>
+        <w:pStyle w:val="Titre3"/>
+        <w:ind w:left="709" w:firstLine="0"/>
+      </w:pPr>
+      <w:bookmarkStart w:id="19" w:name="_Toc244269431"/>
+      <w:r>
+        <w:t>Pendant le codage</w:t>
+      </w:r>
+      <w:bookmarkEnd w:id="19"/>
+    </w:p>
+    <w:p>
+      <w:pPr>
+        <w:pStyle w:val="Retraitcorpsdetexte3"/>
+        <w:ind w:left="709"/>
+      </w:pPr>
+      <w:r>
+        <w:t xml:space="preserve">J’ai essayé au maximum d’appliquer </w:t>
+      </w:r>
+      <w:proofErr w:type="gramStart"/>
+      <w:r>
+        <w:t>les connaissances acquise</w:t>
+      </w:r>
+      <w:proofErr w:type="gramEnd"/>
+      <w:r>
+        <w:t xml:space="preserve"> </w:t>
+      </w:r>
+      <w:r>
+        <w:t>lors des cours afin de pouvoir développer en autonomie et progresser dans le domaine.</w:t>
+      </w:r>
+    </w:p>
+    <w:p>
+      <w:pPr>
+        <w:pStyle w:val="Titre3"/>
+        <w:tabs>
+          <w:tab w:val="clear" w:pos="1814"/>
+        </w:tabs>
+        <w:ind w:left="709" w:firstLine="0"/>
+      </w:pPr>
+      <w:r>
+        <w:t xml:space="preserve">     </w:t>
+      </w:r>
+      <w:bookmarkStart w:id="20" w:name="_Toc244269432"/>
+      <w:proofErr w:type="spellStart"/>
+      <w:r>
+        <w:t>Diagrame</w:t>
+      </w:r>
+      <w:proofErr w:type="spellEnd"/>
+      <w:r>
+        <w:t xml:space="preserve"> de classe</w:t>
+      </w:r>
+      <w:bookmarkEnd w:id="20"/>
+    </w:p>
+    <w:p>
+      <w:pPr>
+        <w:pStyle w:val="Retraitcorpsdetexte3"/>
+      </w:pPr>
+    </w:p>
+    <w:p>
+      <w:pPr>
+        <w:pStyle w:val="Retraitcorpsdetexte3"/>
+      </w:pPr>
+      <w:r>
+        <w:rPr>
+          <w:noProof/>
+        </w:rPr>
+        <w:drawing>
+          <wp:inline distT="0" distB="0" distL="0" distR="0" wp14:anchorId="0FA2D8AF" wp14:editId="16686D2E">
+            <wp:extent cx="3016545" cy="2234194"/>
+            <wp:effectExtent l="0" t="0" r="0" b="0"/>
+            <wp:docPr id="1779169740" name="Image 1"/>
+            <wp:cNvGraphicFramePr>
+              <a:graphicFrameLocks xmlns:a="http://schemas.openxmlformats.org/drawingml/2006/main" noChangeAspect="1"/>
+            </wp:cNvGraphicFramePr>
+            <a:graphic xmlns:a="http://schemas.openxmlformats.org/drawingml/2006/main">
+              <a:graphicData uri="http://schemas.openxmlformats.org/drawingml/2006/picture">
+                <pic:pic xmlns:pic="http://schemas.openxmlformats.org/drawingml/2006/picture">
+                  <pic:nvPicPr>
+                    <pic:cNvPr id="0" name="Picture 2"/>
+                    <pic:cNvPicPr>
+                      <a:picLocks noChangeAspect="1" noChangeArrowheads="1"/>
+                    </pic:cNvPicPr>
+                  </pic:nvPicPr>
+                  <pic:blipFill>
+                    <a:blip r:embed="rId18" cstate="print">
+                      <a:extLst>
+                        <a:ext uri="{28A0092B-C50C-407E-A947-70E740481C1C}">
+                          <a14:useLocalDpi xmlns:a14="http://schemas.microsoft.com/office/drawing/2010/main" val="0"/>
+                        </a:ext>
+                      </a:extLst>
+                    </a:blip>
+                    <a:srcRect/>
+                    <a:stretch>
+                      <a:fillRect/>
+                    </a:stretch>
+                  </pic:blipFill>
+                  <pic:spPr bwMode="auto">
+                    <a:xfrm>
+                      <a:off x="0" y="0"/>
+                      <a:ext cx="3030170" cy="2244285"/>
+                    </a:xfrm>
+                    <a:prstGeom prst="rect">
+                      <a:avLst/>
+                    </a:prstGeom>
+                    <a:noFill/>
+                    <a:ln>
+                      <a:noFill/>
+                    </a:ln>
+                  </pic:spPr>
+                </pic:pic>
+              </a:graphicData>
+            </a:graphic>
+          </wp:inline>
+        </w:drawing>
+      </w:r>
+    </w:p>
+    <w:p>
+      <w:pPr>
+        <w:pStyle w:val="Titre2"/>
+      </w:pPr>
+      <w:bookmarkStart w:id="21" w:name="_Toc244269433"/>
+      <w:r>
+        <w:lastRenderedPageBreak/>
+        <w:t xml:space="preserve">Explication </w:t>
+      </w:r>
+      <w:proofErr w:type="gramStart"/>
+      <w:r>
+        <w:t>de utilisation</w:t>
+      </w:r>
+      <w:proofErr w:type="gramEnd"/>
+      <w:r>
+        <w:t xml:space="preserve"> de </w:t>
+      </w:r>
+      <w:proofErr w:type="spellStart"/>
+      <w:r>
+        <w:t>l’ia</w:t>
+      </w:r>
+      <w:proofErr w:type="spellEnd"/>
+      <w:r>
+        <w:t xml:space="preserve"> dans ce projet</w:t>
+      </w:r>
+      <w:bookmarkEnd w:id="21"/>
+    </w:p>
+    <w:p>
+      <w:pPr>
+        <w:pStyle w:val="Retraitcorpsdetexte"/>
+        <w:ind w:left="709"/>
+      </w:pPr>
+      <w:r>
+        <w:t xml:space="preserve">J’ai utilisé </w:t>
+      </w:r>
+      <w:proofErr w:type="spellStart"/>
+      <w:r>
+        <w:t>l’ia</w:t>
+      </w:r>
+      <w:proofErr w:type="spellEnd"/>
+      <w:r>
+        <w:t xml:space="preserve"> afin de comprendre les concepts qui m’échappaient, j’ai eu de nombreuse difficulté lors de ce projet </w:t>
+      </w:r>
+      <w:proofErr w:type="spellStart"/>
+      <w:r>
+        <w:t>l’ia</w:t>
+      </w:r>
+      <w:proofErr w:type="spellEnd"/>
+      <w:r>
+        <w:t xml:space="preserve"> m’a permis de tout de même continuer à progresser</w:t>
+      </w:r>
+      <w:r>
+        <w:t xml:space="preserve"> et à maintenir un rythme convenable et soutenu.</w:t>
+      </w:r>
+    </w:p>
+    <w:p>
+      <w:pPr>
+        <w:pStyle w:val="Retraitcorpsdetexte"/>
+        <w:ind w:left="709"/>
+      </w:pPr>
+    </w:p>
+    <w:p>
+      <w:pPr>
+        <w:pStyle w:val="Sous-titre"/>
+        <w:ind w:left="709"/>
+      </w:pPr>
+      <w:r>
+        <w:t>La rotation des tirs</w:t>
+      </w:r>
+    </w:p>
+    <w:p>
+      <w:pPr>
+        <w:ind w:left="709"/>
+      </w:pPr>
+      <w:r>
+        <w:t xml:space="preserve">J’ai été aidé par </w:t>
+      </w:r>
+      <w:proofErr w:type="spellStart"/>
+      <w:r>
+        <w:t>l’ia</w:t>
+      </w:r>
+      <w:proofErr w:type="spellEnd"/>
+      <w:r>
+        <w:t xml:space="preserve"> afin de réaliser cette partie car je bloquais dessus, elle m’a permis d’avancer et mieux comprendre ce concept.</w:t>
+      </w:r>
+    </w:p>
+    <w:p>
+      <w:pPr>
+        <w:ind w:left="709"/>
+      </w:pPr>
+    </w:p>
+    <w:p>
+      <w:pPr>
+        <w:pStyle w:val="Sous-titre"/>
+        <w:ind w:left="709"/>
+      </w:pPr>
+      <w:r>
+        <w:t>Les commentaires</w:t>
+      </w:r>
+    </w:p>
+    <w:p>
+      <w:pPr>
+        <w:ind w:left="709"/>
+      </w:pPr>
+      <w:r>
+        <w:t>A la fin du projet j’ai décidé d’ajouter des commentaires grâce à l’aide de l’Ia afin de rendre mon code plus facilement transmissible et compréhensible.</w:t>
+      </w:r>
+    </w:p>
+    <w:p>
+      <w:pPr>
+        <w:ind w:left="709"/>
+      </w:pPr>
+    </w:p>
+    <w:p>
+      <w:pPr>
+        <w:pStyle w:val="Sous-titre"/>
+        <w:ind w:left="709"/>
+      </w:pPr>
+      <w:r>
+        <w:t>Les images</w:t>
+      </w:r>
+    </w:p>
+    <w:p>
+      <w:pPr>
+        <w:ind w:left="709"/>
+      </w:pPr>
+      <w:r>
+        <w:t xml:space="preserve">J’ai généré par </w:t>
+      </w:r>
+      <w:proofErr w:type="spellStart"/>
+      <w:r>
+        <w:t>ia</w:t>
+      </w:r>
+      <w:proofErr w:type="spellEnd"/>
+      <w:r>
+        <w:t xml:space="preserve"> l’entièreté des images afin d’éviter des problèmes de droits et d’obtenir exactement l’image que je recherchais, veuillez tout de même </w:t>
+      </w:r>
+      <w:proofErr w:type="gramStart"/>
+      <w:r>
+        <w:t>noté</w:t>
+      </w:r>
+      <w:proofErr w:type="gramEnd"/>
+      <w:r>
+        <w:t xml:space="preserve"> que j’ai retravailler les images sur </w:t>
+      </w:r>
+      <w:proofErr w:type="spellStart"/>
+      <w:r>
+        <w:t>photoshop</w:t>
+      </w:r>
+      <w:proofErr w:type="spellEnd"/>
+      <w:r>
+        <w:t xml:space="preserve"> et je les ai </w:t>
+      </w:r>
+      <w:r>
+        <w:t>pixellisés</w:t>
+      </w:r>
+      <w:r>
+        <w:t xml:space="preserve"> pour réduire leur taille et le ralentissement qu’elles causaient</w:t>
+      </w:r>
+      <w:r>
+        <w:t>.</w:t>
+      </w:r>
+    </w:p>
+    <w:p>
+      <w:pPr>
+        <w:ind w:left="709"/>
+      </w:pPr>
+    </w:p>
+    <w:p>
+      <w:pPr>
+        <w:pStyle w:val="Sous-titre"/>
+        <w:ind w:left="709"/>
+      </w:pPr>
+      <w:r>
+        <w:t>Des informations</w:t>
+      </w:r>
+    </w:p>
+    <w:p>
+      <w:pPr>
+        <w:ind w:left="709"/>
+      </w:pPr>
+      <w:r>
+        <w:t xml:space="preserve">J’ai utilisé </w:t>
+      </w:r>
+      <w:proofErr w:type="spellStart"/>
+      <w:r>
+        <w:t>l’ia</w:t>
+      </w:r>
+      <w:proofErr w:type="spellEnd"/>
+      <w:r>
+        <w:t xml:space="preserve"> pour toutes sorte de question technique et conseil tout au long du projet, j’ai souvent remplacé une simple recherche internet par un prompt afin de pouvoir optimiser mon travail et mes recherches.</w:t>
+      </w:r>
+    </w:p>
+    <w:p>
+      <w:pPr>
+        <w:pStyle w:val="Retraitcorpsdetexte"/>
+        <w:ind w:left="709"/>
+      </w:pPr>
+    </w:p>
+    <w:p>
+      <w:pPr>
+        <w:pStyle w:val="Retraitcorpsdetexte"/>
+        <w:ind w:left="709"/>
+      </w:pPr>
+    </w:p>
+    <w:p>
+      <w:pPr>
+        <w:pStyle w:val="Titre2"/>
+      </w:pPr>
+      <w:bookmarkStart w:id="22" w:name="_Toc244269434"/>
+      <w:r>
+        <w:t>Bilan</w:t>
+      </w:r>
+      <w:r>
+        <w:t xml:space="preserve"> du déroulement du projet</w:t>
+      </w:r>
+      <w:bookmarkEnd w:id="22"/>
+    </w:p>
+    <w:p>
+      <w:pPr>
+        <w:pStyle w:val="Retraitcorpsdetexte"/>
+        <w:ind w:left="709"/>
+      </w:pPr>
+      <w:r>
+        <w:t xml:space="preserve">Le projet s'est déroulé de façon constructive malgré un démarrage qui demandait un temps d'adaptation important pour appréhender </w:t>
+      </w:r>
+      <w:proofErr w:type="gramStart"/>
+      <w:r>
+        <w:t>le</w:t>
+      </w:r>
+      <w:r>
+        <w:t xml:space="preserve"> Orienté</w:t>
+      </w:r>
+      <w:proofErr w:type="gramEnd"/>
+      <w:r>
+        <w:t xml:space="preserve"> objet</w:t>
+      </w:r>
+      <w:r>
+        <w:t>.</w:t>
+      </w:r>
+    </w:p>
+    <w:p>
+      <w:pPr>
+        <w:pStyle w:val="Retraitcorpsdetexte"/>
+        <w:ind w:left="709"/>
+      </w:pPr>
+    </w:p>
+    <w:p>
+      <w:pPr>
+        <w:pStyle w:val="Titre2"/>
+      </w:pPr>
+      <w:bookmarkStart w:id="23" w:name="_Toc244269435"/>
+      <w:r>
+        <w:t>Bilan Produit</w:t>
+      </w:r>
+      <w:bookmarkEnd w:id="23"/>
+    </w:p>
+    <w:p>
+      <w:pPr>
+        <w:pStyle w:val="Retraitcorpsdetexte"/>
+        <w:ind w:left="709"/>
+      </w:pPr>
+      <w:r>
+        <w:t>Le résultat final correspond aux attentes du cahier des charges et de mes attentes.</w:t>
+      </w:r>
+    </w:p>
+    <w:p>
+      <w:pPr>
+        <w:pStyle w:val="Retraitcorpsdetexte"/>
+        <w:ind w:left="709"/>
+      </w:pPr>
+      <w:r>
+        <w:t xml:space="preserve">Il satisfait toutes les attentes d’un </w:t>
+      </w:r>
+      <w:proofErr w:type="spellStart"/>
+      <w:r>
+        <w:t>Shoot’em</w:t>
+      </w:r>
+      <w:proofErr w:type="spellEnd"/>
+      <w:r>
+        <w:t xml:space="preserve"> Up classique et respecte le thème de dragon </w:t>
+      </w:r>
+      <w:proofErr w:type="spellStart"/>
+      <w:r>
+        <w:t>ball</w:t>
+      </w:r>
+      <w:proofErr w:type="spellEnd"/>
+    </w:p>
+    <w:p>
+      <w:pPr>
+        <w:pStyle w:val="Retraitcorpsdetexte"/>
+        <w:ind w:left="709"/>
+      </w:pPr>
+    </w:p>
+    <w:p>
+      <w:pPr>
+        <w:pStyle w:val="Titre2"/>
+      </w:pPr>
+      <w:bookmarkStart w:id="24" w:name="_Toc244269436"/>
+      <w:r>
+        <w:t>Conclusion</w:t>
+      </w:r>
+      <w:bookmarkEnd w:id="24"/>
+    </w:p>
+    <w:p>
+      <w:pPr>
+        <w:pStyle w:val="Retraitcorpsdetexte"/>
+        <w:ind w:left="709"/>
+      </w:pPr>
+      <w:r>
+        <w:t xml:space="preserve">En conclusion, ce projet m’a permis de progresser et de grandement améliorer ma persévérance même dans la difficulté, mais j’ai tout de même beaucoup </w:t>
+      </w:r>
+      <w:proofErr w:type="gramStart"/>
+      <w:r>
+        <w:t>apprécier</w:t>
+      </w:r>
+      <w:proofErr w:type="gramEnd"/>
+      <w:r>
+        <w:t xml:space="preserve"> travailler sur ce projet et m’a apporté l’envie d’apprendre plus.</w:t>
+      </w:r>
+    </w:p>
+    <w:p>
+      <w:pPr>
+        <w:pStyle w:val="Retraitcorpsdetexte3"/>
+        <w:ind w:left="709"/>
+      </w:pPr>
+    </w:p>
+    <w:p>
+      <w:pPr>
+        <w:ind w:left="709"/>
+      </w:pPr>
+    </w:p>
     <w:p>
       <w:pPr>
         <w:pStyle w:val="Corpsdetexte"/>
+        <w:ind w:left="709"/>
       </w:pPr>
     </w:p>
     <w:sectPr>
-      <w:headerReference w:type="default" r:id="rId18"/>
-      <w:footerReference w:type="default" r:id="rId19"/>
+      <w:headerReference w:type="default" r:id="rId19"/>
+      <w:footerReference w:type="default" r:id="rId20"/>
       <w:pgSz w:w="11906" w:h="16838" w:code="9"/>
       <w:pgMar w:top="1418" w:right="1418" w:bottom="1418" w:left="1418" w:header="709" w:footer="709" w:gutter="0"/>
       <w:cols w:space="708"/>
@@ -3783,12 +5125,21 @@
               <w:szCs w:val="16"/>
             </w:rPr>
           </w:pPr>
+          <w:proofErr w:type="gramStart"/>
           <w:r>
             <w:rPr>
               <w:rFonts w:cs="Arial"/>
               <w:szCs w:val="16"/>
             </w:rPr>
-            <w:t xml:space="preserve">Version: </w:t>
+            <w:t>Version:</w:t>
+          </w:r>
+          <w:proofErr w:type="gramEnd"/>
+          <w:r>
+            <w:rPr>
+              <w:rFonts w:cs="Arial"/>
+              <w:szCs w:val="16"/>
+            </w:rPr>
+            <w:t xml:space="preserve"> </w:t>
           </w:r>
           <w:fldSimple w:instr=" REVNUM   \* MERGEFORMAT ">
             <w:r>
@@ -3834,7 +5185,7 @@
               <w:noProof/>
               <w:szCs w:val="16"/>
             </w:rPr>
-            <w:t>04.09.2026 16:35</w:t>
+            <w:t>11.09.2026 14:42</w:t>
           </w:r>
           <w:r>
             <w:rPr>
@@ -4074,7 +5425,7 @@
         <v:path o:extrusionok="f" gradientshapeok="t" o:connecttype="rect"/>
         <o:lock v:ext="edit" aspectratio="t"/>
       </v:shapetype>
-      <v:shape id="_x0000_i1025" type="#_x0000_t75" style="width:12.25pt;height:12.25pt" o:bullet="t">
+      <v:shape id="_x0000_i1025" type="#_x0000_t75" style="width:12pt;height:12pt" o:bullet="t">
         <v:imagedata r:id="rId1" o:title="BD10263_"/>
       </v:shape>
     </w:pict>
@@ -4248,7 +5599,7 @@
   <w:abstractNum w:abstractNumId="2" w15:restartNumberingAfterBreak="0">
     <w:nsid w:val="0E06234A"/>
     <w:multiLevelType w:val="hybridMultilevel"/>
-    <w:tmpl w:val="F2182E6C"/>
+    <w:tmpl w:val="B74C83D0"/>
     <w:lvl w:ilvl="0" w:tplc="FFFFFFFF">
       <w:start w:val="1"/>
       <w:numFmt w:val="upperRoman"/>
@@ -4258,7 +5609,7 @@
         <w:ind w:left="720" w:hanging="360"/>
       </w:pPr>
     </w:lvl>
-    <w:lvl w:ilvl="1" w:tplc="63F2C344">
+    <w:lvl w:ilvl="1" w:tplc="3F1C7D0A">
       <w:start w:val="1"/>
       <w:numFmt w:val="decimal"/>
       <w:pStyle w:val="Titre2"/>
@@ -4478,7 +5829,7 @@
   <w:abstractNum w:abstractNumId="4" w15:restartNumberingAfterBreak="0">
     <w:nsid w:val="2A8F67FD"/>
     <w:multiLevelType w:val="multilevel"/>
-    <w:tmpl w:val="2B4EBFA6"/>
+    <w:tmpl w:val="E340BB8E"/>
     <w:lvl w:ilvl="0">
       <w:start w:val="1"/>
       <w:numFmt w:val="decimal"/>
@@ -4517,9 +5868,9 @@
       <w:lvlJc w:val="left"/>
       <w:pPr>
         <w:tabs>
-          <w:tab w:val="num" w:pos="1814"/>
+          <w:tab w:val="num" w:pos="1815"/>
         </w:tabs>
-        <w:ind w:left="1814" w:hanging="680"/>
+        <w:ind w:left="1815" w:hanging="680"/>
       </w:pPr>
       <w:rPr>
         <w:rFonts w:hint="default"/>
@@ -4614,6 +5965,119 @@
       <w:rPr>
         <w:rFonts w:hint="default"/>
       </w:rPr>
+    </w:lvl>
+  </w:abstractNum>
+  <w:abstractNum w:abstractNumId="5" w15:restartNumberingAfterBreak="0">
+    <w:nsid w:val="448B4473"/>
+    <w:multiLevelType w:val="multilevel"/>
+    <w:tmpl w:val="5322CF4E"/>
+    <w:lvl w:ilvl="0">
+      <w:start w:val="4"/>
+      <w:numFmt w:val="decimal"/>
+      <w:lvlText w:val="%1."/>
+      <w:lvlJc w:val="left"/>
+      <w:pPr>
+        <w:tabs>
+          <w:tab w:val="num" w:pos="720"/>
+        </w:tabs>
+        <w:ind w:left="720" w:hanging="360"/>
+      </w:pPr>
+    </w:lvl>
+    <w:lvl w:ilvl="1" w:tentative="1">
+      <w:start w:val="1"/>
+      <w:numFmt w:val="decimal"/>
+      <w:lvlText w:val="%2."/>
+      <w:lvlJc w:val="left"/>
+      <w:pPr>
+        <w:tabs>
+          <w:tab w:val="num" w:pos="1440"/>
+        </w:tabs>
+        <w:ind w:left="1440" w:hanging="360"/>
+      </w:pPr>
+    </w:lvl>
+    <w:lvl w:ilvl="2" w:tentative="1">
+      <w:start w:val="1"/>
+      <w:numFmt w:val="decimal"/>
+      <w:lvlText w:val="%3."/>
+      <w:lvlJc w:val="left"/>
+      <w:pPr>
+        <w:tabs>
+          <w:tab w:val="num" w:pos="2160"/>
+        </w:tabs>
+        <w:ind w:left="2160" w:hanging="360"/>
+      </w:pPr>
+    </w:lvl>
+    <w:lvl w:ilvl="3" w:tentative="1">
+      <w:start w:val="1"/>
+      <w:numFmt w:val="decimal"/>
+      <w:lvlText w:val="%4."/>
+      <w:lvlJc w:val="left"/>
+      <w:pPr>
+        <w:tabs>
+          <w:tab w:val="num" w:pos="2880"/>
+        </w:tabs>
+        <w:ind w:left="2880" w:hanging="360"/>
+      </w:pPr>
+    </w:lvl>
+    <w:lvl w:ilvl="4" w:tentative="1">
+      <w:start w:val="1"/>
+      <w:numFmt w:val="decimal"/>
+      <w:lvlText w:val="%5."/>
+      <w:lvlJc w:val="left"/>
+      <w:pPr>
+        <w:tabs>
+          <w:tab w:val="num" w:pos="3600"/>
+        </w:tabs>
+        <w:ind w:left="3600" w:hanging="360"/>
+      </w:pPr>
+    </w:lvl>
+    <w:lvl w:ilvl="5" w:tentative="1">
+      <w:start w:val="1"/>
+      <w:numFmt w:val="decimal"/>
+      <w:lvlText w:val="%6."/>
+      <w:lvlJc w:val="left"/>
+      <w:pPr>
+        <w:tabs>
+          <w:tab w:val="num" w:pos="4320"/>
+        </w:tabs>
+        <w:ind w:left="4320" w:hanging="360"/>
+      </w:pPr>
+    </w:lvl>
+    <w:lvl w:ilvl="6" w:tentative="1">
+      <w:start w:val="1"/>
+      <w:numFmt w:val="decimal"/>
+      <w:lvlText w:val="%7."/>
+      <w:lvlJc w:val="left"/>
+      <w:pPr>
+        <w:tabs>
+          <w:tab w:val="num" w:pos="5040"/>
+        </w:tabs>
+        <w:ind w:left="5040" w:hanging="360"/>
+      </w:pPr>
+    </w:lvl>
+    <w:lvl w:ilvl="7" w:tentative="1">
+      <w:start w:val="1"/>
+      <w:numFmt w:val="decimal"/>
+      <w:lvlText w:val="%8."/>
+      <w:lvlJc w:val="left"/>
+      <w:pPr>
+        <w:tabs>
+          <w:tab w:val="num" w:pos="5760"/>
+        </w:tabs>
+        <w:ind w:left="5760" w:hanging="360"/>
+      </w:pPr>
+    </w:lvl>
+    <w:lvl w:ilvl="8" w:tentative="1">
+      <w:start w:val="1"/>
+      <w:numFmt w:val="decimal"/>
+      <w:lvlText w:val="%9."/>
+      <w:lvlJc w:val="left"/>
+      <w:pPr>
+        <w:tabs>
+          <w:tab w:val="num" w:pos="6480"/>
+        </w:tabs>
+        <w:ind w:left="6480" w:hanging="360"/>
+      </w:pPr>
     </w:lvl>
   </w:abstractNum>
   <w:num w:numId="1" w16cid:durableId="428964063">
@@ -4630,6 +6094,9 @@
   </w:num>
   <w:num w:numId="5" w16cid:durableId="193465122">
     <w:abstractNumId w:val="2"/>
+  </w:num>
+  <w:num w:numId="6" w16cid:durableId="1088161423">
+    <w:abstractNumId w:val="5"/>
   </w:num>
   <w:numIdMacAtCleanup w:val="5"/>
 </w:numbering>
@@ -4946,11 +6413,8 @@
     <w:pPr>
       <w:keepNext/>
       <w:keepLines/>
-      <w:numPr>
-        <w:ilvl w:val="1"/>
-        <w:numId w:val="5"/>
-      </w:numPr>
       <w:spacing w:before="180" w:after="60"/>
+      <w:ind w:left="1440" w:hanging="360"/>
       <w:outlineLvl w:val="0"/>
     </w:pPr>
     <w:rPr>
@@ -4969,7 +6433,7 @@
     <w:next w:val="Retraitcorpsdetexte"/>
     <w:autoRedefine/>
     <w:qFormat/>
-    <w:rsid w:val="008910E5"/>
+    <w:rsid w:val="009E0D27"/>
     <w:pPr>
       <w:keepNext/>
       <w:numPr>
@@ -4977,6 +6441,7 @@
         <w:numId w:val="5"/>
       </w:numPr>
       <w:spacing w:before="120" w:after="60"/>
+      <w:ind w:left="709" w:firstLine="0"/>
       <w:outlineLvl w:val="1"/>
     </w:pPr>
     <w:rPr>
@@ -4993,14 +6458,19 @@
     <w:basedOn w:val="Normal"/>
     <w:next w:val="Retraitcorpsdetexte3"/>
     <w:qFormat/>
-    <w:rsid w:val="00AA4393"/>
+    <w:rsid w:val="00E21717"/>
     <w:pPr>
       <w:keepNext/>
       <w:numPr>
         <w:ilvl w:val="2"/>
         <w:numId w:val="4"/>
       </w:numPr>
+      <w:tabs>
+        <w:tab w:val="clear" w:pos="1815"/>
+        <w:tab w:val="num" w:pos="1814"/>
+      </w:tabs>
       <w:spacing w:before="120" w:after="120"/>
+      <w:ind w:left="1814"/>
       <w:outlineLvl w:val="2"/>
     </w:pPr>
     <w:rPr>
@@ -5137,7 +6607,6 @@
   <w:style w:type="character" w:default="1" w:styleId="Policepardfaut">
     <w:name w:val="Default Paragraph Font"/>
     <w:uiPriority w:val="1"/>
-    <w:semiHidden/>
     <w:unhideWhenUsed/>
   </w:style>
   <w:style w:type="table" w:default="1" w:styleId="TableauNormal">
@@ -5710,6 +7179,40 @@
       </w:rPr>
     </w:tblStylePr>
   </w:style>
+  <w:style w:type="paragraph" w:styleId="Sous-titre">
+    <w:name w:val="Subtitle"/>
+    <w:basedOn w:val="Normal"/>
+    <w:next w:val="Normal"/>
+    <w:link w:val="Sous-titreCar"/>
+    <w:qFormat/>
+    <w:rsid w:val="009E398F"/>
+    <w:pPr>
+      <w:numPr>
+        <w:ilvl w:val="1"/>
+      </w:numPr>
+      <w:spacing w:after="160"/>
+    </w:pPr>
+    <w:rPr>
+      <w:rFonts w:eastAsiaTheme="minorEastAsia" w:cstheme="minorBidi"/>
+      <w:color w:val="5A5A5A" w:themeColor="text1" w:themeTint="A5"/>
+      <w:spacing w:val="15"/>
+      <w:sz w:val="22"/>
+      <w:szCs w:val="22"/>
+    </w:rPr>
+  </w:style>
+  <w:style w:type="character" w:customStyle="1" w:styleId="Sous-titreCar">
+    <w:name w:val="Sous-titre Car"/>
+    <w:basedOn w:val="Policepardfaut"/>
+    <w:link w:val="Sous-titre"/>
+    <w:rsid w:val="009E398F"/>
+    <w:rPr>
+      <w:rFonts w:eastAsiaTheme="minorEastAsia" w:cstheme="minorBidi"/>
+      <w:color w:val="5A5A5A" w:themeColor="text1" w:themeTint="A5"/>
+      <w:spacing w:val="15"/>
+      <w:sz w:val="22"/>
+      <w:szCs w:val="22"/>
+    </w:rPr>
+  </w:style>
 </w:styles>
 </file>
 
@@ -6009,21 +7512,6 @@
 </file>
 
 <file path=customXml/item2.xml><?xml version="1.0" encoding="utf-8"?>
-<b:Sources xmlns:b="http://schemas.openxmlformats.org/officeDocument/2006/bibliography" xmlns="http://schemas.openxmlformats.org/officeDocument/2006/bibliography" SelectedStyle="\APA.XSL" StyleName="APA"/>
-</file>
-
-<file path=customXml/item3.xml><?xml version="1.0" encoding="utf-8"?>
-<p:properties xmlns:p="http://schemas.microsoft.com/office/2006/metadata/properties" xmlns:xsi="http://www.w3.org/2001/XMLSchema-instance" xmlns:pc="http://schemas.microsoft.com/office/infopath/2007/PartnerControls">
-  <documentManagement>
-    <lcf76f155ced4ddcb4097134ff3c332f xmlns="a1b10758-7132-46a4-a2fe-7a2cf46f51f4">
-      <Terms xmlns="http://schemas.microsoft.com/office/infopath/2007/PartnerControls"/>
-    </lcf76f155ced4ddcb4097134ff3c332f>
-    <TaxCatchAll xmlns="f7d9f5a6-831d-4621-8c77-cbcaf993e406" xsi:nil="true"/>
-  </documentManagement>
-</p:properties>
-</file>
-
-<file path=customXml/item4.xml><?xml version="1.0" encoding="utf-8"?>
 <ct:contentTypeSchema xmlns:ct="http://schemas.microsoft.com/office/2006/metadata/contentType" xmlns:ma="http://schemas.microsoft.com/office/2006/metadata/properties/metaAttributes" ct:_="" ma:_="" ma:contentTypeName="Document" ma:contentTypeID="0x0101005A5B8F5EAAC22C48A11F5D9A60E6F21D" ma:contentTypeVersion="16" ma:contentTypeDescription="Crée un document." ma:contentTypeScope="" ma:versionID="f2b963976306cc54294b7f4545a3c6c4">
   <xsd:schema xmlns:xsd="http://www.w3.org/2001/XMLSchema" xmlns:xs="http://www.w3.org/2001/XMLSchema" xmlns:p="http://schemas.microsoft.com/office/2006/metadata/properties" xmlns:ns2="a1b10758-7132-46a4-a2fe-7a2cf46f51f4" xmlns:ns3="f7d9f5a6-831d-4621-8c77-cbcaf993e406" targetNamespace="http://schemas.microsoft.com/office/2006/metadata/properties" ma:root="true" ma:fieldsID="e5e135fa2fc1295e1586ddcd9c1a8904" ns2:_="" ns3:_="">
     <xsd:import namespace="a1b10758-7132-46a4-a2fe-7a2cf46f51f4"/>
@@ -6266,6 +7754,21 @@
 </ct:contentTypeSchema>
 </file>
 
+<file path=customXml/item3.xml><?xml version="1.0" encoding="utf-8"?>
+<p:properties xmlns:p="http://schemas.microsoft.com/office/2006/metadata/properties" xmlns:xsi="http://www.w3.org/2001/XMLSchema-instance" xmlns:pc="http://schemas.microsoft.com/office/infopath/2007/PartnerControls">
+  <documentManagement>
+    <lcf76f155ced4ddcb4097134ff3c332f xmlns="a1b10758-7132-46a4-a2fe-7a2cf46f51f4">
+      <Terms xmlns="http://schemas.microsoft.com/office/infopath/2007/PartnerControls"/>
+    </lcf76f155ced4ddcb4097134ff3c332f>
+    <TaxCatchAll xmlns="f7d9f5a6-831d-4621-8c77-cbcaf993e406" xsi:nil="true"/>
+  </documentManagement>
+</p:properties>
+</file>
+
+<file path=customXml/item4.xml><?xml version="1.0" encoding="utf-8"?>
+<b:Sources xmlns:b="http://schemas.openxmlformats.org/officeDocument/2006/bibliography" xmlns="http://schemas.openxmlformats.org/officeDocument/2006/bibliography" SelectedStyle="\APA.XSL" StyleName="APA"/>
+</file>
+
 <file path=customXml/itemProps1.xml><?xml version="1.0" encoding="utf-8"?>
 <ds:datastoreItem xmlns:ds="http://schemas.openxmlformats.org/officeDocument/2006/customXml" ds:itemID="{6C3F7A66-EDE3-46FD-83EB-3C265E5D2669}">
   <ds:schemaRefs>
@@ -6275,9 +7778,20 @@
 </file>
 
 <file path=customXml/itemProps2.xml><?xml version="1.0" encoding="utf-8"?>
-<ds:datastoreItem xmlns:ds="http://schemas.openxmlformats.org/officeDocument/2006/customXml" ds:itemID="{C8C35155-3E6A-4058-B6E4-303717845E3B}">
+<ds:datastoreItem xmlns:ds="http://schemas.openxmlformats.org/officeDocument/2006/customXml" ds:itemID="{41546E4A-837A-4BEF-A4B8-FFD4EAB4E855}">
   <ds:schemaRefs>
-    <ds:schemaRef ds:uri="http://schemas.openxmlformats.org/officeDocument/2006/bibliography"/>
+    <ds:schemaRef ds:uri="http://schemas.microsoft.com/office/2006/metadata/contentType"/>
+    <ds:schemaRef ds:uri="http://schemas.microsoft.com/office/2006/metadata/properties/metaAttributes"/>
+    <ds:schemaRef ds:uri="http://www.w3.org/2001/XMLSchema"/>
+    <ds:schemaRef ds:uri="http://schemas.microsoft.com/office/2006/metadata/properties"/>
+    <ds:schemaRef ds:uri="a1b10758-7132-46a4-a2fe-7a2cf46f51f4"/>
+    <ds:schemaRef ds:uri="f7d9f5a6-831d-4621-8c77-cbcaf993e406"/>
+    <ds:schemaRef ds:uri="http://schemas.microsoft.com/office/2006/documentManagement/types"/>
+    <ds:schemaRef ds:uri="http://schemas.microsoft.com/office/infopath/2007/PartnerControls"/>
+    <ds:schemaRef ds:uri="http://schemas.openxmlformats.org/package/2006/metadata/core-properties"/>
+    <ds:schemaRef ds:uri="http://purl.org/dc/elements/1.1/"/>
+    <ds:schemaRef ds:uri="http://purl.org/dc/terms/"/>
+    <ds:schemaRef ds:uri="http://schemas.microsoft.com/internal/obd"/>
   </ds:schemaRefs>
 </ds:datastoreItem>
 </file>
@@ -6294,20 +7808,9 @@
 </file>
 
 <file path=customXml/itemProps4.xml><?xml version="1.0" encoding="utf-8"?>
-<ds:datastoreItem xmlns:ds="http://schemas.openxmlformats.org/officeDocument/2006/customXml" ds:itemID="{41546E4A-837A-4BEF-A4B8-FFD4EAB4E855}">
+<ds:datastoreItem xmlns:ds="http://schemas.openxmlformats.org/officeDocument/2006/customXml" ds:itemID="{C8C35155-3E6A-4058-B6E4-303717845E3B}">
   <ds:schemaRefs>
-    <ds:schemaRef ds:uri="http://schemas.microsoft.com/office/2006/metadata/contentType"/>
-    <ds:schemaRef ds:uri="http://schemas.microsoft.com/office/2006/metadata/properties/metaAttributes"/>
-    <ds:schemaRef ds:uri="http://www.w3.org/2001/XMLSchema"/>
-    <ds:schemaRef ds:uri="http://schemas.microsoft.com/office/2006/metadata/properties"/>
-    <ds:schemaRef ds:uri="a1b10758-7132-46a4-a2fe-7a2cf46f51f4"/>
-    <ds:schemaRef ds:uri="f7d9f5a6-831d-4621-8c77-cbcaf993e406"/>
-    <ds:schemaRef ds:uri="http://schemas.microsoft.com/office/2006/documentManagement/types"/>
-    <ds:schemaRef ds:uri="http://schemas.microsoft.com/office/infopath/2007/PartnerControls"/>
-    <ds:schemaRef ds:uri="http://schemas.openxmlformats.org/package/2006/metadata/core-properties"/>
-    <ds:schemaRef ds:uri="http://purl.org/dc/elements/1.1/"/>
-    <ds:schemaRef ds:uri="http://purl.org/dc/terms/"/>
-    <ds:schemaRef ds:uri="http://schemas.microsoft.com/internal/obd"/>
+    <ds:schemaRef ds:uri="http://schemas.openxmlformats.org/officeDocument/2006/bibliography"/>
   </ds:schemaRefs>
 </ds:datastoreItem>
 </file>
--- a/doc/Shoot-me-up-Rapport-EstebanEscher.docx
+++ b/doc/Shoot-me-up-Rapport-EstebanEscher.docx
@@ -181,7 +181,7 @@
       <w:hyperlink w:anchor="_Toc244269416" w:history="1">
         <w:r>
           <w:rPr>
-            <w:rStyle w:val="Lienhypertexte"/>
+            <w:rStyle w:val="Hyperlien"/>
             <w:noProof/>
           </w:rPr>
           <w:t>1.</w:t>
@@ -200,7 +200,7 @@
         </w:r>
         <w:r>
           <w:rPr>
-            <w:rStyle w:val="Lienhypertexte"/>
+            <w:rStyle w:val="Hyperlien"/>
             <w:noProof/>
           </w:rPr>
           <w:t>Introduction</w:t>
@@ -276,7 +276,7 @@
       <w:hyperlink w:anchor="_Toc244269417" w:history="1">
         <w:r>
           <w:rPr>
-            <w:rStyle w:val="Lienhypertexte"/>
+            <w:rStyle w:val="Hyperlien"/>
             <w:noProof/>
           </w:rPr>
           <w:t>1.1.1</w:t>
@@ -296,7 +296,7 @@
         </w:r>
         <w:r>
           <w:rPr>
-            <w:rStyle w:val="Lienhypertexte"/>
+            <w:rStyle w:val="Hyperlien"/>
             <w:noProof/>
           </w:rPr>
           <w:t>Titre</w:t>
@@ -372,7 +372,7 @@
       <w:hyperlink w:anchor="_Toc244269418" w:history="1">
         <w:r>
           <w:rPr>
-            <w:rStyle w:val="Lienhypertexte"/>
+            <w:rStyle w:val="Hyperlien"/>
             <w:noProof/>
           </w:rPr>
           <w:t>1.1.2</w:t>
@@ -392,7 +392,7 @@
         </w:r>
         <w:r>
           <w:rPr>
-            <w:rStyle w:val="Lienhypertexte"/>
+            <w:rStyle w:val="Hyperlien"/>
             <w:noProof/>
           </w:rPr>
           <w:t>Objectifs produits</w:t>
@@ -468,7 +468,7 @@
       <w:hyperlink w:anchor="_Toc244269419" w:history="1">
         <w:r>
           <w:rPr>
-            <w:rStyle w:val="Lienhypertexte"/>
+            <w:rStyle w:val="Hyperlien"/>
             <w:noProof/>
           </w:rPr>
           <w:t>1.1.3</w:t>
@@ -488,7 +488,7 @@
         </w:r>
         <w:r>
           <w:rPr>
-            <w:rStyle w:val="Lienhypertexte"/>
+            <w:rStyle w:val="Hyperlien"/>
             <w:noProof/>
           </w:rPr>
           <w:t>Objectifs pédagogiques</w:t>
@@ -563,7 +563,7 @@
       <w:hyperlink w:anchor="_Toc244269420" w:history="1">
         <w:r>
           <w:rPr>
-            <w:rStyle w:val="Lienhypertexte"/>
+            <w:rStyle w:val="Hyperlien"/>
             <w:noProof/>
           </w:rPr>
           <w:t>2.</w:t>
@@ -582,7 +582,7 @@
         </w:r>
         <w:r>
           <w:rPr>
-            <w:rStyle w:val="Lienhypertexte"/>
+            <w:rStyle w:val="Hyperlien"/>
             <w:noProof/>
           </w:rPr>
           <w:t>Analyse</w:t>
@@ -658,7 +658,7 @@
       <w:hyperlink w:anchor="_Toc244269421" w:history="1">
         <w:r>
           <w:rPr>
-            <w:rStyle w:val="Lienhypertexte"/>
+            <w:rStyle w:val="Hyperlien"/>
             <w:noProof/>
           </w:rPr>
           <w:t>1.1.4</w:t>
@@ -678,7 +678,7 @@
         </w:r>
         <w:r>
           <w:rPr>
-            <w:rStyle w:val="Lienhypertexte"/>
+            <w:rStyle w:val="Hyperlien"/>
             <w:noProof/>
           </w:rPr>
           <w:t>#1 — US1: Déplacement du joueur</w:t>
@@ -754,7 +754,7 @@
       <w:hyperlink w:anchor="_Toc244269422" w:history="1">
         <w:r>
           <w:rPr>
-            <w:rStyle w:val="Lienhypertexte"/>
+            <w:rStyle w:val="Hyperlien"/>
             <w:noProof/>
           </w:rPr>
           <w:t>1.1.5</w:t>
@@ -774,7 +774,7 @@
         </w:r>
         <w:r>
           <w:rPr>
-            <w:rStyle w:val="Lienhypertexte"/>
+            <w:rStyle w:val="Hyperlien"/>
             <w:noProof/>
           </w:rPr>
           <w:t>#2 — US2 : Création des ennemis</w:t>
@@ -850,7 +850,7 @@
       <w:hyperlink w:anchor="_Toc244269423" w:history="1">
         <w:r>
           <w:rPr>
-            <w:rStyle w:val="Lienhypertexte"/>
+            <w:rStyle w:val="Hyperlien"/>
             <w:noProof/>
           </w:rPr>
           <w:t>1.1.6</w:t>
@@ -870,7 +870,7 @@
         </w:r>
         <w:r>
           <w:rPr>
-            <w:rStyle w:val="Lienhypertexte"/>
+            <w:rStyle w:val="Hyperlien"/>
             <w:noProof/>
           </w:rPr>
           <w:t>#3 — US3: Tirer</w:t>
@@ -946,7 +946,7 @@
       <w:hyperlink w:anchor="_Toc244269424" w:history="1">
         <w:r>
           <w:rPr>
-            <w:rStyle w:val="Lienhypertexte"/>
+            <w:rStyle w:val="Hyperlien"/>
             <w:noProof/>
           </w:rPr>
           <w:t>1.1.7</w:t>
@@ -966,7 +966,7 @@
         </w:r>
         <w:r>
           <w:rPr>
-            <w:rStyle w:val="Lienhypertexte"/>
+            <w:rStyle w:val="Hyperlien"/>
             <w:noProof/>
           </w:rPr>
           <w:t>#4 — US4: Protection</w:t>
@@ -1042,7 +1042,7 @@
       <w:hyperlink w:anchor="_Toc244269425" w:history="1">
         <w:r>
           <w:rPr>
-            <w:rStyle w:val="Lienhypertexte"/>
+            <w:rStyle w:val="Hyperlien"/>
             <w:noProof/>
           </w:rPr>
           <w:t>1.1.8</w:t>
@@ -1062,7 +1062,7 @@
         </w:r>
         <w:r>
           <w:rPr>
-            <w:rStyle w:val="Lienhypertexte"/>
+            <w:rStyle w:val="Hyperlien"/>
             <w:noProof/>
           </w:rPr>
           <w:t>#5 — US5: Vie du joueur</w:t>
@@ -1138,7 +1138,7 @@
       <w:hyperlink w:anchor="_Toc244269426" w:history="1">
         <w:r>
           <w:rPr>
-            <w:rStyle w:val="Lienhypertexte"/>
+            <w:rStyle w:val="Hyperlien"/>
             <w:noProof/>
           </w:rPr>
           <w:t>1.1.9</w:t>
@@ -1158,7 +1158,7 @@
         </w:r>
         <w:r>
           <w:rPr>
-            <w:rStyle w:val="Lienhypertexte"/>
+            <w:rStyle w:val="Hyperlien"/>
             <w:noProof/>
           </w:rPr>
           <w:t>#6 — US6: bonus si le temps le permet ajout d'une deuxième attaque</w:t>
@@ -1233,7 +1233,7 @@
       <w:hyperlink w:anchor="_Toc244269427" w:history="1">
         <w:r>
           <w:rPr>
-            <w:rStyle w:val="Lienhypertexte"/>
+            <w:rStyle w:val="Hyperlien"/>
             <w:noProof/>
           </w:rPr>
           <w:t>3.</w:t>
@@ -1252,7 +1252,7 @@
         </w:r>
         <w:r>
           <w:rPr>
-            <w:rStyle w:val="Lienhypertexte"/>
+            <w:rStyle w:val="Hyperlien"/>
             <w:noProof/>
           </w:rPr>
           <w:t>RAPPORT DE TESTS</w:t>
@@ -1328,7 +1328,7 @@
       <w:hyperlink w:anchor="_Toc244269428" w:history="1">
         <w:r>
           <w:rPr>
-            <w:rStyle w:val="Lienhypertexte"/>
+            <w:rStyle w:val="Hyperlien"/>
             <w:noProof/>
           </w:rPr>
           <w:t>1.1.10</w:t>
@@ -1348,7 +1348,7 @@
         </w:r>
         <w:r>
           <w:rPr>
-            <w:rStyle w:val="Lienhypertexte"/>
+            <w:rStyle w:val="Hyperlien"/>
             <w:noProof/>
           </w:rPr>
           <w:t>Suite de tests unitaires  (MSTest)</w:t>
@@ -1423,7 +1423,7 @@
       <w:hyperlink w:anchor="_Toc244269429" w:history="1">
         <w:r>
           <w:rPr>
-            <w:rStyle w:val="Lienhypertexte"/>
+            <w:rStyle w:val="Hyperlien"/>
             <w:noProof/>
           </w:rPr>
           <w:t>4.</w:t>
@@ -1442,7 +1442,7 @@
         </w:r>
         <w:r>
           <w:rPr>
-            <w:rStyle w:val="Lienhypertexte"/>
+            <w:rStyle w:val="Hyperlien"/>
             <w:noProof/>
           </w:rPr>
           <w:t>Conception</w:t>
@@ -1518,7 +1518,7 @@
       <w:hyperlink w:anchor="_Toc244269430" w:history="1">
         <w:r>
           <w:rPr>
-            <w:rStyle w:val="Lienhypertexte"/>
+            <w:rStyle w:val="Hyperlien"/>
             <w:noProof/>
           </w:rPr>
           <w:t>1.1.11</w:t>
@@ -1538,7 +1538,7 @@
         </w:r>
         <w:r>
           <w:rPr>
-            <w:rStyle w:val="Lienhypertexte"/>
+            <w:rStyle w:val="Hyperlien"/>
             <w:noProof/>
           </w:rPr>
           <w:t>Avant le codage</w:t>
@@ -1614,7 +1614,7 @@
       <w:hyperlink w:anchor="_Toc244269431" w:history="1">
         <w:r>
           <w:rPr>
-            <w:rStyle w:val="Lienhypertexte"/>
+            <w:rStyle w:val="Hyperlien"/>
             <w:noProof/>
           </w:rPr>
           <w:t>1.1.12</w:t>
@@ -1634,7 +1634,7 @@
         </w:r>
         <w:r>
           <w:rPr>
-            <w:rStyle w:val="Lienhypertexte"/>
+            <w:rStyle w:val="Hyperlien"/>
             <w:noProof/>
           </w:rPr>
           <w:t>Pendant le codage</w:t>
@@ -1710,7 +1710,7 @@
       <w:hyperlink w:anchor="_Toc244269432" w:history="1">
         <w:r>
           <w:rPr>
-            <w:rStyle w:val="Lienhypertexte"/>
+            <w:rStyle w:val="Hyperlien"/>
             <w:noProof/>
           </w:rPr>
           <w:t>1.1.13</w:t>
@@ -1730,7 +1730,7 @@
         </w:r>
         <w:r>
           <w:rPr>
-            <w:rStyle w:val="Lienhypertexte"/>
+            <w:rStyle w:val="Hyperlien"/>
             <w:noProof/>
           </w:rPr>
           <w:t>Diagrame de classe</w:t>
@@ -1805,7 +1805,7 @@
       <w:hyperlink w:anchor="_Toc244269433" w:history="1">
         <w:r>
           <w:rPr>
-            <w:rStyle w:val="Lienhypertexte"/>
+            <w:rStyle w:val="Hyperlien"/>
             <w:noProof/>
           </w:rPr>
           <w:t>5.</w:t>
@@ -1824,7 +1824,7 @@
         </w:r>
         <w:r>
           <w:rPr>
-            <w:rStyle w:val="Lienhypertexte"/>
+            <w:rStyle w:val="Hyperlien"/>
             <w:noProof/>
           </w:rPr>
           <w:t>Explication de utilisation de l’ia dans ce projet</w:t>
@@ -1868,7 +1868,7 @@
             <w:noProof/>
             <w:webHidden/>
           </w:rPr>
-          <w:t>10</w:t>
+          <w:t>11</w:t>
         </w:r>
         <w:r>
           <w:rPr>
@@ -1899,7 +1899,7 @@
       <w:hyperlink w:anchor="_Toc244269434" w:history="1">
         <w:r>
           <w:rPr>
-            <w:rStyle w:val="Lienhypertexte"/>
+            <w:rStyle w:val="Hyperlien"/>
             <w:noProof/>
           </w:rPr>
           <w:t>6.</w:t>
@@ -1918,7 +1918,7 @@
         </w:r>
         <w:r>
           <w:rPr>
-            <w:rStyle w:val="Lienhypertexte"/>
+            <w:rStyle w:val="Hyperlien"/>
             <w:noProof/>
           </w:rPr>
           <w:t>Bilan du déroulement du projet</w:t>
@@ -1962,7 +1962,7 @@
             <w:noProof/>
             <w:webHidden/>
           </w:rPr>
-          <w:t>10</w:t>
+          <w:t>12</w:t>
         </w:r>
         <w:r>
           <w:rPr>
@@ -1993,7 +1993,7 @@
       <w:hyperlink w:anchor="_Toc244269435" w:history="1">
         <w:r>
           <w:rPr>
-            <w:rStyle w:val="Lienhypertexte"/>
+            <w:rStyle w:val="Hyperlien"/>
             <w:noProof/>
           </w:rPr>
           <w:t>7.</w:t>
@@ -2012,7 +2012,7 @@
         </w:r>
         <w:r>
           <w:rPr>
-            <w:rStyle w:val="Lienhypertexte"/>
+            <w:rStyle w:val="Hyperlien"/>
             <w:noProof/>
           </w:rPr>
           <w:t>Bilan Produit</w:t>
@@ -2056,7 +2056,7 @@
             <w:noProof/>
             <w:webHidden/>
           </w:rPr>
-          <w:t>10</w:t>
+          <w:t>12</w:t>
         </w:r>
         <w:r>
           <w:rPr>
@@ -2087,7 +2087,7 @@
       <w:hyperlink w:anchor="_Toc244269436" w:history="1">
         <w:r>
           <w:rPr>
-            <w:rStyle w:val="Lienhypertexte"/>
+            <w:rStyle w:val="Hyperlien"/>
             <w:noProof/>
           </w:rPr>
           <w:t>8.</w:t>
@@ -2106,7 +2106,7 @@
         </w:r>
         <w:r>
           <w:rPr>
-            <w:rStyle w:val="Lienhypertexte"/>
+            <w:rStyle w:val="Hyperlien"/>
             <w:noProof/>
           </w:rPr>
           <w:t>Conclusion</w:t>
@@ -2150,7 +2150,7 @@
             <w:noProof/>
             <w:webHidden/>
           </w:rPr>
-          <w:t>11</w:t>
+          <w:t>12</w:t>
         </w:r>
         <w:r>
           <w:rPr>
@@ -2196,9 +2196,9 @@
         <w:pStyle w:val="Titre3"/>
         <w:ind w:left="709"/>
       </w:pPr>
-      <w:bookmarkStart w:id="1" w:name="_Toc532179969"/>
-      <w:bookmarkStart w:id="2" w:name="_Toc165969639"/>
-      <w:bookmarkStart w:id="3" w:name="_Toc244269417"/>
+      <w:bookmarkStart w:id="1" w:name="_Toc244269417"/>
+      <w:bookmarkStart w:id="2" w:name="_Toc532179969"/>
+      <w:bookmarkStart w:id="3" w:name="_Toc165969639"/>
       <w:r>
         <w:t>T</w:t>
       </w:r>
@@ -2208,7 +2208,7 @@
       <w:r>
         <w:t>e</w:t>
       </w:r>
-      <w:bookmarkEnd w:id="3"/>
+      <w:bookmarkEnd w:id="1"/>
     </w:p>
     <w:p>
       <w:pPr>
@@ -2356,8 +2356,8 @@
         <w:ind w:left="709"/>
       </w:pPr>
     </w:p>
-    <w:bookmarkEnd w:id="1"/>
     <w:bookmarkEnd w:id="2"/>
+    <w:bookmarkEnd w:id="3"/>
     <w:p>
       <w:pPr>
         <w:ind w:left="709"/>
@@ -3533,10 +3533,7 @@
         <w:ind w:left="709"/>
       </w:pPr>
       <w:r>
-        <w:t>Les</w:t>
-      </w:r>
-      <w:r>
-        <w:t xml:space="preserve"> 5 protections Kinto sont complètes et réparties au début de la partie.</w:t>
+        <w:t>Les 5 protections Kinto sont complètes et réparties au début de la partie.</w:t>
       </w:r>
     </w:p>
     <w:p>
@@ -4287,20 +4284,16 @@
         <w:t xml:space="preserve">     </w:t>
       </w:r>
       <w:bookmarkStart w:id="20" w:name="_Toc244269432"/>
-      <w:proofErr w:type="spellStart"/>
-      <w:r>
-        <w:t>Diagrame</w:t>
-      </w:r>
-      <w:proofErr w:type="spellEnd"/>
-      <w:r>
-        <w:t xml:space="preserve"> de classe</w:t>
+      <w:r>
+        <w:t>Diagra</w:t>
+      </w:r>
+      <w:r>
+        <w:t>m</w:t>
+      </w:r>
+      <w:r>
+        <w:t>me de classe</w:t>
       </w:r>
       <w:bookmarkEnd w:id="20"/>
-    </w:p>
-    <w:p>
-      <w:pPr>
-        <w:pStyle w:val="Retraitcorpsdetexte3"/>
-      </w:pPr>
     </w:p>
     <w:p>
       <w:pPr>
@@ -4362,57 +4355,692 @@
     </w:p>
     <w:p>
       <w:pPr>
+        <w:pStyle w:val="Retraitcorpsdetexte3"/>
+        <w:ind w:left="709"/>
+      </w:pPr>
+      <w:proofErr w:type="spellStart"/>
+      <w:r>
+        <w:rPr>
+          <w:b/>
+          <w:bCs/>
+        </w:rPr>
+        <w:t>GameSpace</w:t>
+      </w:r>
+      <w:proofErr w:type="spellEnd"/>
+      <w:r>
+        <w:rPr>
+          <w:b/>
+          <w:bCs/>
+        </w:rPr>
+        <w:t xml:space="preserve"> (Moteur central et affichage) :</w:t>
+      </w:r>
+      <w:r>
+        <w:t xml:space="preserve"> Héritant de </w:t>
+      </w:r>
+      <w:proofErr w:type="spellStart"/>
+      <w:r>
+        <w:t>Form</w:t>
+      </w:r>
+      <w:proofErr w:type="spellEnd"/>
+      <w:r>
+        <w:t xml:space="preserve"> (Windows Forms), cette classe constitue le contrôleur principal. Elle orchestre la boucle de rendu et d'actualisation (Update, Render) via un contexte graphique à double mise en mémoire </w:t>
+      </w:r>
+      <w:r>
+        <w:lastRenderedPageBreak/>
+        <w:t>tampon (</w:t>
+      </w:r>
+      <w:proofErr w:type="spellStart"/>
+      <w:r>
+        <w:t>BufferedGraphics</w:t>
+      </w:r>
+      <w:proofErr w:type="spellEnd"/>
+      <w:r>
+        <w:t>) pour éviter tout scintillement visuel. Elle maintient l'état global de la partie (score, vague courante, défaite), capture les entrées utilisateur (</w:t>
+      </w:r>
+      <w:proofErr w:type="spellStart"/>
+      <w:r>
+        <w:t>GameSpace_KeyDown</w:t>
+      </w:r>
+      <w:proofErr w:type="spellEnd"/>
+      <w:r>
+        <w:t>) et gère les collections dynamiques d'entités (_</w:t>
+      </w:r>
+      <w:proofErr w:type="spellStart"/>
+      <w:r>
+        <w:t>bullets</w:t>
+      </w:r>
+      <w:proofErr w:type="spellEnd"/>
+      <w:r>
+        <w:t>, _</w:t>
+      </w:r>
+      <w:proofErr w:type="spellStart"/>
+      <w:r>
+        <w:t>kintos</w:t>
+      </w:r>
+      <w:proofErr w:type="spellEnd"/>
+      <w:r>
+        <w:t>, _ennemis, _</w:t>
+      </w:r>
+      <w:proofErr w:type="spellStart"/>
+      <w:r>
+        <w:t>enemyBullets</w:t>
+      </w:r>
+      <w:proofErr w:type="spellEnd"/>
+      <w:r>
+        <w:t>).</w:t>
+      </w:r>
+    </w:p>
+    <w:p>
+      <w:pPr>
+        <w:pStyle w:val="Retraitcorpsdetexte3"/>
+        <w:ind w:left="709"/>
+      </w:pPr>
+      <w:r>
+        <w:rPr>
+          <w:b/>
+          <w:bCs/>
+        </w:rPr>
+        <w:t>Player (Le joueur / Goku) :</w:t>
+      </w:r>
+      <w:r>
+        <w:t xml:space="preserve"> Modélise le personnage contrôlé par le joueur. Cette classe gère ses coordonnées à l'écran, ses points de vie (</w:t>
+      </w:r>
+      <w:proofErr w:type="spellStart"/>
+      <w:r>
+        <w:t>hp</w:t>
+      </w:r>
+      <w:proofErr w:type="spellEnd"/>
+      <w:r>
+        <w:t>), ses limites de déplacement et vérifie les collisions physiques contre les obstacles intacts (</w:t>
+      </w:r>
+      <w:proofErr w:type="spellStart"/>
+      <w:r>
+        <w:t>ChangeDirection</w:t>
+      </w:r>
+      <w:proofErr w:type="spellEnd"/>
+      <w:r>
+        <w:t>).</w:t>
+      </w:r>
+    </w:p>
+    <w:p>
+      <w:pPr>
+        <w:pStyle w:val="Retraitcorpsdetexte3"/>
+        <w:ind w:left="709"/>
+      </w:pPr>
+      <w:r>
+        <w:rPr>
+          <w:b/>
+          <w:bCs/>
+        </w:rPr>
+        <w:t xml:space="preserve">Ennemis (Les </w:t>
+      </w:r>
+      <w:proofErr w:type="spellStart"/>
+      <w:r>
+        <w:rPr>
+          <w:b/>
+          <w:bCs/>
+        </w:rPr>
+        <w:t>Saibamens</w:t>
+      </w:r>
+      <w:proofErr w:type="spellEnd"/>
+      <w:r>
+        <w:rPr>
+          <w:b/>
+          <w:bCs/>
+        </w:rPr>
+        <w:t>) :</w:t>
+      </w:r>
+      <w:r>
+        <w:t xml:space="preserve"> Représente les adversaires apparaissant par vagues. Chaque </w:t>
+      </w:r>
+      <w:proofErr w:type="spellStart"/>
+      <w:r>
+        <w:t>Saibamen</w:t>
+      </w:r>
+      <w:proofErr w:type="spellEnd"/>
+      <w:r>
+        <w:t xml:space="preserve"> possède son propre état de déplacement (</w:t>
+      </w:r>
+      <w:proofErr w:type="spellStart"/>
+      <w:r>
+        <w:t>State.TRAVELLING</w:t>
+      </w:r>
+      <w:proofErr w:type="spellEnd"/>
+      <w:r>
+        <w:t>), ses points de vie, un délai de tir autonome (_</w:t>
+      </w:r>
+      <w:proofErr w:type="spellStart"/>
+      <w:r>
+        <w:t>shootCooldown</w:t>
+      </w:r>
+      <w:proofErr w:type="spellEnd"/>
+      <w:r>
+        <w:t xml:space="preserve">, </w:t>
+      </w:r>
+      <w:proofErr w:type="spellStart"/>
+      <w:proofErr w:type="gramStart"/>
+      <w:r>
+        <w:t>TryShoot</w:t>
+      </w:r>
+      <w:proofErr w:type="spellEnd"/>
+      <w:r>
+        <w:t>(</w:t>
+      </w:r>
+      <w:proofErr w:type="gramEnd"/>
+      <w:r>
+        <w:t>)) et accorde une valeur de score fixe (POINTS_VALUE = 100) lors de sa destruction.</w:t>
+      </w:r>
+    </w:p>
+    <w:p>
+      <w:pPr>
+        <w:pStyle w:val="Retraitcorpsdetexte3"/>
+        <w:ind w:left="709"/>
+      </w:pPr>
+      <w:r>
+        <w:rPr>
+          <w:b/>
+          <w:bCs/>
+        </w:rPr>
+        <w:t>Kinto (Protections et boucliers) :</w:t>
+      </w:r>
+      <w:r>
+        <w:t xml:space="preserve"> Gère les 5 nuages de protection destructibles. La classe encapsule une logique de durabilité (</w:t>
+      </w:r>
+      <w:proofErr w:type="spellStart"/>
+      <w:r>
+        <w:t>Hp</w:t>
+      </w:r>
+      <w:proofErr w:type="spellEnd"/>
+      <w:r>
+        <w:t>, MAX_HP = 3). Dès qu'un nuage est détruit, sa boîte de collision se désactive immédiatement et un minuteur interne (</w:t>
+      </w:r>
+      <w:proofErr w:type="spellStart"/>
+      <w:r>
+        <w:t>respawnTimer</w:t>
+      </w:r>
+      <w:proofErr w:type="spellEnd"/>
+      <w:r>
+        <w:t>) déclenche sa régénération complète après un délai de 15 secondes (RESPAWN_DELAY).</w:t>
+      </w:r>
+    </w:p>
+    <w:p>
+      <w:pPr>
+        <w:pStyle w:val="Retraitcorpsdetexte3"/>
+        <w:ind w:left="709"/>
+      </w:pPr>
+      <w:r>
+        <w:rPr>
+          <w:b/>
+          <w:bCs/>
+        </w:rPr>
+        <w:t xml:space="preserve">Tirs et </w:t>
+      </w:r>
+      <w:proofErr w:type="spellStart"/>
+      <w:r>
+        <w:rPr>
+          <w:b/>
+          <w:bCs/>
+        </w:rPr>
+        <w:t>TirEnnemi</w:t>
+      </w:r>
+      <w:proofErr w:type="spellEnd"/>
+      <w:r>
+        <w:rPr>
+          <w:b/>
+          <w:bCs/>
+        </w:rPr>
+        <w:t xml:space="preserve"> (Projectiles) :</w:t>
+      </w:r>
+      <w:r>
+        <w:t xml:space="preserve"> Ces deux classes modélisent respectivement les tirs alliés et ennemis. Elles encapsulent leur vitesse de déplacement vectorielle (_</w:t>
+      </w:r>
+      <w:proofErr w:type="spellStart"/>
+      <w:r>
+        <w:t>dirx</w:t>
+      </w:r>
+      <w:proofErr w:type="spellEnd"/>
+      <w:r>
+        <w:t>, _</w:t>
+      </w:r>
+      <w:proofErr w:type="spellStart"/>
+      <w:r>
+        <w:t>diry</w:t>
+      </w:r>
+      <w:proofErr w:type="spellEnd"/>
+      <w:r>
+        <w:t>) calculée à l'instanciation en fonction de la cible ou du curseur.</w:t>
+      </w:r>
+    </w:p>
+    <w:p>
+      <w:pPr>
+        <w:pStyle w:val="Retraitcorpsdetexte3"/>
+        <w:ind w:left="709"/>
+      </w:pPr>
+      <w:proofErr w:type="spellStart"/>
+      <w:r>
+        <w:rPr>
+          <w:b/>
+          <w:bCs/>
+        </w:rPr>
+        <w:t>MathHelpers</w:t>
+      </w:r>
+      <w:proofErr w:type="spellEnd"/>
+      <w:r>
+        <w:rPr>
+          <w:b/>
+          <w:bCs/>
+        </w:rPr>
+        <w:t xml:space="preserve"> (Classe utilitaire statique) :</w:t>
+      </w:r>
+      <w:r>
+        <w:t xml:space="preserve"> Fournit la méthode </w:t>
+      </w:r>
+      <w:proofErr w:type="gramStart"/>
+      <w:r>
+        <w:t>Distance(</w:t>
+      </w:r>
+      <w:proofErr w:type="gramEnd"/>
+      <w:r>
+        <w:t>) utilisée par les classes de projectiles pour déterminer les trajectoires normalisées et valider la détection des collisions euclidiennes.</w:t>
+      </w:r>
+    </w:p>
+    <w:p/>
+    <w:p>
+      <w:pPr>
         <w:pStyle w:val="Titre2"/>
       </w:pPr>
       <w:bookmarkStart w:id="21" w:name="_Toc244269433"/>
       <w:r>
+        <w:t xml:space="preserve">Explication </w:t>
+      </w:r>
+      <w:r>
+        <w:t>d’utilisation</w:t>
+      </w:r>
+      <w:r>
+        <w:t xml:space="preserve"> de </w:t>
+      </w:r>
+      <w:proofErr w:type="spellStart"/>
+      <w:r>
+        <w:t>l’ia</w:t>
+      </w:r>
+      <w:proofErr w:type="spellEnd"/>
+      <w:r>
+        <w:t xml:space="preserve"> dans ce projet</w:t>
+      </w:r>
+      <w:bookmarkEnd w:id="21"/>
+    </w:p>
+    <w:p>
+      <w:pPr>
+        <w:pStyle w:val="Retraitcorpsdetexte"/>
+        <w:ind w:left="709"/>
+      </w:pPr>
+      <w:r>
+        <w:t xml:space="preserve">J’ai utilisé </w:t>
+      </w:r>
+      <w:proofErr w:type="spellStart"/>
+      <w:r>
+        <w:t>l’ia</w:t>
+      </w:r>
+      <w:proofErr w:type="spellEnd"/>
+      <w:r>
+        <w:t xml:space="preserve"> afin de comprendre les concepts qui m’échappaient, j’ai eu de nombreuse difficulté lors de ce projet </w:t>
+      </w:r>
+      <w:proofErr w:type="spellStart"/>
+      <w:r>
+        <w:t>l’ia</w:t>
+      </w:r>
+      <w:proofErr w:type="spellEnd"/>
+      <w:r>
+        <w:t xml:space="preserve"> m’a permis de tout de même continuer à progresser</w:t>
+      </w:r>
+      <w:r>
+        <w:t xml:space="preserve"> et à maintenir un rythme convenable et soutenu.</w:t>
+      </w:r>
+    </w:p>
+    <w:p>
+      <w:pPr>
+        <w:pStyle w:val="Retraitcorpsdetexte"/>
+        <w:ind w:left="709"/>
+      </w:pPr>
+    </w:p>
+    <w:p>
+      <w:pPr>
+        <w:pStyle w:val="Sous-titre"/>
+        <w:ind w:left="709"/>
+      </w:pPr>
+      <w:r>
+        <w:t>La rotation des tirs</w:t>
+      </w:r>
+    </w:p>
+    <w:p>
+      <w:pPr>
+        <w:ind w:left="709"/>
+      </w:pPr>
+      <w:r>
+        <w:t xml:space="preserve">J’ai été aidé par </w:t>
+      </w:r>
+      <w:proofErr w:type="spellStart"/>
+      <w:r>
+        <w:t>l’ia</w:t>
+      </w:r>
+      <w:proofErr w:type="spellEnd"/>
+      <w:r>
+        <w:t xml:space="preserve"> afin de réaliser cette partie car je bloquais dessus, elle m’a permis d’avancer et mieux comprendre ce concept.</w:t>
+      </w:r>
+    </w:p>
+    <w:p>
+      <w:pPr>
+        <w:ind w:left="709"/>
+      </w:pPr>
+    </w:p>
+    <w:p>
+      <w:pPr>
+        <w:pStyle w:val="Sous-titre"/>
+        <w:ind w:left="709"/>
+      </w:pPr>
+      <w:r>
+        <w:t>Les commentaires</w:t>
+      </w:r>
+    </w:p>
+    <w:p>
+      <w:pPr>
+        <w:ind w:left="709"/>
+      </w:pPr>
+      <w:r>
+        <w:t>A la fin du projet j’ai décidé d’ajouter des commentaires grâce à l’aide de l’Ia afin de rendre mon code plus facilement transmissible et compréhensible.</w:t>
+      </w:r>
+    </w:p>
+    <w:p>
+      <w:pPr>
+        <w:ind w:left="709"/>
+      </w:pPr>
+    </w:p>
+    <w:p>
+      <w:pPr>
+        <w:pStyle w:val="Sous-titre"/>
+        <w:ind w:left="709"/>
+      </w:pPr>
+      <w:r>
+        <w:t>Les images</w:t>
+      </w:r>
+    </w:p>
+    <w:p>
+      <w:pPr>
+        <w:ind w:left="709"/>
+      </w:pPr>
+      <w:r>
+        <w:t xml:space="preserve">J’ai généré par </w:t>
+      </w:r>
+      <w:proofErr w:type="spellStart"/>
+      <w:r>
+        <w:t>ia</w:t>
+      </w:r>
+      <w:proofErr w:type="spellEnd"/>
+      <w:r>
+        <w:t xml:space="preserve"> l’entièreté des images afin d’éviter des problèmes de droits et d’obtenir exactement l’image que je recherchais, veuillez tout de même </w:t>
+      </w:r>
+      <w:proofErr w:type="gramStart"/>
+      <w:r>
+        <w:t>noté</w:t>
+      </w:r>
+      <w:proofErr w:type="gramEnd"/>
+      <w:r>
+        <w:t xml:space="preserve"> que j’ai retravailler les images sur </w:t>
+      </w:r>
+      <w:proofErr w:type="spellStart"/>
+      <w:r>
+        <w:t>photoshop</w:t>
+      </w:r>
+      <w:proofErr w:type="spellEnd"/>
+      <w:r>
+        <w:t xml:space="preserve"> et je les ai </w:t>
+      </w:r>
+      <w:r>
+        <w:t>pixellisés</w:t>
+      </w:r>
+      <w:r>
+        <w:t xml:space="preserve"> pour réduire leur taille et le ralentissement qu’elles causaient</w:t>
+      </w:r>
+      <w:r>
+        <w:t>.</w:t>
+      </w:r>
+    </w:p>
+    <w:p>
+      <w:pPr>
+        <w:ind w:left="709"/>
+      </w:pPr>
+    </w:p>
+    <w:p>
+      <w:pPr>
+        <w:pStyle w:val="Sous-titre"/>
+        <w:ind w:left="709"/>
+      </w:pPr>
+      <w:r>
+        <w:t>Des informations</w:t>
+      </w:r>
+    </w:p>
+    <w:p>
+      <w:pPr>
+        <w:ind w:left="709"/>
+      </w:pPr>
+      <w:r>
+        <w:t xml:space="preserve">J’ai utilisé </w:t>
+      </w:r>
+      <w:proofErr w:type="spellStart"/>
+      <w:r>
+        <w:t>l’ia</w:t>
+      </w:r>
+      <w:proofErr w:type="spellEnd"/>
+      <w:r>
+        <w:t xml:space="preserve"> pour toutes sorte de question technique et conseil tout au long du projet, j’ai souvent remplacé une simple recherche internet par un prompt afin de pouvoir optimiser mon travail et mes recherches.</w:t>
+      </w:r>
+    </w:p>
+    <w:p>
+      <w:r>
+        <w:br w:type="page"/>
+      </w:r>
+    </w:p>
+    <w:p>
+      <w:pPr>
+        <w:pStyle w:val="Sous-titre"/>
+        <w:ind w:left="709"/>
+      </w:pPr>
+      <w:r>
         <w:lastRenderedPageBreak/>
-        <w:t xml:space="preserve">Explication </w:t>
+        <w:t>Le rapport</w:t>
+      </w:r>
+    </w:p>
+    <w:p>
+      <w:pPr>
+        <w:ind w:left="709"/>
+      </w:pPr>
+      <w:r>
+        <w:t xml:space="preserve">J’ai utilisé </w:t>
+      </w:r>
+      <w:proofErr w:type="spellStart"/>
+      <w:r>
+        <w:t>l’ia</w:t>
+      </w:r>
+      <w:proofErr w:type="spellEnd"/>
+      <w:r>
+        <w:t xml:space="preserve"> pour la reformulation de certaine phrase au sein du rapport, la </w:t>
+      </w:r>
+      <w:proofErr w:type="spellStart"/>
+      <w:r>
+        <w:t>verification</w:t>
+      </w:r>
+      <w:proofErr w:type="spellEnd"/>
+      <w:r>
+        <w:t xml:space="preserve"> du contenu face au </w:t>
+      </w:r>
+      <w:proofErr w:type="spellStart"/>
+      <w:r>
+        <w:t>CdC</w:t>
+      </w:r>
+      <w:proofErr w:type="spellEnd"/>
+      <w:r>
+        <w:t xml:space="preserve"> et </w:t>
+      </w:r>
+      <w:r>
+        <w:t>aux attentes soumises</w:t>
+      </w:r>
+      <w:r>
+        <w:t xml:space="preserve"> lors du module.</w:t>
+      </w:r>
+    </w:p>
+    <w:p>
+      <w:pPr>
+        <w:pStyle w:val="Titre2"/>
+      </w:pPr>
+      <w:bookmarkStart w:id="22" w:name="_Toc244269434"/>
+      <w:r>
+        <w:t>Bilan</w:t>
+      </w:r>
+      <w:r>
+        <w:t xml:space="preserve"> du déroulement du projet</w:t>
+      </w:r>
+      <w:bookmarkEnd w:id="22"/>
+    </w:p>
+    <w:p>
+      <w:pPr>
+        <w:pStyle w:val="Retraitcorpsdetexte"/>
+        <w:ind w:left="709"/>
+      </w:pPr>
+      <w:r>
+        <w:t xml:space="preserve">Le déroulement global de ce projet a été très formateur mais marqué par une courbe d'apprentissage abrupte. Au commencement, la transition vers une architecture pleinement orientée objet et l'adaptation à la base de code existante </w:t>
+      </w:r>
+      <w:r>
+        <w:t>a</w:t>
+      </w:r>
+      <w:r>
+        <w:t xml:space="preserve"> nécessité un temps d'appropriation important, ce qui a légèrement ralenti la mise en place de la première User Story. J'ai également dû réajuster mon planning initial </w:t>
       </w:r>
       <w:proofErr w:type="gramStart"/>
       <w:r>
-        <w:t>de utilisation</w:t>
+        <w:t>suite à des imprévus</w:t>
       </w:r>
       <w:proofErr w:type="gramEnd"/>
       <w:r>
-        <w:t xml:space="preserve"> de </w:t>
+        <w:t xml:space="preserve"> d'emploi du temps (notamment une demi-journée banalisée pour la remise de prix).</w:t>
+      </w:r>
+    </w:p>
+    <w:p>
+      <w:pPr>
+        <w:pStyle w:val="Titre2"/>
+      </w:pPr>
+      <w:bookmarkStart w:id="23" w:name="_Toc244269435"/>
+      <w:r>
+        <w:t>Bilan Produit</w:t>
+      </w:r>
+      <w:bookmarkEnd w:id="23"/>
+    </w:p>
+    <w:p>
+      <w:pPr>
+        <w:pStyle w:val="Retraitcorpsdetexte"/>
+        <w:ind w:left="709"/>
+      </w:pPr>
+      <w:r>
+        <w:t>Le produit final répond fidèlement aux exigences fonctionnelles définies dans le cahier des charges initial. L'ensemble des mécaniques obligatoires a été implémenté avec succès :</w:t>
+      </w:r>
+    </w:p>
+    <w:p>
+      <w:pPr>
+        <w:pStyle w:val="Retraitcorpsdetexte"/>
+        <w:numPr>
+          <w:ilvl w:val="0"/>
+          <w:numId w:val="7"/>
+        </w:numPr>
+      </w:pPr>
+      <w:r>
+        <w:t>Le contrôle réactif de Goku au clavier (W, A, S, D et touches directionnelles) délimité dans sa zone de jeu.</w:t>
+      </w:r>
+    </w:p>
+    <w:p>
+      <w:pPr>
+        <w:pStyle w:val="Retraitcorpsdetexte"/>
+        <w:ind w:left="720"/>
+      </w:pPr>
+    </w:p>
+    <w:p>
+      <w:pPr>
+        <w:pStyle w:val="Retraitcorpsdetexte"/>
+        <w:numPr>
+          <w:ilvl w:val="0"/>
+          <w:numId w:val="7"/>
+        </w:numPr>
+      </w:pPr>
+      <w:r>
+        <w:t xml:space="preserve">Une vague de départ d'au moins dix </w:t>
       </w:r>
       <w:proofErr w:type="spellStart"/>
       <w:r>
-        <w:t>l’ia</w:t>
+        <w:t>Saibamens</w:t>
       </w:r>
       <w:proofErr w:type="spellEnd"/>
       <w:r>
-        <w:t xml:space="preserve"> dans ce projet</w:t>
-      </w:r>
-      <w:bookmarkEnd w:id="21"/>
+        <w:t xml:space="preserve"> avec gestion dynamique de leurs déplacements, tirs périodiques et passage en mode assaut au corps-à-corps.</w:t>
+      </w:r>
     </w:p>
     <w:p>
       <w:pPr>
         <w:pStyle w:val="Retraitcorpsdetexte"/>
-        <w:ind w:left="709"/>
-      </w:pPr>
-      <w:r>
-        <w:t xml:space="preserve">J’ai utilisé </w:t>
+        <w:ind w:left="720"/>
+      </w:pPr>
+    </w:p>
+    <w:p>
+      <w:pPr>
+        <w:pStyle w:val="Retraitcorpsdetexte"/>
+        <w:numPr>
+          <w:ilvl w:val="0"/>
+          <w:numId w:val="7"/>
+        </w:numPr>
+      </w:pPr>
+      <w:r>
+        <w:t>Les cinq nuages Kinto agissant comme protections destructibles communes et dotés d'un système autonome de régénération après 15 secondes.</w:t>
+      </w:r>
+    </w:p>
+    <w:p>
+      <w:pPr>
+        <w:pStyle w:val="Retraitcorpsdetexte"/>
+        <w:ind w:left="720"/>
+      </w:pPr>
+    </w:p>
+    <w:p>
+      <w:pPr>
+        <w:pStyle w:val="Retraitcorpsdetexte"/>
+        <w:numPr>
+          <w:ilvl w:val="0"/>
+          <w:numId w:val="7"/>
+        </w:numPr>
+      </w:pPr>
+      <w:r>
+        <w:t>L'affichage en temps réel du score, de la vie du joueur et du rechargement de tir dans l'ATH, complété par la gestion d'un Game Over avec réinitialisation de la partie.</w:t>
+      </w:r>
+    </w:p>
+    <w:p>
+      <w:pPr>
+        <w:pStyle w:val="Retraitcorpsdetexte"/>
+        <w:ind w:left="720"/>
+      </w:pPr>
+    </w:p>
+    <w:p>
+      <w:pPr>
+        <w:pStyle w:val="Retraitcorpsdetexte"/>
+        <w:ind w:left="709"/>
+      </w:pPr>
+      <w:r>
+        <w:t xml:space="preserve">Concernant les fonctionnalités optionnelles, l'US6 (l'attaque de masse </w:t>
       </w:r>
       <w:proofErr w:type="spellStart"/>
       <w:r>
-        <w:t>l’ia</w:t>
+        <w:t>Genkidama</w:t>
       </w:r>
       <w:proofErr w:type="spellEnd"/>
       <w:r>
-        <w:t xml:space="preserve"> afin de comprendre les concepts qui m’échappaient, j’ai eu de nombreuse difficulté lors de ce projet </w:t>
-      </w:r>
-      <w:proofErr w:type="spellStart"/>
-      <w:r>
-        <w:t>l’ia</w:t>
-      </w:r>
-      <w:proofErr w:type="spellEnd"/>
-      <w:r>
-        <w:t xml:space="preserve"> m’a permis de tout de même continuer à progresser</w:t>
-      </w:r>
-      <w:r>
-        <w:t xml:space="preserve"> et à maintenir un rythme convenable et soutenu.</w:t>
+        <w:t xml:space="preserve">) n'a </w:t>
+      </w:r>
+      <w:r>
+        <w:t>pas pu être réalisée du au manque de temps j’ai préféré me concentrer sur l’essentiel.</w:t>
       </w:r>
     </w:p>
     <w:p>
@@ -4423,260 +5051,25 @@
     </w:p>
     <w:p>
       <w:pPr>
-        <w:pStyle w:val="Sous-titre"/>
-        <w:ind w:left="709"/>
-      </w:pPr>
-      <w:r>
-        <w:t>La rotation des tirs</w:t>
-      </w:r>
-    </w:p>
-    <w:p>
-      <w:pPr>
-        <w:ind w:left="709"/>
-      </w:pPr>
-      <w:r>
-        <w:t xml:space="preserve">J’ai été aidé par </w:t>
-      </w:r>
-      <w:proofErr w:type="spellStart"/>
-      <w:r>
-        <w:t>l’ia</w:t>
-      </w:r>
-      <w:proofErr w:type="spellEnd"/>
-      <w:r>
-        <w:t xml:space="preserve"> afin de réaliser cette partie car je bloquais dessus, elle m’a permis d’avancer et mieux comprendre ce concept.</w:t>
-      </w:r>
-    </w:p>
-    <w:p>
-      <w:pPr>
-        <w:ind w:left="709"/>
-      </w:pPr>
-    </w:p>
-    <w:p>
-      <w:pPr>
-        <w:pStyle w:val="Sous-titre"/>
-        <w:ind w:left="709"/>
-      </w:pPr>
-      <w:r>
-        <w:t>Les commentaires</w:t>
-      </w:r>
-    </w:p>
-    <w:p>
-      <w:pPr>
-        <w:ind w:left="709"/>
-      </w:pPr>
-      <w:r>
-        <w:t>A la fin du projet j’ai décidé d’ajouter des commentaires grâce à l’aide de l’Ia afin de rendre mon code plus facilement transmissible et compréhensible.</w:t>
-      </w:r>
-    </w:p>
-    <w:p>
-      <w:pPr>
-        <w:ind w:left="709"/>
-      </w:pPr>
-    </w:p>
-    <w:p>
-      <w:pPr>
-        <w:pStyle w:val="Sous-titre"/>
-        <w:ind w:left="709"/>
-      </w:pPr>
-      <w:r>
-        <w:t>Les images</w:t>
-      </w:r>
-    </w:p>
-    <w:p>
-      <w:pPr>
-        <w:ind w:left="709"/>
-      </w:pPr>
-      <w:r>
-        <w:t xml:space="preserve">J’ai généré par </w:t>
-      </w:r>
-      <w:proofErr w:type="spellStart"/>
-      <w:r>
-        <w:t>ia</w:t>
-      </w:r>
-      <w:proofErr w:type="spellEnd"/>
-      <w:r>
-        <w:t xml:space="preserve"> l’entièreté des images afin d’éviter des problèmes de droits et d’obtenir exactement l’image que je recherchais, veuillez tout de même </w:t>
-      </w:r>
-      <w:proofErr w:type="gramStart"/>
-      <w:r>
-        <w:t>noté</w:t>
-      </w:r>
-      <w:proofErr w:type="gramEnd"/>
-      <w:r>
-        <w:t xml:space="preserve"> que j’ai retravailler les images sur </w:t>
-      </w:r>
-      <w:proofErr w:type="spellStart"/>
-      <w:r>
-        <w:t>photoshop</w:t>
-      </w:r>
-      <w:proofErr w:type="spellEnd"/>
-      <w:r>
-        <w:t xml:space="preserve"> et je les ai </w:t>
-      </w:r>
-      <w:r>
-        <w:t>pixellisés</w:t>
-      </w:r>
-      <w:r>
-        <w:t xml:space="preserve"> pour réduire leur taille et le ralentissement qu’elles causaient</w:t>
-      </w:r>
-      <w:r>
-        <w:t>.</w:t>
-      </w:r>
-    </w:p>
-    <w:p>
-      <w:pPr>
-        <w:ind w:left="709"/>
-      </w:pPr>
-    </w:p>
-    <w:p>
-      <w:pPr>
-        <w:pStyle w:val="Sous-titre"/>
-        <w:ind w:left="709"/>
-      </w:pPr>
-      <w:r>
-        <w:t>Des informations</w:t>
-      </w:r>
-    </w:p>
-    <w:p>
-      <w:pPr>
-        <w:ind w:left="709"/>
-      </w:pPr>
-      <w:r>
-        <w:t xml:space="preserve">J’ai utilisé </w:t>
-      </w:r>
-      <w:proofErr w:type="spellStart"/>
-      <w:r>
-        <w:t>l’ia</w:t>
-      </w:r>
-      <w:proofErr w:type="spellEnd"/>
-      <w:r>
-        <w:t xml:space="preserve"> pour toutes sorte de question technique et conseil tout au long du projet, j’ai souvent remplacé une simple recherche internet par un prompt afin de pouvoir optimiser mon travail et mes recherches.</w:t>
-      </w:r>
+        <w:pStyle w:val="Titre2"/>
+      </w:pPr>
+      <w:bookmarkStart w:id="24" w:name="_Toc244269436"/>
+      <w:r>
+        <w:t>Conclusion</w:t>
+      </w:r>
+      <w:bookmarkEnd w:id="24"/>
     </w:p>
     <w:p>
       <w:pPr>
         <w:pStyle w:val="Retraitcorpsdetexte"/>
         <w:ind w:left="709"/>
       </w:pPr>
-    </w:p>
-    <w:p>
-      <w:pPr>
-        <w:pStyle w:val="Retraitcorpsdetexte"/>
-        <w:ind w:left="709"/>
-      </w:pPr>
-    </w:p>
-    <w:p>
-      <w:pPr>
-        <w:pStyle w:val="Titre2"/>
-      </w:pPr>
-      <w:bookmarkStart w:id="22" w:name="_Toc244269434"/>
-      <w:r>
-        <w:t>Bilan</w:t>
-      </w:r>
-      <w:r>
-        <w:t xml:space="preserve"> du déroulement du projet</w:t>
-      </w:r>
-      <w:bookmarkEnd w:id="22"/>
-    </w:p>
-    <w:p>
-      <w:pPr>
-        <w:pStyle w:val="Retraitcorpsdetexte"/>
-        <w:ind w:left="709"/>
-      </w:pPr>
-      <w:r>
-        <w:t xml:space="preserve">Le projet s'est déroulé de façon constructive malgré un démarrage qui demandait un temps d'adaptation important pour appréhender </w:t>
-      </w:r>
-      <w:proofErr w:type="gramStart"/>
-      <w:r>
-        <w:t>le</w:t>
-      </w:r>
-      <w:r>
-        <w:t xml:space="preserve"> Orienté</w:t>
-      </w:r>
-      <w:proofErr w:type="gramEnd"/>
-      <w:r>
-        <w:t xml:space="preserve"> objet</w:t>
-      </w:r>
-      <w:r>
-        <w:t>.</w:t>
-      </w:r>
-    </w:p>
-    <w:p>
-      <w:pPr>
-        <w:pStyle w:val="Retraitcorpsdetexte"/>
-        <w:ind w:left="709"/>
-      </w:pPr>
-    </w:p>
-    <w:p>
-      <w:pPr>
-        <w:pStyle w:val="Titre2"/>
-      </w:pPr>
-      <w:bookmarkStart w:id="23" w:name="_Toc244269435"/>
-      <w:r>
-        <w:t>Bilan Produit</w:t>
-      </w:r>
-      <w:bookmarkEnd w:id="23"/>
-    </w:p>
-    <w:p>
-      <w:pPr>
-        <w:pStyle w:val="Retraitcorpsdetexte"/>
-        <w:ind w:left="709"/>
-      </w:pPr>
-      <w:r>
-        <w:t>Le résultat final correspond aux attentes du cahier des charges et de mes attentes.</w:t>
-      </w:r>
-    </w:p>
-    <w:p>
-      <w:pPr>
-        <w:pStyle w:val="Retraitcorpsdetexte"/>
-        <w:ind w:left="709"/>
-      </w:pPr>
-      <w:r>
-        <w:t xml:space="preserve">Il satisfait toutes les attentes d’un </w:t>
-      </w:r>
-      <w:proofErr w:type="spellStart"/>
-      <w:r>
-        <w:t>Shoot’em</w:t>
-      </w:r>
-      <w:proofErr w:type="spellEnd"/>
-      <w:r>
-        <w:t xml:space="preserve"> Up classique et respecte le thème de dragon </w:t>
-      </w:r>
-      <w:proofErr w:type="spellStart"/>
-      <w:r>
-        <w:t>ball</w:t>
-      </w:r>
-      <w:proofErr w:type="spellEnd"/>
-    </w:p>
-    <w:p>
-      <w:pPr>
-        <w:pStyle w:val="Retraitcorpsdetexte"/>
-        <w:ind w:left="709"/>
-      </w:pPr>
-    </w:p>
-    <w:p>
-      <w:pPr>
-        <w:pStyle w:val="Titre2"/>
-      </w:pPr>
-      <w:bookmarkStart w:id="24" w:name="_Toc244269436"/>
-      <w:r>
-        <w:t>Conclusion</w:t>
-      </w:r>
-      <w:bookmarkEnd w:id="24"/>
-    </w:p>
-    <w:p>
-      <w:pPr>
-        <w:pStyle w:val="Retraitcorpsdetexte"/>
-        <w:ind w:left="709"/>
-      </w:pPr>
       <w:r>
         <w:t xml:space="preserve">En conclusion, ce projet m’a permis de progresser et de grandement améliorer ma persévérance même dans la difficulté, mais j’ai tout de même beaucoup </w:t>
       </w:r>
-      <w:proofErr w:type="gramStart"/>
-      <w:r>
-        <w:t>apprécier</w:t>
-      </w:r>
-      <w:proofErr w:type="gramEnd"/>
+      <w:r>
+        <w:t>apprécié</w:t>
+      </w:r>
       <w:r>
         <w:t xml:space="preserve"> travailler sur ce projet et m’a apporté l’envie d’apprendre plus.</w:t>
       </w:r>
@@ -5096,7 +5489,7 @@
               <w:noProof/>
               <w:szCs w:val="16"/>
             </w:rPr>
-            <w:t>04.09.2026 16:23</w:t>
+            <w:t>31.10.2026 10:51</w:t>
           </w:r>
           <w:r>
             <w:rPr>
@@ -5148,7 +5541,7 @@
                 <w:noProof/>
                 <w:szCs w:val="16"/>
               </w:rPr>
-              <w:t>4</w:t>
+              <w:t>12</w:t>
             </w:r>
           </w:fldSimple>
           <w:r>
@@ -5185,7 +5578,7 @@
               <w:noProof/>
               <w:szCs w:val="16"/>
             </w:rPr>
-            <w:t>11.09.2026 14:42</w:t>
+            <w:t>31.10.2026 10:51</w:t>
           </w:r>
           <w:r>
             <w:rPr>
@@ -5300,9 +5693,9 @@
       <w:tblLook w:val="01E0" w:firstRow="1" w:lastRow="1" w:firstColumn="1" w:lastColumn="1" w:noHBand="0" w:noVBand="0"/>
     </w:tblPr>
     <w:tblGrid>
-      <w:gridCol w:w="2402"/>
-      <w:gridCol w:w="4400"/>
-      <w:gridCol w:w="2268"/>
+      <w:gridCol w:w="2390"/>
+      <w:gridCol w:w="4411"/>
+      <w:gridCol w:w="2269"/>
     </w:tblGrid>
     <w:tr>
       <w:trPr>
@@ -5827,6 +6220,155 @@
     </w:lvl>
   </w:abstractNum>
   <w:abstractNum w:abstractNumId="4" w15:restartNumberingAfterBreak="0">
+    <w:nsid w:val="29A84A6D"/>
+    <w:multiLevelType w:val="multilevel"/>
+    <w:tmpl w:val="0FC8C1A2"/>
+    <w:lvl w:ilvl="0">
+      <w:start w:val="1"/>
+      <w:numFmt w:val="bullet"/>
+      <w:lvlText w:val=""/>
+      <w:lvlJc w:val="left"/>
+      <w:pPr>
+        <w:tabs>
+          <w:tab w:val="num" w:pos="720"/>
+        </w:tabs>
+        <w:ind w:left="720" w:hanging="360"/>
+      </w:pPr>
+      <w:rPr>
+        <w:rFonts w:ascii="Symbol" w:hAnsi="Symbol" w:hint="default"/>
+        <w:sz w:val="20"/>
+      </w:rPr>
+    </w:lvl>
+    <w:lvl w:ilvl="1" w:tentative="1">
+      <w:start w:val="1"/>
+      <w:numFmt w:val="bullet"/>
+      <w:lvlText w:val="o"/>
+      <w:lvlJc w:val="left"/>
+      <w:pPr>
+        <w:tabs>
+          <w:tab w:val="num" w:pos="1440"/>
+        </w:tabs>
+        <w:ind w:left="1440" w:hanging="360"/>
+      </w:pPr>
+      <w:rPr>
+        <w:rFonts w:ascii="Courier New" w:hAnsi="Courier New" w:hint="default"/>
+        <w:sz w:val="20"/>
+      </w:rPr>
+    </w:lvl>
+    <w:lvl w:ilvl="2" w:tentative="1">
+      <w:start w:val="1"/>
+      <w:numFmt w:val="bullet"/>
+      <w:lvlText w:val=""/>
+      <w:lvlJc w:val="left"/>
+      <w:pPr>
+        <w:tabs>
+          <w:tab w:val="num" w:pos="2160"/>
+        </w:tabs>
+        <w:ind w:left="2160" w:hanging="360"/>
+      </w:pPr>
+      <w:rPr>
+        <w:rFonts w:ascii="Wingdings" w:hAnsi="Wingdings" w:hint="default"/>
+        <w:sz w:val="20"/>
+      </w:rPr>
+    </w:lvl>
+    <w:lvl w:ilvl="3" w:tentative="1">
+      <w:start w:val="1"/>
+      <w:numFmt w:val="bullet"/>
+      <w:lvlText w:val=""/>
+      <w:lvlJc w:val="left"/>
+      <w:pPr>
+        <w:tabs>
+          <w:tab w:val="num" w:pos="2880"/>
+        </w:tabs>
+        <w:ind w:left="2880" w:hanging="360"/>
+      </w:pPr>
+      <w:rPr>
+        <w:rFonts w:ascii="Wingdings" w:hAnsi="Wingdings" w:hint="default"/>
+        <w:sz w:val="20"/>
+      </w:rPr>
+    </w:lvl>
+    <w:lvl w:ilvl="4" w:tentative="1">
+      <w:start w:val="1"/>
+      <w:numFmt w:val="bullet"/>
+      <w:lvlText w:val=""/>
+      <w:lvlJc w:val="left"/>
+      <w:pPr>
+        <w:tabs>
+          <w:tab w:val="num" w:pos="3600"/>
+        </w:tabs>
+        <w:ind w:left="3600" w:hanging="360"/>
+      </w:pPr>
+      <w:rPr>
+        <w:rFonts w:ascii="Wingdings" w:hAnsi="Wingdings" w:hint="default"/>
+        <w:sz w:val="20"/>
+      </w:rPr>
+    </w:lvl>
+    <w:lvl w:ilvl="5" w:tentative="1">
+      <w:start w:val="1"/>
+      <w:numFmt w:val="bullet"/>
+      <w:lvlText w:val=""/>
+      <w:lvlJc w:val="left"/>
+      <w:pPr>
+        <w:tabs>
+          <w:tab w:val="num" w:pos="4320"/>
+        </w:tabs>
+        <w:ind w:left="4320" w:hanging="360"/>
+      </w:pPr>
+      <w:rPr>
+        <w:rFonts w:ascii="Wingdings" w:hAnsi="Wingdings" w:hint="default"/>
+        <w:sz w:val="20"/>
+      </w:rPr>
+    </w:lvl>
+    <w:lvl w:ilvl="6" w:tentative="1">
+      <w:start w:val="1"/>
+      <w:numFmt w:val="bullet"/>
+      <w:lvlText w:val=""/>
+      <w:lvlJc w:val="left"/>
+      <w:pPr>
+        <w:tabs>
+          <w:tab w:val="num" w:pos="5040"/>
+        </w:tabs>
+        <w:ind w:left="5040" w:hanging="360"/>
+      </w:pPr>
+      <w:rPr>
+        <w:rFonts w:ascii="Wingdings" w:hAnsi="Wingdings" w:hint="default"/>
+        <w:sz w:val="20"/>
+      </w:rPr>
+    </w:lvl>
+    <w:lvl w:ilvl="7" w:tentative="1">
+      <w:start w:val="1"/>
+      <w:numFmt w:val="bullet"/>
+      <w:lvlText w:val=""/>
+      <w:lvlJc w:val="left"/>
+      <w:pPr>
+        <w:tabs>
+          <w:tab w:val="num" w:pos="5760"/>
+        </w:tabs>
+        <w:ind w:left="5760" w:hanging="360"/>
+      </w:pPr>
+      <w:rPr>
+        <w:rFonts w:ascii="Wingdings" w:hAnsi="Wingdings" w:hint="default"/>
+        <w:sz w:val="20"/>
+      </w:rPr>
+    </w:lvl>
+    <w:lvl w:ilvl="8" w:tentative="1">
+      <w:start w:val="1"/>
+      <w:numFmt w:val="bullet"/>
+      <w:lvlText w:val=""/>
+      <w:lvlJc w:val="left"/>
+      <w:pPr>
+        <w:tabs>
+          <w:tab w:val="num" w:pos="6480"/>
+        </w:tabs>
+        <w:ind w:left="6480" w:hanging="360"/>
+      </w:pPr>
+      <w:rPr>
+        <w:rFonts w:ascii="Wingdings" w:hAnsi="Wingdings" w:hint="default"/>
+        <w:sz w:val="20"/>
+      </w:rPr>
+    </w:lvl>
+  </w:abstractNum>
+  <w:abstractNum w:abstractNumId="5" w15:restartNumberingAfterBreak="0">
     <w:nsid w:val="2A8F67FD"/>
     <w:multiLevelType w:val="multilevel"/>
     <w:tmpl w:val="E340BB8E"/>
@@ -5967,7 +6509,7 @@
       </w:rPr>
     </w:lvl>
   </w:abstractNum>
-  <w:abstractNum w:abstractNumId="5" w15:restartNumberingAfterBreak="0">
+  <w:abstractNum w:abstractNumId="6" w15:restartNumberingAfterBreak="0">
     <w:nsid w:val="448B4473"/>
     <w:multiLevelType w:val="multilevel"/>
     <w:tmpl w:val="5322CF4E"/>
@@ -6090,13 +6632,16 @@
     <w:abstractNumId w:val="1"/>
   </w:num>
   <w:num w:numId="4" w16cid:durableId="2001809947">
-    <w:abstractNumId w:val="4"/>
+    <w:abstractNumId w:val="5"/>
   </w:num>
   <w:num w:numId="5" w16cid:durableId="193465122">
     <w:abstractNumId w:val="2"/>
   </w:num>
   <w:num w:numId="6" w16cid:durableId="1088161423">
-    <w:abstractNumId w:val="5"/>
+    <w:abstractNumId w:val="6"/>
+  </w:num>
+  <w:num w:numId="7" w16cid:durableId="160508934">
+    <w:abstractNumId w:val="4"/>
   </w:num>
   <w:numIdMacAtCleanup w:val="5"/>
 </w:numbering>
@@ -6862,7 +7407,7 @@
       <w:lang w:val="fr-FR" w:eastAsia="fr-FR" w:bidi="ar-SA"/>
     </w:rPr>
   </w:style>
-  <w:style w:type="character" w:styleId="Lienhypertexte">
+  <w:style w:type="character" w:styleId="Hyperlien">
     <w:name w:val="Hyperlink"/>
     <w:basedOn w:val="Policepardfaut"/>
     <w:uiPriority w:val="99"/>
@@ -7512,6 +8057,21 @@
 </file>
 
 <file path=customXml/item2.xml><?xml version="1.0" encoding="utf-8"?>
+<b:Sources xmlns:b="http://schemas.openxmlformats.org/officeDocument/2006/bibliography" xmlns="http://schemas.openxmlformats.org/officeDocument/2006/bibliography" SelectedStyle="\APA.XSL" StyleName="APA"/>
+</file>
+
+<file path=customXml/item3.xml><?xml version="1.0" encoding="utf-8"?>
+<p:properties xmlns:p="http://schemas.microsoft.com/office/2006/metadata/properties" xmlns:xsi="http://www.w3.org/2001/XMLSchema-instance" xmlns:pc="http://schemas.microsoft.com/office/infopath/2007/PartnerControls">
+  <documentManagement>
+    <lcf76f155ced4ddcb4097134ff3c332f xmlns="a1b10758-7132-46a4-a2fe-7a2cf46f51f4">
+      <Terms xmlns="http://schemas.microsoft.com/office/infopath/2007/PartnerControls"/>
+    </lcf76f155ced4ddcb4097134ff3c332f>
+    <TaxCatchAll xmlns="f7d9f5a6-831d-4621-8c77-cbcaf993e406" xsi:nil="true"/>
+  </documentManagement>
+</p:properties>
+</file>
+
+<file path=customXml/item4.xml><?xml version="1.0" encoding="utf-8"?>
 <ct:contentTypeSchema xmlns:ct="http://schemas.microsoft.com/office/2006/metadata/contentType" xmlns:ma="http://schemas.microsoft.com/office/2006/metadata/properties/metaAttributes" ct:_="" ma:_="" ma:contentTypeName="Document" ma:contentTypeID="0x0101005A5B8F5EAAC22C48A11F5D9A60E6F21D" ma:contentTypeVersion="16" ma:contentTypeDescription="Crée un document." ma:contentTypeScope="" ma:versionID="f2b963976306cc54294b7f4545a3c6c4">
   <xsd:schema xmlns:xsd="http://www.w3.org/2001/XMLSchema" xmlns:xs="http://www.w3.org/2001/XMLSchema" xmlns:p="http://schemas.microsoft.com/office/2006/metadata/properties" xmlns:ns2="a1b10758-7132-46a4-a2fe-7a2cf46f51f4" xmlns:ns3="f7d9f5a6-831d-4621-8c77-cbcaf993e406" targetNamespace="http://schemas.microsoft.com/office/2006/metadata/properties" ma:root="true" ma:fieldsID="e5e135fa2fc1295e1586ddcd9c1a8904" ns2:_="" ns3:_="">
     <xsd:import namespace="a1b10758-7132-46a4-a2fe-7a2cf46f51f4"/>
@@ -7754,21 +8314,6 @@
 </ct:contentTypeSchema>
 </file>
 
-<file path=customXml/item3.xml><?xml version="1.0" encoding="utf-8"?>
-<p:properties xmlns:p="http://schemas.microsoft.com/office/2006/metadata/properties" xmlns:xsi="http://www.w3.org/2001/XMLSchema-instance" xmlns:pc="http://schemas.microsoft.com/office/infopath/2007/PartnerControls">
-  <documentManagement>
-    <lcf76f155ced4ddcb4097134ff3c332f xmlns="a1b10758-7132-46a4-a2fe-7a2cf46f51f4">
-      <Terms xmlns="http://schemas.microsoft.com/office/infopath/2007/PartnerControls"/>
-    </lcf76f155ced4ddcb4097134ff3c332f>
-    <TaxCatchAll xmlns="f7d9f5a6-831d-4621-8c77-cbcaf993e406" xsi:nil="true"/>
-  </documentManagement>
-</p:properties>
-</file>
-
-<file path=customXml/item4.xml><?xml version="1.0" encoding="utf-8"?>
-<b:Sources xmlns:b="http://schemas.openxmlformats.org/officeDocument/2006/bibliography" xmlns="http://schemas.openxmlformats.org/officeDocument/2006/bibliography" SelectedStyle="\APA.XSL" StyleName="APA"/>
-</file>
-
 <file path=customXml/itemProps1.xml><?xml version="1.0" encoding="utf-8"?>
 <ds:datastoreItem xmlns:ds="http://schemas.openxmlformats.org/officeDocument/2006/customXml" ds:itemID="{6C3F7A66-EDE3-46FD-83EB-3C265E5D2669}">
   <ds:schemaRefs>
@@ -7778,6 +8323,25 @@
 </file>
 
 <file path=customXml/itemProps2.xml><?xml version="1.0" encoding="utf-8"?>
+<ds:datastoreItem xmlns:ds="http://schemas.openxmlformats.org/officeDocument/2006/customXml" ds:itemID="{C8C35155-3E6A-4058-B6E4-303717845E3B}">
+  <ds:schemaRefs>
+    <ds:schemaRef ds:uri="http://schemas.openxmlformats.org/officeDocument/2006/bibliography"/>
+  </ds:schemaRefs>
+</ds:datastoreItem>
+</file>
+
+<file path=customXml/itemProps3.xml><?xml version="1.0" encoding="utf-8"?>
+<ds:datastoreItem xmlns:ds="http://schemas.openxmlformats.org/officeDocument/2006/customXml" ds:itemID="{2319CDB8-A2CD-412D-8359-13E6B4DF1FF4}">
+  <ds:schemaRefs>
+    <ds:schemaRef ds:uri="http://schemas.microsoft.com/office/2006/metadata/properties"/>
+    <ds:schemaRef ds:uri="http://schemas.microsoft.com/office/infopath/2007/PartnerControls"/>
+    <ds:schemaRef ds:uri="a1b10758-7132-46a4-a2fe-7a2cf46f51f4"/>
+    <ds:schemaRef ds:uri="f7d9f5a6-831d-4621-8c77-cbcaf993e406"/>
+  </ds:schemaRefs>
+</ds:datastoreItem>
+</file>
+
+<file path=customXml/itemProps4.xml><?xml version="1.0" encoding="utf-8"?>
 <ds:datastoreItem xmlns:ds="http://schemas.openxmlformats.org/officeDocument/2006/customXml" ds:itemID="{41546E4A-837A-4BEF-A4B8-FFD4EAB4E855}">
   <ds:schemaRefs>
     <ds:schemaRef ds:uri="http://schemas.microsoft.com/office/2006/metadata/contentType"/>
@@ -7794,23 +8358,4 @@
     <ds:schemaRef ds:uri="http://schemas.microsoft.com/internal/obd"/>
   </ds:schemaRefs>
 </ds:datastoreItem>
-</file>
-
-<file path=customXml/itemProps3.xml><?xml version="1.0" encoding="utf-8"?>
-<ds:datastoreItem xmlns:ds="http://schemas.openxmlformats.org/officeDocument/2006/customXml" ds:itemID="{2319CDB8-A2CD-412D-8359-13E6B4DF1FF4}">
-  <ds:schemaRefs>
-    <ds:schemaRef ds:uri="http://schemas.microsoft.com/office/2006/metadata/properties"/>
-    <ds:schemaRef ds:uri="http://schemas.microsoft.com/office/infopath/2007/PartnerControls"/>
-    <ds:schemaRef ds:uri="a1b10758-7132-46a4-a2fe-7a2cf46f51f4"/>
-    <ds:schemaRef ds:uri="f7d9f5a6-831d-4621-8c77-cbcaf993e406"/>
-  </ds:schemaRefs>
-</ds:datastoreItem>
-</file>
-
-<file path=customXml/itemProps4.xml><?xml version="1.0" encoding="utf-8"?>
-<ds:datastoreItem xmlns:ds="http://schemas.openxmlformats.org/officeDocument/2006/customXml" ds:itemID="{C8C35155-3E6A-4058-B6E4-303717845E3B}">
-  <ds:schemaRefs>
-    <ds:schemaRef ds:uri="http://schemas.openxmlformats.org/officeDocument/2006/bibliography"/>
-  </ds:schemaRefs>
-</ds:datastoreItem>
 </file>